--- a/葵花宝典.docx
+++ b/葵花宝典.docx
@@ -3698,8 +3698,1263 @@
           <w:rFonts w:ascii="Microsoft YaHei UI" w:eastAsia="Microsoft YaHei UI" w:hAnsi="Microsoft YaHei UI"/>
         </w:rPr>
         <w:lastRenderedPageBreak/>
-        <w:t>法定代理人代为上诉。可上诉对象：一审全部判决；裁定仅限不予受理、管辖权异议、驳回起诉三类。上诉期限：判决 15 日、裁定 10 日，自裁判文书送达之日分别独立起算，各方当事人上诉期互不牵连。上诉必须递交上诉状，仅口头上诉未按期提交上诉状视为未上诉，递交上诉状但逾期不交上诉费按自动撤回上诉处理。上诉路径：上诉状原则通过原审法院提交；亦可直接递交二审法院，二审法院 5 日内移交原审法院。原审法院收到上诉状后 5 日内送达副本，对方当事人 15 日内答辩，不答辩不影响审理；原审法院随后 5 日内将案卷全部报送二审法院；**上诉是否超期由二审法院审查，原审法院无权审查、驳回上诉**。当事人均上诉，全部列为上诉人；必要共同诉讼部分上诉，按上诉矛头划分地位：仅针对对方当事人，对方为被上诉人，其余原审列明；仅针对共同诉讼内部其他当事人，内部未上诉方为被上诉人，对方原审列明；同时针对双方，所有未上诉当事人均列为被上诉人。</w:t>
-      </w:r>
+        <w:t>法定代理人代为上诉。可上诉对象：一审全部判决；裁定仅限不予受理、管辖权异议、驳回起诉三类。上诉期限：判决 15 日、裁定 10 日，自裁判文书送达之日分别独立起算，各方当事人上诉期互不牵连。上诉必须递交上诉状，仅口头上诉未按期提交上诉状视为未上诉，递交上诉状但逾期不交上诉费按自动撤回上诉处理。上诉路径：上诉状原则通过原审法院提交；亦可直接递交二审法院，二审法院 5 日内移交原审法院，材料移交原审后统一走后续流程。原审法院收到上诉状后 5 日内送达上诉状副本给对方当事人；对方当事人收到副本 15 日内可提交答辩状，不答辩不影响审理；对方提交答辩状的，原审法院收到答辩状 5 日内将答辩状副本送达上诉人；原审法院集齐材料后 5 日内将案卷全部报送二审法院；上诉是否超期由二审法院审查，原审法院无权审查、驳回上诉。当事人均上诉，全部列为上诉人；</w:t>
+      </w:r>
+      <w:bookmarkStart w:id="0" w:name="OLE_LINK8"/>
+      <w:r>
+        <w:rPr>
+          <w:rFonts w:ascii="Microsoft YaHei UI" w:eastAsia="Microsoft YaHei UI" w:hAnsi="Microsoft YaHei UI"/>
+        </w:rPr>
+        <w:t>必要共同诉讼部分上诉，按上诉矛头划分地位：仅针对对方当事人，对方为被上诉人，其余原审列明；仅针对共同诉讼内部其他当事人，内部未上诉方为被上诉人，对方原审列明；同时针对双方，所有未上诉当事人均列为被上诉人。</w:t>
+      </w:r>
+      <w:bookmarkEnd w:id="0"/>
+      <w:r>
+        <w:rPr>
+          <w:rFonts w:ascii="Microsoft YaHei UI" w:eastAsia="Microsoft YaHei UI" w:hAnsi="Microsoft YaHei UI"/>
+        </w:rPr>
+        <w:t>上诉请求同时涉及"对方当事人之间"和"共同诉讼人之间"权利义务时——未提起上诉的其他当事人均为被上诉人;</w:t>
+      </w:r>
+      <w:r>
+        <w:rPr>
+          <w:rFonts w:hint="eastAsia"/>
+        </w:rPr>
+        <w:t xml:space="preserve"> </w:t>
+      </w:r>
+      <w:r>
+        <w:rPr>
+          <w:rFonts w:hint="eastAsia"/>
+        </w:rPr>
+        <w:t xml:space="preserve"> </w:t>
+      </w:r>
+      <w:r>
+        <w:rPr>
+          <w:rFonts w:ascii="Microsoft YaHei UI" w:eastAsia="Microsoft YaHei UI" w:hAnsi="Microsoft YaHei UI"/>
+        </w:rPr>
+        <w:t>同被告一人针对"另一共同被告"上诉时的二审地位——仅涉及共同诉讼人之间责任分担，被针对的共同被告列被上诉人，对方当事人依原审地位列明</w:t>
+      </w:r>
+      <w:r>
+        <w:rPr>
+          <w:rFonts w:ascii="Microsoft YaHei UI" w:eastAsia="Microsoft YaHei UI" w:hAnsi="Microsoft YaHei UI" w:hint="eastAsia"/>
+        </w:rPr>
+        <w:t>;</w:t>
+      </w:r>
+      <w:r>
+        <w:rPr>
+          <w:rFonts w:ascii="Microsoft YaHei UI" w:eastAsia="Microsoft YaHei UI" w:hAnsi="Microsoft YaHei UI"/>
+        </w:rPr>
+        <w:t xml:space="preserve"> 一审当事人和第三均二审上诉,且第三人未在一审判定有责任, 第三人可另起一诉,不能在本二审上诉中</w:t>
+      </w:r>
+    </w:p>
+    <w:p>
+      <w:pPr>
+        <w:pStyle w:val="Heading2"/>
+      </w:pPr>
+      <w:r>
+        <w:t>二审撤回上诉规则</w:t>
+      </w:r>
+    </w:p>
+    <w:p>
+      <w:pPr>
+        <w:rPr>
+          <w:rFonts w:ascii="Microsoft YaHei UI" w:eastAsia="Microsoft YaHei UI" w:hAnsi="Microsoft YaHei UI"/>
+        </w:rPr>
+      </w:pPr>
+      <w:r>
+        <w:rPr>
+          <w:rFonts w:ascii="Microsoft YaHei UI" w:eastAsia="Microsoft YaHei UI" w:hAnsi="Microsoft YaHei UI"/>
+        </w:rPr>
+        <w:t>二审撤回上诉规则：上诉人可在二审判决宣告前申请撤回上诉，是否准许由二审法院裁定；两类情形不予准许：一审判决确有错误，当事人恶意串通损害国家利益、社会公共利益、他人合法权益。二审法院裁定准许撤回上诉的，一审判决发生法律效力。二审阶段当事人自行达成和解协议后撤回上诉的，和解协议不具备强制执行力；一方不履行和解协议，另一方只能依据生效一审判决申请强制执行；若想要和解内容具备强制执行力，可申请法院依据和解协议制作调解书，调解书送达后一审判决视为撤销。区分二审撤回上诉与二审中原审原告撤回起诉：撤回上诉仅终结二审程序、一审判决生效；原审原告在二审申请撤回起诉，需要其他当事人同意，且不得损害三类法益，准许撤回起诉应当一并撤销一审裁判，且原审原告撤回起诉后就同一纠纷再次起诉，人民法院不予受理。</w:t>
+      </w:r>
+    </w:p>
+    <w:p>
+      <w:pPr>
+        <w:pStyle w:val="Heading2"/>
+      </w:pPr>
+      <w:r>
+        <w:rPr>
+          <w:rFonts w:hint="eastAsia"/>
+        </w:rPr>
+        <w:lastRenderedPageBreak/>
+        <w:t>二审审理范围规则</w:t>
+      </w:r>
+    </w:p>
+    <w:p>
+      <w:pPr>
+        <w:pStyle w:val="NormalWeb"/>
+        <w:rPr>
+          <w:rFonts w:ascii="Microsoft YaHei UI" w:eastAsia="Microsoft YaHei UI" w:hAnsi="Microsoft YaHei UI" w:cstheme="minorBidi" w:hint="eastAsia"/>
+          <w:kern w:val="2"/>
+          <w14:ligatures w14:val="standardContextual"/>
+        </w:rPr>
+      </w:pPr>
+      <w:r>
+        <w:rPr>
+          <w:rFonts w:ascii="Microsoft YaHei UI" w:eastAsia="Microsoft YaHei UI" w:hAnsi="Microsoft YaHei UI" w:cstheme="minorBidi" w:hint="eastAsia"/>
+          <w:kern w:val="2"/>
+          <w14:ligatures w14:val="standardContextual"/>
+        </w:rPr>
+        <w:t>二审法院原则上围绕当事人上诉请求审理，当事人未提出上诉请求的内容不予审理；例外情形为一审判决违反法律禁止性规定，或者损害国家利益、社会公共利益、他人合法权益，不受上诉请求范围限制。当事人一审已提出但原审漏审漏判的诉讼请求，二审可调解，调解不成应当发回重审；二审中新增加独立诉讼请求、提出反诉的，二审可以调解，调解不成告知当事人另行起诉，双方当事人一致同意二审一并审理的，二审可以一并裁判；一审判决不准离婚，二审认为应当判决离婚的，可与子女抚养、财产分割问题一并调解，调解不成发回重审。</w:t>
+      </w:r>
+    </w:p>
+    <w:p>
+      <w:pPr>
+        <w:pStyle w:val="Heading2"/>
+      </w:pPr>
+      <w:r>
+        <w:t>二审审理方式规则</w:t>
+      </w:r>
+    </w:p>
+    <w:p>
+      <w:pPr>
+        <w:rPr>
+          <w:rFonts w:ascii="Microsoft YaHei UI" w:eastAsia="Microsoft YaHei UI" w:hAnsi="Microsoft YaHei UI"/>
+        </w:rPr>
+      </w:pPr>
+      <w:r>
+        <w:rPr>
+          <w:rFonts w:ascii="Microsoft YaHei UI" w:eastAsia="Microsoft YaHei UI" w:hAnsi="Microsoft YaHei UI"/>
+        </w:rPr>
+        <w:t>二审审理上诉案件以开庭审理为原则；开庭地点可在本院，也可在案件发生地或原审法院所在地。不开庭径行裁判须先完成阅卷、调查和询问当事人，当事人未提出新事实、新证据、新理由，法院认为无需开庭才可适用；可不开庭审理包含四类情形：不服不予受理、管辖权异议、驳回起诉裁定提起上诉；上诉请求明显不能成立；原判决事实清楚、仅适用法律错误；原判决严重违反法定程序需要发回重审。二审审判组织以审判员组成合议庭为原则；中级法院审理一审简易程序审结的案件、不服裁定上诉的案件，事实清楚、权利义务关系明确，经双方当事人一致同意，可由审判员一人独任审理，一方当事人提出异议的，应当转为合议庭审理。二审程序除二审专门规定外，适用一审普通程序；审理中出现新证据应当组织质证。审限区分两类：针对判决上诉案件审限三个月，针对裁定上诉案件审限三十日；特殊情况需要延长审限，由本院院长批准。二审裁判属于终审裁判；针对裁定的上诉案件，二审处理结果一律使用裁定。二审程序可以调解，调解书送达后，原审判决视为撤销。</w:t>
+      </w:r>
+    </w:p>
+    <w:p>
+      <w:pPr>
+        <w:pStyle w:val="Heading1"/>
+      </w:pPr>
+      <w:r>
+        <w:rPr>
+          <w:rFonts w:hint="eastAsia"/>
+        </w:rPr>
+        <w:t>审判监督</w:t>
+      </w:r>
+      <w:r>
+        <w:rPr>
+          <w:rFonts w:hint="eastAsia"/>
+        </w:rPr>
+        <w:t>(</w:t>
+      </w:r>
+      <w:r>
+        <w:rPr>
+          <w:rFonts w:hint="eastAsia"/>
+        </w:rPr>
+        <w:t>再审</w:t>
+      </w:r>
+      <w:r>
+        <w:rPr>
+          <w:rFonts w:hint="eastAsia"/>
+        </w:rPr>
+        <w:t>)</w:t>
+      </w:r>
+      <w:r>
+        <w:rPr>
+          <w:rFonts w:hint="eastAsia"/>
+        </w:rPr>
+        <w:t>与救济体系</w:t>
+      </w:r>
+    </w:p>
+    <w:p>
+      <w:pPr>
+        <w:pStyle w:val="Heading2"/>
+        <w:rPr>
+          <w:rFonts w:hint="eastAsia"/>
+        </w:rPr>
+      </w:pPr>
+      <w:r>
+        <w:t>当事人申请再审的对象与限制</w:t>
+      </w:r>
+    </w:p>
+    <w:p>
+      <w:pPr>
+        <w:spacing w:after="0" w:line="240" w:lineRule="auto"/>
+        <w:rPr>
+          <w:rFonts w:ascii="Arial" w:eastAsia="Times New Roman" w:hAnsi="Arial" w:cs="Arial"/>
+          <w:color w:val="435155"/>
+          <w:kern w:val="0"/>
+          <w:sz w:val="21"/>
+          <w:szCs w:val="21"/>
+          <w14:ligatures w14:val="none"/>
+        </w:rPr>
+      </w:pPr>
+      <w:r>
+        <w:rPr>
+          <w:rFonts w:ascii="Microsoft YaHei" w:eastAsia="Microsoft YaHei" w:hAnsi="Microsoft YaHei" w:cs="Microsoft YaHei" w:hint="eastAsia"/>
+          <w:color w:val="435155"/>
+          <w:kern w:val="0"/>
+          <w:sz w:val="21"/>
+          <w:szCs w:val="21"/>
+          <w14:ligatures w14:val="none"/>
+        </w:rPr>
+        <w:t>官司打完判决生效后，败诉者想翻案找救济。因为打官司不能无休止折腾，所以再审门槛极严：</w:t>
+      </w:r>
+      <w:r>
+        <w:rPr>
+          <w:rFonts w:ascii="Microsoft YaHei" w:eastAsia="Microsoft YaHei" w:hAnsi="Microsoft YaHei" w:cs="Microsoft YaHei" w:hint="eastAsia"/>
+          <w:b/>
+          <w:bCs/>
+          <w:color w:val="435155"/>
+          <w:kern w:val="0"/>
+          <w:sz w:val="21"/>
+          <w:szCs w:val="21"/>
+          <w14:ligatures w14:val="none"/>
+        </w:rPr>
+        <w:t>已生效判决</w:t>
+      </w:r>
+      <w:r>
+        <w:rPr>
+          <w:rFonts w:ascii="Microsoft YaHei" w:eastAsia="Microsoft YaHei" w:hAnsi="Microsoft YaHei" w:cs="Microsoft YaHei" w:hint="eastAsia"/>
+          <w:color w:val="435155"/>
+          <w:kern w:val="0"/>
+          <w:sz w:val="21"/>
+          <w:szCs w:val="21"/>
+          <w14:ligatures w14:val="none"/>
+        </w:rPr>
+        <w:t>、</w:t>
+      </w:r>
+      <w:r>
+        <w:rPr>
+          <w:rFonts w:ascii="Microsoft YaHei" w:eastAsia="Microsoft YaHei" w:hAnsi="Microsoft YaHei" w:cs="Microsoft YaHei" w:hint="eastAsia"/>
+          <w:b/>
+          <w:bCs/>
+          <w:color w:val="435155"/>
+          <w:kern w:val="0"/>
+          <w:sz w:val="21"/>
+          <w:szCs w:val="21"/>
+          <w14:ligatures w14:val="none"/>
+        </w:rPr>
+        <w:t>已生效裁定</w:t>
+      </w:r>
+      <w:r>
+        <w:rPr>
+          <w:rFonts w:ascii="Microsoft YaHei" w:eastAsia="Microsoft YaHei" w:hAnsi="Microsoft YaHei" w:cs="Microsoft YaHei" w:hint="eastAsia"/>
+          <w:color w:val="435155"/>
+          <w:kern w:val="0"/>
+          <w:sz w:val="21"/>
+          <w:szCs w:val="21"/>
+          <w14:ligatures w14:val="none"/>
+        </w:rPr>
+        <w:t>（连</w:t>
+      </w:r>
+      <w:r>
+        <w:rPr>
+          <w:rFonts w:ascii="Arial" w:eastAsia="Times New Roman" w:hAnsi="Arial" w:cs="Arial"/>
+          <w:color w:val="435155"/>
+          <w:kern w:val="0"/>
+          <w:sz w:val="21"/>
+          <w:szCs w:val="21"/>
+          <w14:ligatures w14:val="none"/>
+        </w:rPr>
+        <w:t> </w:t>
+      </w:r>
+      <w:r>
+        <w:rPr>
+          <w:rFonts w:ascii="Microsoft YaHei" w:eastAsia="Microsoft YaHei" w:hAnsi="Microsoft YaHei" w:cs="Microsoft YaHei" w:hint="eastAsia"/>
+          <w:b/>
+          <w:bCs/>
+          <w:color w:val="435155"/>
+          <w:kern w:val="0"/>
+          <w:sz w:val="21"/>
+          <w:szCs w:val="21"/>
+          <w14:ligatures w14:val="none"/>
+        </w:rPr>
+        <w:t>不予受理裁定</w:t>
+      </w:r>
+      <w:r>
+        <w:rPr>
+          <w:rFonts w:ascii="Arial" w:eastAsia="Times New Roman" w:hAnsi="Arial" w:cs="Arial"/>
+          <w:color w:val="435155"/>
+          <w:kern w:val="0"/>
+          <w:sz w:val="21"/>
+          <w:szCs w:val="21"/>
+          <w14:ligatures w14:val="none"/>
+        </w:rPr>
+        <w:t> </w:t>
+      </w:r>
+      <w:r>
+        <w:rPr>
+          <w:rFonts w:ascii="Microsoft YaHei" w:eastAsia="Microsoft YaHei" w:hAnsi="Microsoft YaHei" w:cs="Microsoft YaHei" w:hint="eastAsia"/>
+          <w:color w:val="435155"/>
+          <w:kern w:val="0"/>
+          <w:sz w:val="21"/>
+          <w:szCs w:val="21"/>
+          <w14:ligatures w14:val="none"/>
+        </w:rPr>
+        <w:t>与</w:t>
+      </w:r>
+      <w:r>
+        <w:rPr>
+          <w:rFonts w:ascii="Arial" w:eastAsia="Times New Roman" w:hAnsi="Arial" w:cs="Arial"/>
+          <w:color w:val="435155"/>
+          <w:kern w:val="0"/>
+          <w:sz w:val="21"/>
+          <w:szCs w:val="21"/>
+          <w14:ligatures w14:val="none"/>
+        </w:rPr>
+        <w:t> </w:t>
+      </w:r>
+      <w:r>
+        <w:rPr>
+          <w:rFonts w:ascii="Microsoft YaHei" w:eastAsia="Microsoft YaHei" w:hAnsi="Microsoft YaHei" w:cs="Microsoft YaHei" w:hint="eastAsia"/>
+          <w:b/>
+          <w:bCs/>
+          <w:color w:val="435155"/>
+          <w:kern w:val="0"/>
+          <w:sz w:val="21"/>
+          <w:szCs w:val="21"/>
+          <w14:ligatures w14:val="none"/>
+        </w:rPr>
+        <w:t>驳回起诉裁定</w:t>
+      </w:r>
+      <w:r>
+        <w:rPr>
+          <w:rFonts w:ascii="Arial" w:eastAsia="Times New Roman" w:hAnsi="Arial" w:cs="Arial"/>
+          <w:color w:val="435155"/>
+          <w:kern w:val="0"/>
+          <w:sz w:val="21"/>
+          <w:szCs w:val="21"/>
+          <w14:ligatures w14:val="none"/>
+        </w:rPr>
+        <w:t> </w:t>
+      </w:r>
+      <w:r>
+        <w:rPr>
+          <w:rFonts w:ascii="Microsoft YaHei" w:eastAsia="Microsoft YaHei" w:hAnsi="Microsoft YaHei" w:cs="Microsoft YaHei" w:hint="eastAsia"/>
+          <w:color w:val="435155"/>
+          <w:kern w:val="0"/>
+          <w:sz w:val="21"/>
+          <w:szCs w:val="21"/>
+          <w14:ligatures w14:val="none"/>
+        </w:rPr>
+        <w:t>都包含在内）以及</w:t>
+      </w:r>
+      <w:r>
+        <w:rPr>
+          <w:rFonts w:ascii="Arial" w:eastAsia="Times New Roman" w:hAnsi="Arial" w:cs="Arial"/>
+          <w:color w:val="435155"/>
+          <w:kern w:val="0"/>
+          <w:sz w:val="21"/>
+          <w:szCs w:val="21"/>
+          <w14:ligatures w14:val="none"/>
+        </w:rPr>
+        <w:t> </w:t>
+      </w:r>
+      <w:r>
+        <w:rPr>
+          <w:rFonts w:ascii="Microsoft YaHei" w:eastAsia="Microsoft YaHei" w:hAnsi="Microsoft YaHei" w:cs="Microsoft YaHei" w:hint="eastAsia"/>
+          <w:b/>
+          <w:bCs/>
+          <w:color w:val="435155"/>
+          <w:kern w:val="0"/>
+          <w:sz w:val="21"/>
+          <w:szCs w:val="21"/>
+          <w14:ligatures w14:val="none"/>
+        </w:rPr>
+        <w:t>一审终审的小额诉讼判决</w:t>
+      </w:r>
+      <w:r>
+        <w:rPr>
+          <w:rFonts w:ascii="Arial" w:eastAsia="Times New Roman" w:hAnsi="Arial" w:cs="Arial"/>
+          <w:color w:val="435155"/>
+          <w:kern w:val="0"/>
+          <w:sz w:val="21"/>
+          <w:szCs w:val="21"/>
+          <w14:ligatures w14:val="none"/>
+        </w:rPr>
+        <w:t> </w:t>
+      </w:r>
+      <w:r>
+        <w:rPr>
+          <w:rFonts w:ascii="Microsoft YaHei" w:eastAsia="Microsoft YaHei" w:hAnsi="Microsoft YaHei" w:cs="Microsoft YaHei" w:hint="eastAsia"/>
+          <w:color w:val="435155"/>
+          <w:kern w:val="0"/>
+          <w:sz w:val="21"/>
+          <w:szCs w:val="21"/>
+          <w14:ligatures w14:val="none"/>
+        </w:rPr>
+        <w:t>都可以申请再审，而且</w:t>
+      </w:r>
+      <w:r>
+        <w:rPr>
+          <w:rFonts w:ascii="Arial" w:eastAsia="Times New Roman" w:hAnsi="Arial" w:cs="Arial"/>
+          <w:color w:val="435155"/>
+          <w:kern w:val="0"/>
+          <w:sz w:val="21"/>
+          <w:szCs w:val="21"/>
+          <w14:ligatures w14:val="none"/>
+        </w:rPr>
+        <w:t> </w:t>
+      </w:r>
+      <w:r>
+        <w:rPr>
+          <w:rFonts w:ascii="Microsoft YaHei" w:eastAsia="Microsoft YaHei" w:hAnsi="Microsoft YaHei" w:cs="Microsoft YaHei" w:hint="eastAsia"/>
+          <w:b/>
+          <w:bCs/>
+          <w:color w:val="435155"/>
+          <w:kern w:val="0"/>
+          <w:sz w:val="21"/>
+          <w:szCs w:val="21"/>
+          <w14:ligatures w14:val="none"/>
+        </w:rPr>
+        <w:t>申请再审期间不停止执行</w:t>
+      </w:r>
+      <w:r>
+        <w:rPr>
+          <w:rFonts w:ascii="Microsoft YaHei" w:eastAsia="Microsoft YaHei" w:hAnsi="Microsoft YaHei" w:cs="Microsoft YaHei" w:hint="eastAsia"/>
+          <w:color w:val="435155"/>
+          <w:kern w:val="0"/>
+          <w:sz w:val="21"/>
+          <w:szCs w:val="21"/>
+          <w14:ligatures w14:val="none"/>
+        </w:rPr>
+        <w:t>！如果手里拿的是</w:t>
+      </w:r>
+      <w:r>
+        <w:rPr>
+          <w:rFonts w:ascii="Arial" w:eastAsia="Times New Roman" w:hAnsi="Arial" w:cs="Arial"/>
+          <w:color w:val="435155"/>
+          <w:kern w:val="0"/>
+          <w:sz w:val="21"/>
+          <w:szCs w:val="21"/>
+          <w14:ligatures w14:val="none"/>
+        </w:rPr>
+        <w:t> </w:t>
+      </w:r>
+      <w:r>
+        <w:rPr>
+          <w:rFonts w:ascii="Microsoft YaHei" w:eastAsia="Microsoft YaHei" w:hAnsi="Microsoft YaHei" w:cs="Microsoft YaHei" w:hint="eastAsia"/>
+          <w:b/>
+          <w:bCs/>
+          <w:color w:val="435155"/>
+          <w:kern w:val="0"/>
+          <w:sz w:val="21"/>
+          <w:szCs w:val="21"/>
+          <w14:ligatures w14:val="none"/>
+        </w:rPr>
+        <w:t>生效调解书</w:t>
+      </w:r>
+      <w:r>
+        <w:rPr>
+          <w:rFonts w:ascii="Microsoft YaHei" w:eastAsia="Microsoft YaHei" w:hAnsi="Microsoft YaHei" w:cs="Microsoft YaHei" w:hint="eastAsia"/>
+          <w:color w:val="435155"/>
+          <w:kern w:val="0"/>
+          <w:sz w:val="21"/>
+          <w:szCs w:val="21"/>
+          <w14:ligatures w14:val="none"/>
+        </w:rPr>
+        <w:t>，因为这是你自己</w:t>
+      </w:r>
+      <w:r>
+        <w:rPr>
+          <w:rFonts w:ascii="Microsoft YaHei" w:eastAsia="Microsoft YaHei" w:hAnsi="Microsoft YaHei" w:cs="Microsoft YaHei" w:hint="eastAsia"/>
+          <w:color w:val="435155"/>
+          <w:kern w:val="0"/>
+          <w:sz w:val="21"/>
+          <w:szCs w:val="21"/>
+          <w14:ligatures w14:val="none"/>
+        </w:rPr>
+        <w:lastRenderedPageBreak/>
+        <w:t>签字认可的，所以光喊反悔没用，</w:t>
+      </w:r>
+      <w:r>
+        <w:rPr>
+          <w:rFonts w:ascii="Microsoft YaHei" w:eastAsia="Microsoft YaHei" w:hAnsi="Microsoft YaHei" w:cs="Microsoft YaHei" w:hint="eastAsia"/>
+          <w:b/>
+          <w:bCs/>
+          <w:color w:val="435155"/>
+          <w:kern w:val="0"/>
+          <w:sz w:val="21"/>
+          <w:szCs w:val="21"/>
+          <w14:ligatures w14:val="none"/>
+        </w:rPr>
+        <w:t>必须举证证明违反自愿或内容违法</w:t>
+      </w:r>
+      <w:r>
+        <w:rPr>
+          <w:rFonts w:ascii="Arial" w:eastAsia="Times New Roman" w:hAnsi="Arial" w:cs="Arial"/>
+          <w:color w:val="435155"/>
+          <w:kern w:val="0"/>
+          <w:sz w:val="21"/>
+          <w:szCs w:val="21"/>
+          <w14:ligatures w14:val="none"/>
+        </w:rPr>
+        <w:t> </w:t>
+      </w:r>
+      <w:r>
+        <w:rPr>
+          <w:rFonts w:ascii="Microsoft YaHei" w:eastAsia="Microsoft YaHei" w:hAnsi="Microsoft YaHei" w:cs="Microsoft YaHei" w:hint="eastAsia"/>
+          <w:color w:val="435155"/>
+          <w:kern w:val="0"/>
+          <w:sz w:val="21"/>
+          <w:szCs w:val="21"/>
+          <w14:ligatures w14:val="none"/>
+        </w:rPr>
+        <w:t>且在</w:t>
+      </w:r>
+      <w:r>
+        <w:rPr>
+          <w:rFonts w:ascii="Arial" w:eastAsia="Times New Roman" w:hAnsi="Arial" w:cs="Arial"/>
+          <w:color w:val="435155"/>
+          <w:kern w:val="0"/>
+          <w:sz w:val="21"/>
+          <w:szCs w:val="21"/>
+          <w14:ligatures w14:val="none"/>
+        </w:rPr>
+        <w:t> </w:t>
+      </w:r>
+      <w:r>
+        <w:rPr>
+          <w:rFonts w:ascii="Microsoft YaHei" w:eastAsia="Microsoft YaHei" w:hAnsi="Microsoft YaHei" w:cs="Microsoft YaHei" w:hint="eastAsia"/>
+          <w:b/>
+          <w:bCs/>
+          <w:color w:val="435155"/>
+          <w:kern w:val="0"/>
+          <w:sz w:val="21"/>
+          <w:szCs w:val="21"/>
+          <w14:ligatures w14:val="none"/>
+        </w:rPr>
+        <w:t>生效后</w:t>
+      </w:r>
+      <w:r>
+        <w:rPr>
+          <w:rFonts w:ascii="Arial" w:eastAsia="Times New Roman" w:hAnsi="Arial" w:cs="Arial"/>
+          <w:b/>
+          <w:bCs/>
+          <w:color w:val="435155"/>
+          <w:kern w:val="0"/>
+          <w:sz w:val="21"/>
+          <w:szCs w:val="21"/>
+          <w14:ligatures w14:val="none"/>
+        </w:rPr>
+        <w:t>6</w:t>
+      </w:r>
+      <w:r>
+        <w:rPr>
+          <w:rFonts w:ascii="Microsoft YaHei" w:eastAsia="Microsoft YaHei" w:hAnsi="Microsoft YaHei" w:cs="Microsoft YaHei" w:hint="eastAsia"/>
+          <w:b/>
+          <w:bCs/>
+          <w:color w:val="435155"/>
+          <w:kern w:val="0"/>
+          <w:sz w:val="21"/>
+          <w:szCs w:val="21"/>
+          <w14:ligatures w14:val="none"/>
+        </w:rPr>
+        <w:t>个月内</w:t>
+      </w:r>
+      <w:r>
+        <w:rPr>
+          <w:rFonts w:ascii="Arial" w:eastAsia="Times New Roman" w:hAnsi="Arial" w:cs="Arial"/>
+          <w:color w:val="435155"/>
+          <w:kern w:val="0"/>
+          <w:sz w:val="21"/>
+          <w:szCs w:val="21"/>
+          <w14:ligatures w14:val="none"/>
+        </w:rPr>
+        <w:t> </w:t>
+      </w:r>
+      <w:r>
+        <w:rPr>
+          <w:rFonts w:ascii="Microsoft YaHei" w:eastAsia="Microsoft YaHei" w:hAnsi="Microsoft YaHei" w:cs="Microsoft YaHei" w:hint="eastAsia"/>
+          <w:color w:val="435155"/>
+          <w:kern w:val="0"/>
+          <w:sz w:val="21"/>
+          <w:szCs w:val="21"/>
+          <w14:ligatures w14:val="none"/>
+        </w:rPr>
+        <w:t>提起，更</w:t>
+      </w:r>
+      <w:r>
+        <w:rPr>
+          <w:rFonts w:ascii="Arial" w:eastAsia="Times New Roman" w:hAnsi="Arial" w:cs="Arial"/>
+          <w:color w:val="435155"/>
+          <w:kern w:val="0"/>
+          <w:sz w:val="21"/>
+          <w:szCs w:val="21"/>
+          <w14:ligatures w14:val="none"/>
+        </w:rPr>
+        <w:t> </w:t>
+      </w:r>
+      <w:r>
+        <w:rPr>
+          <w:rFonts w:ascii="Microsoft YaHei" w:eastAsia="Microsoft YaHei" w:hAnsi="Microsoft YaHei" w:cs="Microsoft YaHei" w:hint="eastAsia"/>
+          <w:b/>
+          <w:bCs/>
+          <w:color w:val="435155"/>
+          <w:kern w:val="0"/>
+          <w:sz w:val="21"/>
+          <w:szCs w:val="21"/>
+          <w14:ligatures w14:val="none"/>
+        </w:rPr>
+        <w:t>绝对不存在撤销调解书之诉或确认无效之诉</w:t>
+      </w:r>
+      <w:r>
+        <w:rPr>
+          <w:rFonts w:ascii="Microsoft YaHei" w:eastAsia="Microsoft YaHei" w:hAnsi="Microsoft YaHei" w:cs="Microsoft YaHei"/>
+          <w:color w:val="435155"/>
+          <w:kern w:val="0"/>
+          <w:sz w:val="21"/>
+          <w:szCs w:val="21"/>
+          <w14:ligatures w14:val="none"/>
+        </w:rPr>
+        <w:t>。</w:t>
+      </w:r>
+    </w:p>
+    <w:p>
+      <w:pPr>
+        <w:spacing w:after="0" w:line="240" w:lineRule="auto"/>
+        <w:rPr>
+          <w:rFonts w:ascii="Arial" w:eastAsia="Times New Roman" w:hAnsi="Arial" w:cs="Arial" w:hint="eastAsia"/>
+          <w:color w:val="435155"/>
+          <w:kern w:val="0"/>
+          <w:sz w:val="21"/>
+          <w:szCs w:val="21"/>
+          <w14:ligatures w14:val="none"/>
+        </w:rPr>
+      </w:pPr>
+      <w:r>
+        <w:rPr>
+          <w:rFonts w:ascii="Microsoft YaHei" w:eastAsia="Microsoft YaHei" w:hAnsi="Microsoft YaHei" w:cs="Microsoft YaHei" w:hint="eastAsia"/>
+          <w:color w:val="435155"/>
+          <w:kern w:val="0"/>
+          <w:sz w:val="21"/>
+          <w:szCs w:val="21"/>
+          <w14:ligatures w14:val="none"/>
+        </w:rPr>
+        <w:t>但如果碰到以下雷区，法院直接关门：因为婚姻身份不可逆，</w:t>
+      </w:r>
+      <w:r>
+        <w:rPr>
+          <w:rFonts w:ascii="Microsoft YaHei" w:eastAsia="Microsoft YaHei" w:hAnsi="Microsoft YaHei" w:cs="Microsoft YaHei" w:hint="eastAsia"/>
+          <w:b/>
+          <w:bCs/>
+          <w:color w:val="435155"/>
+          <w:kern w:val="0"/>
+          <w:sz w:val="21"/>
+          <w:szCs w:val="21"/>
+          <w14:ligatures w14:val="none"/>
+        </w:rPr>
+        <w:t>解除婚姻关系</w:t>
+      </w:r>
+      <w:r>
+        <w:rPr>
+          <w:rFonts w:ascii="Arial" w:eastAsia="Times New Roman" w:hAnsi="Arial" w:cs="Arial"/>
+          <w:color w:val="435155"/>
+          <w:kern w:val="0"/>
+          <w:sz w:val="21"/>
+          <w:szCs w:val="21"/>
+          <w14:ligatures w14:val="none"/>
+        </w:rPr>
+        <w:t> </w:t>
+      </w:r>
+      <w:r>
+        <w:rPr>
+          <w:rFonts w:ascii="Microsoft YaHei" w:eastAsia="Microsoft YaHei" w:hAnsi="Microsoft YaHei" w:cs="Microsoft YaHei" w:hint="eastAsia"/>
+          <w:color w:val="435155"/>
+          <w:kern w:val="0"/>
+          <w:sz w:val="21"/>
+          <w:szCs w:val="21"/>
+          <w14:ligatures w14:val="none"/>
+        </w:rPr>
+        <w:t>的判决和调解书</w:t>
+      </w:r>
+      <w:r>
+        <w:rPr>
+          <w:rFonts w:ascii="Arial" w:eastAsia="Times New Roman" w:hAnsi="Arial" w:cs="Arial"/>
+          <w:color w:val="435155"/>
+          <w:kern w:val="0"/>
+          <w:sz w:val="21"/>
+          <w:szCs w:val="21"/>
+          <w14:ligatures w14:val="none"/>
+        </w:rPr>
+        <w:t> </w:t>
+      </w:r>
+      <w:r>
+        <w:rPr>
+          <w:rFonts w:ascii="Microsoft YaHei" w:eastAsia="Microsoft YaHei" w:hAnsi="Microsoft YaHei" w:cs="Microsoft YaHei" w:hint="eastAsia"/>
+          <w:b/>
+          <w:bCs/>
+          <w:color w:val="435155"/>
+          <w:kern w:val="0"/>
+          <w:sz w:val="21"/>
+          <w:szCs w:val="21"/>
+          <w14:ligatures w14:val="none"/>
+        </w:rPr>
+        <w:t>绝对不得申请再审</w:t>
+      </w:r>
+      <w:r>
+        <w:rPr>
+          <w:rFonts w:ascii="Microsoft YaHei" w:eastAsia="Microsoft YaHei" w:hAnsi="Microsoft YaHei" w:cs="Microsoft YaHei" w:hint="eastAsia"/>
+          <w:color w:val="435155"/>
+          <w:kern w:val="0"/>
+          <w:sz w:val="21"/>
+          <w:szCs w:val="21"/>
+          <w14:ligatures w14:val="none"/>
+        </w:rPr>
+        <w:t>（但涉及</w:t>
+      </w:r>
+      <w:r>
+        <w:rPr>
+          <w:rFonts w:ascii="Arial" w:eastAsia="Times New Roman" w:hAnsi="Arial" w:cs="Arial"/>
+          <w:color w:val="435155"/>
+          <w:kern w:val="0"/>
+          <w:sz w:val="21"/>
+          <w:szCs w:val="21"/>
+          <w14:ligatures w14:val="none"/>
+        </w:rPr>
+        <w:t> </w:t>
+      </w:r>
+      <w:r>
+        <w:rPr>
+          <w:rFonts w:ascii="Microsoft YaHei" w:eastAsia="Microsoft YaHei" w:hAnsi="Microsoft YaHei" w:cs="Microsoft YaHei" w:hint="eastAsia"/>
+          <w:b/>
+          <w:bCs/>
+          <w:color w:val="435155"/>
+          <w:kern w:val="0"/>
+          <w:sz w:val="21"/>
+          <w:szCs w:val="21"/>
+          <w14:ligatures w14:val="none"/>
+        </w:rPr>
+        <w:t>财产分割部分</w:t>
+      </w:r>
+      <w:r>
+        <w:rPr>
+          <w:rFonts w:ascii="Arial" w:eastAsia="Times New Roman" w:hAnsi="Arial" w:cs="Arial"/>
+          <w:color w:val="435155"/>
+          <w:kern w:val="0"/>
+          <w:sz w:val="21"/>
+          <w:szCs w:val="21"/>
+          <w14:ligatures w14:val="none"/>
+        </w:rPr>
+        <w:t> </w:t>
+      </w:r>
+      <w:r>
+        <w:rPr>
+          <w:rFonts w:ascii="Microsoft YaHei" w:eastAsia="Microsoft YaHei" w:hAnsi="Microsoft YaHei" w:cs="Microsoft YaHei" w:hint="eastAsia"/>
+          <w:color w:val="435155"/>
+          <w:kern w:val="0"/>
+          <w:sz w:val="21"/>
+          <w:szCs w:val="21"/>
+          <w14:ligatures w14:val="none"/>
+        </w:rPr>
+        <w:t>可以再审）；因为</w:t>
+      </w:r>
+      <w:r>
+        <w:rPr>
+          <w:rFonts w:ascii="Arial" w:eastAsia="Times New Roman" w:hAnsi="Arial" w:cs="Arial"/>
+          <w:color w:val="435155"/>
+          <w:kern w:val="0"/>
+          <w:sz w:val="21"/>
+          <w:szCs w:val="21"/>
+          <w14:ligatures w14:val="none"/>
+        </w:rPr>
+        <w:t> </w:t>
+      </w:r>
+      <w:r>
+        <w:rPr>
+          <w:rFonts w:ascii="Microsoft YaHei" w:eastAsia="Microsoft YaHei" w:hAnsi="Microsoft YaHei" w:cs="Microsoft YaHei" w:hint="eastAsia"/>
+          <w:b/>
+          <w:bCs/>
+          <w:color w:val="435155"/>
+          <w:kern w:val="0"/>
+          <w:sz w:val="21"/>
+          <w:szCs w:val="21"/>
+          <w14:ligatures w14:val="none"/>
+        </w:rPr>
+        <w:t>特别程序、督促程序、公示催告、破产程序等非讼案件</w:t>
+      </w:r>
+      <w:r>
+        <w:rPr>
+          <w:rFonts w:ascii="Arial" w:eastAsia="Times New Roman" w:hAnsi="Arial" w:cs="Arial"/>
+          <w:color w:val="435155"/>
+          <w:kern w:val="0"/>
+          <w:sz w:val="21"/>
+          <w:szCs w:val="21"/>
+          <w14:ligatures w14:val="none"/>
+        </w:rPr>
+        <w:t> </w:t>
+      </w:r>
+      <w:r>
+        <w:rPr>
+          <w:rFonts w:ascii="Microsoft YaHei" w:eastAsia="Microsoft YaHei" w:hAnsi="Microsoft YaHei" w:cs="Microsoft YaHei" w:hint="eastAsia"/>
+          <w:color w:val="435155"/>
+          <w:kern w:val="0"/>
+          <w:sz w:val="21"/>
+          <w:szCs w:val="21"/>
+          <w14:ligatures w14:val="none"/>
+        </w:rPr>
+        <w:t>本身没有民事争执，所以</w:t>
+      </w:r>
+      <w:r>
+        <w:rPr>
+          <w:rFonts w:ascii="Arial" w:eastAsia="Times New Roman" w:hAnsi="Arial" w:cs="Arial"/>
+          <w:color w:val="435155"/>
+          <w:kern w:val="0"/>
+          <w:sz w:val="21"/>
+          <w:szCs w:val="21"/>
+          <w14:ligatures w14:val="none"/>
+        </w:rPr>
+        <w:t> </w:t>
+      </w:r>
+      <w:r>
+        <w:rPr>
+          <w:rFonts w:ascii="Microsoft YaHei" w:eastAsia="Microsoft YaHei" w:hAnsi="Microsoft YaHei" w:cs="Microsoft YaHei" w:hint="eastAsia"/>
+          <w:b/>
+          <w:bCs/>
+          <w:color w:val="435155"/>
+          <w:kern w:val="0"/>
+          <w:sz w:val="21"/>
+          <w:szCs w:val="21"/>
+          <w14:ligatures w14:val="none"/>
+        </w:rPr>
+        <w:t>绝对不得申请再审</w:t>
+      </w:r>
+      <w:r>
+        <w:rPr>
+          <w:rFonts w:ascii="Microsoft YaHei" w:eastAsia="Microsoft YaHei" w:hAnsi="Microsoft YaHei" w:cs="Microsoft YaHei" w:hint="eastAsia"/>
+          <w:color w:val="435155"/>
+          <w:kern w:val="0"/>
+          <w:sz w:val="21"/>
+          <w:szCs w:val="21"/>
+          <w14:ligatures w14:val="none"/>
+        </w:rPr>
+        <w:t>；如果你的再审申请已经被法院</w:t>
+      </w:r>
+      <w:r>
+        <w:rPr>
+          <w:rFonts w:ascii="Arial" w:eastAsia="Times New Roman" w:hAnsi="Arial" w:cs="Arial"/>
+          <w:color w:val="435155"/>
+          <w:kern w:val="0"/>
+          <w:sz w:val="21"/>
+          <w:szCs w:val="21"/>
+          <w14:ligatures w14:val="none"/>
+        </w:rPr>
+        <w:t> </w:t>
+      </w:r>
+      <w:r>
+        <w:rPr>
+          <w:rFonts w:ascii="Microsoft YaHei" w:eastAsia="Microsoft YaHei" w:hAnsi="Microsoft YaHei" w:cs="Microsoft YaHei" w:hint="eastAsia"/>
+          <w:b/>
+          <w:bCs/>
+          <w:color w:val="435155"/>
+          <w:kern w:val="0"/>
+          <w:sz w:val="21"/>
+          <w:szCs w:val="21"/>
+          <w14:ligatures w14:val="none"/>
+        </w:rPr>
+        <w:t>驳回过</w:t>
+      </w:r>
+      <w:r>
+        <w:rPr>
+          <w:rFonts w:ascii="Microsoft YaHei" w:eastAsia="Microsoft YaHei" w:hAnsi="Microsoft YaHei" w:cs="Microsoft YaHei" w:hint="eastAsia"/>
+          <w:color w:val="435155"/>
+          <w:kern w:val="0"/>
+          <w:sz w:val="21"/>
+          <w:szCs w:val="21"/>
+          <w14:ligatures w14:val="none"/>
+        </w:rPr>
+        <w:t>，或者想对</w:t>
+      </w:r>
+      <w:r>
+        <w:rPr>
+          <w:rFonts w:ascii="Arial" w:eastAsia="Times New Roman" w:hAnsi="Arial" w:cs="Arial"/>
+          <w:color w:val="435155"/>
+          <w:kern w:val="0"/>
+          <w:sz w:val="21"/>
+          <w:szCs w:val="21"/>
+          <w14:ligatures w14:val="none"/>
+        </w:rPr>
+        <w:t> </w:t>
+      </w:r>
+      <w:r>
+        <w:rPr>
+          <w:rFonts w:ascii="Microsoft YaHei" w:eastAsia="Microsoft YaHei" w:hAnsi="Microsoft YaHei" w:cs="Microsoft YaHei" w:hint="eastAsia"/>
+          <w:b/>
+          <w:bCs/>
+          <w:color w:val="435155"/>
+          <w:kern w:val="0"/>
+          <w:sz w:val="21"/>
+          <w:szCs w:val="21"/>
+          <w14:ligatures w14:val="none"/>
+        </w:rPr>
+        <w:t>再审判决或裁定</w:t>
+      </w:r>
+      <w:r>
+        <w:rPr>
+          <w:rFonts w:ascii="Arial" w:eastAsia="Times New Roman" w:hAnsi="Arial" w:cs="Arial"/>
+          <w:color w:val="435155"/>
+          <w:kern w:val="0"/>
+          <w:sz w:val="21"/>
+          <w:szCs w:val="21"/>
+          <w14:ligatures w14:val="none"/>
+        </w:rPr>
+        <w:t> </w:t>
+      </w:r>
+      <w:r>
+        <w:rPr>
+          <w:rFonts w:ascii="Microsoft YaHei" w:eastAsia="Microsoft YaHei" w:hAnsi="Microsoft YaHei" w:cs="Microsoft YaHei" w:hint="eastAsia"/>
+          <w:color w:val="435155"/>
+          <w:kern w:val="0"/>
+          <w:sz w:val="21"/>
+          <w:szCs w:val="21"/>
+          <w14:ligatures w14:val="none"/>
+        </w:rPr>
+        <w:t>再次申请再审，法院直接</w:t>
+      </w:r>
+      <w:r>
+        <w:rPr>
+          <w:rFonts w:ascii="Arial" w:eastAsia="Times New Roman" w:hAnsi="Arial" w:cs="Arial"/>
+          <w:color w:val="435155"/>
+          <w:kern w:val="0"/>
+          <w:sz w:val="21"/>
+          <w:szCs w:val="21"/>
+          <w14:ligatures w14:val="none"/>
+        </w:rPr>
+        <w:t> </w:t>
+      </w:r>
+      <w:r>
+        <w:rPr>
+          <w:rFonts w:ascii="Microsoft YaHei" w:eastAsia="Microsoft YaHei" w:hAnsi="Microsoft YaHei" w:cs="Microsoft YaHei" w:hint="eastAsia"/>
+          <w:b/>
+          <w:bCs/>
+          <w:color w:val="435155"/>
+          <w:kern w:val="0"/>
+          <w:sz w:val="21"/>
+          <w:szCs w:val="21"/>
+          <w14:ligatures w14:val="none"/>
+        </w:rPr>
+        <w:t>不予受理</w:t>
+      </w:r>
+      <w:r>
+        <w:rPr>
+          <w:rFonts w:ascii="Microsoft YaHei" w:eastAsia="Microsoft YaHei" w:hAnsi="Microsoft YaHei" w:cs="Microsoft YaHei" w:hint="eastAsia"/>
+          <w:color w:val="435155"/>
+          <w:kern w:val="0"/>
+          <w:sz w:val="21"/>
+          <w:szCs w:val="21"/>
+          <w14:ligatures w14:val="none"/>
+        </w:rPr>
+        <w:t>，只能转弯走向</w:t>
+      </w:r>
+      <w:r>
+        <w:rPr>
+          <w:rFonts w:ascii="Arial" w:eastAsia="Times New Roman" w:hAnsi="Arial" w:cs="Arial"/>
+          <w:color w:val="435155"/>
+          <w:kern w:val="0"/>
+          <w:sz w:val="21"/>
+          <w:szCs w:val="21"/>
+          <w14:ligatures w14:val="none"/>
+        </w:rPr>
+        <w:t> </w:t>
+      </w:r>
+      <w:r>
+        <w:rPr>
+          <w:rFonts w:ascii="Microsoft YaHei" w:eastAsia="Microsoft YaHei" w:hAnsi="Microsoft YaHei" w:cs="Microsoft YaHei" w:hint="eastAsia"/>
+          <w:b/>
+          <w:bCs/>
+          <w:color w:val="435155"/>
+          <w:kern w:val="0"/>
+          <w:sz w:val="21"/>
+          <w:szCs w:val="21"/>
+          <w14:ligatures w14:val="none"/>
+        </w:rPr>
+        <w:t>检察院申请检察建议或抗诉</w:t>
+      </w:r>
+      <w:r>
+        <w:rPr>
+          <w:rFonts w:ascii="Microsoft YaHei" w:eastAsia="Microsoft YaHei" w:hAnsi="Microsoft YaHei" w:cs="Microsoft YaHei" w:hint="eastAsia"/>
+          <w:color w:val="435155"/>
+          <w:kern w:val="0"/>
+          <w:sz w:val="21"/>
+          <w:szCs w:val="21"/>
+          <w14:ligatures w14:val="none"/>
+        </w:rPr>
+        <w:t>；另外，因为诉讼要讲诚信，</w:t>
+      </w:r>
+      <w:bookmarkStart w:id="1" w:name="OLE_LINK10"/>
+      <w:r>
+        <w:rPr>
+          <w:rFonts w:ascii="Microsoft YaHei" w:eastAsia="Microsoft YaHei" w:hAnsi="Microsoft YaHei" w:cs="Microsoft YaHei" w:hint="eastAsia"/>
+          <w:color w:val="435155"/>
+          <w:kern w:val="0"/>
+          <w:sz w:val="21"/>
+          <w:szCs w:val="21"/>
+          <w14:ligatures w14:val="none"/>
+        </w:rPr>
+        <w:t>如果你是</w:t>
+      </w:r>
+      <w:r>
+        <w:rPr>
+          <w:rFonts w:ascii="Arial" w:eastAsia="Times New Roman" w:hAnsi="Arial" w:cs="Arial"/>
+          <w:color w:val="435155"/>
+          <w:kern w:val="0"/>
+          <w:sz w:val="21"/>
+          <w:szCs w:val="21"/>
+          <w14:ligatures w14:val="none"/>
+        </w:rPr>
+        <w:t> </w:t>
+      </w:r>
+      <w:r>
+        <w:rPr>
+          <w:rFonts w:ascii="Microsoft YaHei" w:eastAsia="Microsoft YaHei" w:hAnsi="Microsoft YaHei" w:cs="Microsoft YaHei" w:hint="eastAsia"/>
+          <w:b/>
+          <w:bCs/>
+          <w:color w:val="435155"/>
+          <w:kern w:val="0"/>
+          <w:sz w:val="21"/>
+          <w:szCs w:val="21"/>
+          <w14:ligatures w14:val="none"/>
+        </w:rPr>
+        <w:t>全部胜诉方</w:t>
+      </w:r>
+      <w:r>
+        <w:rPr>
+          <w:rFonts w:ascii="Arial" w:eastAsia="Times New Roman" w:hAnsi="Arial" w:cs="Arial"/>
+          <w:color w:val="435155"/>
+          <w:kern w:val="0"/>
+          <w:sz w:val="21"/>
+          <w:szCs w:val="21"/>
+          <w14:ligatures w14:val="none"/>
+        </w:rPr>
+        <w:t> </w:t>
+      </w:r>
+      <w:r>
+        <w:rPr>
+          <w:rFonts w:ascii="Microsoft YaHei" w:eastAsia="Microsoft YaHei" w:hAnsi="Microsoft YaHei" w:cs="Microsoft YaHei" w:hint="eastAsia"/>
+          <w:color w:val="435155"/>
+          <w:kern w:val="0"/>
+          <w:sz w:val="21"/>
+          <w:szCs w:val="21"/>
+          <w14:ligatures w14:val="none"/>
+        </w:rPr>
+        <w:t>或者</w:t>
+      </w:r>
+      <w:r>
+        <w:rPr>
+          <w:rFonts w:ascii="Arial" w:eastAsia="Times New Roman" w:hAnsi="Arial" w:cs="Arial"/>
+          <w:color w:val="435155"/>
+          <w:kern w:val="0"/>
+          <w:sz w:val="21"/>
+          <w:szCs w:val="21"/>
+          <w14:ligatures w14:val="none"/>
+        </w:rPr>
+        <w:t> </w:t>
+      </w:r>
+      <w:r>
+        <w:rPr>
+          <w:rFonts w:ascii="Microsoft YaHei" w:eastAsia="Microsoft YaHei" w:hAnsi="Microsoft YaHei" w:cs="Microsoft YaHei" w:hint="eastAsia"/>
+          <w:b/>
+          <w:bCs/>
+          <w:color w:val="435155"/>
+          <w:kern w:val="0"/>
+          <w:sz w:val="21"/>
+          <w:szCs w:val="21"/>
+          <w14:ligatures w14:val="none"/>
+        </w:rPr>
+        <w:t>对不利部分未上诉</w:t>
+      </w:r>
+      <w:bookmarkEnd w:id="1"/>
+      <w:r>
+        <w:rPr>
+          <w:rFonts w:ascii="Microsoft YaHei" w:eastAsia="Microsoft YaHei" w:hAnsi="Microsoft YaHei" w:cs="Microsoft YaHei" w:hint="eastAsia"/>
+          <w:color w:val="435155"/>
+          <w:kern w:val="0"/>
+          <w:sz w:val="21"/>
+          <w:szCs w:val="21"/>
+          <w14:ligatures w14:val="none"/>
+        </w:rPr>
+        <w:t>，属于你自己放弃权利或根本没吃亏，因</w:t>
+      </w:r>
+      <w:r>
+        <w:rPr>
+          <w:rFonts w:ascii="Arial" w:eastAsia="Times New Roman" w:hAnsi="Arial" w:cs="Arial"/>
+          <w:color w:val="435155"/>
+          <w:kern w:val="0"/>
+          <w:sz w:val="21"/>
+          <w:szCs w:val="21"/>
+          <w14:ligatures w14:val="none"/>
+        </w:rPr>
+        <w:t> </w:t>
+      </w:r>
+      <w:r>
+        <w:rPr>
+          <w:rFonts w:ascii="Microsoft YaHei" w:eastAsia="Microsoft YaHei" w:hAnsi="Microsoft YaHei" w:cs="Microsoft YaHei" w:hint="eastAsia"/>
+          <w:b/>
+          <w:bCs/>
+          <w:color w:val="435155"/>
+          <w:kern w:val="0"/>
+          <w:sz w:val="21"/>
+          <w:szCs w:val="21"/>
+          <w14:ligatures w14:val="none"/>
+        </w:rPr>
+        <w:t>缺乏再审利益</w:t>
+      </w:r>
+      <w:r>
+        <w:rPr>
+          <w:rFonts w:ascii="Arial" w:eastAsia="Times New Roman" w:hAnsi="Arial" w:cs="Arial"/>
+          <w:color w:val="435155"/>
+          <w:kern w:val="0"/>
+          <w:sz w:val="21"/>
+          <w:szCs w:val="21"/>
+          <w14:ligatures w14:val="none"/>
+        </w:rPr>
+        <w:t> </w:t>
+      </w:r>
+      <w:r>
+        <w:rPr>
+          <w:rFonts w:ascii="Microsoft YaHei" w:eastAsia="Microsoft YaHei" w:hAnsi="Microsoft YaHei" w:cs="Microsoft YaHei" w:hint="eastAsia"/>
+          <w:color w:val="435155"/>
+          <w:kern w:val="0"/>
+          <w:sz w:val="21"/>
+          <w:szCs w:val="21"/>
+          <w14:ligatures w14:val="none"/>
+        </w:rPr>
+        <w:t>会被</w:t>
+      </w:r>
+      <w:r>
+        <w:rPr>
+          <w:rFonts w:ascii="Arial" w:eastAsia="Times New Roman" w:hAnsi="Arial" w:cs="Arial"/>
+          <w:color w:val="435155"/>
+          <w:kern w:val="0"/>
+          <w:sz w:val="21"/>
+          <w:szCs w:val="21"/>
+          <w14:ligatures w14:val="none"/>
+        </w:rPr>
+        <w:t> </w:t>
+      </w:r>
+      <w:r>
+        <w:rPr>
+          <w:rFonts w:ascii="Microsoft YaHei" w:eastAsia="Microsoft YaHei" w:hAnsi="Microsoft YaHei" w:cs="Microsoft YaHei" w:hint="eastAsia"/>
+          <w:b/>
+          <w:bCs/>
+          <w:color w:val="435155"/>
+          <w:kern w:val="0"/>
+          <w:sz w:val="21"/>
+          <w:szCs w:val="21"/>
+          <w14:ligatures w14:val="none"/>
+        </w:rPr>
+        <w:t>裁定驳回</w:t>
+      </w:r>
+      <w:r>
+        <w:rPr>
+          <w:rFonts w:ascii="Microsoft YaHei" w:eastAsia="Microsoft YaHei" w:hAnsi="Microsoft YaHei" w:cs="Microsoft YaHei" w:hint="eastAsia"/>
+          <w:color w:val="435155"/>
+          <w:kern w:val="0"/>
+          <w:sz w:val="21"/>
+          <w:szCs w:val="21"/>
+          <w14:ligatures w14:val="none"/>
+        </w:rPr>
+        <w:t>；若你自己故意隐匿证据、躲避送达，事后又假装受害喊新证据，法院直接以</w:t>
+      </w:r>
+      <w:r>
+        <w:rPr>
+          <w:rFonts w:ascii="Arial" w:eastAsia="Times New Roman" w:hAnsi="Arial" w:cs="Arial"/>
+          <w:color w:val="435155"/>
+          <w:kern w:val="0"/>
+          <w:sz w:val="21"/>
+          <w:szCs w:val="21"/>
+          <w14:ligatures w14:val="none"/>
+        </w:rPr>
+        <w:t> </w:t>
+      </w:r>
+      <w:r>
+        <w:rPr>
+          <w:rFonts w:ascii="Microsoft YaHei" w:eastAsia="Microsoft YaHei" w:hAnsi="Microsoft YaHei" w:cs="Microsoft YaHei" w:hint="eastAsia"/>
+          <w:b/>
+          <w:bCs/>
+          <w:color w:val="435155"/>
+          <w:kern w:val="0"/>
+          <w:sz w:val="21"/>
+          <w:szCs w:val="21"/>
+          <w14:ligatures w14:val="none"/>
+        </w:rPr>
+        <w:t>违反诚信原则</w:t>
+      </w:r>
+      <w:r>
+        <w:rPr>
+          <w:rFonts w:ascii="Arial" w:eastAsia="Times New Roman" w:hAnsi="Arial" w:cs="Arial"/>
+          <w:color w:val="435155"/>
+          <w:kern w:val="0"/>
+          <w:sz w:val="21"/>
+          <w:szCs w:val="21"/>
+          <w14:ligatures w14:val="none"/>
+        </w:rPr>
+        <w:t> </w:t>
+      </w:r>
+      <w:r>
+        <w:rPr>
+          <w:rFonts w:ascii="Microsoft YaHei" w:eastAsia="Microsoft YaHei" w:hAnsi="Microsoft YaHei" w:cs="Microsoft YaHei" w:hint="eastAsia"/>
+          <w:color w:val="435155"/>
+          <w:kern w:val="0"/>
+          <w:sz w:val="21"/>
+          <w:szCs w:val="21"/>
+          <w14:ligatures w14:val="none"/>
+        </w:rPr>
+        <w:t>决定</w:t>
+      </w:r>
+      <w:r>
+        <w:rPr>
+          <w:rFonts w:ascii="Arial" w:eastAsia="Times New Roman" w:hAnsi="Arial" w:cs="Arial"/>
+          <w:color w:val="435155"/>
+          <w:kern w:val="0"/>
+          <w:sz w:val="21"/>
+          <w:szCs w:val="21"/>
+          <w14:ligatures w14:val="none"/>
+        </w:rPr>
+        <w:t> </w:t>
+      </w:r>
+      <w:r>
+        <w:rPr>
+          <w:rFonts w:ascii="Microsoft YaHei" w:eastAsia="Microsoft YaHei" w:hAnsi="Microsoft YaHei" w:cs="Microsoft YaHei" w:hint="eastAsia"/>
+          <w:b/>
+          <w:bCs/>
+          <w:color w:val="435155"/>
+          <w:kern w:val="0"/>
+          <w:sz w:val="21"/>
+          <w:szCs w:val="21"/>
+          <w14:ligatures w14:val="none"/>
+        </w:rPr>
+        <w:t>不予受理</w:t>
+      </w:r>
+      <w:r>
+        <w:rPr>
+          <w:rFonts w:ascii="Microsoft YaHei" w:eastAsia="Microsoft YaHei" w:hAnsi="Microsoft YaHei" w:cs="Microsoft YaHei"/>
+          <w:color w:val="435155"/>
+          <w:kern w:val="0"/>
+          <w:sz w:val="21"/>
+          <w:szCs w:val="21"/>
+          <w14:ligatures w14:val="none"/>
+        </w:rPr>
+        <w:t>！</w:t>
+      </w:r>
+      <w:r>
+        <w:rPr>
+          <w:rFonts w:ascii="Microsoft YaHei" w:eastAsia="Microsoft YaHei" w:hAnsi="Microsoft YaHei" w:cs="Microsoft YaHei" w:hint="eastAsia"/>
+          <w:color w:val="435155"/>
+          <w:kern w:val="0"/>
+          <w:sz w:val="21"/>
+          <w:szCs w:val="21"/>
+          <w14:ligatures w14:val="none"/>
+        </w:rPr>
+        <w:t xml:space="preserve"> </w:t>
+      </w:r>
+      <w:r>
+        <w:rPr>
+          <w:rFonts w:ascii="Microsoft YaHei UI" w:eastAsia="Microsoft YaHei UI" w:hAnsi="Microsoft YaHei UI"/>
+        </w:rPr>
+        <w:t>再审是对已生效裁判的纠错救济程序，不是独立的审级</w:t>
+      </w:r>
+    </w:p>
+    <w:p>
+      <w:pPr>
+        <w:rPr>
+          <w:rFonts w:ascii="Microsoft YaHei UI" w:eastAsia="Microsoft YaHei UI" w:hAnsi="Microsoft YaHei UI"/>
+        </w:rPr>
+      </w:pPr>
+    </w:p>
+    <w:p>
+      <w:pPr>
+        <w:rPr>
+          <w:rFonts w:ascii="Microsoft YaHei UI" w:eastAsia="Microsoft YaHei UI" w:hAnsi="Microsoft YaHei UI" w:hint="eastAsia"/>
+        </w:rPr>
+      </w:pPr>
     </w:p>
     <w:sectPr>
       <w:pgSz w:w="12240" w:h="15840"/>

--- a/葵花宝典.docx
+++ b/葵花宝典.docx
@@ -29,7 +29,7 @@
     <w:p>
       <w:pPr>
         <w:rPr>
-          <w:rFonts w:ascii="Microsoft YaHei UI" w:eastAsia="Microsoft YaHei UI" w:hAnsi="Microsoft YaHei UI" w:hint="eastAsia"/>
+          <w:rFonts w:ascii="Microsoft YaHei UI" w:eastAsia="Microsoft YaHei UI" w:hAnsi="Microsoft YaHei UI"/>
         </w:rPr>
       </w:pPr>
       <w:r>
@@ -42,9 +42,6 @@
     <w:p>
       <w:pPr>
         <w:pStyle w:val="Heading1"/>
-        <w:rPr>
-          <w:rFonts w:hint="eastAsia"/>
-        </w:rPr>
       </w:pPr>
       <w:r>
         <w:rPr>
@@ -89,7 +86,6 @@
         <w:rPr>
           <w:rFonts w:ascii="Microsoft YaHei UI" w:eastAsia="Microsoft YaHei UI" w:hAnsi="Microsoft YaHei UI"/>
         </w:rPr>
-        <w:lastRenderedPageBreak/>
         <w:t>人格权禁令依据《民法典》第 997 条，属于实体法确立的独立救济制度，民事主体有证据证明行为人正在或者即将实施侵害人格权的违法行为，不及时制止将遭受难以弥补损害即可申请；该制度不以提起诉讼为前提，不适用诉前保全三十日内起诉、逾期解除保全的规则。</w:t>
       </w:r>
     </w:p>
@@ -103,13 +99,14 @@
         <w:rPr>
           <w:rFonts w:ascii="Microsoft YaHei UI" w:eastAsia="Microsoft YaHei UI" w:hAnsi="Microsoft YaHei UI"/>
         </w:rPr>
+        <w:lastRenderedPageBreak/>
         <w:t>三者核心区分要点：行为保全依附诉讼程序，诉前行为保全受三十日内起诉规则约束；人身安全保护令、人格权禁令为独立程序，无需依托诉讼。</w:t>
       </w:r>
     </w:p>
     <w:p>
       <w:pPr>
         <w:rPr>
-          <w:rFonts w:ascii="Microsoft YaHei UI" w:eastAsia="Microsoft YaHei UI" w:hAnsi="Microsoft YaHei UI" w:hint="eastAsia"/>
+          <w:rFonts w:ascii="Microsoft YaHei UI" w:eastAsia="Microsoft YaHei UI" w:hAnsi="Microsoft YaHei UI"/>
         </w:rPr>
       </w:pPr>
       <w:r>
@@ -239,7 +236,7 @@
           <w:numId w:val="1"/>
         </w:numPr>
         <w:rPr>
-          <w:rFonts w:ascii="Microsoft YaHei UI" w:eastAsia="Microsoft YaHei UI" w:hAnsi="Microsoft YaHei UI" w:cstheme="minorBidi" w:hint="eastAsia"/>
+          <w:rFonts w:ascii="Microsoft YaHei UI" w:eastAsia="Microsoft YaHei UI" w:hAnsi="Microsoft YaHei UI" w:cstheme="minorBidi"/>
           <w:kern w:val="2"/>
           <w14:ligatures w14:val="standardContextual"/>
         </w:rPr>
@@ -310,21 +307,27 @@
         <w:pStyle w:val="Heading1"/>
       </w:pPr>
       <w:r>
-        <w:lastRenderedPageBreak/>
         <w:t>起诉条件与立案登记</w:t>
       </w:r>
     </w:p>
     <w:p>
       <w:pPr>
         <w:rPr>
-          <w:rFonts w:ascii="Microsoft YaHei UI" w:eastAsia="Microsoft YaHei UI" w:hAnsi="Microsoft YaHei UI" w:hint="eastAsia"/>
-        </w:rPr>
-      </w:pPr>
-      <w:r>
-        <w:rPr>
           <w:rFonts w:ascii="Microsoft YaHei UI" w:eastAsia="Microsoft YaHei UI" w:hAnsi="Microsoft YaHei UI"/>
         </w:rPr>
-        <w:t>起诉应当向人民法院递交起诉状，并按照被告人数提出副本, 书写困难可口头起诉； 人民法院接到当事人提交的民事起诉状时，对符合民事诉讼法第一百二十二条的规定(①原告有直接利害关系；②明确被告；③具体诉请、事实理由；④属于民事受案范围 + 本院管辖。)，且不属于第一百二十七条(①属于行政诉讼；②存在有效书面仲裁协议；③应当由行政机关处理；④不属于本院管辖；⑤生效裁判重复起诉（撤诉除外）；⑥法定禁诉期内起诉；⑥离婚 / 收养关系案件 6 个月内无新情况再次起诉)规定情形的，应当登记立案；对当场不能判定是否符合起诉条件的，应当接收起诉材料，并出具注明收到日期的书面凭证。反而, 如果处罚 1–4 项：法院先行告知途径；原告坚持起诉，才裁定不予受理；5–7 项：符合条件直接不予受理；材料不齐及时告知补正；补齐材料后七日内作出处理，符合条件七日内立案通知当事人，不符合条件七日内出具不予受理裁定书，原告不服裁定有权上诉。</w:t>
+      </w:pPr>
+      <w:r>
+        <w:rPr>
+          <w:rFonts w:ascii="Microsoft YaHei UI" w:eastAsia="Microsoft YaHei UI" w:hAnsi="Microsoft YaHei UI"/>
+        </w:rPr>
+        <w:t>起诉应当向人民法院递交起诉状，并按照被告人数提出副本, 书写困难可口头起诉； 人民法院接到当事人提交的民事起诉状时，对符合民事诉讼法第一百二十二条的规定(①原告有直接利害关系；②明确被告；③具体诉请、事实理由；④属于民事受案范围 + 本院管辖。)，且不属于第一百二十七条(①属于行政诉讼；②存在有效书面仲裁协议；③应当由行政机关处理；④不属于本院管辖；⑤生效裁判重复起诉（撤诉除外）；⑥法定禁诉期内起诉；⑥离婚 / 收养关系案件 6 个月内无新情况再次起诉)规定情形的，应当登记立案；</w:t>
+      </w:r>
+      <w:r>
+        <w:rPr>
+          <w:rFonts w:ascii="Microsoft YaHei UI" w:eastAsia="Microsoft YaHei UI" w:hAnsi="Microsoft YaHei UI"/>
+        </w:rPr>
+        <w:lastRenderedPageBreak/>
+        <w:t>对当场不能判定是否符合起诉条件的，应当接收起诉材料，并出具注明收到日期的书面凭证。反而, 如果处罚 1–4 项：法院先行告知途径；原告坚持起诉，才裁定不予受理；5–7 项：符合条件直接不予受理；材料不齐及时告知补正；补齐材料后七日内作出处理，符合条件七日内立案通知当事人，不符合条件七日内出具不予受理裁定书，原告不服裁定有权上诉。</w:t>
       </w:r>
       <w:r>
         <w:rPr>
@@ -336,9 +339,6 @@
     <w:p>
       <w:pPr>
         <w:pStyle w:val="Heading1"/>
-        <w:rPr>
-          <w:rFonts w:hint="eastAsia"/>
-        </w:rPr>
       </w:pPr>
       <w:r>
         <w:rPr>
@@ -394,11 +394,8 @@
             <w:pPr>
               <w:jc w:val="center"/>
               <w:rPr>
-                <w:rFonts w:ascii="Times New Roman" w:eastAsia="Times New Roman" w:hAnsi="Times New Roman" w:cs="Times New Roman"/>
                 <w:b/>
                 <w:bCs/>
-                <w:kern w:val="0"/>
-                <w14:ligatures w14:val="none"/>
               </w:rPr>
             </w:pPr>
             <w:r>
@@ -406,8 +403,6 @@
                 <w:rFonts w:ascii="SimSun" w:eastAsia="SimSun" w:hAnsi="SimSun" w:cs="SimSun" w:hint="eastAsia"/>
                 <w:b/>
                 <w:bCs/>
-                <w:kern w:val="0"/>
-                <w14:ligatures w14:val="none"/>
               </w:rPr>
               <w:t>维</w:t>
             </w:r>
@@ -416,8 +411,6 @@
                 <w:rFonts w:ascii="SimSun" w:eastAsia="SimSun" w:hAnsi="SimSun" w:cs="SimSun"/>
                 <w:b/>
                 <w:bCs/>
-                <w:kern w:val="0"/>
-                <w14:ligatures w14:val="none"/>
               </w:rPr>
               <w:t>度</w:t>
             </w:r>
@@ -432,11 +425,8 @@
             <w:pPr>
               <w:jc w:val="center"/>
               <w:rPr>
-                <w:rFonts w:ascii="Times New Roman" w:eastAsia="Times New Roman" w:hAnsi="Times New Roman" w:cs="Times New Roman"/>
                 <w:b/>
                 <w:bCs/>
-                <w:kern w:val="0"/>
-                <w14:ligatures w14:val="none"/>
               </w:rPr>
             </w:pPr>
             <w:r>
@@ -444,8 +434,6 @@
                 <w:rFonts w:ascii="SimSun" w:eastAsia="SimSun" w:hAnsi="SimSun" w:cs="SimSun"/>
                 <w:b/>
                 <w:bCs/>
-                <w:kern w:val="0"/>
-                <w14:ligatures w14:val="none"/>
               </w:rPr>
               <w:t>不予受理</w:t>
             </w:r>
@@ -460,11 +448,8 @@
             <w:pPr>
               <w:jc w:val="center"/>
               <w:rPr>
-                <w:rFonts w:ascii="Times New Roman" w:eastAsia="Times New Roman" w:hAnsi="Times New Roman" w:cs="Times New Roman"/>
                 <w:b/>
                 <w:bCs/>
-                <w:kern w:val="0"/>
-                <w14:ligatures w14:val="none"/>
               </w:rPr>
             </w:pPr>
             <w:r>
@@ -472,8 +457,6 @@
                 <w:rFonts w:ascii="SimSun" w:eastAsia="SimSun" w:hAnsi="SimSun" w:cs="SimSun"/>
                 <w:b/>
                 <w:bCs/>
-                <w:kern w:val="0"/>
-                <w14:ligatures w14:val="none"/>
               </w:rPr>
               <w:t>驳回起诉</w:t>
             </w:r>
@@ -488,11 +471,8 @@
             <w:pPr>
               <w:jc w:val="center"/>
               <w:rPr>
-                <w:rFonts w:ascii="Times New Roman" w:eastAsia="Times New Roman" w:hAnsi="Times New Roman" w:cs="Times New Roman"/>
                 <w:b/>
                 <w:bCs/>
-                <w:kern w:val="0"/>
-                <w14:ligatures w14:val="none"/>
               </w:rPr>
             </w:pPr>
             <w:r>
@@ -500,8 +480,6 @@
                 <w:rFonts w:ascii="SimSun" w:eastAsia="SimSun" w:hAnsi="SimSun" w:cs="SimSun"/>
                 <w:b/>
                 <w:bCs/>
-                <w:kern w:val="0"/>
-                <w14:ligatures w14:val="none"/>
               </w:rPr>
               <w:t>驳回诉讼请求</w:t>
             </w:r>
@@ -920,7 +898,6 @@
               <w:rPr>
                 <w:rFonts w:ascii="Microsoft YaHei UI" w:eastAsia="Microsoft YaHei UI" w:hAnsi="Microsoft YaHei UI"/>
               </w:rPr>
-              <w:lastRenderedPageBreak/>
               <w:t>上级纠错</w:t>
             </w:r>
           </w:p>
@@ -987,14 +964,14 @@
     <w:p>
       <w:pPr>
         <w:rPr>
-          <w:rFonts w:ascii="Microsoft YaHei UI" w:eastAsia="Microsoft YaHei UI" w:hAnsi="Microsoft YaHei UI" w:hint="eastAsia"/>
+          <w:rFonts w:ascii="Microsoft YaHei UI" w:eastAsia="Microsoft YaHei UI" w:hAnsi="Microsoft YaHei UI"/>
         </w:rPr>
       </w:pPr>
     </w:p>
     <w:p>
       <w:pPr>
         <w:rPr>
-          <w:rFonts w:ascii="Microsoft YaHei UI" w:eastAsia="Microsoft YaHei UI" w:hAnsi="Microsoft YaHei UI" w:hint="eastAsia"/>
+          <w:rFonts w:ascii="Microsoft YaHei UI" w:eastAsia="Microsoft YaHei UI" w:hAnsi="Microsoft YaHei UI"/>
         </w:rPr>
       </w:pPr>
     </w:p>
@@ -1329,6 +1306,7 @@
               <w:rPr>
                 <w:rFonts w:ascii="Microsoft YaHei UI" w:eastAsia="Microsoft YaHei UI" w:hAnsi="Microsoft YaHei UI"/>
               </w:rPr>
+              <w:lastRenderedPageBreak/>
               <w:t>证据交换/庭前会议</w:t>
             </w:r>
           </w:p>
@@ -1442,9 +1420,6 @@
     <w:p>
       <w:pPr>
         <w:pStyle w:val="Heading1"/>
-        <w:rPr>
-          <w:rFonts w:hint="eastAsia"/>
-        </w:rPr>
       </w:pPr>
       <w:r>
         <w:rPr>
@@ -1499,14 +1474,7 @@
         <w:rPr>
           <w:rFonts w:ascii="Microsoft YaHei UI" w:eastAsia="Microsoft YaHei UI" w:hAnsi="Microsoft YaHei UI"/>
         </w:rPr>
-        <w:t>原告经传票传唤无正当理由拒不到庭或中途退庭，原则按撤诉处理；被告提出反诉的，反诉部分可以缺席判决。被告无正当理由拒不到庭、中途退庭，法院可以缺席判决，法院仍应当结合证据全面审查案件事实，不可直接采信原告诉讼主张。负有</w:t>
-      </w:r>
-      <w:r>
-        <w:rPr>
-          <w:rFonts w:ascii="Microsoft YaHei UI" w:eastAsia="Microsoft YaHei UI" w:hAnsi="Microsoft YaHei UI"/>
-        </w:rPr>
-        <w:lastRenderedPageBreak/>
-        <w:t>赡养、抚育、扶养义务及不到庭无法查清案情的必须到庭被告，经两次传票传唤拒不到庭，法院可拘传。有独立请求权第三人不到庭，对其独立请求按撤诉处理；无独立请求权第三人拒不到庭，不影响案件审理。法院裁定不准撤诉后，原告无正当理由拒不到庭，法院可缺席判决；本诉原告撤诉，有独立请求权第三人可以作为原告继续诉讼；当事人不预交案件受理费，按撤诉处理</w:t>
+        <w:t>原告经传票传唤无正当理由拒不到庭或中途退庭，原则按撤诉处理；被告提出反诉的，反诉部分可以缺席判决。被告无正当理由拒不到庭、中途退庭，法院可以缺席判决，法院仍应当结合证据全面审查案件事实，不可直接采信原告诉讼主张。负有赡养、抚育、扶养义务及不到庭无法查清案情的必须到庭被告，经两次传票传唤拒不到庭，法院可拘传。有独立请求权第三人不到庭，对其独立请求按撤诉处理；无独立请求权第三人拒不到庭，不影响案件审理。法院裁定不准撤诉后，原告无正当理由拒不到庭，法院可缺席判决；本诉原告撤诉，有独立请求权第三人可以作为原告继续诉讼；当事人不预交案件受理费，按撤诉处理</w:t>
       </w:r>
       <w:r>
         <w:rPr>
@@ -1518,9 +1486,6 @@
     <w:p>
       <w:pPr>
         <w:pStyle w:val="Heading1"/>
-        <w:rPr>
-          <w:rFonts w:hint="eastAsia"/>
-        </w:rPr>
       </w:pPr>
       <w:r>
         <w:rPr>
@@ -1532,7 +1497,7 @@
     <w:p>
       <w:pPr>
         <w:rPr>
-          <w:rFonts w:ascii="Microsoft YaHei UI" w:eastAsia="Microsoft YaHei UI" w:hAnsi="Microsoft YaHei UI" w:hint="eastAsia"/>
+          <w:rFonts w:ascii="Microsoft YaHei UI" w:eastAsia="Microsoft YaHei UI" w:hAnsi="Microsoft YaHei UI"/>
         </w:rPr>
       </w:pPr>
       <w:r>
@@ -1581,7 +1546,14 @@
         <w:rPr>
           <w:rFonts w:ascii="Microsoft YaHei UI" w:eastAsia="Microsoft YaHei UI" w:hAnsi="Microsoft YaHei UI" w:hint="eastAsia"/>
         </w:rPr>
-        <w:t>中止诉讼是整体程序暂停，障碍消除后恢复审理，适用情形：一方当事人死亡需等待继承人表态；当事人丧失诉讼行为能力未确定法定代理人；法人终止未确定权利义务承受人；当事人因不可抗拒事由无法参诉；本案须以另一案结果为依据而另一案未审结。</w:t>
+        <w:t>中止诉讼是整体程序暂停，障碍消除后恢复审理，适用情形：一方当事人死亡需等待继承人表态；当事人丧失诉讼行为能力未确定法定代理人；法人终止未确定权利</w:t>
+      </w:r>
+      <w:r>
+        <w:rPr>
+          <w:rFonts w:ascii="Microsoft YaHei UI" w:eastAsia="Microsoft YaHei UI" w:hAnsi="Microsoft YaHei UI" w:hint="eastAsia"/>
+        </w:rPr>
+        <w:lastRenderedPageBreak/>
+        <w:t>义务承受人；当事人因不可抗拒事由无法参诉；本案须以另一案结果为依据而另一案未审结。</w:t>
       </w:r>
     </w:p>
     <w:p>
@@ -1605,7 +1577,7 @@
     <w:p>
       <w:pPr>
         <w:rPr>
-          <w:rFonts w:ascii="Microsoft YaHei UI" w:eastAsia="Microsoft YaHei UI" w:hAnsi="Microsoft YaHei UI" w:hint="eastAsia"/>
+          <w:rFonts w:ascii="Microsoft YaHei UI" w:eastAsia="Microsoft YaHei UI" w:hAnsi="Microsoft YaHei UI"/>
         </w:rPr>
       </w:pPr>
       <w:r>
@@ -1644,21 +1616,14 @@
         <w:rPr>
           <w:rFonts w:ascii="Microsoft YaHei UI" w:eastAsia="Microsoft YaHei UI" w:hAnsi="Microsoft YaHei UI" w:hint="eastAsia"/>
         </w:rPr>
-        <w:t>等待继承人表态→中止；原告死亡无继承人 / 继承人放弃诉讼权利→终结；被告死亡, 如果是同时无遗产、无义务承担人才会终结;  若继承人不放弃继承、愿意参加诉讼 → 变更继承人为被告，恢复审理； 如果继承人全部放弃继承，只要被告留有遗产，会由遗产管</w:t>
-      </w:r>
-      <w:r>
-        <w:rPr>
-          <w:rFonts w:ascii="Microsoft YaHei UI" w:eastAsia="Microsoft YaHei UI" w:hAnsi="Microsoft YaHei UI" w:hint="eastAsia"/>
-        </w:rPr>
-        <w:lastRenderedPageBreak/>
-        <w:t>理人应诉，诉讼继续，不能终结。离婚案、赡扶抚、解除收养等人身专属案件，一方死亡直接终结。中止、终结适用裁定，不得上诉。</w:t>
+        <w:t>等待继承人表态→中止；原告死亡无继承人 / 继承人放弃诉讼权利→终结；被告死亡, 如果是同时无遗产、无义务承担人才会终结;  若继承人不放弃继承、愿意参加诉讼 → 变更继承人为被告，恢复审理； 如果继承人全部放弃继承，只要被告留有遗产，会由遗产管理人应诉，诉讼继续，不能终结。离婚案、赡扶抚、解除收养等人身专属案件，一方死亡直接终结。中止、终结适用裁定，不得上诉。</w:t>
       </w:r>
     </w:p>
     <w:p>
       <w:pPr>
         <w:pStyle w:val="Heading1"/>
         <w:rPr>
-          <w:rFonts w:cstheme="minorBidi" w:hint="eastAsia"/>
+          <w:rFonts w:cstheme="minorBidi"/>
         </w:rPr>
       </w:pPr>
       <w:r>
@@ -1689,6 +1654,7 @@
         <w:rPr>
           <w:rFonts w:hint="eastAsia"/>
         </w:rPr>
+        <w:lastRenderedPageBreak/>
         <w:t>小额</w:t>
       </w:r>
     </w:p>
@@ -1702,14 +1668,7 @@
         <w:rPr>
           <w:rFonts w:ascii="Microsoft YaHei UI" w:eastAsia="Microsoft YaHei UI" w:hAnsi="Microsoft YaHei UI"/>
         </w:rPr>
-        <w:t>小额诉讼属于简易程序中的特殊程序，仅适用于基层法院及其派出法庭审理**事实清楚、权利义务明确、争议不大的简单金钱给付案件**，适用标准采取两档规则：标的额低于本省上年度就业人员年平均工资 50%**应当适用**；标的额超过 50% 且在 2 倍以内，**双方当事人约定方可适用**；超出 2 倍不得适用小额诉讼。人身关系、财产确权、涉外、需评估鉴定、一方下落不明、当事人提出反诉六类案件禁止适用小额诉讼。小额诉讼实行**一审终审，不得上诉**；管辖异议裁定一经作出立即生效，不允许上诉；当事人对适用小额诉讼程序有异议，应当在开庭前提出。审理中因诉请变更、追加当事人、反诉等情形不再符合小额条件，转为简易程序审理，确有必要可裁定转为普通程序，转换前双方确认事实无需重新举证质证。小额诉讼可一次开庭、当庭宣判；审限 2 个月，院长批准可延</w:t>
-      </w:r>
-      <w:r>
-        <w:rPr>
-          <w:rFonts w:ascii="Microsoft YaHei UI" w:eastAsia="Microsoft YaHei UI" w:hAnsi="Microsoft YaHei UI"/>
-        </w:rPr>
-        <w:lastRenderedPageBreak/>
-        <w:t>长 1 个月；举证期限一般不超过 7 日；受理案件时法院应当告知当事人一审终审相关事项，裁判文书允许简化。小额诉讼本身**一审终审，没有上诉通道**, 生效裁判救济依靠再审，并且小额诉讼再审统一由**原审基层法院另行组成合议庭审理**，不受上面通用再审规则约束,  再审后的上诉救济, 区分两条路径：以民事诉讼法第 207 条常规再审事由申请再审，再审裁判仍不得上诉；以不应适用小额诉讼为由申请再审，再审裁判可以上诉；法律无特别规定时，小额诉讼适用简易程序相关规则。</w:t>
+        <w:t>小额诉讼属于简易程序中的特殊程序，仅适用于基层法院及其派出法庭审理**事实清楚、权利义务明确、争议不大的简单金钱给付案件**，适用标准采取两档规则：标的额低于本省上年度就业人员年平均工资 50%**应当适用**；标的额超过 50% 且在 2 倍以内，**双方当事人约定方可适用**；超出 2 倍不得适用小额诉讼。人身关系、财产确权、涉外、需评估鉴定、一方下落不明、当事人提出反诉六类案件禁止适用小额诉讼。小额诉讼实行**一审终审，不得上诉**；管辖异议裁定一经作出立即生效，不允许上诉；当事人对适用小额诉讼程序有异议，应当在开庭前提出。审理中因诉请变更、追加当事人、反诉等情形不再符合小额条件，转为简易程序审理，确有必要可裁定转为普通程序，转换前双方确认事实无需重新举证质证。小额诉讼可一次开庭、当庭宣判；审限 2 个月，院长批准可延长 1 个月；举证期限一般不超过 7 日；受理案件时法院应当告知当事人一审终审相关事项，裁判文书允许简化。小额诉讼本身**一审终审，没有上诉通道**, 生效裁判救济依靠再审，并且小额诉讼再审统一由**原审基层法院另行组成合议庭审理**，不受上面通用再审规则约束,  再审后的上诉救济, 区分两条路径：以民事诉讼法第 207 条常规再审事由申请再审，再审裁判仍不得上诉；以不应适用小额诉讼为由申请再审，再审裁判可以上诉；法律无特别规定时，小额诉讼适用简易程序相关规则。</w:t>
       </w:r>
     </w:p>
     <w:p>
@@ -1750,7 +1709,7 @@
     <w:p>
       <w:pPr>
         <w:rPr>
-          <w:rFonts w:ascii="Microsoft YaHei UI" w:eastAsia="Microsoft YaHei UI" w:hAnsi="Microsoft YaHei UI" w:hint="eastAsia"/>
+          <w:rFonts w:ascii="Microsoft YaHei UI" w:eastAsia="Microsoft YaHei UI" w:hAnsi="Microsoft YaHei UI"/>
         </w:rPr>
       </w:pPr>
       <w:r>
@@ -1817,11 +1776,9 @@
             <w:pPr>
               <w:jc w:val="center"/>
               <w:rPr>
-                <w:rFonts w:ascii="Microsoft YaHei UI" w:eastAsia="Microsoft YaHei UI" w:hAnsi="Microsoft YaHei UI" w:cs="Times New Roman"/>
+                <w:rFonts w:ascii="Microsoft YaHei UI" w:eastAsia="Microsoft YaHei UI" w:hAnsi="Microsoft YaHei UI"/>
                 <w:b/>
                 <w:bCs/>
-                <w:kern w:val="0"/>
-                <w14:ligatures w14:val="none"/>
               </w:rPr>
             </w:pPr>
             <w:r>
@@ -1829,8 +1786,6 @@
                 <w:rFonts w:ascii="Microsoft YaHei UI" w:eastAsia="Microsoft YaHei UI" w:hAnsi="Microsoft YaHei UI" w:cs="SimSun" w:hint="eastAsia"/>
                 <w:b/>
                 <w:bCs/>
-                <w:kern w:val="0"/>
-                <w14:ligatures w14:val="none"/>
               </w:rPr>
               <w:t>事</w:t>
             </w:r>
@@ -1839,8 +1794,6 @@
                 <w:rFonts w:ascii="Microsoft YaHei UI" w:eastAsia="Microsoft YaHei UI" w:hAnsi="Microsoft YaHei UI" w:cs="SimSun"/>
                 <w:b/>
                 <w:bCs/>
-                <w:kern w:val="0"/>
-                <w14:ligatures w14:val="none"/>
               </w:rPr>
               <w:t>项</w:t>
             </w:r>
@@ -1855,11 +1808,9 @@
             <w:pPr>
               <w:jc w:val="center"/>
               <w:rPr>
-                <w:rFonts w:ascii="Microsoft YaHei UI" w:eastAsia="Microsoft YaHei UI" w:hAnsi="Microsoft YaHei UI" w:cs="Times New Roman"/>
+                <w:rFonts w:ascii="Microsoft YaHei UI" w:eastAsia="Microsoft YaHei UI" w:hAnsi="Microsoft YaHei UI"/>
                 <w:b/>
                 <w:bCs/>
-                <w:kern w:val="0"/>
-                <w14:ligatures w14:val="none"/>
               </w:rPr>
             </w:pPr>
             <w:r>
@@ -1867,8 +1818,6 @@
                 <w:rFonts w:ascii="Microsoft YaHei UI" w:eastAsia="Microsoft YaHei UI" w:hAnsi="Microsoft YaHei UI" w:cs="SimSun"/>
                 <w:b/>
                 <w:bCs/>
-                <w:kern w:val="0"/>
-                <w14:ligatures w14:val="none"/>
               </w:rPr>
               <w:t>简易程序</w:t>
             </w:r>
@@ -1883,11 +1832,9 @@
             <w:pPr>
               <w:jc w:val="center"/>
               <w:rPr>
-                <w:rFonts w:ascii="Microsoft YaHei UI" w:eastAsia="Microsoft YaHei UI" w:hAnsi="Microsoft YaHei UI" w:cs="Times New Roman"/>
+                <w:rFonts w:ascii="Microsoft YaHei UI" w:eastAsia="Microsoft YaHei UI" w:hAnsi="Microsoft YaHei UI"/>
                 <w:b/>
                 <w:bCs/>
-                <w:kern w:val="0"/>
-                <w14:ligatures w14:val="none"/>
               </w:rPr>
             </w:pPr>
             <w:r>
@@ -1895,8 +1842,6 @@
                 <w:rFonts w:ascii="Microsoft YaHei UI" w:eastAsia="Microsoft YaHei UI" w:hAnsi="Microsoft YaHei UI" w:cs="SimSun"/>
                 <w:b/>
                 <w:bCs/>
-                <w:kern w:val="0"/>
-                <w14:ligatures w14:val="none"/>
               </w:rPr>
               <w:t>小额诉讼</w:t>
             </w:r>
@@ -1911,11 +1856,9 @@
             <w:pPr>
               <w:jc w:val="center"/>
               <w:rPr>
-                <w:rFonts w:ascii="Microsoft YaHei UI" w:eastAsia="Microsoft YaHei UI" w:hAnsi="Microsoft YaHei UI" w:cs="Times New Roman"/>
+                <w:rFonts w:ascii="Microsoft YaHei UI" w:eastAsia="Microsoft YaHei UI" w:hAnsi="Microsoft YaHei UI"/>
                 <w:b/>
                 <w:bCs/>
-                <w:kern w:val="0"/>
-                <w14:ligatures w14:val="none"/>
               </w:rPr>
             </w:pPr>
             <w:r>
@@ -1923,8 +1866,6 @@
                 <w:rFonts w:ascii="Microsoft YaHei UI" w:eastAsia="Microsoft YaHei UI" w:hAnsi="Microsoft YaHei UI" w:cs="SimSun"/>
                 <w:b/>
                 <w:bCs/>
-                <w:kern w:val="0"/>
-                <w14:ligatures w14:val="none"/>
               </w:rPr>
               <w:t>普通程序独任</w:t>
             </w:r>
@@ -1940,17 +1881,14 @@
           <w:p>
             <w:pPr>
               <w:rPr>
-                <w:rFonts w:ascii="Microsoft YaHei UI" w:eastAsia="Microsoft YaHei UI" w:hAnsi="Microsoft YaHei UI" w:cs="Times New Roman"/>
-                <w:kern w:val="0"/>
-                <w14:ligatures w14:val="none"/>
+                <w:rFonts w:ascii="Microsoft YaHei UI" w:eastAsia="Microsoft YaHei UI" w:hAnsi="Microsoft YaHei UI"/>
               </w:rPr>
             </w:pPr>
             <w:r>
               <w:rPr>
                 <w:rFonts w:ascii="Microsoft YaHei UI" w:eastAsia="Microsoft YaHei UI" w:hAnsi="Microsoft YaHei UI" w:cs="SimSun"/>
-                <w:kern w:val="0"/>
-                <w14:ligatures w14:val="none"/>
-              </w:rPr>
+              </w:rPr>
+              <w:lastRenderedPageBreak/>
               <w:t>法院层级</w:t>
             </w:r>
           </w:p>
@@ -1963,32 +1901,24 @@
           <w:p>
             <w:pPr>
               <w:rPr>
-                <w:rFonts w:ascii="Microsoft YaHei UI" w:eastAsia="Microsoft YaHei UI" w:hAnsi="Microsoft YaHei UI" w:cs="Times New Roman"/>
-                <w:kern w:val="0"/>
-                <w14:ligatures w14:val="none"/>
+                <w:rFonts w:ascii="Microsoft YaHei UI" w:eastAsia="Microsoft YaHei UI" w:hAnsi="Microsoft YaHei UI"/>
               </w:rPr>
             </w:pPr>
             <w:r>
               <w:rPr>
                 <w:rFonts w:ascii="Microsoft YaHei UI" w:eastAsia="Microsoft YaHei UI" w:hAnsi="Microsoft YaHei UI" w:cs="SimSun"/>
-                <w:kern w:val="0"/>
-                <w14:ligatures w14:val="none"/>
               </w:rPr>
               <w:t>仅基层法院及其派出法庭（</w:t>
             </w:r>
             <w:r>
               <w:rPr>
-                <w:rFonts w:ascii="Microsoft YaHei UI" w:eastAsia="Microsoft YaHei UI" w:hAnsi="Microsoft YaHei UI" w:cs="Times New Roman"/>
-                <w:kern w:val="0"/>
-                <w14:ligatures w14:val="none"/>
+                <w:rFonts w:ascii="Microsoft YaHei UI" w:eastAsia="Microsoft YaHei UI" w:hAnsi="Microsoft YaHei UI"/>
               </w:rPr>
               <w:t>§160</w:t>
             </w:r>
             <w:r>
               <w:rPr>
                 <w:rFonts w:ascii="Microsoft YaHei UI" w:eastAsia="Microsoft YaHei UI" w:hAnsi="Microsoft YaHei UI" w:cs="SimSun"/>
-                <w:kern w:val="0"/>
-                <w14:ligatures w14:val="none"/>
               </w:rPr>
               <w:t>）</w:t>
             </w:r>
@@ -2002,48 +1932,36 @@
           <w:p>
             <w:pPr>
               <w:rPr>
-                <w:rFonts w:ascii="Microsoft YaHei UI" w:eastAsia="Microsoft YaHei UI" w:hAnsi="Microsoft YaHei UI" w:cs="Times New Roman"/>
-                <w:kern w:val="0"/>
-                <w14:ligatures w14:val="none"/>
+                <w:rFonts w:ascii="Microsoft YaHei UI" w:eastAsia="Microsoft YaHei UI" w:hAnsi="Microsoft YaHei UI"/>
               </w:rPr>
             </w:pPr>
             <w:r>
               <w:rPr>
                 <w:rFonts w:ascii="Microsoft YaHei UI" w:eastAsia="Microsoft YaHei UI" w:hAnsi="Microsoft YaHei UI" w:cs="SimSun"/>
-                <w:kern w:val="0"/>
-                <w14:ligatures w14:val="none"/>
               </w:rPr>
               <w:t>仅基层法院及其派出法庭（</w:t>
             </w:r>
             <w:r>
               <w:rPr>
-                <w:rFonts w:ascii="Microsoft YaHei UI" w:eastAsia="Microsoft YaHei UI" w:hAnsi="Microsoft YaHei UI" w:cs="Times New Roman"/>
-                <w:kern w:val="0"/>
-                <w14:ligatures w14:val="none"/>
+                <w:rFonts w:ascii="Microsoft YaHei UI" w:eastAsia="Microsoft YaHei UI" w:hAnsi="Microsoft YaHei UI"/>
               </w:rPr>
               <w:t>§165</w:t>
             </w:r>
             <w:r>
               <w:rPr>
                 <w:rFonts w:ascii="Microsoft YaHei UI" w:eastAsia="Microsoft YaHei UI" w:hAnsi="Microsoft YaHei UI" w:cs="SimSun"/>
-                <w:kern w:val="0"/>
-                <w14:ligatures w14:val="none"/>
               </w:rPr>
               <w:t>；海事法院可适用，解释</w:t>
             </w:r>
             <w:r>
               <w:rPr>
-                <w:rFonts w:ascii="Microsoft YaHei UI" w:eastAsia="Microsoft YaHei UI" w:hAnsi="Microsoft YaHei UI" w:cs="Times New Roman"/>
-                <w:kern w:val="0"/>
-                <w14:ligatures w14:val="none"/>
+                <w:rFonts w:ascii="Microsoft YaHei UI" w:eastAsia="Microsoft YaHei UI" w:hAnsi="Microsoft YaHei UI"/>
               </w:rPr>
               <w:t>§273</w:t>
             </w:r>
             <w:r>
               <w:rPr>
                 <w:rFonts w:ascii="Microsoft YaHei UI" w:eastAsia="Microsoft YaHei UI" w:hAnsi="Microsoft YaHei UI" w:cs="SimSun"/>
-                <w:kern w:val="0"/>
-                <w14:ligatures w14:val="none"/>
               </w:rPr>
               <w:t>）</w:t>
             </w:r>
@@ -2057,32 +1975,24 @@
           <w:p>
             <w:pPr>
               <w:rPr>
-                <w:rFonts w:ascii="Microsoft YaHei UI" w:eastAsia="Microsoft YaHei UI" w:hAnsi="Microsoft YaHei UI" w:cs="Times New Roman"/>
-                <w:kern w:val="0"/>
-                <w14:ligatures w14:val="none"/>
+                <w:rFonts w:ascii="Microsoft YaHei UI" w:eastAsia="Microsoft YaHei UI" w:hAnsi="Microsoft YaHei UI"/>
               </w:rPr>
             </w:pPr>
             <w:r>
               <w:rPr>
                 <w:rFonts w:ascii="Microsoft YaHei UI" w:eastAsia="Microsoft YaHei UI" w:hAnsi="Microsoft YaHei UI" w:cs="SimSun"/>
-                <w:kern w:val="0"/>
-                <w14:ligatures w14:val="none"/>
               </w:rPr>
               <w:t>仅基层法院（</w:t>
             </w:r>
             <w:r>
               <w:rPr>
-                <w:rFonts w:ascii="Microsoft YaHei UI" w:eastAsia="Microsoft YaHei UI" w:hAnsi="Microsoft YaHei UI" w:cs="Times New Roman"/>
-                <w:kern w:val="0"/>
-                <w14:ligatures w14:val="none"/>
+                <w:rFonts w:ascii="Microsoft YaHei UI" w:eastAsia="Microsoft YaHei UI" w:hAnsi="Microsoft YaHei UI"/>
               </w:rPr>
               <w:t>§40 II</w:t>
             </w:r>
             <w:r>
               <w:rPr>
                 <w:rFonts w:ascii="Microsoft YaHei UI" w:eastAsia="Microsoft YaHei UI" w:hAnsi="Microsoft YaHei UI" w:cs="SimSun"/>
-                <w:kern w:val="0"/>
-                <w14:ligatures w14:val="none"/>
               </w:rPr>
               <w:t>后段）</w:t>
             </w:r>
@@ -2098,16 +2008,12 @@
           <w:p>
             <w:pPr>
               <w:rPr>
-                <w:rFonts w:ascii="Microsoft YaHei UI" w:eastAsia="Microsoft YaHei UI" w:hAnsi="Microsoft YaHei UI" w:cs="Times New Roman"/>
-                <w:kern w:val="0"/>
-                <w14:ligatures w14:val="none"/>
+                <w:rFonts w:ascii="Microsoft YaHei UI" w:eastAsia="Microsoft YaHei UI" w:hAnsi="Microsoft YaHei UI"/>
               </w:rPr>
             </w:pPr>
             <w:r>
               <w:rPr>
                 <w:rFonts w:ascii="Microsoft YaHei UI" w:eastAsia="Microsoft YaHei UI" w:hAnsi="Microsoft YaHei UI" w:cs="SimSun"/>
-                <w:kern w:val="0"/>
-                <w14:ligatures w14:val="none"/>
               </w:rPr>
               <w:t>适用条件</w:t>
             </w:r>
@@ -2121,64 +2027,48 @@
           <w:p>
             <w:pPr>
               <w:rPr>
-                <w:rFonts w:ascii="Microsoft YaHei UI" w:eastAsia="Microsoft YaHei UI" w:hAnsi="Microsoft YaHei UI" w:cs="Times New Roman"/>
-                <w:kern w:val="0"/>
-                <w14:ligatures w14:val="none"/>
+                <w:rFonts w:ascii="Microsoft YaHei UI" w:eastAsia="Microsoft YaHei UI" w:hAnsi="Microsoft YaHei UI"/>
               </w:rPr>
             </w:pPr>
             <w:r>
               <w:rPr>
                 <w:rFonts w:ascii="Microsoft YaHei UI" w:eastAsia="Microsoft YaHei UI" w:hAnsi="Microsoft YaHei UI" w:cs="SimSun"/>
-                <w:kern w:val="0"/>
-                <w14:ligatures w14:val="none"/>
               </w:rPr>
               <w:t>事实清楚</w:t>
             </w:r>
             <w:r>
               <w:rPr>
-                <w:rFonts w:ascii="Microsoft YaHei UI" w:eastAsia="Microsoft YaHei UI" w:hAnsi="Microsoft YaHei UI" w:cs="Times New Roman"/>
-                <w:kern w:val="0"/>
-                <w14:ligatures w14:val="none"/>
+                <w:rFonts w:ascii="Microsoft YaHei UI" w:eastAsia="Microsoft YaHei UI" w:hAnsi="Microsoft YaHei UI"/>
               </w:rPr>
               <w:t>+</w:t>
             </w:r>
             <w:r>
               <w:rPr>
                 <w:rFonts w:ascii="Microsoft YaHei UI" w:eastAsia="Microsoft YaHei UI" w:hAnsi="Microsoft YaHei UI" w:cs="SimSun"/>
-                <w:kern w:val="0"/>
-                <w14:ligatures w14:val="none"/>
               </w:rPr>
               <w:t>权利义务关系明确</w:t>
             </w:r>
             <w:r>
               <w:rPr>
-                <w:rFonts w:ascii="Microsoft YaHei UI" w:eastAsia="Microsoft YaHei UI" w:hAnsi="Microsoft YaHei UI" w:cs="Times New Roman"/>
-                <w:kern w:val="0"/>
-                <w14:ligatures w14:val="none"/>
+                <w:rFonts w:ascii="Microsoft YaHei UI" w:eastAsia="Microsoft YaHei UI" w:hAnsi="Microsoft YaHei UI"/>
               </w:rPr>
               <w:t>+</w:t>
             </w:r>
             <w:r>
               <w:rPr>
                 <w:rFonts w:ascii="Microsoft YaHei UI" w:eastAsia="Microsoft YaHei UI" w:hAnsi="Microsoft YaHei UI" w:cs="SimSun"/>
-                <w:kern w:val="0"/>
-                <w14:ligatures w14:val="none"/>
               </w:rPr>
               <w:t>争议不大（解释</w:t>
             </w:r>
             <w:r>
               <w:rPr>
-                <w:rFonts w:ascii="Microsoft YaHei UI" w:eastAsia="Microsoft YaHei UI" w:hAnsi="Microsoft YaHei UI" w:cs="Times New Roman"/>
-                <w:kern w:val="0"/>
-                <w14:ligatures w14:val="none"/>
+                <w:rFonts w:ascii="Microsoft YaHei UI" w:eastAsia="Microsoft YaHei UI" w:hAnsi="Microsoft YaHei UI"/>
               </w:rPr>
               <w:t>§256</w:t>
             </w:r>
             <w:r>
               <w:rPr>
                 <w:rFonts w:ascii="Microsoft YaHei UI" w:eastAsia="Microsoft YaHei UI" w:hAnsi="Microsoft YaHei UI" w:cs="SimSun"/>
-                <w:kern w:val="0"/>
-                <w14:ligatures w14:val="none"/>
               </w:rPr>
               <w:t>界定三要素）</w:t>
             </w:r>
@@ -2192,16 +2082,12 @@
           <w:p>
             <w:pPr>
               <w:rPr>
-                <w:rFonts w:ascii="Microsoft YaHei UI" w:eastAsia="Microsoft YaHei UI" w:hAnsi="Microsoft YaHei UI" w:cs="Times New Roman"/>
-                <w:kern w:val="0"/>
-                <w14:ligatures w14:val="none"/>
+                <w:rFonts w:ascii="Microsoft YaHei UI" w:eastAsia="Microsoft YaHei UI" w:hAnsi="Microsoft YaHei UI"/>
               </w:rPr>
             </w:pPr>
             <w:r>
               <w:rPr>
                 <w:rFonts w:ascii="Microsoft YaHei UI" w:eastAsia="Microsoft YaHei UI" w:hAnsi="Microsoft YaHei UI" w:cs="SimSun"/>
-                <w:kern w:val="0"/>
-                <w14:ligatures w14:val="none"/>
               </w:rPr>
               <w:t>前述简单案件且为</w:t>
             </w:r>
@@ -2210,72 +2096,54 @@
                 <w:rFonts w:ascii="Microsoft YaHei UI" w:eastAsia="Microsoft YaHei UI" w:hAnsi="Microsoft YaHei UI" w:cs="SimSun"/>
                 <w:b/>
                 <w:bCs/>
-                <w:kern w:val="0"/>
-                <w14:ligatures w14:val="none"/>
               </w:rPr>
               <w:t>金钱给付</w:t>
             </w:r>
             <w:r>
               <w:rPr>
-                <w:rFonts w:ascii="Microsoft YaHei UI" w:eastAsia="Microsoft YaHei UI" w:hAnsi="Microsoft YaHei UI" w:cs="Times New Roman"/>
-                <w:kern w:val="0"/>
-                <w14:ligatures w14:val="none"/>
+                <w:rFonts w:ascii="Microsoft YaHei UI" w:eastAsia="Microsoft YaHei UI" w:hAnsi="Microsoft YaHei UI"/>
               </w:rPr>
               <w:t>+</w:t>
             </w:r>
             <w:r>
               <w:rPr>
                 <w:rFonts w:ascii="Microsoft YaHei UI" w:eastAsia="Microsoft YaHei UI" w:hAnsi="Microsoft YaHei UI" w:cs="SimSun"/>
-                <w:kern w:val="0"/>
-                <w14:ligatures w14:val="none"/>
               </w:rPr>
               <w:t>标的额两档（</w:t>
             </w:r>
             <w:r>
               <w:rPr>
-                <w:rFonts w:ascii="Microsoft YaHei UI" w:eastAsia="Microsoft YaHei UI" w:hAnsi="Microsoft YaHei UI" w:cs="Times New Roman"/>
-                <w:kern w:val="0"/>
-                <w14:ligatures w14:val="none"/>
+                <w:rFonts w:ascii="Microsoft YaHei UI" w:eastAsia="Microsoft YaHei UI" w:hAnsi="Microsoft YaHei UI"/>
               </w:rPr>
               <w:t>50%</w:t>
             </w:r>
             <w:r>
               <w:rPr>
                 <w:rFonts w:ascii="Microsoft YaHei UI" w:eastAsia="Microsoft YaHei UI" w:hAnsi="Microsoft YaHei UI" w:cs="SimSun"/>
-                <w:kern w:val="0"/>
-                <w14:ligatures w14:val="none"/>
               </w:rPr>
               <w:t>以下必须</w:t>
             </w:r>
             <w:r>
               <w:rPr>
-                <w:rFonts w:ascii="Microsoft YaHei UI" w:eastAsia="Microsoft YaHei UI" w:hAnsi="Microsoft YaHei UI" w:cs="Times New Roman"/>
-                <w:kern w:val="0"/>
-                <w14:ligatures w14:val="none"/>
+                <w:rFonts w:ascii="Microsoft YaHei UI" w:eastAsia="Microsoft YaHei UI" w:hAnsi="Microsoft YaHei UI"/>
               </w:rPr>
               <w:t>/50%-2</w:t>
             </w:r>
             <w:r>
               <w:rPr>
                 <w:rFonts w:ascii="Microsoft YaHei UI" w:eastAsia="Microsoft YaHei UI" w:hAnsi="Microsoft YaHei UI" w:cs="SimSun"/>
-                <w:kern w:val="0"/>
-                <w14:ligatures w14:val="none"/>
               </w:rPr>
               <w:t>倍合意，</w:t>
             </w:r>
             <w:r>
               <w:rPr>
-                <w:rFonts w:ascii="Microsoft YaHei UI" w:eastAsia="Microsoft YaHei UI" w:hAnsi="Microsoft YaHei UI" w:cs="Times New Roman"/>
-                <w:kern w:val="0"/>
-                <w14:ligatures w14:val="none"/>
+                <w:rFonts w:ascii="Microsoft YaHei UI" w:eastAsia="Microsoft YaHei UI" w:hAnsi="Microsoft YaHei UI"/>
               </w:rPr>
               <w:t>§165</w:t>
             </w:r>
             <w:r>
               <w:rPr>
                 <w:rFonts w:ascii="Microsoft YaHei UI" w:eastAsia="Microsoft YaHei UI" w:hAnsi="Microsoft YaHei UI" w:cs="SimSun"/>
-                <w:kern w:val="0"/>
-                <w14:ligatures w14:val="none"/>
               </w:rPr>
               <w:t>）</w:t>
             </w:r>
@@ -2289,9 +2157,7 @@
           <w:p>
             <w:pPr>
               <w:rPr>
-                <w:rFonts w:ascii="Microsoft YaHei UI" w:eastAsia="Microsoft YaHei UI" w:hAnsi="Microsoft YaHei UI" w:cs="Times New Roman"/>
-                <w:kern w:val="0"/>
-                <w14:ligatures w14:val="none"/>
+                <w:rFonts w:ascii="Microsoft YaHei UI" w:eastAsia="Microsoft YaHei UI" w:hAnsi="Microsoft YaHei UI"/>
               </w:rPr>
             </w:pPr>
             <w:r>
@@ -2299,18 +2165,14 @@
                 <w:rFonts w:ascii="Microsoft YaHei UI" w:eastAsia="Microsoft YaHei UI" w:hAnsi="Microsoft YaHei UI" w:cs="SimSun"/>
                 <w:b/>
                 <w:bCs/>
-                <w:kern w:val="0"/>
-                <w14:ligatures w14:val="none"/>
               </w:rPr>
               <w:t>基本事实清楚</w:t>
             </w:r>
             <w:r>
               <w:rPr>
-                <w:rFonts w:ascii="Microsoft YaHei UI" w:eastAsia="Microsoft YaHei UI" w:hAnsi="Microsoft YaHei UI" w:cs="Times New Roman"/>
+                <w:rFonts w:ascii="Microsoft YaHei UI" w:eastAsia="Microsoft YaHei UI" w:hAnsi="Microsoft YaHei UI"/>
                 <w:b/>
                 <w:bCs/>
-                <w:kern w:val="0"/>
-                <w14:ligatures w14:val="none"/>
               </w:rPr>
               <w:t>+</w:t>
             </w:r>
@@ -2319,48 +2181,36 @@
                 <w:rFonts w:ascii="Microsoft YaHei UI" w:eastAsia="Microsoft YaHei UI" w:hAnsi="Microsoft YaHei UI" w:cs="SimSun"/>
                 <w:b/>
                 <w:bCs/>
-                <w:kern w:val="0"/>
-                <w14:ligatures w14:val="none"/>
               </w:rPr>
               <w:t>权利义务关系明确</w:t>
             </w:r>
             <w:r>
               <w:rPr>
                 <w:rFonts w:ascii="Microsoft YaHei UI" w:eastAsia="Microsoft YaHei UI" w:hAnsi="Microsoft YaHei UI" w:cs="SimSun"/>
-                <w:kern w:val="0"/>
-                <w14:ligatures w14:val="none"/>
               </w:rPr>
               <w:t>（无</w:t>
             </w:r>
             <w:r>
               <w:rPr>
-                <w:rFonts w:ascii="Microsoft YaHei UI" w:eastAsia="Microsoft YaHei UI" w:hAnsi="Microsoft YaHei UI" w:cs="Times New Roman"/>
-                <w:kern w:val="0"/>
-                <w14:ligatures w14:val="none"/>
+                <w:rFonts w:ascii="Microsoft YaHei UI" w:eastAsia="Microsoft YaHei UI" w:hAnsi="Microsoft YaHei UI"/>
               </w:rPr>
               <w:t>"</w:t>
             </w:r>
             <w:r>
               <w:rPr>
                 <w:rFonts w:ascii="Microsoft YaHei UI" w:eastAsia="Microsoft YaHei UI" w:hAnsi="Microsoft YaHei UI" w:cs="SimSun"/>
-                <w:kern w:val="0"/>
-                <w14:ligatures w14:val="none"/>
               </w:rPr>
               <w:t>争议不大</w:t>
             </w:r>
             <w:r>
               <w:rPr>
-                <w:rFonts w:ascii="Microsoft YaHei UI" w:eastAsia="Microsoft YaHei UI" w:hAnsi="Microsoft YaHei UI" w:cs="Times New Roman"/>
-                <w:kern w:val="0"/>
-                <w14:ligatures w14:val="none"/>
+                <w:rFonts w:ascii="Microsoft YaHei UI" w:eastAsia="Microsoft YaHei UI" w:hAnsi="Microsoft YaHei UI"/>
               </w:rPr>
               <w:t>"</w:t>
             </w:r>
             <w:r>
               <w:rPr>
                 <w:rFonts w:ascii="Microsoft YaHei UI" w:eastAsia="Microsoft YaHei UI" w:hAnsi="Microsoft YaHei UI" w:cs="SimSun"/>
-                <w:kern w:val="0"/>
-                <w14:ligatures w14:val="none"/>
               </w:rPr>
               <w:t>要件）</w:t>
             </w:r>
@@ -2376,18 +2226,13 @@
           <w:p>
             <w:pPr>
               <w:rPr>
-                <w:rFonts w:ascii="Microsoft YaHei UI" w:eastAsia="Microsoft YaHei UI" w:hAnsi="Microsoft YaHei UI" w:cs="Times New Roman"/>
-                <w:kern w:val="0"/>
-                <w14:ligatures w14:val="none"/>
+                <w:rFonts w:ascii="Microsoft YaHei UI" w:eastAsia="Microsoft YaHei UI" w:hAnsi="Microsoft YaHei UI"/>
               </w:rPr>
             </w:pPr>
             <w:r>
               <w:rPr>
                 <w:rFonts w:ascii="Microsoft YaHei UI" w:eastAsia="Microsoft YaHei UI" w:hAnsi="Microsoft YaHei UI" w:cs="SimSun"/>
-                <w:kern w:val="0"/>
-                <w14:ligatures w14:val="none"/>
-              </w:rPr>
-              <w:lastRenderedPageBreak/>
+              </w:rPr>
               <w:t>合意空间</w:t>
             </w:r>
           </w:p>
@@ -2400,64 +2245,48 @@
           <w:p>
             <w:pPr>
               <w:rPr>
-                <w:rFonts w:ascii="Microsoft YaHei UI" w:eastAsia="Microsoft YaHei UI" w:hAnsi="Microsoft YaHei UI" w:cs="Times New Roman"/>
-                <w:kern w:val="0"/>
-                <w14:ligatures w14:val="none"/>
+                <w:rFonts w:ascii="Microsoft YaHei UI" w:eastAsia="Microsoft YaHei UI" w:hAnsi="Microsoft YaHei UI"/>
               </w:rPr>
             </w:pPr>
             <w:r>
               <w:rPr>
                 <w:rFonts w:ascii="Microsoft YaHei UI" w:eastAsia="Microsoft YaHei UI" w:hAnsi="Microsoft YaHei UI" w:cs="SimSun"/>
-                <w:kern w:val="0"/>
-                <w14:ligatures w14:val="none"/>
               </w:rPr>
               <w:t>非简单案件可约定适用（</w:t>
             </w:r>
             <w:r>
               <w:rPr>
-                <w:rFonts w:ascii="Microsoft YaHei UI" w:eastAsia="Microsoft YaHei UI" w:hAnsi="Microsoft YaHei UI" w:cs="Times New Roman"/>
-                <w:kern w:val="0"/>
-                <w14:ligatures w14:val="none"/>
+                <w:rFonts w:ascii="Microsoft YaHei UI" w:eastAsia="Microsoft YaHei UI" w:hAnsi="Microsoft YaHei UI"/>
               </w:rPr>
               <w:t>§160 II</w:t>
             </w:r>
             <w:r>
               <w:rPr>
                 <w:rFonts w:ascii="Microsoft YaHei UI" w:eastAsia="Microsoft YaHei UI" w:hAnsi="Microsoft YaHei UI" w:cs="SimSun"/>
-                <w:kern w:val="0"/>
-                <w14:ligatures w14:val="none"/>
               </w:rPr>
               <w:t>），但</w:t>
             </w:r>
             <w:r>
               <w:rPr>
-                <w:rFonts w:ascii="Microsoft YaHei UI" w:eastAsia="Microsoft YaHei UI" w:hAnsi="Microsoft YaHei UI" w:cs="Times New Roman"/>
-                <w:kern w:val="0"/>
-                <w14:ligatures w14:val="none"/>
+                <w:rFonts w:ascii="Microsoft YaHei UI" w:eastAsia="Microsoft YaHei UI" w:hAnsi="Microsoft YaHei UI"/>
               </w:rPr>
               <w:t>§257</w:t>
             </w:r>
             <w:r>
               <w:rPr>
                 <w:rFonts w:ascii="Microsoft YaHei UI" w:eastAsia="Microsoft YaHei UI" w:hAnsi="Microsoft YaHei UI" w:cs="SimSun"/>
-                <w:kern w:val="0"/>
-                <w14:ligatures w14:val="none"/>
               </w:rPr>
               <w:t>清单不可约定（解释</w:t>
             </w:r>
             <w:r>
               <w:rPr>
-                <w:rFonts w:ascii="Microsoft YaHei UI" w:eastAsia="Microsoft YaHei UI" w:hAnsi="Microsoft YaHei UI" w:cs="Times New Roman"/>
-                <w:kern w:val="0"/>
-                <w14:ligatures w14:val="none"/>
+                <w:rFonts w:ascii="Microsoft YaHei UI" w:eastAsia="Microsoft YaHei UI" w:hAnsi="Microsoft YaHei UI"/>
               </w:rPr>
               <w:t>§264 II</w:t>
             </w:r>
             <w:r>
               <w:rPr>
                 <w:rFonts w:ascii="Microsoft YaHei UI" w:eastAsia="Microsoft YaHei UI" w:hAnsi="Microsoft YaHei UI" w:cs="SimSun"/>
-                <w:kern w:val="0"/>
-                <w14:ligatures w14:val="none"/>
               </w:rPr>
               <w:t>）</w:t>
             </w:r>
@@ -2471,64 +2300,48 @@
           <w:p>
             <w:pPr>
               <w:rPr>
-                <w:rFonts w:ascii="Microsoft YaHei UI" w:eastAsia="Microsoft YaHei UI" w:hAnsi="Microsoft YaHei UI" w:cs="Times New Roman"/>
-                <w:kern w:val="0"/>
-                <w14:ligatures w14:val="none"/>
+                <w:rFonts w:ascii="Microsoft YaHei UI" w:eastAsia="Microsoft YaHei UI" w:hAnsi="Microsoft YaHei UI"/>
               </w:rPr>
             </w:pPr>
             <w:r>
               <w:rPr>
                 <w:rFonts w:ascii="Microsoft YaHei UI" w:eastAsia="Microsoft YaHei UI" w:hAnsi="Microsoft YaHei UI" w:cs="SimSun"/>
-                <w:kern w:val="0"/>
-                <w14:ligatures w14:val="none"/>
               </w:rPr>
               <w:t>仅</w:t>
             </w:r>
             <w:r>
               <w:rPr>
-                <w:rFonts w:ascii="Microsoft YaHei UI" w:eastAsia="Microsoft YaHei UI" w:hAnsi="Microsoft YaHei UI" w:cs="Times New Roman"/>
-                <w:kern w:val="0"/>
-                <w14:ligatures w14:val="none"/>
+                <w:rFonts w:ascii="Microsoft YaHei UI" w:eastAsia="Microsoft YaHei UI" w:hAnsi="Microsoft YaHei UI"/>
               </w:rPr>
               <w:t>50%-2</w:t>
             </w:r>
             <w:r>
               <w:rPr>
                 <w:rFonts w:ascii="Microsoft YaHei UI" w:eastAsia="Microsoft YaHei UI" w:hAnsi="Microsoft YaHei UI" w:cs="SimSun"/>
-                <w:kern w:val="0"/>
-                <w14:ligatures w14:val="none"/>
               </w:rPr>
               <w:t>倍档可约定（</w:t>
             </w:r>
             <w:r>
               <w:rPr>
-                <w:rFonts w:ascii="Microsoft YaHei UI" w:eastAsia="Microsoft YaHei UI" w:hAnsi="Microsoft YaHei UI" w:cs="Times New Roman"/>
-                <w:kern w:val="0"/>
-                <w14:ligatures w14:val="none"/>
+                <w:rFonts w:ascii="Microsoft YaHei UI" w:eastAsia="Microsoft YaHei UI" w:hAnsi="Microsoft YaHei UI"/>
               </w:rPr>
               <w:t>§165 II</w:t>
             </w:r>
             <w:r>
               <w:rPr>
                 <w:rFonts w:ascii="Microsoft YaHei UI" w:eastAsia="Microsoft YaHei UI" w:hAnsi="Microsoft YaHei UI" w:cs="SimSun"/>
-                <w:kern w:val="0"/>
-                <w14:ligatures w14:val="none"/>
               </w:rPr>
               <w:t>），</w:t>
             </w:r>
             <w:r>
               <w:rPr>
-                <w:rFonts w:ascii="Microsoft YaHei UI" w:eastAsia="Microsoft YaHei UI" w:hAnsi="Microsoft YaHei UI" w:cs="Times New Roman"/>
-                <w:kern w:val="0"/>
-                <w14:ligatures w14:val="none"/>
+                <w:rFonts w:ascii="Microsoft YaHei UI" w:eastAsia="Microsoft YaHei UI" w:hAnsi="Microsoft YaHei UI"/>
               </w:rPr>
               <w:t>§166</w:t>
             </w:r>
             <w:r>
               <w:rPr>
                 <w:rFonts w:ascii="Microsoft YaHei UI" w:eastAsia="Microsoft YaHei UI" w:hAnsi="Microsoft YaHei UI" w:cs="SimSun"/>
-                <w:kern w:val="0"/>
-                <w14:ligatures w14:val="none"/>
               </w:rPr>
               <w:t>清单不可约定</w:t>
             </w:r>
@@ -2542,32 +2355,24 @@
           <w:p>
             <w:pPr>
               <w:rPr>
-                <w:rFonts w:ascii="Microsoft YaHei UI" w:eastAsia="Microsoft YaHei UI" w:hAnsi="Microsoft YaHei UI" w:cs="Times New Roman"/>
-                <w:kern w:val="0"/>
-                <w14:ligatures w14:val="none"/>
+                <w:rFonts w:ascii="Microsoft YaHei UI" w:eastAsia="Microsoft YaHei UI" w:hAnsi="Microsoft YaHei UI"/>
               </w:rPr>
             </w:pPr>
             <w:r>
               <w:rPr>
                 <w:rFonts w:ascii="Microsoft YaHei UI" w:eastAsia="Microsoft YaHei UI" w:hAnsi="Microsoft YaHei UI" w:cs="SimSun"/>
-                <w:kern w:val="0"/>
-                <w14:ligatures w14:val="none"/>
               </w:rPr>
               <w:t>无合意通道（一审独任不以当事人同意为条件；对比二审独任</w:t>
             </w:r>
             <w:r>
               <w:rPr>
-                <w:rFonts w:ascii="Microsoft YaHei UI" w:eastAsia="Microsoft YaHei UI" w:hAnsi="Microsoft YaHei UI" w:cs="Times New Roman"/>
-                <w:kern w:val="0"/>
-                <w14:ligatures w14:val="none"/>
+                <w:rFonts w:ascii="Microsoft YaHei UI" w:eastAsia="Microsoft YaHei UI" w:hAnsi="Microsoft YaHei UI"/>
               </w:rPr>
               <w:t>§41 II</w:t>
             </w:r>
             <w:r>
               <w:rPr>
                 <w:rFonts w:ascii="Microsoft YaHei UI" w:eastAsia="Microsoft YaHei UI" w:hAnsi="Microsoft YaHei UI" w:cs="SimSun"/>
-                <w:kern w:val="0"/>
-                <w14:ligatures w14:val="none"/>
               </w:rPr>
               <w:t>须双方同意）</w:t>
             </w:r>
@@ -2583,16 +2388,12 @@
           <w:p>
             <w:pPr>
               <w:rPr>
-                <w:rFonts w:ascii="Microsoft YaHei UI" w:eastAsia="Microsoft YaHei UI" w:hAnsi="Microsoft YaHei UI" w:cs="Times New Roman"/>
-                <w:kern w:val="0"/>
-                <w14:ligatures w14:val="none"/>
+                <w:rFonts w:ascii="Microsoft YaHei UI" w:eastAsia="Microsoft YaHei UI" w:hAnsi="Microsoft YaHei UI"/>
               </w:rPr>
             </w:pPr>
             <w:r>
               <w:rPr>
                 <w:rFonts w:ascii="Microsoft YaHei UI" w:eastAsia="Microsoft YaHei UI" w:hAnsi="Microsoft YaHei UI" w:cs="SimSun"/>
-                <w:kern w:val="0"/>
-                <w14:ligatures w14:val="none"/>
               </w:rPr>
               <w:t>禁用清单</w:t>
             </w:r>
@@ -2606,128 +2407,96 @@
           <w:p>
             <w:pPr>
               <w:rPr>
-                <w:rFonts w:ascii="Microsoft YaHei UI" w:eastAsia="Microsoft YaHei UI" w:hAnsi="Microsoft YaHei UI" w:cs="Times New Roman"/>
-                <w:kern w:val="0"/>
-                <w14:ligatures w14:val="none"/>
+                <w:rFonts w:ascii="Microsoft YaHei UI" w:eastAsia="Microsoft YaHei UI" w:hAnsi="Microsoft YaHei UI"/>
               </w:rPr>
             </w:pPr>
             <w:r>
               <w:rPr>
                 <w:rFonts w:ascii="Microsoft YaHei UI" w:eastAsia="Microsoft YaHei UI" w:hAnsi="Microsoft YaHei UI" w:cs="SimSun"/>
-                <w:kern w:val="0"/>
-                <w14:ligatures w14:val="none"/>
               </w:rPr>
               <w:t>解释</w:t>
             </w:r>
             <w:r>
               <w:rPr>
-                <w:rFonts w:ascii="Microsoft YaHei UI" w:eastAsia="Microsoft YaHei UI" w:hAnsi="Microsoft YaHei UI" w:cs="Times New Roman"/>
-                <w:kern w:val="0"/>
-                <w14:ligatures w14:val="none"/>
+                <w:rFonts w:ascii="Microsoft YaHei UI" w:eastAsia="Microsoft YaHei UI" w:hAnsi="Microsoft YaHei UI"/>
               </w:rPr>
               <w:t>§257</w:t>
             </w:r>
             <w:r>
               <w:rPr>
                 <w:rFonts w:ascii="Microsoft YaHei UI" w:eastAsia="Microsoft YaHei UI" w:hAnsi="Microsoft YaHei UI" w:cs="SimSun"/>
-                <w:kern w:val="0"/>
-                <w14:ligatures w14:val="none"/>
               </w:rPr>
               <w:t>七类（下落不明</w:t>
             </w:r>
             <w:r>
               <w:rPr>
-                <w:rFonts w:ascii="Microsoft YaHei UI" w:eastAsia="Microsoft YaHei UI" w:hAnsi="Microsoft YaHei UI" w:cs="Times New Roman"/>
-                <w:kern w:val="0"/>
-                <w14:ligatures w14:val="none"/>
+                <w:rFonts w:ascii="Microsoft YaHei UI" w:eastAsia="Microsoft YaHei UI" w:hAnsi="Microsoft YaHei UI"/>
               </w:rPr>
               <w:t>/</w:t>
             </w:r>
             <w:r>
               <w:rPr>
                 <w:rFonts w:ascii="Microsoft YaHei UI" w:eastAsia="Microsoft YaHei UI" w:hAnsi="Microsoft YaHei UI" w:cs="SimSun"/>
-                <w:kern w:val="0"/>
-                <w14:ligatures w14:val="none"/>
               </w:rPr>
               <w:t>发回重审</w:t>
             </w:r>
             <w:r>
               <w:rPr>
-                <w:rFonts w:ascii="Microsoft YaHei UI" w:eastAsia="Microsoft YaHei UI" w:hAnsi="Microsoft YaHei UI" w:cs="Times New Roman"/>
-                <w:kern w:val="0"/>
-                <w14:ligatures w14:val="none"/>
+                <w:rFonts w:ascii="Microsoft YaHei UI" w:eastAsia="Microsoft YaHei UI" w:hAnsi="Microsoft YaHei UI"/>
               </w:rPr>
               <w:t>/</w:t>
             </w:r>
             <w:r>
               <w:rPr>
                 <w:rFonts w:ascii="Microsoft YaHei UI" w:eastAsia="Microsoft YaHei UI" w:hAnsi="Microsoft YaHei UI" w:cs="SimSun"/>
-                <w:kern w:val="0"/>
-                <w14:ligatures w14:val="none"/>
               </w:rPr>
               <w:t>人数众多</w:t>
             </w:r>
             <w:r>
               <w:rPr>
-                <w:rFonts w:ascii="Microsoft YaHei UI" w:eastAsia="Microsoft YaHei UI" w:hAnsi="Microsoft YaHei UI" w:cs="Times New Roman"/>
-                <w:kern w:val="0"/>
-                <w14:ligatures w14:val="none"/>
+                <w:rFonts w:ascii="Microsoft YaHei UI" w:eastAsia="Microsoft YaHei UI" w:hAnsi="Microsoft YaHei UI"/>
               </w:rPr>
               <w:t>/</w:t>
             </w:r>
             <w:r>
               <w:rPr>
                 <w:rFonts w:ascii="Microsoft YaHei UI" w:eastAsia="Microsoft YaHei UI" w:hAnsi="Microsoft YaHei UI" w:cs="SimSun"/>
-                <w:kern w:val="0"/>
-                <w14:ligatures w14:val="none"/>
               </w:rPr>
               <w:t>再审</w:t>
             </w:r>
             <w:r>
               <w:rPr>
-                <w:rFonts w:ascii="Microsoft YaHei UI" w:eastAsia="Microsoft YaHei UI" w:hAnsi="Microsoft YaHei UI" w:cs="Times New Roman"/>
-                <w:kern w:val="0"/>
-                <w14:ligatures w14:val="none"/>
+                <w:rFonts w:ascii="Microsoft YaHei UI" w:eastAsia="Microsoft YaHei UI" w:hAnsi="Microsoft YaHei UI"/>
               </w:rPr>
               <w:t>/</w:t>
             </w:r>
             <w:r>
               <w:rPr>
                 <w:rFonts w:ascii="Microsoft YaHei UI" w:eastAsia="Microsoft YaHei UI" w:hAnsi="Microsoft YaHei UI" w:cs="SimSun"/>
-                <w:kern w:val="0"/>
-                <w14:ligatures w14:val="none"/>
               </w:rPr>
               <w:t>国益公益</w:t>
             </w:r>
             <w:r>
               <w:rPr>
-                <w:rFonts w:ascii="Microsoft YaHei UI" w:eastAsia="Microsoft YaHei UI" w:hAnsi="Microsoft YaHei UI" w:cs="Times New Roman"/>
-                <w:kern w:val="0"/>
-                <w14:ligatures w14:val="none"/>
+                <w:rFonts w:ascii="Microsoft YaHei UI" w:eastAsia="Microsoft YaHei UI" w:hAnsi="Microsoft YaHei UI"/>
               </w:rPr>
               <w:t>/</w:t>
             </w:r>
             <w:r>
               <w:rPr>
                 <w:rFonts w:ascii="Microsoft YaHei UI" w:eastAsia="Microsoft YaHei UI" w:hAnsi="Microsoft YaHei UI" w:cs="SimSun"/>
-                <w:kern w:val="0"/>
-                <w14:ligatures w14:val="none"/>
               </w:rPr>
               <w:t>第三人撤销之诉</w:t>
             </w:r>
             <w:r>
               <w:rPr>
-                <w:rFonts w:ascii="Microsoft YaHei UI" w:eastAsia="Microsoft YaHei UI" w:hAnsi="Microsoft YaHei UI" w:cs="Times New Roman"/>
-                <w:kern w:val="0"/>
-                <w14:ligatures w14:val="none"/>
+                <w:rFonts w:ascii="Microsoft YaHei UI" w:eastAsia="Microsoft YaHei UI" w:hAnsi="Microsoft YaHei UI"/>
               </w:rPr>
               <w:t>/</w:t>
             </w:r>
             <w:r>
               <w:rPr>
                 <w:rFonts w:ascii="Microsoft YaHei UI" w:eastAsia="Microsoft YaHei UI" w:hAnsi="Microsoft YaHei UI" w:cs="SimSun"/>
-                <w:kern w:val="0"/>
-                <w14:ligatures w14:val="none"/>
               </w:rPr>
               <w:t>其他）</w:t>
             </w:r>
@@ -2741,104 +2510,78 @@
           <w:p>
             <w:pPr>
               <w:rPr>
-                <w:rFonts w:ascii="Microsoft YaHei UI" w:eastAsia="Microsoft YaHei UI" w:hAnsi="Microsoft YaHei UI" w:cs="Times New Roman"/>
-                <w:kern w:val="0"/>
-                <w14:ligatures w14:val="none"/>
+                <w:rFonts w:ascii="Microsoft YaHei UI" w:eastAsia="Microsoft YaHei UI" w:hAnsi="Microsoft YaHei UI"/>
               </w:rPr>
             </w:pPr>
             <w:r>
               <w:rPr>
-                <w:rFonts w:ascii="Microsoft YaHei UI" w:eastAsia="Microsoft YaHei UI" w:hAnsi="Microsoft YaHei UI" w:cs="Times New Roman"/>
-                <w:kern w:val="0"/>
-                <w14:ligatures w14:val="none"/>
+                <w:rFonts w:ascii="Microsoft YaHei UI" w:eastAsia="Microsoft YaHei UI" w:hAnsi="Microsoft YaHei UI"/>
               </w:rPr>
               <w:t>§166</w:t>
             </w:r>
             <w:r>
               <w:rPr>
                 <w:rFonts w:ascii="Microsoft YaHei UI" w:eastAsia="Microsoft YaHei UI" w:hAnsi="Microsoft YaHei UI" w:cs="SimSun"/>
-                <w:kern w:val="0"/>
-                <w14:ligatures w14:val="none"/>
               </w:rPr>
               <w:t>六类（人身关系财产确权</w:t>
             </w:r>
             <w:r>
               <w:rPr>
-                <w:rFonts w:ascii="Microsoft YaHei UI" w:eastAsia="Microsoft YaHei UI" w:hAnsi="Microsoft YaHei UI" w:cs="Times New Roman"/>
-                <w:kern w:val="0"/>
-                <w14:ligatures w14:val="none"/>
+                <w:rFonts w:ascii="Microsoft YaHei UI" w:eastAsia="Microsoft YaHei UI" w:hAnsi="Microsoft YaHei UI"/>
               </w:rPr>
               <w:t>/</w:t>
             </w:r>
             <w:r>
               <w:rPr>
                 <w:rFonts w:ascii="Microsoft YaHei UI" w:eastAsia="Microsoft YaHei UI" w:hAnsi="Microsoft YaHei UI" w:cs="SimSun"/>
-                <w:kern w:val="0"/>
-                <w14:ligatures w14:val="none"/>
               </w:rPr>
               <w:t>涉外</w:t>
             </w:r>
             <w:r>
               <w:rPr>
-                <w:rFonts w:ascii="Microsoft YaHei UI" w:eastAsia="Microsoft YaHei UI" w:hAnsi="Microsoft YaHei UI" w:cs="Times New Roman"/>
-                <w:kern w:val="0"/>
-                <w14:ligatures w14:val="none"/>
+                <w:rFonts w:ascii="Microsoft YaHei UI" w:eastAsia="Microsoft YaHei UI" w:hAnsi="Microsoft YaHei UI"/>
               </w:rPr>
               <w:t>/</w:t>
             </w:r>
             <w:r>
               <w:rPr>
                 <w:rFonts w:ascii="Microsoft YaHei UI" w:eastAsia="Microsoft YaHei UI" w:hAnsi="Microsoft YaHei UI" w:cs="SimSun"/>
-                <w:kern w:val="0"/>
-                <w14:ligatures w14:val="none"/>
               </w:rPr>
               <w:t>需评估鉴定</w:t>
             </w:r>
             <w:r>
               <w:rPr>
-                <w:rFonts w:ascii="Microsoft YaHei UI" w:eastAsia="Microsoft YaHei UI" w:hAnsi="Microsoft YaHei UI" w:cs="Times New Roman"/>
-                <w:kern w:val="0"/>
-                <w14:ligatures w14:val="none"/>
+                <w:rFonts w:ascii="Microsoft YaHei UI" w:eastAsia="Microsoft YaHei UI" w:hAnsi="Microsoft YaHei UI"/>
               </w:rPr>
               <w:t>/</w:t>
             </w:r>
             <w:r>
               <w:rPr>
                 <w:rFonts w:ascii="Microsoft YaHei UI" w:eastAsia="Microsoft YaHei UI" w:hAnsi="Microsoft YaHei UI" w:cs="SimSun"/>
-                <w:kern w:val="0"/>
-                <w14:ligatures w14:val="none"/>
               </w:rPr>
               <w:t>下落不明</w:t>
             </w:r>
             <w:r>
               <w:rPr>
-                <w:rFonts w:ascii="Microsoft YaHei UI" w:eastAsia="Microsoft YaHei UI" w:hAnsi="Microsoft YaHei UI" w:cs="Times New Roman"/>
-                <w:kern w:val="0"/>
-                <w14:ligatures w14:val="none"/>
+                <w:rFonts w:ascii="Microsoft YaHei UI" w:eastAsia="Microsoft YaHei UI" w:hAnsi="Microsoft YaHei UI"/>
               </w:rPr>
               <w:t>/</w:t>
             </w:r>
             <w:r>
               <w:rPr>
                 <w:rFonts w:ascii="Microsoft YaHei UI" w:eastAsia="Microsoft YaHei UI" w:hAnsi="Microsoft YaHei UI" w:cs="SimSun"/>
-                <w:kern w:val="0"/>
-                <w14:ligatures w14:val="none"/>
               </w:rPr>
               <w:t>反诉</w:t>
             </w:r>
             <w:r>
               <w:rPr>
-                <w:rFonts w:ascii="Microsoft YaHei UI" w:eastAsia="Microsoft YaHei UI" w:hAnsi="Microsoft YaHei UI" w:cs="Times New Roman"/>
-                <w:kern w:val="0"/>
-                <w14:ligatures w14:val="none"/>
+                <w:rFonts w:ascii="Microsoft YaHei UI" w:eastAsia="Microsoft YaHei UI" w:hAnsi="Microsoft YaHei UI"/>
               </w:rPr>
               <w:t>/</w:t>
             </w:r>
             <w:r>
               <w:rPr>
                 <w:rFonts w:ascii="Microsoft YaHei UI" w:eastAsia="Microsoft YaHei UI" w:hAnsi="Microsoft YaHei UI" w:cs="SimSun"/>
-                <w:kern w:val="0"/>
-                <w14:ligatures w14:val="none"/>
               </w:rPr>
               <w:t>其他）</w:t>
             </w:r>
@@ -2852,104 +2595,78 @@
           <w:p>
             <w:pPr>
               <w:rPr>
-                <w:rFonts w:ascii="Microsoft YaHei UI" w:eastAsia="Microsoft YaHei UI" w:hAnsi="Microsoft YaHei UI" w:cs="Times New Roman"/>
-                <w:kern w:val="0"/>
-                <w14:ligatures w14:val="none"/>
+                <w:rFonts w:ascii="Microsoft YaHei UI" w:eastAsia="Microsoft YaHei UI" w:hAnsi="Microsoft YaHei UI"/>
               </w:rPr>
             </w:pPr>
             <w:r>
               <w:rPr>
-                <w:rFonts w:ascii="Microsoft YaHei UI" w:eastAsia="Microsoft YaHei UI" w:hAnsi="Microsoft YaHei UI" w:cs="Times New Roman"/>
-                <w:kern w:val="0"/>
-                <w14:ligatures w14:val="none"/>
+                <w:rFonts w:ascii="Microsoft YaHei UI" w:eastAsia="Microsoft YaHei UI" w:hAnsi="Microsoft YaHei UI"/>
               </w:rPr>
               <w:t>§42</w:t>
             </w:r>
             <w:r>
               <w:rPr>
                 <w:rFonts w:ascii="Microsoft YaHei UI" w:eastAsia="Microsoft YaHei UI" w:hAnsi="Microsoft YaHei UI" w:cs="SimSun"/>
-                <w:kern w:val="0"/>
-                <w14:ligatures w14:val="none"/>
               </w:rPr>
               <w:t>六类（国益公益</w:t>
             </w:r>
             <w:r>
               <w:rPr>
-                <w:rFonts w:ascii="Microsoft YaHei UI" w:eastAsia="Microsoft YaHei UI" w:hAnsi="Microsoft YaHei UI" w:cs="Times New Roman"/>
-                <w:kern w:val="0"/>
-                <w14:ligatures w14:val="none"/>
+                <w:rFonts w:ascii="Microsoft YaHei UI" w:eastAsia="Microsoft YaHei UI" w:hAnsi="Microsoft YaHei UI"/>
               </w:rPr>
               <w:t>/</w:t>
             </w:r>
             <w:r>
               <w:rPr>
                 <w:rFonts w:ascii="Microsoft YaHei UI" w:eastAsia="Microsoft YaHei UI" w:hAnsi="Microsoft YaHei UI" w:cs="SimSun"/>
-                <w:kern w:val="0"/>
-                <w14:ligatures w14:val="none"/>
               </w:rPr>
               <w:t>群体性</w:t>
             </w:r>
             <w:r>
               <w:rPr>
-                <w:rFonts w:ascii="Microsoft YaHei UI" w:eastAsia="Microsoft YaHei UI" w:hAnsi="Microsoft YaHei UI" w:cs="Times New Roman"/>
-                <w:kern w:val="0"/>
-                <w14:ligatures w14:val="none"/>
+                <w:rFonts w:ascii="Microsoft YaHei UI" w:eastAsia="Microsoft YaHei UI" w:hAnsi="Microsoft YaHei UI"/>
               </w:rPr>
               <w:t>/</w:t>
             </w:r>
             <w:r>
               <w:rPr>
                 <w:rFonts w:ascii="Microsoft YaHei UI" w:eastAsia="Microsoft YaHei UI" w:hAnsi="Microsoft YaHei UI" w:cs="SimSun"/>
-                <w:kern w:val="0"/>
-                <w14:ligatures w14:val="none"/>
               </w:rPr>
               <w:t>广泛关注</w:t>
             </w:r>
             <w:r>
               <w:rPr>
-                <w:rFonts w:ascii="Microsoft YaHei UI" w:eastAsia="Microsoft YaHei UI" w:hAnsi="Microsoft YaHei UI" w:cs="Times New Roman"/>
-                <w:kern w:val="0"/>
-                <w14:ligatures w14:val="none"/>
+                <w:rFonts w:ascii="Microsoft YaHei UI" w:eastAsia="Microsoft YaHei UI" w:hAnsi="Microsoft YaHei UI"/>
               </w:rPr>
               <w:t>/</w:t>
             </w:r>
             <w:r>
               <w:rPr>
                 <w:rFonts w:ascii="Microsoft YaHei UI" w:eastAsia="Microsoft YaHei UI" w:hAnsi="Microsoft YaHei UI" w:cs="SimSun"/>
-                <w:kern w:val="0"/>
-                <w14:ligatures w14:val="none"/>
               </w:rPr>
               <w:t>新类型疑难</w:t>
             </w:r>
             <w:r>
               <w:rPr>
-                <w:rFonts w:ascii="Microsoft YaHei UI" w:eastAsia="Microsoft YaHei UI" w:hAnsi="Microsoft YaHei UI" w:cs="Times New Roman"/>
-                <w:kern w:val="0"/>
-                <w14:ligatures w14:val="none"/>
+                <w:rFonts w:ascii="Microsoft YaHei UI" w:eastAsia="Microsoft YaHei UI" w:hAnsi="Microsoft YaHei UI"/>
               </w:rPr>
               <w:t>/</w:t>
             </w:r>
             <w:r>
               <w:rPr>
                 <w:rFonts w:ascii="Microsoft YaHei UI" w:eastAsia="Microsoft YaHei UI" w:hAnsi="Microsoft YaHei UI" w:cs="SimSun"/>
-                <w:kern w:val="0"/>
-                <w14:ligatures w14:val="none"/>
               </w:rPr>
               <w:t>法定合议</w:t>
             </w:r>
             <w:r>
               <w:rPr>
-                <w:rFonts w:ascii="Microsoft YaHei UI" w:eastAsia="Microsoft YaHei UI" w:hAnsi="Microsoft YaHei UI" w:cs="Times New Roman"/>
-                <w:kern w:val="0"/>
-                <w14:ligatures w14:val="none"/>
+                <w:rFonts w:ascii="Microsoft YaHei UI" w:eastAsia="Microsoft YaHei UI" w:hAnsi="Microsoft YaHei UI"/>
               </w:rPr>
               <w:t>/</w:t>
             </w:r>
             <w:r>
               <w:rPr>
                 <w:rFonts w:ascii="Microsoft YaHei UI" w:eastAsia="Microsoft YaHei UI" w:hAnsi="Microsoft YaHei UI" w:cs="SimSun"/>
-                <w:kern w:val="0"/>
-                <w14:ligatures w14:val="none"/>
               </w:rPr>
               <w:t>其他）</w:t>
             </w:r>
@@ -2965,16 +2682,12 @@
           <w:p>
             <w:pPr>
               <w:rPr>
-                <w:rFonts w:ascii="Microsoft YaHei UI" w:eastAsia="Microsoft YaHei UI" w:hAnsi="Microsoft YaHei UI" w:cs="Times New Roman"/>
-                <w:kern w:val="0"/>
-                <w14:ligatures w14:val="none"/>
+                <w:rFonts w:ascii="Microsoft YaHei UI" w:eastAsia="Microsoft YaHei UI" w:hAnsi="Microsoft YaHei UI"/>
               </w:rPr>
             </w:pPr>
             <w:r>
               <w:rPr>
                 <w:rFonts w:ascii="Microsoft YaHei UI" w:eastAsia="Microsoft YaHei UI" w:hAnsi="Microsoft YaHei UI" w:cs="SimSun"/>
-                <w:kern w:val="0"/>
-                <w14:ligatures w14:val="none"/>
               </w:rPr>
               <w:t>审限</w:t>
             </w:r>
@@ -2988,18 +2701,14 @@
           <w:p>
             <w:pPr>
               <w:rPr>
-                <w:rFonts w:ascii="Microsoft YaHei UI" w:eastAsia="Microsoft YaHei UI" w:hAnsi="Microsoft YaHei UI" w:cs="Times New Roman"/>
-                <w:kern w:val="0"/>
-                <w14:ligatures w14:val="none"/>
+                <w:rFonts w:ascii="Microsoft YaHei UI" w:eastAsia="Microsoft YaHei UI" w:hAnsi="Microsoft YaHei UI"/>
               </w:rPr>
             </w:pPr>
             <w:r>
               <w:rPr>
-                <w:rFonts w:ascii="Microsoft YaHei UI" w:eastAsia="Microsoft YaHei UI" w:hAnsi="Microsoft YaHei UI" w:cs="Times New Roman"/>
+                <w:rFonts w:ascii="Microsoft YaHei UI" w:eastAsia="Microsoft YaHei UI" w:hAnsi="Microsoft YaHei UI"/>
                 <w:b/>
                 <w:bCs/>
-                <w:kern w:val="0"/>
-                <w14:ligatures w14:val="none"/>
               </w:rPr>
               <w:t>3</w:t>
             </w:r>
@@ -3008,88 +2717,66 @@
                 <w:rFonts w:ascii="Microsoft YaHei UI" w:eastAsia="Microsoft YaHei UI" w:hAnsi="Microsoft YaHei UI" w:cs="SimSun"/>
                 <w:b/>
                 <w:bCs/>
-                <w:kern w:val="0"/>
-                <w14:ligatures w14:val="none"/>
               </w:rPr>
               <w:t>个月</w:t>
             </w:r>
             <w:r>
               <w:rPr>
-                <w:rFonts w:ascii="Microsoft YaHei UI" w:eastAsia="Microsoft YaHei UI" w:hAnsi="Microsoft YaHei UI" w:cs="Times New Roman"/>
-                <w:kern w:val="0"/>
-                <w14:ligatures w14:val="none"/>
+                <w:rFonts w:ascii="Microsoft YaHei UI" w:eastAsia="Microsoft YaHei UI" w:hAnsi="Microsoft YaHei UI"/>
               </w:rPr>
               <w:t>+</w:t>
             </w:r>
             <w:r>
               <w:rPr>
                 <w:rFonts w:ascii="Microsoft YaHei UI" w:eastAsia="Microsoft YaHei UI" w:hAnsi="Microsoft YaHei UI" w:cs="SimSun"/>
-                <w:kern w:val="0"/>
-                <w14:ligatures w14:val="none"/>
               </w:rPr>
               <w:t>院长批准延</w:t>
             </w:r>
             <w:r>
               <w:rPr>
-                <w:rFonts w:ascii="Microsoft YaHei UI" w:eastAsia="Microsoft YaHei UI" w:hAnsi="Microsoft YaHei UI" w:cs="Times New Roman"/>
-                <w:kern w:val="0"/>
-                <w14:ligatures w14:val="none"/>
+                <w:rFonts w:ascii="Microsoft YaHei UI" w:eastAsia="Microsoft YaHei UI" w:hAnsi="Microsoft YaHei UI"/>
               </w:rPr>
               <w:t>1</w:t>
             </w:r>
             <w:r>
               <w:rPr>
                 <w:rFonts w:ascii="Microsoft YaHei UI" w:eastAsia="Microsoft YaHei UI" w:hAnsi="Microsoft YaHei UI" w:cs="SimSun"/>
-                <w:kern w:val="0"/>
-                <w14:ligatures w14:val="none"/>
               </w:rPr>
               <w:t>个月（</w:t>
             </w:r>
             <w:r>
               <w:rPr>
-                <w:rFonts w:ascii="Microsoft YaHei UI" w:eastAsia="Microsoft YaHei UI" w:hAnsi="Microsoft YaHei UI" w:cs="Times New Roman"/>
-                <w:kern w:val="0"/>
-                <w14:ligatures w14:val="none"/>
+                <w:rFonts w:ascii="Microsoft YaHei UI" w:eastAsia="Microsoft YaHei UI" w:hAnsi="Microsoft YaHei UI"/>
               </w:rPr>
               <w:t>§164</w:t>
             </w:r>
             <w:r>
               <w:rPr>
                 <w:rFonts w:ascii="Microsoft YaHei UI" w:eastAsia="Microsoft YaHei UI" w:hAnsi="Microsoft YaHei UI" w:cs="SimSun"/>
-                <w:kern w:val="0"/>
-                <w14:ligatures w14:val="none"/>
               </w:rPr>
               <w:t>；累计</w:t>
             </w:r>
             <w:r>
               <w:rPr>
-                <w:rFonts w:ascii="Microsoft YaHei UI" w:eastAsia="Microsoft YaHei UI" w:hAnsi="Microsoft YaHei UI" w:cs="Times New Roman"/>
-                <w:kern w:val="0"/>
-                <w14:ligatures w14:val="none"/>
+                <w:rFonts w:ascii="Microsoft YaHei UI" w:eastAsia="Microsoft YaHei UI" w:hAnsi="Microsoft YaHei UI"/>
               </w:rPr>
               <w:t>≤4</w:t>
             </w:r>
             <w:r>
               <w:rPr>
                 <w:rFonts w:ascii="Microsoft YaHei UI" w:eastAsia="Microsoft YaHei UI" w:hAnsi="Microsoft YaHei UI" w:cs="SimSun"/>
-                <w:kern w:val="0"/>
-                <w14:ligatures w14:val="none"/>
               </w:rPr>
               <w:t>个月，解释</w:t>
             </w:r>
             <w:r>
               <w:rPr>
-                <w:rFonts w:ascii="Microsoft YaHei UI" w:eastAsia="Microsoft YaHei UI" w:hAnsi="Microsoft YaHei UI" w:cs="Times New Roman"/>
-                <w:kern w:val="0"/>
-                <w14:ligatures w14:val="none"/>
+                <w:rFonts w:ascii="Microsoft YaHei UI" w:eastAsia="Microsoft YaHei UI" w:hAnsi="Microsoft YaHei UI"/>
               </w:rPr>
               <w:t>§258</w:t>
             </w:r>
             <w:r>
               <w:rPr>
                 <w:rFonts w:ascii="Microsoft YaHei UI" w:eastAsia="Microsoft YaHei UI" w:hAnsi="Microsoft YaHei UI" w:cs="SimSun"/>
-                <w:kern w:val="0"/>
-                <w14:ligatures w14:val="none"/>
               </w:rPr>
               <w:t>）</w:t>
             </w:r>
@@ -3103,18 +2790,14 @@
           <w:p>
             <w:pPr>
               <w:rPr>
-                <w:rFonts w:ascii="Microsoft YaHei UI" w:eastAsia="Microsoft YaHei UI" w:hAnsi="Microsoft YaHei UI" w:cs="Times New Roman"/>
-                <w:kern w:val="0"/>
-                <w14:ligatures w14:val="none"/>
+                <w:rFonts w:ascii="Microsoft YaHei UI" w:eastAsia="Microsoft YaHei UI" w:hAnsi="Microsoft YaHei UI"/>
               </w:rPr>
             </w:pPr>
             <w:r>
               <w:rPr>
-                <w:rFonts w:ascii="Microsoft YaHei UI" w:eastAsia="Microsoft YaHei UI" w:hAnsi="Microsoft YaHei UI" w:cs="Times New Roman"/>
+                <w:rFonts w:ascii="Microsoft YaHei UI" w:eastAsia="Microsoft YaHei UI" w:hAnsi="Microsoft YaHei UI"/>
                 <w:b/>
                 <w:bCs/>
-                <w:kern w:val="0"/>
-                <w14:ligatures w14:val="none"/>
               </w:rPr>
               <w:t>2</w:t>
             </w:r>
@@ -3123,56 +2806,42 @@
                 <w:rFonts w:ascii="Microsoft YaHei UI" w:eastAsia="Microsoft YaHei UI" w:hAnsi="Microsoft YaHei UI" w:cs="SimSun"/>
                 <w:b/>
                 <w:bCs/>
-                <w:kern w:val="0"/>
-                <w14:ligatures w14:val="none"/>
               </w:rPr>
               <w:t>个月</w:t>
             </w:r>
             <w:r>
               <w:rPr>
-                <w:rFonts w:ascii="Microsoft YaHei UI" w:eastAsia="Microsoft YaHei UI" w:hAnsi="Microsoft YaHei UI" w:cs="Times New Roman"/>
-                <w:kern w:val="0"/>
-                <w14:ligatures w14:val="none"/>
+                <w:rFonts w:ascii="Microsoft YaHei UI" w:eastAsia="Microsoft YaHei UI" w:hAnsi="Microsoft YaHei UI"/>
               </w:rPr>
               <w:t>+</w:t>
             </w:r>
             <w:r>
               <w:rPr>
                 <w:rFonts w:ascii="Microsoft YaHei UI" w:eastAsia="Microsoft YaHei UI" w:hAnsi="Microsoft YaHei UI" w:cs="SimSun"/>
-                <w:kern w:val="0"/>
-                <w14:ligatures w14:val="none"/>
               </w:rPr>
               <w:t>院长批准延</w:t>
             </w:r>
             <w:r>
               <w:rPr>
-                <w:rFonts w:ascii="Microsoft YaHei UI" w:eastAsia="Microsoft YaHei UI" w:hAnsi="Microsoft YaHei UI" w:cs="Times New Roman"/>
-                <w:kern w:val="0"/>
-                <w14:ligatures w14:val="none"/>
+                <w:rFonts w:ascii="Microsoft YaHei UI" w:eastAsia="Microsoft YaHei UI" w:hAnsi="Microsoft YaHei UI"/>
               </w:rPr>
               <w:t>1</w:t>
             </w:r>
             <w:r>
               <w:rPr>
                 <w:rFonts w:ascii="Microsoft YaHei UI" w:eastAsia="Microsoft YaHei UI" w:hAnsi="Microsoft YaHei UI" w:cs="SimSun"/>
-                <w:kern w:val="0"/>
-                <w14:ligatures w14:val="none"/>
               </w:rPr>
               <w:t>个月（</w:t>
             </w:r>
             <w:r>
               <w:rPr>
-                <w:rFonts w:ascii="Microsoft YaHei UI" w:eastAsia="Microsoft YaHei UI" w:hAnsi="Microsoft YaHei UI" w:cs="Times New Roman"/>
-                <w:kern w:val="0"/>
-                <w14:ligatures w14:val="none"/>
+                <w:rFonts w:ascii="Microsoft YaHei UI" w:eastAsia="Microsoft YaHei UI" w:hAnsi="Microsoft YaHei UI"/>
               </w:rPr>
               <w:t>§168</w:t>
             </w:r>
             <w:r>
               <w:rPr>
                 <w:rFonts w:ascii="Microsoft YaHei UI" w:eastAsia="Microsoft YaHei UI" w:hAnsi="Microsoft YaHei UI" w:cs="SimSun"/>
-                <w:kern w:val="0"/>
-                <w14:ligatures w14:val="none"/>
               </w:rPr>
               <w:t>）</w:t>
             </w:r>
@@ -3186,16 +2855,12 @@
           <w:p>
             <w:pPr>
               <w:rPr>
-                <w:rFonts w:ascii="Microsoft YaHei UI" w:eastAsia="Microsoft YaHei UI" w:hAnsi="Microsoft YaHei UI" w:cs="Times New Roman"/>
-                <w:kern w:val="0"/>
-                <w14:ligatures w14:val="none"/>
+                <w:rFonts w:ascii="Microsoft YaHei UI" w:eastAsia="Microsoft YaHei UI" w:hAnsi="Microsoft YaHei UI"/>
               </w:rPr>
             </w:pPr>
             <w:r>
               <w:rPr>
                 <w:rFonts w:ascii="Microsoft YaHei UI" w:eastAsia="Microsoft YaHei UI" w:hAnsi="Microsoft YaHei UI" w:cs="SimSun"/>
-                <w:kern w:val="0"/>
-                <w14:ligatures w14:val="none"/>
               </w:rPr>
               <w:t>普通程序审限（不因独任而缩短）</w:t>
             </w:r>
@@ -3211,16 +2876,12 @@
           <w:p>
             <w:pPr>
               <w:rPr>
-                <w:rFonts w:ascii="Microsoft YaHei UI" w:eastAsia="Microsoft YaHei UI" w:hAnsi="Microsoft YaHei UI" w:cs="Times New Roman"/>
-                <w:kern w:val="0"/>
-                <w14:ligatures w14:val="none"/>
+                <w:rFonts w:ascii="Microsoft YaHei UI" w:eastAsia="Microsoft YaHei UI" w:hAnsi="Microsoft YaHei UI"/>
               </w:rPr>
             </w:pPr>
             <w:r>
               <w:rPr>
                 <w:rFonts w:ascii="Microsoft YaHei UI" w:eastAsia="Microsoft YaHei UI" w:hAnsi="Microsoft YaHei UI" w:cs="SimSun"/>
-                <w:kern w:val="0"/>
-                <w14:ligatures w14:val="none"/>
               </w:rPr>
               <w:t>审级救济</w:t>
             </w:r>
@@ -3234,16 +2895,12 @@
           <w:p>
             <w:pPr>
               <w:rPr>
-                <w:rFonts w:ascii="Microsoft YaHei UI" w:eastAsia="Microsoft YaHei UI" w:hAnsi="Microsoft YaHei UI" w:cs="Times New Roman"/>
-                <w:kern w:val="0"/>
-                <w14:ligatures w14:val="none"/>
+                <w:rFonts w:ascii="Microsoft YaHei UI" w:eastAsia="Microsoft YaHei UI" w:hAnsi="Microsoft YaHei UI"/>
               </w:rPr>
             </w:pPr>
             <w:r>
               <w:rPr>
                 <w:rFonts w:ascii="Microsoft YaHei UI" w:eastAsia="Microsoft YaHei UI" w:hAnsi="Microsoft YaHei UI" w:cs="SimSun"/>
-                <w:kern w:val="0"/>
-                <w14:ligatures w14:val="none"/>
               </w:rPr>
               <w:t>两审终审，可上诉</w:t>
             </w:r>
@@ -3257,9 +2914,7 @@
           <w:p>
             <w:pPr>
               <w:rPr>
-                <w:rFonts w:ascii="Microsoft YaHei UI" w:eastAsia="Microsoft YaHei UI" w:hAnsi="Microsoft YaHei UI" w:cs="Times New Roman"/>
-                <w:kern w:val="0"/>
-                <w14:ligatures w14:val="none"/>
+                <w:rFonts w:ascii="Microsoft YaHei UI" w:eastAsia="Microsoft YaHei UI" w:hAnsi="Microsoft YaHei UI"/>
               </w:rPr>
             </w:pPr>
             <w:r>
@@ -3267,32 +2922,24 @@
                 <w:rFonts w:ascii="Microsoft YaHei UI" w:eastAsia="Microsoft YaHei UI" w:hAnsi="Microsoft YaHei UI" w:cs="SimSun"/>
                 <w:b/>
                 <w:bCs/>
-                <w:kern w:val="0"/>
-                <w14:ligatures w14:val="none"/>
               </w:rPr>
               <w:t>一审终审</w:t>
             </w:r>
             <w:r>
               <w:rPr>
                 <w:rFonts w:ascii="Microsoft YaHei UI" w:eastAsia="Microsoft YaHei UI" w:hAnsi="Microsoft YaHei UI" w:cs="SimSun"/>
-                <w:kern w:val="0"/>
-                <w14:ligatures w14:val="none"/>
               </w:rPr>
               <w:t>，不可上诉，可再审（解释</w:t>
             </w:r>
             <w:r>
               <w:rPr>
-                <w:rFonts w:ascii="Microsoft YaHei UI" w:eastAsia="Microsoft YaHei UI" w:hAnsi="Microsoft YaHei UI" w:cs="Times New Roman"/>
-                <w:kern w:val="0"/>
-                <w14:ligatures w14:val="none"/>
+                <w:rFonts w:ascii="Microsoft YaHei UI" w:eastAsia="Microsoft YaHei UI" w:hAnsi="Microsoft YaHei UI"/>
               </w:rPr>
               <w:t>§424</w:t>
             </w:r>
             <w:r>
               <w:rPr>
                 <w:rFonts w:ascii="Microsoft YaHei UI" w:eastAsia="Microsoft YaHei UI" w:hAnsi="Microsoft YaHei UI" w:cs="SimSun"/>
-                <w:kern w:val="0"/>
-                <w14:ligatures w14:val="none"/>
               </w:rPr>
               <w:t>两路径）</w:t>
             </w:r>
@@ -3306,16 +2953,12 @@
           <w:p>
             <w:pPr>
               <w:rPr>
-                <w:rFonts w:ascii="Microsoft YaHei UI" w:eastAsia="Microsoft YaHei UI" w:hAnsi="Microsoft YaHei UI" w:cs="Times New Roman"/>
-                <w:kern w:val="0"/>
-                <w14:ligatures w14:val="none"/>
+                <w:rFonts w:ascii="Microsoft YaHei UI" w:eastAsia="Microsoft YaHei UI" w:hAnsi="Microsoft YaHei UI"/>
               </w:rPr>
             </w:pPr>
             <w:r>
               <w:rPr>
                 <w:rFonts w:ascii="Microsoft YaHei UI" w:eastAsia="Microsoft YaHei UI" w:hAnsi="Microsoft YaHei UI" w:cs="SimSun"/>
-                <w:kern w:val="0"/>
-                <w14:ligatures w14:val="none"/>
               </w:rPr>
               <w:t>两审终审，可上诉</w:t>
             </w:r>
@@ -3331,16 +2974,12 @@
           <w:p>
             <w:pPr>
               <w:rPr>
-                <w:rFonts w:ascii="Microsoft YaHei UI" w:eastAsia="Microsoft YaHei UI" w:hAnsi="Microsoft YaHei UI" w:cs="Times New Roman"/>
-                <w:kern w:val="0"/>
-                <w14:ligatures w14:val="none"/>
+                <w:rFonts w:ascii="Microsoft YaHei UI" w:eastAsia="Microsoft YaHei UI" w:hAnsi="Microsoft YaHei UI"/>
               </w:rPr>
             </w:pPr>
             <w:r>
               <w:rPr>
                 <w:rFonts w:ascii="Microsoft YaHei UI" w:eastAsia="Microsoft YaHei UI" w:hAnsi="Microsoft YaHei UI" w:cs="SimSun"/>
-                <w:kern w:val="0"/>
-                <w14:ligatures w14:val="none"/>
               </w:rPr>
               <w:t>不宜适用时的转换</w:t>
             </w:r>
@@ -3354,32 +2993,24 @@
           <w:p>
             <w:pPr>
               <w:rPr>
-                <w:rFonts w:ascii="Microsoft YaHei UI" w:eastAsia="Microsoft YaHei UI" w:hAnsi="Microsoft YaHei UI" w:cs="Times New Roman"/>
-                <w:kern w:val="0"/>
-                <w14:ligatures w14:val="none"/>
+                <w:rFonts w:ascii="Microsoft YaHei UI" w:eastAsia="Microsoft YaHei UI" w:hAnsi="Microsoft YaHei UI"/>
               </w:rPr>
             </w:pPr>
             <w:r>
               <w:rPr>
                 <w:rFonts w:ascii="Microsoft YaHei UI" w:eastAsia="Microsoft YaHei UI" w:hAnsi="Microsoft YaHei UI" w:cs="SimSun"/>
-                <w:kern w:val="0"/>
-                <w14:ligatures w14:val="none"/>
               </w:rPr>
               <w:t>裁定转为普通程序（</w:t>
             </w:r>
             <w:r>
               <w:rPr>
-                <w:rFonts w:ascii="Microsoft YaHei UI" w:eastAsia="Microsoft YaHei UI" w:hAnsi="Microsoft YaHei UI" w:cs="Times New Roman"/>
-                <w:kern w:val="0"/>
-                <w14:ligatures w14:val="none"/>
+                <w:rFonts w:ascii="Microsoft YaHei UI" w:eastAsia="Microsoft YaHei UI" w:hAnsi="Microsoft YaHei UI"/>
               </w:rPr>
               <w:t>§170</w:t>
             </w:r>
             <w:r>
               <w:rPr>
                 <w:rFonts w:ascii="Microsoft YaHei UI" w:eastAsia="Microsoft YaHei UI" w:hAnsi="Microsoft YaHei UI" w:cs="SimSun"/>
-                <w:kern w:val="0"/>
-                <w14:ligatures w14:val="none"/>
               </w:rPr>
               <w:t>），审限自立案日起算</w:t>
             </w:r>
@@ -3393,48 +3024,36 @@
           <w:p>
             <w:pPr>
               <w:rPr>
-                <w:rFonts w:ascii="Microsoft YaHei UI" w:eastAsia="Microsoft YaHei UI" w:hAnsi="Microsoft YaHei UI" w:cs="Times New Roman"/>
-                <w:kern w:val="0"/>
-                <w14:ligatures w14:val="none"/>
+                <w:rFonts w:ascii="Microsoft YaHei UI" w:eastAsia="Microsoft YaHei UI" w:hAnsi="Microsoft YaHei UI"/>
               </w:rPr>
             </w:pPr>
             <w:r>
               <w:rPr>
                 <w:rFonts w:ascii="Microsoft YaHei UI" w:eastAsia="Microsoft YaHei UI" w:hAnsi="Microsoft YaHei UI" w:cs="SimSun"/>
-                <w:kern w:val="0"/>
-                <w14:ligatures w14:val="none"/>
               </w:rPr>
               <w:t>适用简易程序其他规定审理或裁定转普（</w:t>
             </w:r>
             <w:r>
               <w:rPr>
-                <w:rFonts w:ascii="Microsoft YaHei UI" w:eastAsia="Microsoft YaHei UI" w:hAnsi="Microsoft YaHei UI" w:cs="Times New Roman"/>
-                <w:kern w:val="0"/>
-                <w14:ligatures w14:val="none"/>
+                <w:rFonts w:ascii="Microsoft YaHei UI" w:eastAsia="Microsoft YaHei UI" w:hAnsi="Microsoft YaHei UI"/>
               </w:rPr>
               <w:t>§169</w:t>
             </w:r>
             <w:r>
               <w:rPr>
                 <w:rFonts w:ascii="Microsoft YaHei UI" w:eastAsia="Microsoft YaHei UI" w:hAnsi="Microsoft YaHei UI" w:cs="SimSun"/>
-                <w:kern w:val="0"/>
-                <w14:ligatures w14:val="none"/>
               </w:rPr>
               <w:t>、解释</w:t>
             </w:r>
             <w:r>
               <w:rPr>
-                <w:rFonts w:ascii="Microsoft YaHei UI" w:eastAsia="Microsoft YaHei UI" w:hAnsi="Microsoft YaHei UI" w:cs="Times New Roman"/>
-                <w:kern w:val="0"/>
-                <w14:ligatures w14:val="none"/>
+                <w:rFonts w:ascii="Microsoft YaHei UI" w:eastAsia="Microsoft YaHei UI" w:hAnsi="Microsoft YaHei UI"/>
               </w:rPr>
               <w:t>§278</w:t>
             </w:r>
             <w:r>
               <w:rPr>
                 <w:rFonts w:ascii="Microsoft YaHei UI" w:eastAsia="Microsoft YaHei UI" w:hAnsi="Microsoft YaHei UI" w:cs="SimSun"/>
-                <w:kern w:val="0"/>
-                <w14:ligatures w14:val="none"/>
               </w:rPr>
               <w:t>）</w:t>
             </w:r>
@@ -3448,32 +3067,24 @@
           <w:p>
             <w:pPr>
               <w:rPr>
-                <w:rFonts w:ascii="Microsoft YaHei UI" w:eastAsia="Microsoft YaHei UI" w:hAnsi="Microsoft YaHei UI" w:cs="Times New Roman"/>
-                <w:kern w:val="0"/>
-                <w14:ligatures w14:val="none"/>
+                <w:rFonts w:ascii="Microsoft YaHei UI" w:eastAsia="Microsoft YaHei UI" w:hAnsi="Microsoft YaHei UI"/>
               </w:rPr>
             </w:pPr>
             <w:r>
               <w:rPr>
                 <w:rFonts w:ascii="Microsoft YaHei UI" w:eastAsia="Microsoft YaHei UI" w:hAnsi="Microsoft YaHei UI" w:cs="SimSun"/>
-                <w:kern w:val="0"/>
-                <w14:ligatures w14:val="none"/>
               </w:rPr>
               <w:t>应当裁定转由合议庭审理（</w:t>
             </w:r>
             <w:r>
               <w:rPr>
-                <w:rFonts w:ascii="Microsoft YaHei UI" w:eastAsia="Microsoft YaHei UI" w:hAnsi="Microsoft YaHei UI" w:cs="Times New Roman"/>
-                <w:kern w:val="0"/>
-                <w14:ligatures w14:val="none"/>
+                <w:rFonts w:ascii="Microsoft YaHei UI" w:eastAsia="Microsoft YaHei UI" w:hAnsi="Microsoft YaHei UI"/>
               </w:rPr>
               <w:t>§43 I</w:t>
             </w:r>
             <w:r>
               <w:rPr>
                 <w:rFonts w:ascii="Microsoft YaHei UI" w:eastAsia="Microsoft YaHei UI" w:hAnsi="Microsoft YaHei UI" w:cs="SimSun"/>
-                <w:kern w:val="0"/>
-                <w14:ligatures w14:val="none"/>
               </w:rPr>
               <w:t>）</w:t>
             </w:r>
@@ -3489,16 +3100,12 @@
           <w:p>
             <w:pPr>
               <w:rPr>
-                <w:rFonts w:ascii="Microsoft YaHei UI" w:eastAsia="Microsoft YaHei UI" w:hAnsi="Microsoft YaHei UI" w:cs="Times New Roman"/>
-                <w:kern w:val="0"/>
-                <w14:ligatures w14:val="none"/>
+                <w:rFonts w:ascii="Microsoft YaHei UI" w:eastAsia="Microsoft YaHei UI" w:hAnsi="Microsoft YaHei UI"/>
               </w:rPr>
             </w:pPr>
             <w:r>
               <w:rPr>
                 <w:rFonts w:ascii="Microsoft YaHei UI" w:eastAsia="Microsoft YaHei UI" w:hAnsi="Microsoft YaHei UI" w:cs="SimSun"/>
-                <w:kern w:val="0"/>
-                <w14:ligatures w14:val="none"/>
               </w:rPr>
               <w:t>当事人异议</w:t>
             </w:r>
@@ -3512,32 +3119,24 @@
           <w:p>
             <w:pPr>
               <w:rPr>
-                <w:rFonts w:ascii="Microsoft YaHei UI" w:eastAsia="Microsoft YaHei UI" w:hAnsi="Microsoft YaHei UI" w:cs="Times New Roman"/>
-                <w:kern w:val="0"/>
-                <w14:ligatures w14:val="none"/>
+                <w:rFonts w:ascii="Microsoft YaHei UI" w:eastAsia="Microsoft YaHei UI" w:hAnsi="Microsoft YaHei UI"/>
               </w:rPr>
             </w:pPr>
             <w:r>
               <w:rPr>
                 <w:rFonts w:ascii="Microsoft YaHei UI" w:eastAsia="Microsoft YaHei UI" w:hAnsi="Microsoft YaHei UI" w:cs="SimSun"/>
-                <w:kern w:val="0"/>
-                <w14:ligatures w14:val="none"/>
               </w:rPr>
               <w:t>解释</w:t>
             </w:r>
             <w:r>
               <w:rPr>
-                <w:rFonts w:ascii="Microsoft YaHei UI" w:eastAsia="Microsoft YaHei UI" w:hAnsi="Microsoft YaHei UI" w:cs="Times New Roman"/>
-                <w:kern w:val="0"/>
-                <w14:ligatures w14:val="none"/>
+                <w:rFonts w:ascii="Microsoft YaHei UI" w:eastAsia="Microsoft YaHei UI" w:hAnsi="Microsoft YaHei UI"/>
               </w:rPr>
               <w:t>§269</w:t>
             </w:r>
             <w:r>
               <w:rPr>
                 <w:rFonts w:ascii="Microsoft YaHei UI" w:eastAsia="Microsoft YaHei UI" w:hAnsi="Microsoft YaHei UI" w:cs="SimSun"/>
-                <w:kern w:val="0"/>
-                <w14:ligatures w14:val="none"/>
               </w:rPr>
               <w:t>：成立转普、不成立裁定驳回</w:t>
             </w:r>
@@ -3551,40 +3150,30 @@
           <w:p>
             <w:pPr>
               <w:rPr>
-                <w:rFonts w:ascii="Microsoft YaHei UI" w:eastAsia="Microsoft YaHei UI" w:hAnsi="Microsoft YaHei UI" w:cs="Times New Roman"/>
-                <w:kern w:val="0"/>
-                <w14:ligatures w14:val="none"/>
+                <w:rFonts w:ascii="Microsoft YaHei UI" w:eastAsia="Microsoft YaHei UI" w:hAnsi="Microsoft YaHei UI"/>
               </w:rPr>
             </w:pPr>
             <w:r>
               <w:rPr>
-                <w:rFonts w:ascii="Microsoft YaHei UI" w:eastAsia="Microsoft YaHei UI" w:hAnsi="Microsoft YaHei UI" w:cs="Times New Roman"/>
-                <w:kern w:val="0"/>
-                <w14:ligatures w14:val="none"/>
+                <w:rFonts w:ascii="Microsoft YaHei UI" w:eastAsia="Microsoft YaHei UI" w:hAnsi="Microsoft YaHei UI"/>
               </w:rPr>
               <w:t>§169 II/</w:t>
             </w:r>
             <w:r>
               <w:rPr>
                 <w:rFonts w:ascii="Microsoft YaHei UI" w:eastAsia="Microsoft YaHei UI" w:hAnsi="Microsoft YaHei UI" w:cs="SimSun"/>
-                <w:kern w:val="0"/>
-                <w14:ligatures w14:val="none"/>
               </w:rPr>
               <w:t>解释</w:t>
             </w:r>
             <w:r>
               <w:rPr>
-                <w:rFonts w:ascii="Microsoft YaHei UI" w:eastAsia="Microsoft YaHei UI" w:hAnsi="Microsoft YaHei UI" w:cs="Times New Roman"/>
-                <w:kern w:val="0"/>
-                <w14:ligatures w14:val="none"/>
+                <w:rFonts w:ascii="Microsoft YaHei UI" w:eastAsia="Microsoft YaHei UI" w:hAnsi="Microsoft YaHei UI"/>
               </w:rPr>
               <w:t>§279</w:t>
             </w:r>
             <w:r>
               <w:rPr>
                 <w:rFonts w:ascii="Microsoft YaHei UI" w:eastAsia="Microsoft YaHei UI" w:hAnsi="Microsoft YaHei UI" w:cs="SimSun"/>
-                <w:kern w:val="0"/>
-                <w14:ligatures w14:val="none"/>
               </w:rPr>
               <w:t>：</w:t>
             </w:r>
@@ -3593,16 +3182,12 @@
                 <w:rFonts w:ascii="Microsoft YaHei UI" w:eastAsia="Microsoft YaHei UI" w:hAnsi="Microsoft YaHei UI" w:cs="SimSun"/>
                 <w:b/>
                 <w:bCs/>
-                <w:kern w:val="0"/>
-                <w14:ligatures w14:val="none"/>
               </w:rPr>
               <w:t>开庭前</w:t>
             </w:r>
             <w:r>
               <w:rPr>
                 <w:rFonts w:ascii="Microsoft YaHei UI" w:eastAsia="Microsoft YaHei UI" w:hAnsi="Microsoft YaHei UI" w:cs="SimSun"/>
-                <w:kern w:val="0"/>
-                <w14:ligatures w14:val="none"/>
               </w:rPr>
               <w:t>提出；成立转简易其他规定或普通程序</w:t>
             </w:r>
@@ -3616,24 +3201,18 @@
           <w:p>
             <w:pPr>
               <w:rPr>
-                <w:rFonts w:ascii="Microsoft YaHei UI" w:eastAsia="Microsoft YaHei UI" w:hAnsi="Microsoft YaHei UI" w:cs="Times New Roman"/>
-                <w:kern w:val="0"/>
-                <w14:ligatures w14:val="none"/>
+                <w:rFonts w:ascii="Microsoft YaHei UI" w:eastAsia="Microsoft YaHei UI" w:hAnsi="Microsoft YaHei UI"/>
               </w:rPr>
             </w:pPr>
             <w:r>
               <w:rPr>
-                <w:rFonts w:ascii="Microsoft YaHei UI" w:eastAsia="Microsoft YaHei UI" w:hAnsi="Microsoft YaHei UI" w:cs="Times New Roman"/>
-                <w:kern w:val="0"/>
-                <w14:ligatures w14:val="none"/>
+                <w:rFonts w:ascii="Microsoft YaHei UI" w:eastAsia="Microsoft YaHei UI" w:hAnsi="Microsoft YaHei UI"/>
               </w:rPr>
               <w:t>§43 II</w:t>
             </w:r>
             <w:r>
               <w:rPr>
                 <w:rFonts w:ascii="Microsoft YaHei UI" w:eastAsia="Microsoft YaHei UI" w:hAnsi="Microsoft YaHei UI" w:cs="SimSun"/>
-                <w:kern w:val="0"/>
-                <w14:ligatures w14:val="none"/>
               </w:rPr>
               <w:t>：成立转合议庭、不成立裁定驳回</w:t>
             </w:r>
@@ -3670,6 +3249,7 @@
         <w:rPr>
           <w:rFonts w:hint="eastAsia"/>
         </w:rPr>
+        <w:lastRenderedPageBreak/>
         <w:t>二审</w:t>
       </w:r>
     </w:p>
@@ -3684,21 +3264,14 @@
     <w:p>
       <w:pPr>
         <w:rPr>
-          <w:rFonts w:ascii="Microsoft YaHei UI" w:eastAsia="Microsoft YaHei UI" w:hAnsi="Microsoft YaHei UI" w:hint="eastAsia"/>
-        </w:rPr>
-      </w:pPr>
-      <w:r>
-        <w:rPr>
           <w:rFonts w:ascii="Microsoft YaHei UI" w:eastAsia="Microsoft YaHei UI" w:hAnsi="Microsoft YaHei UI"/>
         </w:rPr>
-        <w:t>民事上诉制度：上诉主体为一审原告、被告、有独立请求权第三人；无独立请求权第三人原则无上诉权，一审判决判令其承担民事责任的享有上诉权；无、限制民事行为能力人由</w:t>
-      </w:r>
+      </w:pPr>
       <w:r>
         <w:rPr>
           <w:rFonts w:ascii="Microsoft YaHei UI" w:eastAsia="Microsoft YaHei UI" w:hAnsi="Microsoft YaHei UI"/>
         </w:rPr>
-        <w:lastRenderedPageBreak/>
-        <w:t>法定代理人代为上诉。可上诉对象：一审全部判决；裁定仅限不予受理、管辖权异议、驳回起诉三类。上诉期限：判决 15 日、裁定 10 日，自裁判文书送达之日分别独立起算，各方当事人上诉期互不牵连。上诉必须递交上诉状，仅口头上诉未按期提交上诉状视为未上诉，递交上诉状但逾期不交上诉费按自动撤回上诉处理。上诉路径：上诉状原则通过原审法院提交；亦可直接递交二审法院，二审法院 5 日内移交原审法院，材料移交原审后统一走后续流程。原审法院收到上诉状后 5 日内送达上诉状副本给对方当事人；对方当事人收到副本 15 日内可提交答辩状，不答辩不影响审理；对方提交答辩状的，原审法院收到答辩状 5 日内将答辩状副本送达上诉人；原审法院集齐材料后 5 日内将案卷全部报送二审法院；上诉是否超期由二审法院审查，原审法院无权审查、驳回上诉。当事人均上诉，全部列为上诉人；</w:t>
+        <w:t>民事上诉制度：上诉主体为一审原告、被告、有独立请求权第三人；无独立请求权第三人原则无上诉权，一审判决判令其承担民事责任的享有上诉权；无、限制民事行为能力人由法定代理人代为上诉。可上诉对象：一审全部判决；裁定仅限不予受理、管辖权异议、驳回起诉三类。上诉期限：判决 15 日、裁定 10 日，自裁判文书送达之日分别独立起算，各方当事人上诉期互不牵连。上诉必须递交上诉状，仅口头上诉未按期提交上诉状视为未上诉，递交上诉状但逾期不交上诉费按自动撤回上诉处理。上诉路径：上诉状原则通过原审法院提交；亦可直接递交二审法院，二审法院 5 日内移交原审法院，材料移交原审后统一走后续流程。原审法院收到上诉状后 5 日内送达上诉状副本给对方当事人；对方当事人收到副本 15 日内可提交答辩状，不答辩不影响审理；对方提交答辩状的，原审法院收到答辩状 5 日内将答辩状副本送达上诉人；原审法院集齐材料后 5 日内将案卷全部报送二审法院；上诉是否超期由二审法院审查，原审法院无权审查、驳回上诉。当事人均上诉，全部列为上诉人；</w:t>
       </w:r>
       <w:bookmarkStart w:id="0" w:name="OLE_LINK8"/>
       <w:r>
@@ -3763,7 +3336,14 @@
         <w:rPr>
           <w:rFonts w:ascii="Microsoft YaHei UI" w:eastAsia="Microsoft YaHei UI" w:hAnsi="Microsoft YaHei UI"/>
         </w:rPr>
-        <w:t>二审撤回上诉规则：上诉人可在二审判决宣告前申请撤回上诉，是否准许由二审法院裁定；两类情形不予准许：一审判决确有错误，当事人恶意串通损害国家利益、社会公共利益、他人合法权益。二审法院裁定准许撤回上诉的，一审判决发生法律效力。二审阶段当事人自行达成和解协议后撤回上诉的，和解协议不具备强制执行力；一方不履行和解协议，另一方只能依据生效一审判决申请强制执行；若想要和解内容具备强制执行力，可申请法院依据和解协议制作调解书，调解书送达后一审判决视为撤销。区分二审撤回上诉与二审中原审原告撤回起诉：撤回上诉仅终结二审程序、一审判决生效；原审原告在二审申请撤回起诉，需要其他当事人同意，且不得损害三类法益，准许撤回起诉应当一并撤销一审裁判，且原审原告撤回起诉后就同一纠纷再次起诉，人民法院不予受理。</w:t>
+        <w:t>二审撤回上诉规则：上诉人可在二审判决宣告前申请撤回上诉，是否准许由二审法院裁定；两类情形不予准许：一审判决确有错误，当事人恶意串通损害国家利益、社会公共利益、他人合法权益。二审法院裁定准许撤回上诉的，一审判决发生法律效力。二审阶段当事人自行达成和解协议后撤回上诉的，和解协议不具备强制执行力；一方不履行和解协议，另一方只能依据生效一审判决申请强制执行；若想要和解内容具备强制执行力，可申请法院依据和解协议制作调解书，调解书送达后一审判决视为撤销。区分二审撤回上诉与二审中原审原告撤回起诉：撤回上诉仅终结二审程序、一审判决生效；原审原告在二审申</w:t>
+      </w:r>
+      <w:r>
+        <w:rPr>
+          <w:rFonts w:ascii="Microsoft YaHei UI" w:eastAsia="Microsoft YaHei UI" w:hAnsi="Microsoft YaHei UI"/>
+        </w:rPr>
+        <w:lastRenderedPageBreak/>
+        <w:t>请撤回起诉，需要其他当事人同意，且不得损害三类法益，准许撤回起诉应当一并撤销一审裁判，且原审原告撤回起诉后就同一纠纷再次起诉，人民法院不予受理。</w:t>
       </w:r>
     </w:p>
     <w:p>
@@ -3774,25 +3354,24 @@
         <w:rPr>
           <w:rFonts w:hint="eastAsia"/>
         </w:rPr>
-        <w:lastRenderedPageBreak/>
         <w:t>二审审理范围规则</w:t>
       </w:r>
     </w:p>
     <w:p>
       <w:pPr>
         <w:pStyle w:val="NormalWeb"/>
+        <w:rPr>
+          <w:rFonts w:ascii="Microsoft YaHei UI" w:eastAsia="Microsoft YaHei UI" w:hAnsi="Microsoft YaHei UI" w:cstheme="minorBidi"/>
+          <w:kern w:val="2"/>
+          <w14:ligatures w14:val="standardContextual"/>
+        </w:rPr>
+      </w:pPr>
+      <w:r>
         <w:rPr>
           <w:rFonts w:ascii="Microsoft YaHei UI" w:eastAsia="Microsoft YaHei UI" w:hAnsi="Microsoft YaHei UI" w:cstheme="minorBidi" w:hint="eastAsia"/>
           <w:kern w:val="2"/>
           <w14:ligatures w14:val="standardContextual"/>
         </w:rPr>
-      </w:pPr>
-      <w:r>
-        <w:rPr>
-          <w:rFonts w:ascii="Microsoft YaHei UI" w:eastAsia="Microsoft YaHei UI" w:hAnsi="Microsoft YaHei UI" w:cstheme="minorBidi" w:hint="eastAsia"/>
-          <w:kern w:val="2"/>
-          <w14:ligatures w14:val="standardContextual"/>
-        </w:rPr>
         <w:t>二审法院原则上围绕当事人上诉请求审理，当事人未提出上诉请求的内容不予审理；例外情形为一审判决违反法律禁止性规定，或者损害国家利益、社会公共利益、他人合法权益，不受上诉请求范围限制。当事人一审已提出但原审漏审漏判的诉讼请求，二审可调解，调解不成应当发回重审；二审中新增加独立诉讼请求、提出反诉的，二审可以调解，调解不成告知当事人另行起诉，双方当事人一致同意二审一并审理的，二审可以一并裁判；一审判决不准离婚，二审认为应当判决离婚的，可与子女抚养、财产分割问题一并调解，调解不成发回重审。</w:t>
       </w:r>
     </w:p>
@@ -3855,9 +3434,6 @@
     <w:p>
       <w:pPr>
         <w:pStyle w:val="Heading2"/>
-        <w:rPr>
-          <w:rFonts w:hint="eastAsia"/>
-        </w:rPr>
       </w:pPr>
       <w:r>
         <w:t>当事人申请再审的对象与限制</w:t>
@@ -3865,24 +3441,19 @@
     </w:p>
     <w:p>
       <w:pPr>
-        <w:spacing w:after="0" w:line="240" w:lineRule="auto"/>
-        <w:rPr>
-          <w:rFonts w:ascii="Arial" w:eastAsia="Times New Roman" w:hAnsi="Arial" w:cs="Arial"/>
-          <w:color w:val="435155"/>
-          <w:kern w:val="0"/>
-          <w:sz w:val="21"/>
-          <w:szCs w:val="21"/>
-          <w14:ligatures w14:val="none"/>
-        </w:rPr>
-      </w:pPr>
-      <w:r>
-        <w:rPr>
-          <w:rFonts w:ascii="Microsoft YaHei" w:eastAsia="Microsoft YaHei" w:hAnsi="Microsoft YaHei" w:cs="Microsoft YaHei" w:hint="eastAsia"/>
-          <w:color w:val="435155"/>
-          <w:kern w:val="0"/>
-          <w:sz w:val="21"/>
-          <w:szCs w:val="21"/>
-          <w14:ligatures w14:val="none"/>
+        <w:rPr>
+          <w:rFonts w:ascii="Arial" w:hAnsi="Arial" w:cs="Arial"/>
+          <w:color w:val="435155"/>
+          <w:sz w:val="21"/>
+          <w:szCs w:val="21"/>
+        </w:rPr>
+      </w:pPr>
+      <w:r>
+        <w:rPr>
+          <w:rFonts w:ascii="Microsoft YaHei" w:eastAsia="Microsoft YaHei" w:hAnsi="Microsoft YaHei" w:cs="Microsoft YaHei" w:hint="eastAsia"/>
+          <w:color w:val="435155"/>
+          <w:sz w:val="21"/>
+          <w:szCs w:val="21"/>
         </w:rPr>
         <w:t>官司打完判决生效后，败诉者想翻案找救济。因为打官司不能无休止折腾，所以再审门槛极严：</w:t>
       </w:r>
@@ -3892,10 +3463,8 @@
           <w:b/>
           <w:bCs/>
           <w:color w:val="435155"/>
-          <w:kern w:val="0"/>
-          <w:sz w:val="21"/>
-          <w:szCs w:val="21"/>
-          <w14:ligatures w14:val="none"/>
+          <w:sz w:val="21"/>
+          <w:szCs w:val="21"/>
         </w:rPr>
         <w:t>已生效判决</w:t>
       </w:r>
@@ -3903,10 +3472,8 @@
         <w:rPr>
           <w:rFonts w:ascii="Microsoft YaHei" w:eastAsia="Microsoft YaHei" w:hAnsi="Microsoft YaHei" w:cs="Microsoft YaHei" w:hint="eastAsia"/>
           <w:color w:val="435155"/>
-          <w:kern w:val="0"/>
-          <w:sz w:val="21"/>
-          <w:szCs w:val="21"/>
-          <w14:ligatures w14:val="none"/>
+          <w:sz w:val="21"/>
+          <w:szCs w:val="21"/>
         </w:rPr>
         <w:t>、</w:t>
       </w:r>
@@ -3916,10 +3483,8 @@
           <w:b/>
           <w:bCs/>
           <w:color w:val="435155"/>
-          <w:kern w:val="0"/>
-          <w:sz w:val="21"/>
-          <w:szCs w:val="21"/>
-          <w14:ligatures w14:val="none"/>
+          <w:sz w:val="21"/>
+          <w:szCs w:val="21"/>
         </w:rPr>
         <w:t>已生效裁定</w:t>
       </w:r>
@@ -3927,21 +3492,17 @@
         <w:rPr>
           <w:rFonts w:ascii="Microsoft YaHei" w:eastAsia="Microsoft YaHei" w:hAnsi="Microsoft YaHei" w:cs="Microsoft YaHei" w:hint="eastAsia"/>
           <w:color w:val="435155"/>
-          <w:kern w:val="0"/>
-          <w:sz w:val="21"/>
-          <w:szCs w:val="21"/>
-          <w14:ligatures w14:val="none"/>
+          <w:sz w:val="21"/>
+          <w:szCs w:val="21"/>
         </w:rPr>
         <w:t>（连</w:t>
       </w:r>
       <w:r>
         <w:rPr>
-          <w:rFonts w:ascii="Arial" w:eastAsia="Times New Roman" w:hAnsi="Arial" w:cs="Arial"/>
-          <w:color w:val="435155"/>
-          <w:kern w:val="0"/>
-          <w:sz w:val="21"/>
-          <w:szCs w:val="21"/>
-          <w14:ligatures w14:val="none"/>
+          <w:rFonts w:ascii="Arial" w:hAnsi="Arial" w:cs="Arial"/>
+          <w:color w:val="435155"/>
+          <w:sz w:val="21"/>
+          <w:szCs w:val="21"/>
         </w:rPr>
         <w:t> </w:t>
       </w:r>
@@ -3951,43 +3512,35 @@
           <w:b/>
           <w:bCs/>
           <w:color w:val="435155"/>
-          <w:kern w:val="0"/>
-          <w:sz w:val="21"/>
-          <w:szCs w:val="21"/>
-          <w14:ligatures w14:val="none"/>
+          <w:sz w:val="21"/>
+          <w:szCs w:val="21"/>
         </w:rPr>
         <w:t>不予受理裁定</w:t>
       </w:r>
       <w:r>
         <w:rPr>
-          <w:rFonts w:ascii="Arial" w:eastAsia="Times New Roman" w:hAnsi="Arial" w:cs="Arial"/>
-          <w:color w:val="435155"/>
-          <w:kern w:val="0"/>
-          <w:sz w:val="21"/>
-          <w:szCs w:val="21"/>
-          <w14:ligatures w14:val="none"/>
-        </w:rPr>
-        <w:t> </w:t>
-      </w:r>
-      <w:r>
-        <w:rPr>
-          <w:rFonts w:ascii="Microsoft YaHei" w:eastAsia="Microsoft YaHei" w:hAnsi="Microsoft YaHei" w:cs="Microsoft YaHei" w:hint="eastAsia"/>
-          <w:color w:val="435155"/>
-          <w:kern w:val="0"/>
-          <w:sz w:val="21"/>
-          <w:szCs w:val="21"/>
-          <w14:ligatures w14:val="none"/>
+          <w:rFonts w:ascii="Arial" w:hAnsi="Arial" w:cs="Arial"/>
+          <w:color w:val="435155"/>
+          <w:sz w:val="21"/>
+          <w:szCs w:val="21"/>
+        </w:rPr>
+        <w:t> </w:t>
+      </w:r>
+      <w:r>
+        <w:rPr>
+          <w:rFonts w:ascii="Microsoft YaHei" w:eastAsia="Microsoft YaHei" w:hAnsi="Microsoft YaHei" w:cs="Microsoft YaHei" w:hint="eastAsia"/>
+          <w:color w:val="435155"/>
+          <w:sz w:val="21"/>
+          <w:szCs w:val="21"/>
         </w:rPr>
         <w:t>与</w:t>
       </w:r>
       <w:r>
         <w:rPr>
-          <w:rFonts w:ascii="Arial" w:eastAsia="Times New Roman" w:hAnsi="Arial" w:cs="Arial"/>
-          <w:color w:val="435155"/>
-          <w:kern w:val="0"/>
-          <w:sz w:val="21"/>
-          <w:szCs w:val="21"/>
-          <w14:ligatures w14:val="none"/>
+          <w:rFonts w:ascii="Arial" w:hAnsi="Arial" w:cs="Arial"/>
+          <w:color w:val="435155"/>
+          <w:sz w:val="21"/>
+          <w:szCs w:val="21"/>
         </w:rPr>
         <w:t> </w:t>
       </w:r>
@@ -3997,43 +3550,35 @@
           <w:b/>
           <w:bCs/>
           <w:color w:val="435155"/>
-          <w:kern w:val="0"/>
-          <w:sz w:val="21"/>
-          <w:szCs w:val="21"/>
-          <w14:ligatures w14:val="none"/>
+          <w:sz w:val="21"/>
+          <w:szCs w:val="21"/>
         </w:rPr>
         <w:t>驳回起诉裁定</w:t>
       </w:r>
       <w:r>
         <w:rPr>
-          <w:rFonts w:ascii="Arial" w:eastAsia="Times New Roman" w:hAnsi="Arial" w:cs="Arial"/>
-          <w:color w:val="435155"/>
-          <w:kern w:val="0"/>
-          <w:sz w:val="21"/>
-          <w:szCs w:val="21"/>
-          <w14:ligatures w14:val="none"/>
-        </w:rPr>
-        <w:t> </w:t>
-      </w:r>
-      <w:r>
-        <w:rPr>
-          <w:rFonts w:ascii="Microsoft YaHei" w:eastAsia="Microsoft YaHei" w:hAnsi="Microsoft YaHei" w:cs="Microsoft YaHei" w:hint="eastAsia"/>
-          <w:color w:val="435155"/>
-          <w:kern w:val="0"/>
-          <w:sz w:val="21"/>
-          <w:szCs w:val="21"/>
-          <w14:ligatures w14:val="none"/>
+          <w:rFonts w:ascii="Arial" w:hAnsi="Arial" w:cs="Arial"/>
+          <w:color w:val="435155"/>
+          <w:sz w:val="21"/>
+          <w:szCs w:val="21"/>
+        </w:rPr>
+        <w:t> </w:t>
+      </w:r>
+      <w:r>
+        <w:rPr>
+          <w:rFonts w:ascii="Microsoft YaHei" w:eastAsia="Microsoft YaHei" w:hAnsi="Microsoft YaHei" w:cs="Microsoft YaHei" w:hint="eastAsia"/>
+          <w:color w:val="435155"/>
+          <w:sz w:val="21"/>
+          <w:szCs w:val="21"/>
         </w:rPr>
         <w:t>都包含在内）以及</w:t>
       </w:r>
       <w:r>
         <w:rPr>
-          <w:rFonts w:ascii="Arial" w:eastAsia="Times New Roman" w:hAnsi="Arial" w:cs="Arial"/>
-          <w:color w:val="435155"/>
-          <w:kern w:val="0"/>
-          <w:sz w:val="21"/>
-          <w:szCs w:val="21"/>
-          <w14:ligatures w14:val="none"/>
+          <w:rFonts w:ascii="Arial" w:hAnsi="Arial" w:cs="Arial"/>
+          <w:color w:val="435155"/>
+          <w:sz w:val="21"/>
+          <w:szCs w:val="21"/>
         </w:rPr>
         <w:t> </w:t>
       </w:r>
@@ -4043,80 +3588,39 @@
           <w:b/>
           <w:bCs/>
           <w:color w:val="435155"/>
-          <w:kern w:val="0"/>
-          <w:sz w:val="21"/>
-          <w:szCs w:val="21"/>
-          <w14:ligatures w14:val="none"/>
+          <w:sz w:val="21"/>
+          <w:szCs w:val="21"/>
         </w:rPr>
         <w:t>一审终审的小额诉讼判决</w:t>
       </w:r>
       <w:r>
         <w:rPr>
-          <w:rFonts w:ascii="Arial" w:eastAsia="Times New Roman" w:hAnsi="Arial" w:cs="Arial"/>
-          <w:color w:val="435155"/>
-          <w:kern w:val="0"/>
-          <w:sz w:val="21"/>
-          <w:szCs w:val="21"/>
-          <w14:ligatures w14:val="none"/>
-        </w:rPr>
-        <w:t> </w:t>
-      </w:r>
-      <w:r>
-        <w:rPr>
-          <w:rFonts w:ascii="Microsoft YaHei" w:eastAsia="Microsoft YaHei" w:hAnsi="Microsoft YaHei" w:cs="Microsoft YaHei" w:hint="eastAsia"/>
-          <w:color w:val="435155"/>
-          <w:kern w:val="0"/>
-          <w:sz w:val="21"/>
-          <w:szCs w:val="21"/>
-          <w14:ligatures w14:val="none"/>
-        </w:rPr>
-        <w:t>都可以申请再审，而且</w:t>
-      </w:r>
-      <w:r>
-        <w:rPr>
-          <w:rFonts w:ascii="Arial" w:eastAsia="Times New Roman" w:hAnsi="Arial" w:cs="Arial"/>
-          <w:color w:val="435155"/>
-          <w:kern w:val="0"/>
-          <w:sz w:val="21"/>
-          <w:szCs w:val="21"/>
-          <w14:ligatures w14:val="none"/>
-        </w:rPr>
-        <w:t> </w:t>
-      </w:r>
-      <w:r>
-        <w:rPr>
-          <w:rFonts w:ascii="Microsoft YaHei" w:eastAsia="Microsoft YaHei" w:hAnsi="Microsoft YaHei" w:cs="Microsoft YaHei" w:hint="eastAsia"/>
+          <w:rFonts w:ascii="Arial" w:hAnsi="Arial" w:cs="Arial" w:hint="eastAsia"/>
+          <w:color w:val="435155"/>
+          <w:sz w:val="21"/>
+          <w:szCs w:val="21"/>
+        </w:rPr>
+        <w:t xml:space="preserve">, </w:t>
+      </w:r>
+      <w:r>
+        <w:rPr>
+          <w:rFonts w:ascii="Microsoft YaHei" w:eastAsia="Microsoft YaHei" w:hAnsi="Microsoft YaHei" w:cs="Microsoft YaHei"/>
+          <w:color w:val="435155"/>
+          <w:sz w:val="21"/>
+          <w:szCs w:val="21"/>
+        </w:rPr>
+        <w:t>应当组成合议庭进行审理</w:t>
+      </w:r>
+      <w:r>
+        <w:rPr>
+          <w:rFonts w:ascii="Microsoft YaHei" w:eastAsia="Microsoft YaHei" w:hAnsi="Microsoft YaHei" w:cs="Microsoft YaHei"/>
           <w:b/>
           <w:bCs/>
           <w:color w:val="435155"/>
-          <w:kern w:val="0"/>
-          <w:sz w:val="21"/>
-          <w:szCs w:val="21"/>
-          <w14:ligatures w14:val="none"/>
-        </w:rPr>
-        <w:t>申请再审期间不停止执行</w:t>
-      </w:r>
-      <w:r>
-        <w:rPr>
-          <w:rFonts w:ascii="Microsoft YaHei" w:eastAsia="Microsoft YaHei" w:hAnsi="Microsoft YaHei" w:cs="Microsoft YaHei" w:hint="eastAsia"/>
-          <w:color w:val="435155"/>
-          <w:kern w:val="0"/>
-          <w:sz w:val="21"/>
-          <w:szCs w:val="21"/>
-          <w14:ligatures w14:val="none"/>
-        </w:rPr>
-        <w:t>！如果手里拿的是</w:t>
-      </w:r>
-      <w:r>
-        <w:rPr>
-          <w:rFonts w:ascii="Arial" w:eastAsia="Times New Roman" w:hAnsi="Arial" w:cs="Arial"/>
-          <w:color w:val="435155"/>
-          <w:kern w:val="0"/>
-          <w:sz w:val="21"/>
-          <w:szCs w:val="21"/>
-          <w14:ligatures w14:val="none"/>
-        </w:rPr>
-        <w:t> </w:t>
+          <w:sz w:val="21"/>
+          <w:szCs w:val="21"/>
+        </w:rPr>
+        <w:t>（不再独任）</w:t>
       </w:r>
       <w:r>
         <w:rPr>
@@ -4124,35 +3628,28 @@
           <w:b/>
           <w:bCs/>
           <w:color w:val="435155"/>
-          <w:kern w:val="0"/>
-          <w:sz w:val="21"/>
-          <w:szCs w:val="21"/>
-          <w14:ligatures w14:val="none"/>
-        </w:rPr>
-        <w:t>生效调解书</w:t>
-      </w:r>
-      <w:r>
-        <w:rPr>
-          <w:rFonts w:ascii="Microsoft YaHei" w:eastAsia="Microsoft YaHei" w:hAnsi="Microsoft YaHei" w:cs="Microsoft YaHei" w:hint="eastAsia"/>
-          <w:color w:val="435155"/>
-          <w:kern w:val="0"/>
-          <w:sz w:val="21"/>
-          <w:szCs w:val="21"/>
-          <w14:ligatures w14:val="none"/>
-        </w:rPr>
-        <w:t>，因为这是你自己</w:t>
-      </w:r>
-      <w:r>
-        <w:rPr>
-          <w:rFonts w:ascii="Microsoft YaHei" w:eastAsia="Microsoft YaHei" w:hAnsi="Microsoft YaHei" w:cs="Microsoft YaHei" w:hint="eastAsia"/>
-          <w:color w:val="435155"/>
-          <w:kern w:val="0"/>
-          <w:sz w:val="21"/>
-          <w:szCs w:val="21"/>
-          <w14:ligatures w14:val="none"/>
-        </w:rPr>
-        <w:lastRenderedPageBreak/>
-        <w:t>签字认可的，所以光喊反悔没用，</w:t>
+          <w:sz w:val="21"/>
+          <w:szCs w:val="21"/>
+        </w:rPr>
+        <w:t>，</w:t>
+      </w:r>
+      <w:r>
+        <w:rPr>
+          <w:rFonts w:ascii="Microsoft YaHei" w:eastAsia="Microsoft YaHei" w:hAnsi="Microsoft YaHei" w:cs="Microsoft YaHei" w:hint="eastAsia"/>
+          <w:color w:val="435155"/>
+          <w:sz w:val="21"/>
+          <w:szCs w:val="21"/>
+        </w:rPr>
+        <w:t>而且</w:t>
+      </w:r>
+      <w:r>
+        <w:rPr>
+          <w:rFonts w:ascii="Arial" w:hAnsi="Arial" w:cs="Arial"/>
+          <w:color w:val="435155"/>
+          <w:sz w:val="21"/>
+          <w:szCs w:val="21"/>
+        </w:rPr>
+        <w:t> </w:t>
       </w:r>
       <w:r>
         <w:rPr>
@@ -4160,43 +3657,26 @@
           <w:b/>
           <w:bCs/>
           <w:color w:val="435155"/>
-          <w:kern w:val="0"/>
-          <w:sz w:val="21"/>
-          <w:szCs w:val="21"/>
-          <w14:ligatures w14:val="none"/>
-        </w:rPr>
-        <w:t>必须举证证明违反自愿或内容违法</w:t>
-      </w:r>
-      <w:r>
-        <w:rPr>
-          <w:rFonts w:ascii="Arial" w:eastAsia="Times New Roman" w:hAnsi="Arial" w:cs="Arial"/>
-          <w:color w:val="435155"/>
-          <w:kern w:val="0"/>
-          <w:sz w:val="21"/>
-          <w:szCs w:val="21"/>
-          <w14:ligatures w14:val="none"/>
-        </w:rPr>
-        <w:t> </w:t>
-      </w:r>
-      <w:r>
-        <w:rPr>
-          <w:rFonts w:ascii="Microsoft YaHei" w:eastAsia="Microsoft YaHei" w:hAnsi="Microsoft YaHei" w:cs="Microsoft YaHei" w:hint="eastAsia"/>
-          <w:color w:val="435155"/>
-          <w:kern w:val="0"/>
-          <w:sz w:val="21"/>
-          <w:szCs w:val="21"/>
-          <w14:ligatures w14:val="none"/>
-        </w:rPr>
-        <w:t>且在</w:t>
-      </w:r>
-      <w:r>
-        <w:rPr>
-          <w:rFonts w:ascii="Arial" w:eastAsia="Times New Roman" w:hAnsi="Arial" w:cs="Arial"/>
-          <w:color w:val="435155"/>
-          <w:kern w:val="0"/>
-          <w:sz w:val="21"/>
-          <w:szCs w:val="21"/>
-          <w14:ligatures w14:val="none"/>
+          <w:sz w:val="21"/>
+          <w:szCs w:val="21"/>
+        </w:rPr>
+        <w:t>申请再审期间不停止执行</w:t>
+      </w:r>
+      <w:r>
+        <w:rPr>
+          <w:rFonts w:ascii="Microsoft YaHei" w:eastAsia="Microsoft YaHei" w:hAnsi="Microsoft YaHei" w:cs="Microsoft YaHei" w:hint="eastAsia"/>
+          <w:color w:val="435155"/>
+          <w:sz w:val="21"/>
+          <w:szCs w:val="21"/>
+        </w:rPr>
+        <w:t>！如果手里拿的是</w:t>
+      </w:r>
+      <w:r>
+        <w:rPr>
+          <w:rFonts w:ascii="Arial" w:hAnsi="Arial" w:cs="Arial"/>
+          <w:color w:val="435155"/>
+          <w:sz w:val="21"/>
+          <w:szCs w:val="21"/>
         </w:rPr>
         <w:t> </w:t>
       </w:r>
@@ -4206,25 +3686,31 @@
           <w:b/>
           <w:bCs/>
           <w:color w:val="435155"/>
-          <w:kern w:val="0"/>
-          <w:sz w:val="21"/>
-          <w:szCs w:val="21"/>
-          <w14:ligatures w14:val="none"/>
-        </w:rPr>
-        <w:t>生效后</w:t>
-      </w:r>
-      <w:r>
-        <w:rPr>
-          <w:rFonts w:ascii="Arial" w:eastAsia="Times New Roman" w:hAnsi="Arial" w:cs="Arial"/>
+          <w:sz w:val="21"/>
+          <w:szCs w:val="21"/>
+        </w:rPr>
+        <w:t>生效调</w:t>
+      </w:r>
+      <w:r>
+        <w:rPr>
+          <w:rFonts w:ascii="Microsoft YaHei" w:eastAsia="Microsoft YaHei" w:hAnsi="Microsoft YaHei" w:cs="Microsoft YaHei" w:hint="eastAsia"/>
           <w:b/>
           <w:bCs/>
           <w:color w:val="435155"/>
-          <w:kern w:val="0"/>
-          <w:sz w:val="21"/>
-          <w:szCs w:val="21"/>
-          <w14:ligatures w14:val="none"/>
-        </w:rPr>
-        <w:t>6</w:t>
+          <w:sz w:val="21"/>
+          <w:szCs w:val="21"/>
+        </w:rPr>
+        <w:lastRenderedPageBreak/>
+        <w:t>解书</w:t>
+      </w:r>
+      <w:r>
+        <w:rPr>
+          <w:rFonts w:ascii="Microsoft YaHei" w:eastAsia="Microsoft YaHei" w:hAnsi="Microsoft YaHei" w:cs="Microsoft YaHei" w:hint="eastAsia"/>
+          <w:color w:val="435155"/>
+          <w:sz w:val="21"/>
+          <w:szCs w:val="21"/>
+        </w:rPr>
+        <w:t>，因为这是你自己签字认可的，所以光喊反悔没用，</w:t>
       </w:r>
       <w:r>
         <w:rPr>
@@ -4232,43 +3718,35 @@
           <w:b/>
           <w:bCs/>
           <w:color w:val="435155"/>
-          <w:kern w:val="0"/>
-          <w:sz w:val="21"/>
-          <w:szCs w:val="21"/>
-          <w14:ligatures w14:val="none"/>
-        </w:rPr>
-        <w:t>个月内</w:t>
-      </w:r>
-      <w:r>
-        <w:rPr>
-          <w:rFonts w:ascii="Arial" w:eastAsia="Times New Roman" w:hAnsi="Arial" w:cs="Arial"/>
-          <w:color w:val="435155"/>
-          <w:kern w:val="0"/>
-          <w:sz w:val="21"/>
-          <w:szCs w:val="21"/>
-          <w14:ligatures w14:val="none"/>
-        </w:rPr>
-        <w:t> </w:t>
-      </w:r>
-      <w:r>
-        <w:rPr>
-          <w:rFonts w:ascii="Microsoft YaHei" w:eastAsia="Microsoft YaHei" w:hAnsi="Microsoft YaHei" w:cs="Microsoft YaHei" w:hint="eastAsia"/>
-          <w:color w:val="435155"/>
-          <w:kern w:val="0"/>
-          <w:sz w:val="21"/>
-          <w:szCs w:val="21"/>
-          <w14:ligatures w14:val="none"/>
-        </w:rPr>
-        <w:t>提起，更</w:t>
-      </w:r>
-      <w:r>
-        <w:rPr>
-          <w:rFonts w:ascii="Arial" w:eastAsia="Times New Roman" w:hAnsi="Arial" w:cs="Arial"/>
-          <w:color w:val="435155"/>
-          <w:kern w:val="0"/>
-          <w:sz w:val="21"/>
-          <w:szCs w:val="21"/>
-          <w14:ligatures w14:val="none"/>
+          <w:sz w:val="21"/>
+          <w:szCs w:val="21"/>
+        </w:rPr>
+        <w:t>必须举证证明违反自愿或内容违法</w:t>
+      </w:r>
+      <w:r>
+        <w:rPr>
+          <w:rFonts w:ascii="Arial" w:hAnsi="Arial" w:cs="Arial"/>
+          <w:color w:val="435155"/>
+          <w:sz w:val="21"/>
+          <w:szCs w:val="21"/>
+        </w:rPr>
+        <w:t> </w:t>
+      </w:r>
+      <w:r>
+        <w:rPr>
+          <w:rFonts w:ascii="Microsoft YaHei" w:eastAsia="Microsoft YaHei" w:hAnsi="Microsoft YaHei" w:cs="Microsoft YaHei" w:hint="eastAsia"/>
+          <w:color w:val="435155"/>
+          <w:sz w:val="21"/>
+          <w:szCs w:val="21"/>
+        </w:rPr>
+        <w:t>且在</w:t>
+      </w:r>
+      <w:r>
+        <w:rPr>
+          <w:rFonts w:ascii="Arial" w:hAnsi="Arial" w:cs="Arial"/>
+          <w:color w:val="435155"/>
+          <w:sz w:val="21"/>
+          <w:szCs w:val="21"/>
         </w:rPr>
         <w:t> </w:t>
       </w:r>
@@ -4278,10 +3756,68 @@
           <w:b/>
           <w:bCs/>
           <w:color w:val="435155"/>
-          <w:kern w:val="0"/>
-          <w:sz w:val="21"/>
-          <w:szCs w:val="21"/>
-          <w14:ligatures w14:val="none"/>
+          <w:sz w:val="21"/>
+          <w:szCs w:val="21"/>
+        </w:rPr>
+        <w:t>生效后</w:t>
+      </w:r>
+      <w:r>
+        <w:rPr>
+          <w:rFonts w:ascii="Arial" w:hAnsi="Arial" w:cs="Arial"/>
+          <w:b/>
+          <w:bCs/>
+          <w:color w:val="435155"/>
+          <w:sz w:val="21"/>
+          <w:szCs w:val="21"/>
+        </w:rPr>
+        <w:t>6</w:t>
+      </w:r>
+      <w:r>
+        <w:rPr>
+          <w:rFonts w:ascii="Microsoft YaHei" w:eastAsia="Microsoft YaHei" w:hAnsi="Microsoft YaHei" w:cs="Microsoft YaHei" w:hint="eastAsia"/>
+          <w:b/>
+          <w:bCs/>
+          <w:color w:val="435155"/>
+          <w:sz w:val="21"/>
+          <w:szCs w:val="21"/>
+        </w:rPr>
+        <w:t>个月内</w:t>
+      </w:r>
+      <w:r>
+        <w:rPr>
+          <w:rFonts w:ascii="Arial" w:hAnsi="Arial" w:cs="Arial"/>
+          <w:color w:val="435155"/>
+          <w:sz w:val="21"/>
+          <w:szCs w:val="21"/>
+        </w:rPr>
+        <w:t> </w:t>
+      </w:r>
+      <w:r>
+        <w:rPr>
+          <w:rFonts w:ascii="Microsoft YaHei" w:eastAsia="Microsoft YaHei" w:hAnsi="Microsoft YaHei" w:cs="Microsoft YaHei" w:hint="eastAsia"/>
+          <w:color w:val="435155"/>
+          <w:sz w:val="21"/>
+          <w:szCs w:val="21"/>
+        </w:rPr>
+        <w:t>提起，更</w:t>
+      </w:r>
+      <w:r>
+        <w:rPr>
+          <w:rFonts w:ascii="Arial" w:hAnsi="Arial" w:cs="Arial"/>
+          <w:color w:val="435155"/>
+          <w:sz w:val="21"/>
+          <w:szCs w:val="21"/>
+        </w:rPr>
+        <w:t> </w:t>
+      </w:r>
+      <w:r>
+        <w:rPr>
+          <w:rFonts w:ascii="Microsoft YaHei" w:eastAsia="Microsoft YaHei" w:hAnsi="Microsoft YaHei" w:cs="Microsoft YaHei" w:hint="eastAsia"/>
+          <w:b/>
+          <w:bCs/>
+          <w:color w:val="435155"/>
+          <w:sz w:val="21"/>
+          <w:szCs w:val="21"/>
         </w:rPr>
         <w:t>绝对不存在撤销调解书之诉或确认无效之诉</w:t>
       </w:r>
@@ -4289,34 +3825,27 @@
         <w:rPr>
           <w:rFonts w:ascii="Microsoft YaHei" w:eastAsia="Microsoft YaHei" w:hAnsi="Microsoft YaHei" w:cs="Microsoft YaHei"/>
           <w:color w:val="435155"/>
-          <w:kern w:val="0"/>
-          <w:sz w:val="21"/>
-          <w:szCs w:val="21"/>
-          <w14:ligatures w14:val="none"/>
+          <w:sz w:val="21"/>
+          <w:szCs w:val="21"/>
         </w:rPr>
         <w:t>。</w:t>
       </w:r>
     </w:p>
     <w:p>
       <w:pPr>
-        <w:spacing w:after="0" w:line="240" w:lineRule="auto"/>
-        <w:rPr>
-          <w:rFonts w:ascii="Arial" w:eastAsia="Times New Roman" w:hAnsi="Arial" w:cs="Arial" w:hint="eastAsia"/>
-          <w:color w:val="435155"/>
-          <w:kern w:val="0"/>
-          <w:sz w:val="21"/>
-          <w:szCs w:val="21"/>
-          <w14:ligatures w14:val="none"/>
-        </w:rPr>
-      </w:pPr>
-      <w:r>
-        <w:rPr>
-          <w:rFonts w:ascii="Microsoft YaHei" w:eastAsia="Microsoft YaHei" w:hAnsi="Microsoft YaHei" w:cs="Microsoft YaHei" w:hint="eastAsia"/>
-          <w:color w:val="435155"/>
-          <w:kern w:val="0"/>
-          <w:sz w:val="21"/>
-          <w:szCs w:val="21"/>
-          <w14:ligatures w14:val="none"/>
+        <w:rPr>
+          <w:rFonts w:ascii="Arial" w:hAnsi="Arial" w:cs="Arial"/>
+          <w:color w:val="435155"/>
+          <w:sz w:val="21"/>
+          <w:szCs w:val="21"/>
+        </w:rPr>
+      </w:pPr>
+      <w:r>
+        <w:rPr>
+          <w:rFonts w:ascii="Microsoft YaHei" w:eastAsia="Microsoft YaHei" w:hAnsi="Microsoft YaHei" w:cs="Microsoft YaHei" w:hint="eastAsia"/>
+          <w:color w:val="435155"/>
+          <w:sz w:val="21"/>
+          <w:szCs w:val="21"/>
         </w:rPr>
         <w:t>但如果碰到以下雷区，法院直接关门：因为婚姻身份不可逆，</w:t>
       </w:r>
@@ -4326,43 +3855,35 @@
           <w:b/>
           <w:bCs/>
           <w:color w:val="435155"/>
-          <w:kern w:val="0"/>
-          <w:sz w:val="21"/>
-          <w:szCs w:val="21"/>
-          <w14:ligatures w14:val="none"/>
+          <w:sz w:val="21"/>
+          <w:szCs w:val="21"/>
         </w:rPr>
         <w:t>解除婚姻关系</w:t>
       </w:r>
       <w:r>
         <w:rPr>
-          <w:rFonts w:ascii="Arial" w:eastAsia="Times New Roman" w:hAnsi="Arial" w:cs="Arial"/>
-          <w:color w:val="435155"/>
-          <w:kern w:val="0"/>
-          <w:sz w:val="21"/>
-          <w:szCs w:val="21"/>
-          <w14:ligatures w14:val="none"/>
-        </w:rPr>
-        <w:t> </w:t>
-      </w:r>
-      <w:r>
-        <w:rPr>
-          <w:rFonts w:ascii="Microsoft YaHei" w:eastAsia="Microsoft YaHei" w:hAnsi="Microsoft YaHei" w:cs="Microsoft YaHei" w:hint="eastAsia"/>
-          <w:color w:val="435155"/>
-          <w:kern w:val="0"/>
-          <w:sz w:val="21"/>
-          <w:szCs w:val="21"/>
-          <w14:ligatures w14:val="none"/>
+          <w:rFonts w:ascii="Arial" w:hAnsi="Arial" w:cs="Arial"/>
+          <w:color w:val="435155"/>
+          <w:sz w:val="21"/>
+          <w:szCs w:val="21"/>
+        </w:rPr>
+        <w:t> </w:t>
+      </w:r>
+      <w:r>
+        <w:rPr>
+          <w:rFonts w:ascii="Microsoft YaHei" w:eastAsia="Microsoft YaHei" w:hAnsi="Microsoft YaHei" w:cs="Microsoft YaHei" w:hint="eastAsia"/>
+          <w:color w:val="435155"/>
+          <w:sz w:val="21"/>
+          <w:szCs w:val="21"/>
         </w:rPr>
         <w:t>的判决和调解书</w:t>
       </w:r>
       <w:r>
         <w:rPr>
-          <w:rFonts w:ascii="Arial" w:eastAsia="Times New Roman" w:hAnsi="Arial" w:cs="Arial"/>
-          <w:color w:val="435155"/>
-          <w:kern w:val="0"/>
-          <w:sz w:val="21"/>
-          <w:szCs w:val="21"/>
-          <w14:ligatures w14:val="none"/>
+          <w:rFonts w:ascii="Arial" w:hAnsi="Arial" w:cs="Arial"/>
+          <w:color w:val="435155"/>
+          <w:sz w:val="21"/>
+          <w:szCs w:val="21"/>
         </w:rPr>
         <w:t> </w:t>
       </w:r>
@@ -4372,10 +3893,8 @@
           <w:b/>
           <w:bCs/>
           <w:color w:val="435155"/>
-          <w:kern w:val="0"/>
-          <w:sz w:val="21"/>
-          <w:szCs w:val="21"/>
-          <w14:ligatures w14:val="none"/>
+          <w:sz w:val="21"/>
+          <w:szCs w:val="21"/>
         </w:rPr>
         <w:t>绝对不得申请再审</w:t>
       </w:r>
@@ -4383,21 +3902,17 @@
         <w:rPr>
           <w:rFonts w:ascii="Microsoft YaHei" w:eastAsia="Microsoft YaHei" w:hAnsi="Microsoft YaHei" w:cs="Microsoft YaHei" w:hint="eastAsia"/>
           <w:color w:val="435155"/>
-          <w:kern w:val="0"/>
-          <w:sz w:val="21"/>
-          <w:szCs w:val="21"/>
-          <w14:ligatures w14:val="none"/>
+          <w:sz w:val="21"/>
+          <w:szCs w:val="21"/>
         </w:rPr>
         <w:t>（但涉及</w:t>
       </w:r>
       <w:r>
         <w:rPr>
-          <w:rFonts w:ascii="Arial" w:eastAsia="Times New Roman" w:hAnsi="Arial" w:cs="Arial"/>
-          <w:color w:val="435155"/>
-          <w:kern w:val="0"/>
-          <w:sz w:val="21"/>
-          <w:szCs w:val="21"/>
-          <w14:ligatures w14:val="none"/>
+          <w:rFonts w:ascii="Arial" w:hAnsi="Arial" w:cs="Arial"/>
+          <w:color w:val="435155"/>
+          <w:sz w:val="21"/>
+          <w:szCs w:val="21"/>
         </w:rPr>
         <w:t> </w:t>
       </w:r>
@@ -4407,43 +3922,35 @@
           <w:b/>
           <w:bCs/>
           <w:color w:val="435155"/>
-          <w:kern w:val="0"/>
-          <w:sz w:val="21"/>
-          <w:szCs w:val="21"/>
-          <w14:ligatures w14:val="none"/>
+          <w:sz w:val="21"/>
+          <w:szCs w:val="21"/>
         </w:rPr>
         <w:t>财产分割部分</w:t>
       </w:r>
       <w:r>
         <w:rPr>
-          <w:rFonts w:ascii="Arial" w:eastAsia="Times New Roman" w:hAnsi="Arial" w:cs="Arial"/>
-          <w:color w:val="435155"/>
-          <w:kern w:val="0"/>
-          <w:sz w:val="21"/>
-          <w:szCs w:val="21"/>
-          <w14:ligatures w14:val="none"/>
-        </w:rPr>
-        <w:t> </w:t>
-      </w:r>
-      <w:r>
-        <w:rPr>
-          <w:rFonts w:ascii="Microsoft YaHei" w:eastAsia="Microsoft YaHei" w:hAnsi="Microsoft YaHei" w:cs="Microsoft YaHei" w:hint="eastAsia"/>
-          <w:color w:val="435155"/>
-          <w:kern w:val="0"/>
-          <w:sz w:val="21"/>
-          <w:szCs w:val="21"/>
-          <w14:ligatures w14:val="none"/>
+          <w:rFonts w:ascii="Arial" w:hAnsi="Arial" w:cs="Arial"/>
+          <w:color w:val="435155"/>
+          <w:sz w:val="21"/>
+          <w:szCs w:val="21"/>
+        </w:rPr>
+        <w:t> </w:t>
+      </w:r>
+      <w:r>
+        <w:rPr>
+          <w:rFonts w:ascii="Microsoft YaHei" w:eastAsia="Microsoft YaHei" w:hAnsi="Microsoft YaHei" w:cs="Microsoft YaHei" w:hint="eastAsia"/>
+          <w:color w:val="435155"/>
+          <w:sz w:val="21"/>
+          <w:szCs w:val="21"/>
         </w:rPr>
         <w:t>可以再审）；因为</w:t>
       </w:r>
       <w:r>
         <w:rPr>
-          <w:rFonts w:ascii="Arial" w:eastAsia="Times New Roman" w:hAnsi="Arial" w:cs="Arial"/>
-          <w:color w:val="435155"/>
-          <w:kern w:val="0"/>
-          <w:sz w:val="21"/>
-          <w:szCs w:val="21"/>
-          <w14:ligatures w14:val="none"/>
+          <w:rFonts w:ascii="Arial" w:hAnsi="Arial" w:cs="Arial"/>
+          <w:color w:val="435155"/>
+          <w:sz w:val="21"/>
+          <w:szCs w:val="21"/>
         </w:rPr>
         <w:t> </w:t>
       </w:r>
@@ -4453,43 +3960,35 @@
           <w:b/>
           <w:bCs/>
           <w:color w:val="435155"/>
-          <w:kern w:val="0"/>
-          <w:sz w:val="21"/>
-          <w:szCs w:val="21"/>
-          <w14:ligatures w14:val="none"/>
+          <w:sz w:val="21"/>
+          <w:szCs w:val="21"/>
         </w:rPr>
         <w:t>特别程序、督促程序、公示催告、破产程序等非讼案件</w:t>
       </w:r>
       <w:r>
         <w:rPr>
-          <w:rFonts w:ascii="Arial" w:eastAsia="Times New Roman" w:hAnsi="Arial" w:cs="Arial"/>
-          <w:color w:val="435155"/>
-          <w:kern w:val="0"/>
-          <w:sz w:val="21"/>
-          <w:szCs w:val="21"/>
-          <w14:ligatures w14:val="none"/>
-        </w:rPr>
-        <w:t> </w:t>
-      </w:r>
-      <w:r>
-        <w:rPr>
-          <w:rFonts w:ascii="Microsoft YaHei" w:eastAsia="Microsoft YaHei" w:hAnsi="Microsoft YaHei" w:cs="Microsoft YaHei" w:hint="eastAsia"/>
-          <w:color w:val="435155"/>
-          <w:kern w:val="0"/>
-          <w:sz w:val="21"/>
-          <w:szCs w:val="21"/>
-          <w14:ligatures w14:val="none"/>
+          <w:rFonts w:ascii="Arial" w:hAnsi="Arial" w:cs="Arial"/>
+          <w:color w:val="435155"/>
+          <w:sz w:val="21"/>
+          <w:szCs w:val="21"/>
+        </w:rPr>
+        <w:t> </w:t>
+      </w:r>
+      <w:r>
+        <w:rPr>
+          <w:rFonts w:ascii="Microsoft YaHei" w:eastAsia="Microsoft YaHei" w:hAnsi="Microsoft YaHei" w:cs="Microsoft YaHei" w:hint="eastAsia"/>
+          <w:color w:val="435155"/>
+          <w:sz w:val="21"/>
+          <w:szCs w:val="21"/>
         </w:rPr>
         <w:t>本身没有民事争执，所以</w:t>
       </w:r>
       <w:r>
         <w:rPr>
-          <w:rFonts w:ascii="Arial" w:eastAsia="Times New Roman" w:hAnsi="Arial" w:cs="Arial"/>
-          <w:color w:val="435155"/>
-          <w:kern w:val="0"/>
-          <w:sz w:val="21"/>
-          <w:szCs w:val="21"/>
-          <w14:ligatures w14:val="none"/>
+          <w:rFonts w:ascii="Arial" w:hAnsi="Arial" w:cs="Arial"/>
+          <w:color w:val="435155"/>
+          <w:sz w:val="21"/>
+          <w:szCs w:val="21"/>
         </w:rPr>
         <w:t> </w:t>
       </w:r>
@@ -4499,10 +3998,8 @@
           <w:b/>
           <w:bCs/>
           <w:color w:val="435155"/>
-          <w:kern w:val="0"/>
-          <w:sz w:val="21"/>
-          <w:szCs w:val="21"/>
-          <w14:ligatures w14:val="none"/>
+          <w:sz w:val="21"/>
+          <w:szCs w:val="21"/>
         </w:rPr>
         <w:t>绝对不得申请再审</w:t>
       </w:r>
@@ -4510,21 +4007,17 @@
         <w:rPr>
           <w:rFonts w:ascii="Microsoft YaHei" w:eastAsia="Microsoft YaHei" w:hAnsi="Microsoft YaHei" w:cs="Microsoft YaHei" w:hint="eastAsia"/>
           <w:color w:val="435155"/>
-          <w:kern w:val="0"/>
-          <w:sz w:val="21"/>
-          <w:szCs w:val="21"/>
-          <w14:ligatures w14:val="none"/>
+          <w:sz w:val="21"/>
+          <w:szCs w:val="21"/>
         </w:rPr>
         <w:t>；如果你的再审申请已经被法院</w:t>
       </w:r>
       <w:r>
         <w:rPr>
-          <w:rFonts w:ascii="Arial" w:eastAsia="Times New Roman" w:hAnsi="Arial" w:cs="Arial"/>
-          <w:color w:val="435155"/>
-          <w:kern w:val="0"/>
-          <w:sz w:val="21"/>
-          <w:szCs w:val="21"/>
-          <w14:ligatures w14:val="none"/>
+          <w:rFonts w:ascii="Arial" w:hAnsi="Arial" w:cs="Arial"/>
+          <w:color w:val="435155"/>
+          <w:sz w:val="21"/>
+          <w:szCs w:val="21"/>
         </w:rPr>
         <w:t> </w:t>
       </w:r>
@@ -4534,10 +4027,8 @@
           <w:b/>
           <w:bCs/>
           <w:color w:val="435155"/>
-          <w:kern w:val="0"/>
-          <w:sz w:val="21"/>
-          <w:szCs w:val="21"/>
-          <w14:ligatures w14:val="none"/>
+          <w:sz w:val="21"/>
+          <w:szCs w:val="21"/>
         </w:rPr>
         <w:t>驳回过</w:t>
       </w:r>
@@ -4545,21 +4036,17 @@
         <w:rPr>
           <w:rFonts w:ascii="Microsoft YaHei" w:eastAsia="Microsoft YaHei" w:hAnsi="Microsoft YaHei" w:cs="Microsoft YaHei" w:hint="eastAsia"/>
           <w:color w:val="435155"/>
-          <w:kern w:val="0"/>
-          <w:sz w:val="21"/>
-          <w:szCs w:val="21"/>
-          <w14:ligatures w14:val="none"/>
+          <w:sz w:val="21"/>
+          <w:szCs w:val="21"/>
         </w:rPr>
         <w:t>，或者想对</w:t>
       </w:r>
       <w:r>
         <w:rPr>
-          <w:rFonts w:ascii="Arial" w:eastAsia="Times New Roman" w:hAnsi="Arial" w:cs="Arial"/>
-          <w:color w:val="435155"/>
-          <w:kern w:val="0"/>
-          <w:sz w:val="21"/>
-          <w:szCs w:val="21"/>
-          <w14:ligatures w14:val="none"/>
+          <w:rFonts w:ascii="Arial" w:hAnsi="Arial" w:cs="Arial"/>
+          <w:color w:val="435155"/>
+          <w:sz w:val="21"/>
+          <w:szCs w:val="21"/>
         </w:rPr>
         <w:t> </w:t>
       </w:r>
@@ -4569,43 +4056,35 @@
           <w:b/>
           <w:bCs/>
           <w:color w:val="435155"/>
-          <w:kern w:val="0"/>
-          <w:sz w:val="21"/>
-          <w:szCs w:val="21"/>
-          <w14:ligatures w14:val="none"/>
+          <w:sz w:val="21"/>
+          <w:szCs w:val="21"/>
         </w:rPr>
         <w:t>再审判决或裁定</w:t>
       </w:r>
       <w:r>
         <w:rPr>
-          <w:rFonts w:ascii="Arial" w:eastAsia="Times New Roman" w:hAnsi="Arial" w:cs="Arial"/>
-          <w:color w:val="435155"/>
-          <w:kern w:val="0"/>
-          <w:sz w:val="21"/>
-          <w:szCs w:val="21"/>
-          <w14:ligatures w14:val="none"/>
-        </w:rPr>
-        <w:t> </w:t>
-      </w:r>
-      <w:r>
-        <w:rPr>
-          <w:rFonts w:ascii="Microsoft YaHei" w:eastAsia="Microsoft YaHei" w:hAnsi="Microsoft YaHei" w:cs="Microsoft YaHei" w:hint="eastAsia"/>
-          <w:color w:val="435155"/>
-          <w:kern w:val="0"/>
-          <w:sz w:val="21"/>
-          <w:szCs w:val="21"/>
-          <w14:ligatures w14:val="none"/>
+          <w:rFonts w:ascii="Arial" w:hAnsi="Arial" w:cs="Arial"/>
+          <w:color w:val="435155"/>
+          <w:sz w:val="21"/>
+          <w:szCs w:val="21"/>
+        </w:rPr>
+        <w:t> </w:t>
+      </w:r>
+      <w:r>
+        <w:rPr>
+          <w:rFonts w:ascii="Microsoft YaHei" w:eastAsia="Microsoft YaHei" w:hAnsi="Microsoft YaHei" w:cs="Microsoft YaHei" w:hint="eastAsia"/>
+          <w:color w:val="435155"/>
+          <w:sz w:val="21"/>
+          <w:szCs w:val="21"/>
         </w:rPr>
         <w:t>再次申请再审，法院直接</w:t>
       </w:r>
       <w:r>
         <w:rPr>
-          <w:rFonts w:ascii="Arial" w:eastAsia="Times New Roman" w:hAnsi="Arial" w:cs="Arial"/>
-          <w:color w:val="435155"/>
-          <w:kern w:val="0"/>
-          <w:sz w:val="21"/>
-          <w:szCs w:val="21"/>
-          <w14:ligatures w14:val="none"/>
+          <w:rFonts w:ascii="Arial" w:hAnsi="Arial" w:cs="Arial"/>
+          <w:color w:val="435155"/>
+          <w:sz w:val="21"/>
+          <w:szCs w:val="21"/>
         </w:rPr>
         <w:t> </w:t>
       </w:r>
@@ -4615,10 +4094,8 @@
           <w:b/>
           <w:bCs/>
           <w:color w:val="435155"/>
-          <w:kern w:val="0"/>
-          <w:sz w:val="21"/>
-          <w:szCs w:val="21"/>
-          <w14:ligatures w14:val="none"/>
+          <w:sz w:val="21"/>
+          <w:szCs w:val="21"/>
         </w:rPr>
         <w:t>不予受理</w:t>
       </w:r>
@@ -4626,21 +4103,17 @@
         <w:rPr>
           <w:rFonts w:ascii="Microsoft YaHei" w:eastAsia="Microsoft YaHei" w:hAnsi="Microsoft YaHei" w:cs="Microsoft YaHei" w:hint="eastAsia"/>
           <w:color w:val="435155"/>
-          <w:kern w:val="0"/>
-          <w:sz w:val="21"/>
-          <w:szCs w:val="21"/>
-          <w14:ligatures w14:val="none"/>
+          <w:sz w:val="21"/>
+          <w:szCs w:val="21"/>
         </w:rPr>
         <w:t>，只能转弯走向</w:t>
       </w:r>
       <w:r>
         <w:rPr>
-          <w:rFonts w:ascii="Arial" w:eastAsia="Times New Roman" w:hAnsi="Arial" w:cs="Arial"/>
-          <w:color w:val="435155"/>
-          <w:kern w:val="0"/>
-          <w:sz w:val="21"/>
-          <w:szCs w:val="21"/>
-          <w14:ligatures w14:val="none"/>
+          <w:rFonts w:ascii="Arial" w:hAnsi="Arial" w:cs="Arial"/>
+          <w:color w:val="435155"/>
+          <w:sz w:val="21"/>
+          <w:szCs w:val="21"/>
         </w:rPr>
         <w:t> </w:t>
       </w:r>
@@ -4650,10 +4123,8 @@
           <w:b/>
           <w:bCs/>
           <w:color w:val="435155"/>
-          <w:kern w:val="0"/>
-          <w:sz w:val="21"/>
-          <w:szCs w:val="21"/>
-          <w14:ligatures w14:val="none"/>
+          <w:sz w:val="21"/>
+          <w:szCs w:val="21"/>
         </w:rPr>
         <w:t>检察院申请检察建议或抗诉</w:t>
       </w:r>
@@ -4661,10 +4132,8 @@
         <w:rPr>
           <w:rFonts w:ascii="Microsoft YaHei" w:eastAsia="Microsoft YaHei" w:hAnsi="Microsoft YaHei" w:cs="Microsoft YaHei" w:hint="eastAsia"/>
           <w:color w:val="435155"/>
-          <w:kern w:val="0"/>
-          <w:sz w:val="21"/>
-          <w:szCs w:val="21"/>
-          <w14:ligatures w14:val="none"/>
+          <w:sz w:val="21"/>
+          <w:szCs w:val="21"/>
         </w:rPr>
         <w:t>；另外，因为诉讼要讲诚信，</w:t>
       </w:r>
@@ -4673,21 +4142,17 @@
         <w:rPr>
           <w:rFonts w:ascii="Microsoft YaHei" w:eastAsia="Microsoft YaHei" w:hAnsi="Microsoft YaHei" w:cs="Microsoft YaHei" w:hint="eastAsia"/>
           <w:color w:val="435155"/>
-          <w:kern w:val="0"/>
-          <w:sz w:val="21"/>
-          <w:szCs w:val="21"/>
-          <w14:ligatures w14:val="none"/>
+          <w:sz w:val="21"/>
+          <w:szCs w:val="21"/>
         </w:rPr>
         <w:t>如果你是</w:t>
       </w:r>
       <w:r>
         <w:rPr>
-          <w:rFonts w:ascii="Arial" w:eastAsia="Times New Roman" w:hAnsi="Arial" w:cs="Arial"/>
-          <w:color w:val="435155"/>
-          <w:kern w:val="0"/>
-          <w:sz w:val="21"/>
-          <w:szCs w:val="21"/>
-          <w14:ligatures w14:val="none"/>
+          <w:rFonts w:ascii="Arial" w:hAnsi="Arial" w:cs="Arial"/>
+          <w:color w:val="435155"/>
+          <w:sz w:val="21"/>
+          <w:szCs w:val="21"/>
         </w:rPr>
         <w:t> </w:t>
       </w:r>
@@ -4697,43 +4162,35 @@
           <w:b/>
           <w:bCs/>
           <w:color w:val="435155"/>
-          <w:kern w:val="0"/>
-          <w:sz w:val="21"/>
-          <w:szCs w:val="21"/>
-          <w14:ligatures w14:val="none"/>
+          <w:sz w:val="21"/>
+          <w:szCs w:val="21"/>
         </w:rPr>
         <w:t>全部胜诉方</w:t>
       </w:r>
       <w:r>
         <w:rPr>
-          <w:rFonts w:ascii="Arial" w:eastAsia="Times New Roman" w:hAnsi="Arial" w:cs="Arial"/>
-          <w:color w:val="435155"/>
-          <w:kern w:val="0"/>
-          <w:sz w:val="21"/>
-          <w:szCs w:val="21"/>
-          <w14:ligatures w14:val="none"/>
-        </w:rPr>
-        <w:t> </w:t>
-      </w:r>
-      <w:r>
-        <w:rPr>
-          <w:rFonts w:ascii="Microsoft YaHei" w:eastAsia="Microsoft YaHei" w:hAnsi="Microsoft YaHei" w:cs="Microsoft YaHei" w:hint="eastAsia"/>
-          <w:color w:val="435155"/>
-          <w:kern w:val="0"/>
-          <w:sz w:val="21"/>
-          <w:szCs w:val="21"/>
-          <w14:ligatures w14:val="none"/>
+          <w:rFonts w:ascii="Arial" w:hAnsi="Arial" w:cs="Arial"/>
+          <w:color w:val="435155"/>
+          <w:sz w:val="21"/>
+          <w:szCs w:val="21"/>
+        </w:rPr>
+        <w:t> </w:t>
+      </w:r>
+      <w:r>
+        <w:rPr>
+          <w:rFonts w:ascii="Microsoft YaHei" w:eastAsia="Microsoft YaHei" w:hAnsi="Microsoft YaHei" w:cs="Microsoft YaHei" w:hint="eastAsia"/>
+          <w:color w:val="435155"/>
+          <w:sz w:val="21"/>
+          <w:szCs w:val="21"/>
         </w:rPr>
         <w:t>或者</w:t>
       </w:r>
       <w:r>
         <w:rPr>
-          <w:rFonts w:ascii="Arial" w:eastAsia="Times New Roman" w:hAnsi="Arial" w:cs="Arial"/>
-          <w:color w:val="435155"/>
-          <w:kern w:val="0"/>
-          <w:sz w:val="21"/>
-          <w:szCs w:val="21"/>
-          <w14:ligatures w14:val="none"/>
+          <w:rFonts w:ascii="Arial" w:hAnsi="Arial" w:cs="Arial"/>
+          <w:color w:val="435155"/>
+          <w:sz w:val="21"/>
+          <w:szCs w:val="21"/>
         </w:rPr>
         <w:t> </w:t>
       </w:r>
@@ -4743,10 +4200,8 @@
           <w:b/>
           <w:bCs/>
           <w:color w:val="435155"/>
-          <w:kern w:val="0"/>
-          <w:sz w:val="21"/>
-          <w:szCs w:val="21"/>
-          <w14:ligatures w14:val="none"/>
+          <w:sz w:val="21"/>
+          <w:szCs w:val="21"/>
         </w:rPr>
         <w:t>对不利部分未上诉</w:t>
       </w:r>
@@ -4755,21 +4210,17 @@
         <w:rPr>
           <w:rFonts w:ascii="Microsoft YaHei" w:eastAsia="Microsoft YaHei" w:hAnsi="Microsoft YaHei" w:cs="Microsoft YaHei" w:hint="eastAsia"/>
           <w:color w:val="435155"/>
-          <w:kern w:val="0"/>
-          <w:sz w:val="21"/>
-          <w:szCs w:val="21"/>
-          <w14:ligatures w14:val="none"/>
+          <w:sz w:val="21"/>
+          <w:szCs w:val="21"/>
         </w:rPr>
         <w:t>，属于你自己放弃权利或根本没吃亏，因</w:t>
       </w:r>
       <w:r>
         <w:rPr>
-          <w:rFonts w:ascii="Arial" w:eastAsia="Times New Roman" w:hAnsi="Arial" w:cs="Arial"/>
-          <w:color w:val="435155"/>
-          <w:kern w:val="0"/>
-          <w:sz w:val="21"/>
-          <w:szCs w:val="21"/>
-          <w14:ligatures w14:val="none"/>
+          <w:rFonts w:ascii="Arial" w:hAnsi="Arial" w:cs="Arial"/>
+          <w:color w:val="435155"/>
+          <w:sz w:val="21"/>
+          <w:szCs w:val="21"/>
         </w:rPr>
         <w:t> </w:t>
       </w:r>
@@ -4779,43 +4230,35 @@
           <w:b/>
           <w:bCs/>
           <w:color w:val="435155"/>
-          <w:kern w:val="0"/>
-          <w:sz w:val="21"/>
-          <w:szCs w:val="21"/>
-          <w14:ligatures w14:val="none"/>
+          <w:sz w:val="21"/>
+          <w:szCs w:val="21"/>
         </w:rPr>
         <w:t>缺乏再审利益</w:t>
       </w:r>
       <w:r>
         <w:rPr>
-          <w:rFonts w:ascii="Arial" w:eastAsia="Times New Roman" w:hAnsi="Arial" w:cs="Arial"/>
-          <w:color w:val="435155"/>
-          <w:kern w:val="0"/>
-          <w:sz w:val="21"/>
-          <w:szCs w:val="21"/>
-          <w14:ligatures w14:val="none"/>
-        </w:rPr>
-        <w:t> </w:t>
-      </w:r>
-      <w:r>
-        <w:rPr>
-          <w:rFonts w:ascii="Microsoft YaHei" w:eastAsia="Microsoft YaHei" w:hAnsi="Microsoft YaHei" w:cs="Microsoft YaHei" w:hint="eastAsia"/>
-          <w:color w:val="435155"/>
-          <w:kern w:val="0"/>
-          <w:sz w:val="21"/>
-          <w:szCs w:val="21"/>
-          <w14:ligatures w14:val="none"/>
+          <w:rFonts w:ascii="Arial" w:hAnsi="Arial" w:cs="Arial"/>
+          <w:color w:val="435155"/>
+          <w:sz w:val="21"/>
+          <w:szCs w:val="21"/>
+        </w:rPr>
+        <w:t> </w:t>
+      </w:r>
+      <w:r>
+        <w:rPr>
+          <w:rFonts w:ascii="Microsoft YaHei" w:eastAsia="Microsoft YaHei" w:hAnsi="Microsoft YaHei" w:cs="Microsoft YaHei" w:hint="eastAsia"/>
+          <w:color w:val="435155"/>
+          <w:sz w:val="21"/>
+          <w:szCs w:val="21"/>
         </w:rPr>
         <w:t>会被</w:t>
       </w:r>
       <w:r>
         <w:rPr>
-          <w:rFonts w:ascii="Arial" w:eastAsia="Times New Roman" w:hAnsi="Arial" w:cs="Arial"/>
-          <w:color w:val="435155"/>
-          <w:kern w:val="0"/>
-          <w:sz w:val="21"/>
-          <w:szCs w:val="21"/>
-          <w14:ligatures w14:val="none"/>
+          <w:rFonts w:ascii="Arial" w:hAnsi="Arial" w:cs="Arial"/>
+          <w:color w:val="435155"/>
+          <w:sz w:val="21"/>
+          <w:szCs w:val="21"/>
         </w:rPr>
         <w:t> </w:t>
       </w:r>
@@ -4825,10 +4268,8 @@
           <w:b/>
           <w:bCs/>
           <w:color w:val="435155"/>
-          <w:kern w:val="0"/>
-          <w:sz w:val="21"/>
-          <w:szCs w:val="21"/>
-          <w14:ligatures w14:val="none"/>
+          <w:sz w:val="21"/>
+          <w:szCs w:val="21"/>
         </w:rPr>
         <w:t>裁定驳回</w:t>
       </w:r>
@@ -4836,21 +4277,17 @@
         <w:rPr>
           <w:rFonts w:ascii="Microsoft YaHei" w:eastAsia="Microsoft YaHei" w:hAnsi="Microsoft YaHei" w:cs="Microsoft YaHei" w:hint="eastAsia"/>
           <w:color w:val="435155"/>
-          <w:kern w:val="0"/>
-          <w:sz w:val="21"/>
-          <w:szCs w:val="21"/>
-          <w14:ligatures w14:val="none"/>
+          <w:sz w:val="21"/>
+          <w:szCs w:val="21"/>
         </w:rPr>
         <w:t>；若你自己故意隐匿证据、躲避送达，事后又假装受害喊新证据，法院直接以</w:t>
       </w:r>
       <w:r>
         <w:rPr>
-          <w:rFonts w:ascii="Arial" w:eastAsia="Times New Roman" w:hAnsi="Arial" w:cs="Arial"/>
-          <w:color w:val="435155"/>
-          <w:kern w:val="0"/>
-          <w:sz w:val="21"/>
-          <w:szCs w:val="21"/>
-          <w14:ligatures w14:val="none"/>
+          <w:rFonts w:ascii="Arial" w:hAnsi="Arial" w:cs="Arial"/>
+          <w:color w:val="435155"/>
+          <w:sz w:val="21"/>
+          <w:szCs w:val="21"/>
         </w:rPr>
         <w:t> </w:t>
       </w:r>
@@ -4860,43 +4297,35 @@
           <w:b/>
           <w:bCs/>
           <w:color w:val="435155"/>
-          <w:kern w:val="0"/>
-          <w:sz w:val="21"/>
-          <w:szCs w:val="21"/>
-          <w14:ligatures w14:val="none"/>
+          <w:sz w:val="21"/>
+          <w:szCs w:val="21"/>
         </w:rPr>
         <w:t>违反诚信原则</w:t>
       </w:r>
       <w:r>
         <w:rPr>
-          <w:rFonts w:ascii="Arial" w:eastAsia="Times New Roman" w:hAnsi="Arial" w:cs="Arial"/>
-          <w:color w:val="435155"/>
-          <w:kern w:val="0"/>
-          <w:sz w:val="21"/>
-          <w:szCs w:val="21"/>
-          <w14:ligatures w14:val="none"/>
-        </w:rPr>
-        <w:t> </w:t>
-      </w:r>
-      <w:r>
-        <w:rPr>
-          <w:rFonts w:ascii="Microsoft YaHei" w:eastAsia="Microsoft YaHei" w:hAnsi="Microsoft YaHei" w:cs="Microsoft YaHei" w:hint="eastAsia"/>
-          <w:color w:val="435155"/>
-          <w:kern w:val="0"/>
-          <w:sz w:val="21"/>
-          <w:szCs w:val="21"/>
-          <w14:ligatures w14:val="none"/>
+          <w:rFonts w:ascii="Arial" w:hAnsi="Arial" w:cs="Arial"/>
+          <w:color w:val="435155"/>
+          <w:sz w:val="21"/>
+          <w:szCs w:val="21"/>
+        </w:rPr>
+        <w:t> </w:t>
+      </w:r>
+      <w:r>
+        <w:rPr>
+          <w:rFonts w:ascii="Microsoft YaHei" w:eastAsia="Microsoft YaHei" w:hAnsi="Microsoft YaHei" w:cs="Microsoft YaHei" w:hint="eastAsia"/>
+          <w:color w:val="435155"/>
+          <w:sz w:val="21"/>
+          <w:szCs w:val="21"/>
         </w:rPr>
         <w:t>决定</w:t>
       </w:r>
       <w:r>
         <w:rPr>
-          <w:rFonts w:ascii="Arial" w:eastAsia="Times New Roman" w:hAnsi="Arial" w:cs="Arial"/>
-          <w:color w:val="435155"/>
-          <w:kern w:val="0"/>
-          <w:sz w:val="21"/>
-          <w:szCs w:val="21"/>
-          <w14:ligatures w14:val="none"/>
+          <w:rFonts w:ascii="Arial" w:hAnsi="Arial" w:cs="Arial"/>
+          <w:color w:val="435155"/>
+          <w:sz w:val="21"/>
+          <w:szCs w:val="21"/>
         </w:rPr>
         <w:t> </w:t>
       </w:r>
@@ -4906,10 +4335,8 @@
           <w:b/>
           <w:bCs/>
           <w:color w:val="435155"/>
-          <w:kern w:val="0"/>
-          <w:sz w:val="21"/>
-          <w:szCs w:val="21"/>
-          <w14:ligatures w14:val="none"/>
+          <w:sz w:val="21"/>
+          <w:szCs w:val="21"/>
         </w:rPr>
         <w:t>不予受理</w:t>
       </w:r>
@@ -4917,10 +4344,8 @@
         <w:rPr>
           <w:rFonts w:ascii="Microsoft YaHei" w:eastAsia="Microsoft YaHei" w:hAnsi="Microsoft YaHei" w:cs="Microsoft YaHei"/>
           <w:color w:val="435155"/>
-          <w:kern w:val="0"/>
-          <w:sz w:val="21"/>
-          <w:szCs w:val="21"/>
-          <w14:ligatures w14:val="none"/>
+          <w:sz w:val="21"/>
+          <w:szCs w:val="21"/>
         </w:rPr>
         <w:t>！</w:t>
       </w:r>
@@ -4928,10 +4353,8 @@
         <w:rPr>
           <w:rFonts w:ascii="Microsoft YaHei" w:eastAsia="Microsoft YaHei" w:hAnsi="Microsoft YaHei" w:cs="Microsoft YaHei" w:hint="eastAsia"/>
           <w:color w:val="435155"/>
-          <w:kern w:val="0"/>
-          <w:sz w:val="21"/>
-          <w:szCs w:val="21"/>
-          <w14:ligatures w14:val="none"/>
+          <w:sz w:val="21"/>
+          <w:szCs w:val="21"/>
         </w:rPr>
         <w:t xml:space="preserve"> </w:t>
       </w:r>
@@ -4951,8 +4374,4515 @@
     </w:p>
     <w:p>
       <w:pPr>
+        <w:pStyle w:val="Heading2"/>
+      </w:pPr>
+      <w:r>
+        <w:t>申请再审的期限与法院</w:t>
+      </w:r>
+    </w:p>
+    <w:p>
+      <w:pPr>
+        <w:rPr>
+          <w:rFonts w:ascii="Microsoft YaHei" w:eastAsia="Microsoft YaHei" w:hAnsi="Microsoft YaHei" w:cs="Microsoft YaHei"/>
+          <w:color w:val="435155"/>
+          <w:sz w:val="21"/>
+          <w:szCs w:val="21"/>
+        </w:rPr>
+      </w:pPr>
+      <w:r>
+        <w:rPr>
+          <w:rFonts w:ascii="Microsoft YaHei" w:eastAsia="Microsoft YaHei" w:hAnsi="Microsoft YaHei" w:cs="Microsoft YaHei" w:hint="eastAsia"/>
+          <w:color w:val="435155"/>
+          <w:sz w:val="21"/>
+          <w:szCs w:val="21"/>
+        </w:rPr>
+        <w:t>判决生效后找法院翻案，门往哪开和钟怎么走有严格讲究：申请再审原则上</w:t>
+      </w:r>
+      <w:r>
+        <w:rPr>
+          <w:rFonts w:ascii="Arial" w:hAnsi="Arial" w:cs="Arial"/>
+          <w:color w:val="435155"/>
+          <w:sz w:val="21"/>
+          <w:szCs w:val="21"/>
+        </w:rPr>
+        <w:t> </w:t>
+      </w:r>
+      <w:r>
+        <w:rPr>
+          <w:rFonts w:ascii="Microsoft YaHei" w:eastAsia="Microsoft YaHei" w:hAnsi="Microsoft YaHei" w:cs="Microsoft YaHei" w:hint="eastAsia"/>
+          <w:b/>
+          <w:bCs/>
+          <w:color w:val="435155"/>
+          <w:sz w:val="21"/>
+          <w:szCs w:val="21"/>
+        </w:rPr>
+        <w:t>必须找上一级法院</w:t>
+      </w:r>
+      <w:r>
+        <w:rPr>
+          <w:rFonts w:ascii="Microsoft YaHei" w:eastAsia="Microsoft YaHei" w:hAnsi="Microsoft YaHei" w:cs="Microsoft YaHei" w:hint="eastAsia"/>
+          <w:color w:val="435155"/>
+          <w:sz w:val="21"/>
+          <w:szCs w:val="21"/>
+        </w:rPr>
+        <w:t>，比如两家</w:t>
+      </w:r>
+      <w:r>
+        <w:rPr>
+          <w:rFonts w:ascii="Arial" w:hAnsi="Arial" w:cs="Arial"/>
+          <w:color w:val="435155"/>
+          <w:sz w:val="21"/>
+          <w:szCs w:val="21"/>
+        </w:rPr>
+        <w:t> </w:t>
+      </w:r>
+      <w:r>
+        <w:rPr>
+          <w:rFonts w:ascii="Microsoft YaHei" w:eastAsia="Microsoft YaHei" w:hAnsi="Microsoft YaHei" w:cs="Microsoft YaHei" w:hint="eastAsia"/>
+          <w:b/>
+          <w:bCs/>
+          <w:color w:val="435155"/>
+          <w:sz w:val="21"/>
+          <w:szCs w:val="21"/>
+        </w:rPr>
+        <w:t>公司</w:t>
+      </w:r>
+      <w:r>
+        <w:rPr>
+          <w:rFonts w:ascii="Arial" w:hAnsi="Arial" w:cs="Arial"/>
+          <w:color w:val="435155"/>
+          <w:sz w:val="21"/>
+          <w:szCs w:val="21"/>
+        </w:rPr>
+        <w:t> </w:t>
+      </w:r>
+      <w:r>
+        <w:rPr>
+          <w:rFonts w:ascii="Microsoft YaHei" w:eastAsia="Microsoft YaHei" w:hAnsi="Microsoft YaHei" w:cs="Microsoft YaHei" w:hint="eastAsia"/>
+          <w:color w:val="435155"/>
+          <w:sz w:val="21"/>
+          <w:szCs w:val="21"/>
+        </w:rPr>
+        <w:t>打官司就</w:t>
+      </w:r>
+      <w:r>
+        <w:rPr>
+          <w:rFonts w:ascii="Arial" w:hAnsi="Arial" w:cs="Arial"/>
+          <w:color w:val="435155"/>
+          <w:sz w:val="21"/>
+          <w:szCs w:val="21"/>
+        </w:rPr>
+        <w:t> </w:t>
+      </w:r>
+      <w:r>
+        <w:rPr>
+          <w:rFonts w:ascii="Microsoft YaHei" w:eastAsia="Microsoft YaHei" w:hAnsi="Microsoft YaHei" w:cs="Microsoft YaHei" w:hint="eastAsia"/>
+          <w:b/>
+          <w:bCs/>
+          <w:color w:val="435155"/>
+          <w:sz w:val="21"/>
+          <w:szCs w:val="21"/>
+        </w:rPr>
+        <w:t>只能找上一级</w:t>
+      </w:r>
+      <w:r>
+        <w:rPr>
+          <w:rFonts w:ascii="Microsoft YaHei" w:eastAsia="Microsoft YaHei" w:hAnsi="Microsoft YaHei" w:cs="Microsoft YaHei" w:hint="eastAsia"/>
+          <w:color w:val="435155"/>
+          <w:sz w:val="21"/>
+          <w:szCs w:val="21"/>
+        </w:rPr>
+        <w:t>；但如果</w:t>
+      </w:r>
+      <w:r>
+        <w:rPr>
+          <w:rFonts w:ascii="Arial" w:hAnsi="Arial" w:cs="Arial"/>
+          <w:color w:val="435155"/>
+          <w:sz w:val="21"/>
+          <w:szCs w:val="21"/>
+        </w:rPr>
+        <w:t> </w:t>
+      </w:r>
+      <w:r>
+        <w:rPr>
+          <w:rFonts w:ascii="Microsoft YaHei" w:eastAsia="Microsoft YaHei" w:hAnsi="Microsoft YaHei" w:cs="Microsoft YaHei" w:hint="eastAsia"/>
+          <w:b/>
+          <w:bCs/>
+          <w:color w:val="435155"/>
+          <w:sz w:val="21"/>
+          <w:szCs w:val="21"/>
+        </w:rPr>
+        <w:t>双方都是公民</w:t>
+      </w:r>
+      <w:r>
+        <w:rPr>
+          <w:rFonts w:ascii="Arial" w:hAnsi="Arial" w:cs="Arial"/>
+          <w:color w:val="435155"/>
+          <w:sz w:val="21"/>
+          <w:szCs w:val="21"/>
+        </w:rPr>
+        <w:t> </w:t>
+      </w:r>
+      <w:r>
+        <w:rPr>
+          <w:rFonts w:ascii="Microsoft YaHei" w:eastAsia="Microsoft YaHei" w:hAnsi="Microsoft YaHei" w:cs="Microsoft YaHei" w:hint="eastAsia"/>
+          <w:color w:val="435155"/>
+          <w:sz w:val="21"/>
+          <w:szCs w:val="21"/>
+        </w:rPr>
+        <w:t>或者</w:t>
+      </w:r>
+      <w:r>
+        <w:rPr>
+          <w:rFonts w:ascii="Arial" w:hAnsi="Arial" w:cs="Arial"/>
+          <w:color w:val="435155"/>
+          <w:sz w:val="21"/>
+          <w:szCs w:val="21"/>
+        </w:rPr>
+        <w:t> </w:t>
+      </w:r>
+      <w:r>
+        <w:rPr>
+          <w:rFonts w:ascii="Microsoft YaHei" w:eastAsia="Microsoft YaHei" w:hAnsi="Microsoft YaHei" w:cs="Microsoft YaHei" w:hint="eastAsia"/>
+          <w:b/>
+          <w:bCs/>
+          <w:color w:val="435155"/>
+          <w:sz w:val="21"/>
+          <w:szCs w:val="21"/>
+        </w:rPr>
+        <w:t>一方人数众多</w:t>
+      </w:r>
+      <w:r>
+        <w:rPr>
+          <w:rFonts w:ascii="Microsoft YaHei" w:eastAsia="Microsoft YaHei" w:hAnsi="Microsoft YaHei" w:cs="Microsoft YaHei" w:hint="eastAsia"/>
+          <w:color w:val="435155"/>
+          <w:sz w:val="21"/>
+          <w:szCs w:val="21"/>
+        </w:rPr>
+        <w:t>，法律给开后门，可以</w:t>
+      </w:r>
+      <w:r>
+        <w:rPr>
+          <w:rFonts w:ascii="Arial" w:hAnsi="Arial" w:cs="Arial"/>
+          <w:color w:val="435155"/>
+          <w:sz w:val="21"/>
+          <w:szCs w:val="21"/>
+        </w:rPr>
+        <w:t> </w:t>
+      </w:r>
+      <w:r>
+        <w:rPr>
+          <w:rFonts w:ascii="Microsoft YaHei" w:eastAsia="Microsoft YaHei" w:hAnsi="Microsoft YaHei" w:cs="Microsoft YaHei" w:hint="eastAsia"/>
+          <w:b/>
+          <w:bCs/>
+          <w:color w:val="435155"/>
+          <w:sz w:val="21"/>
+          <w:szCs w:val="21"/>
+        </w:rPr>
+        <w:t>二选一找原审法院</w:t>
+      </w:r>
+      <w:r>
+        <w:rPr>
+          <w:rFonts w:ascii="Microsoft YaHei" w:eastAsia="Microsoft YaHei" w:hAnsi="Microsoft YaHei" w:cs="Microsoft YaHei" w:hint="eastAsia"/>
+          <w:color w:val="435155"/>
+          <w:sz w:val="21"/>
+          <w:szCs w:val="21"/>
+        </w:rPr>
+        <w:t>；万一两个人各执一词，一个跑上一级、一个跑原审且</w:t>
+      </w:r>
+      <w:r>
+        <w:rPr>
+          <w:rFonts w:ascii="Arial" w:hAnsi="Arial" w:cs="Arial"/>
+          <w:color w:val="435155"/>
+          <w:sz w:val="21"/>
+          <w:szCs w:val="21"/>
+        </w:rPr>
+        <w:t> </w:t>
+      </w:r>
+      <w:r>
+        <w:rPr>
+          <w:rFonts w:ascii="Microsoft YaHei" w:eastAsia="Microsoft YaHei" w:hAnsi="Microsoft YaHei" w:cs="Microsoft YaHei" w:hint="eastAsia"/>
+          <w:b/>
+          <w:bCs/>
+          <w:color w:val="435155"/>
+          <w:sz w:val="21"/>
+          <w:szCs w:val="21"/>
+        </w:rPr>
+        <w:t>协商不成</w:t>
+      </w:r>
+      <w:r>
+        <w:rPr>
+          <w:rFonts w:ascii="Microsoft YaHei" w:eastAsia="Microsoft YaHei" w:hAnsi="Microsoft YaHei" w:cs="Microsoft YaHei" w:hint="eastAsia"/>
+          <w:color w:val="435155"/>
+          <w:sz w:val="21"/>
+          <w:szCs w:val="21"/>
+        </w:rPr>
+        <w:t>，为了方便查案一律</w:t>
+      </w:r>
+      <w:r>
+        <w:rPr>
+          <w:rFonts w:ascii="Arial" w:hAnsi="Arial" w:cs="Arial"/>
+          <w:color w:val="435155"/>
+          <w:sz w:val="21"/>
+          <w:szCs w:val="21"/>
+        </w:rPr>
+        <w:t> </w:t>
+      </w:r>
+      <w:r>
+        <w:rPr>
+          <w:rFonts w:ascii="Microsoft YaHei" w:eastAsia="Microsoft YaHei" w:hAnsi="Microsoft YaHei" w:cs="Microsoft YaHei" w:hint="eastAsia"/>
+          <w:b/>
+          <w:bCs/>
+          <w:color w:val="435155"/>
+          <w:sz w:val="21"/>
+          <w:szCs w:val="21"/>
+        </w:rPr>
+        <w:t>由原审法院受理</w:t>
+      </w:r>
+      <w:r>
+        <w:rPr>
+          <w:rFonts w:ascii="Microsoft YaHei" w:eastAsia="Microsoft YaHei" w:hAnsi="Microsoft YaHei" w:cs="Microsoft YaHei" w:hint="eastAsia"/>
+          <w:color w:val="435155"/>
+          <w:sz w:val="21"/>
+          <w:szCs w:val="21"/>
+        </w:rPr>
+        <w:t>；如果是</w:t>
+      </w:r>
+      <w:r>
+        <w:rPr>
+          <w:rFonts w:ascii="Arial" w:hAnsi="Arial" w:cs="Arial"/>
+          <w:color w:val="435155"/>
+          <w:sz w:val="21"/>
+          <w:szCs w:val="21"/>
+        </w:rPr>
+        <w:t> </w:t>
+      </w:r>
+      <w:r>
+        <w:rPr>
+          <w:rFonts w:ascii="Microsoft YaHei" w:eastAsia="Microsoft YaHei" w:hAnsi="Microsoft YaHei" w:cs="Microsoft YaHei" w:hint="eastAsia"/>
+          <w:b/>
+          <w:bCs/>
+          <w:color w:val="435155"/>
+          <w:sz w:val="21"/>
+          <w:szCs w:val="21"/>
+        </w:rPr>
+        <w:t>小额诉讼判决</w:t>
+      </w:r>
+      <w:r>
+        <w:rPr>
+          <w:rFonts w:ascii="Microsoft YaHei" w:eastAsia="Microsoft YaHei" w:hAnsi="Microsoft YaHei" w:cs="Microsoft YaHei" w:hint="eastAsia"/>
+          <w:color w:val="435155"/>
+          <w:sz w:val="21"/>
+          <w:szCs w:val="21"/>
+        </w:rPr>
+        <w:t>，也只能</w:t>
+      </w:r>
+      <w:r>
+        <w:rPr>
+          <w:rFonts w:ascii="Arial" w:hAnsi="Arial" w:cs="Arial"/>
+          <w:color w:val="435155"/>
+          <w:sz w:val="21"/>
+          <w:szCs w:val="21"/>
+        </w:rPr>
+        <w:t> </w:t>
+      </w:r>
+      <w:r>
+        <w:rPr>
+          <w:rFonts w:ascii="Microsoft YaHei" w:eastAsia="Microsoft YaHei" w:hAnsi="Microsoft YaHei" w:cs="Microsoft YaHei" w:hint="eastAsia"/>
+          <w:b/>
+          <w:bCs/>
+          <w:color w:val="435155"/>
+          <w:sz w:val="21"/>
+          <w:szCs w:val="21"/>
+        </w:rPr>
+        <w:t>找原审法院</w:t>
+      </w:r>
+      <w:r>
+        <w:rPr>
+          <w:rFonts w:ascii="Microsoft YaHei" w:eastAsia="Microsoft YaHei" w:hAnsi="Microsoft YaHei" w:cs="Microsoft YaHei"/>
+          <w:color w:val="435155"/>
+          <w:sz w:val="21"/>
+          <w:szCs w:val="21"/>
+        </w:rPr>
+        <w:t>。</w:t>
+      </w:r>
+    </w:p>
+    <w:p>
+      <w:pPr>
+        <w:rPr>
+          <w:rFonts w:ascii="Arial" w:hAnsi="Arial" w:cs="Arial"/>
+          <w:color w:val="435155"/>
+          <w:sz w:val="21"/>
+          <w:szCs w:val="21"/>
+        </w:rPr>
+      </w:pPr>
+    </w:p>
+    <w:p>
+      <w:pPr>
+        <w:rPr>
+          <w:rFonts w:ascii="Microsoft YaHei" w:eastAsia="Microsoft YaHei" w:hAnsi="Microsoft YaHei" w:cs="Microsoft YaHei"/>
+          <w:color w:val="435155"/>
+          <w:sz w:val="21"/>
+          <w:szCs w:val="21"/>
+        </w:rPr>
+      </w:pPr>
+      <w:r>
+        <w:rPr>
+          <w:rFonts w:ascii="Microsoft YaHei" w:eastAsia="Microsoft YaHei" w:hAnsi="Microsoft YaHei" w:cs="Microsoft YaHei" w:hint="eastAsia"/>
+          <w:color w:val="435155"/>
+          <w:sz w:val="21"/>
+          <w:szCs w:val="21"/>
+        </w:rPr>
+        <w:t>看准了法院，时间更不能耽误：申请再审的法定期限一律是</w:t>
+      </w:r>
+      <w:r>
+        <w:rPr>
+          <w:rFonts w:ascii="Arial" w:hAnsi="Arial" w:cs="Arial"/>
+          <w:color w:val="435155"/>
+          <w:sz w:val="21"/>
+          <w:szCs w:val="21"/>
+        </w:rPr>
+        <w:t> </w:t>
+      </w:r>
+      <w:r>
+        <w:rPr>
+          <w:rFonts w:ascii="Arial" w:hAnsi="Arial" w:cs="Arial"/>
+          <w:b/>
+          <w:bCs/>
+          <w:color w:val="435155"/>
+          <w:sz w:val="21"/>
+          <w:szCs w:val="21"/>
+        </w:rPr>
+        <w:t>6</w:t>
+      </w:r>
+      <w:r>
+        <w:rPr>
+          <w:rFonts w:ascii="Microsoft YaHei" w:eastAsia="Microsoft YaHei" w:hAnsi="Microsoft YaHei" w:cs="Microsoft YaHei" w:hint="eastAsia"/>
+          <w:b/>
+          <w:bCs/>
+          <w:color w:val="435155"/>
+          <w:sz w:val="21"/>
+          <w:szCs w:val="21"/>
+        </w:rPr>
+        <w:t>个月</w:t>
+      </w:r>
+      <w:r>
+        <w:rPr>
+          <w:rFonts w:ascii="Microsoft YaHei" w:eastAsia="Microsoft YaHei" w:hAnsi="Microsoft YaHei" w:cs="Microsoft YaHei" w:hint="eastAsia"/>
+          <w:color w:val="435155"/>
+          <w:sz w:val="21"/>
+          <w:szCs w:val="21"/>
+        </w:rPr>
+        <w:t>，绝对不是法院审查用的</w:t>
+      </w:r>
+      <w:r>
+        <w:rPr>
+          <w:rFonts w:ascii="Arial" w:hAnsi="Arial" w:cs="Arial"/>
+          <w:color w:val="435155"/>
+          <w:sz w:val="21"/>
+          <w:szCs w:val="21"/>
+        </w:rPr>
+        <w:t> </w:t>
+      </w:r>
+      <w:r>
+        <w:rPr>
+          <w:rFonts w:ascii="Arial" w:hAnsi="Arial" w:cs="Arial"/>
+          <w:b/>
+          <w:bCs/>
+          <w:color w:val="435155"/>
+          <w:sz w:val="21"/>
+          <w:szCs w:val="21"/>
+        </w:rPr>
+        <w:t>3</w:t>
+      </w:r>
+      <w:r>
+        <w:rPr>
+          <w:rFonts w:ascii="Microsoft YaHei" w:eastAsia="Microsoft YaHei" w:hAnsi="Microsoft YaHei" w:cs="Microsoft YaHei" w:hint="eastAsia"/>
+          <w:b/>
+          <w:bCs/>
+          <w:color w:val="435155"/>
+          <w:sz w:val="21"/>
+          <w:szCs w:val="21"/>
+        </w:rPr>
+        <w:t>个月</w:t>
+      </w:r>
+      <w:r>
+        <w:rPr>
+          <w:rFonts w:ascii="Arial" w:hAnsi="Arial" w:cs="Arial"/>
+          <w:color w:val="435155"/>
+          <w:sz w:val="21"/>
+          <w:szCs w:val="21"/>
+        </w:rPr>
+        <w:t> </w:t>
+      </w:r>
+      <w:r>
+        <w:rPr>
+          <w:rFonts w:ascii="Microsoft YaHei" w:eastAsia="Microsoft YaHei" w:hAnsi="Microsoft YaHei" w:cs="Microsoft YaHei" w:hint="eastAsia"/>
+          <w:color w:val="435155"/>
+          <w:sz w:val="21"/>
+          <w:szCs w:val="21"/>
+        </w:rPr>
+        <w:t>或申请执行用的</w:t>
+      </w:r>
+      <w:r>
+        <w:rPr>
+          <w:rFonts w:ascii="Arial" w:hAnsi="Arial" w:cs="Arial"/>
+          <w:color w:val="435155"/>
+          <w:sz w:val="21"/>
+          <w:szCs w:val="21"/>
+        </w:rPr>
+        <w:t> </w:t>
+      </w:r>
+      <w:r>
+        <w:rPr>
+          <w:rFonts w:ascii="Arial" w:hAnsi="Arial" w:cs="Arial"/>
+          <w:b/>
+          <w:bCs/>
+          <w:color w:val="435155"/>
+          <w:sz w:val="21"/>
+          <w:szCs w:val="21"/>
+        </w:rPr>
+        <w:t>2</w:t>
+      </w:r>
+      <w:r>
+        <w:rPr>
+          <w:rFonts w:ascii="Microsoft YaHei" w:eastAsia="Microsoft YaHei" w:hAnsi="Microsoft YaHei" w:cs="Microsoft YaHei" w:hint="eastAsia"/>
+          <w:b/>
+          <w:bCs/>
+          <w:color w:val="435155"/>
+          <w:sz w:val="21"/>
+          <w:szCs w:val="21"/>
+        </w:rPr>
+        <w:t>年</w:t>
+      </w:r>
+      <w:r>
+        <w:rPr>
+          <w:rFonts w:ascii="Microsoft YaHei" w:eastAsia="Microsoft YaHei" w:hAnsi="Microsoft YaHei" w:cs="Microsoft YaHei" w:hint="eastAsia"/>
+          <w:color w:val="435155"/>
+          <w:sz w:val="21"/>
+          <w:szCs w:val="21"/>
+        </w:rPr>
+        <w:t>！一般事由（包含</w:t>
+      </w:r>
+      <w:r>
+        <w:rPr>
+          <w:rFonts w:ascii="Arial" w:hAnsi="Arial" w:cs="Arial"/>
+          <w:color w:val="435155"/>
+          <w:sz w:val="21"/>
+          <w:szCs w:val="21"/>
+        </w:rPr>
+        <w:t> </w:t>
+      </w:r>
+      <w:r>
+        <w:rPr>
+          <w:rFonts w:ascii="Microsoft YaHei" w:eastAsia="Microsoft YaHei" w:hAnsi="Microsoft YaHei" w:cs="Microsoft YaHei" w:hint="eastAsia"/>
+          <w:b/>
+          <w:bCs/>
+          <w:color w:val="435155"/>
+          <w:sz w:val="21"/>
+          <w:szCs w:val="21"/>
+        </w:rPr>
+        <w:t>剥夺辩论权</w:t>
+      </w:r>
+      <w:r>
+        <w:rPr>
+          <w:rFonts w:ascii="Microsoft YaHei" w:eastAsia="Microsoft YaHei" w:hAnsi="Microsoft YaHei" w:cs="Microsoft YaHei" w:hint="eastAsia"/>
+          <w:color w:val="435155"/>
+          <w:sz w:val="21"/>
+          <w:szCs w:val="21"/>
+        </w:rPr>
+        <w:t>、</w:t>
+      </w:r>
+      <w:r>
+        <w:rPr>
+          <w:rFonts w:ascii="Microsoft YaHei" w:eastAsia="Microsoft YaHei" w:hAnsi="Microsoft YaHei" w:cs="Microsoft YaHei" w:hint="eastAsia"/>
+          <w:b/>
+          <w:bCs/>
+          <w:color w:val="435155"/>
+          <w:sz w:val="21"/>
+          <w:szCs w:val="21"/>
+        </w:rPr>
+        <w:t>未经传票传唤缺席判决</w:t>
+      </w:r>
+      <w:r>
+        <w:rPr>
+          <w:rFonts w:ascii="Arial" w:hAnsi="Arial" w:cs="Arial"/>
+          <w:color w:val="435155"/>
+          <w:sz w:val="21"/>
+          <w:szCs w:val="21"/>
+        </w:rPr>
+        <w:t> </w:t>
+      </w:r>
+      <w:r>
+        <w:rPr>
+          <w:rFonts w:ascii="Microsoft YaHei" w:eastAsia="Microsoft YaHei" w:hAnsi="Microsoft YaHei" w:cs="Microsoft YaHei" w:hint="eastAsia"/>
+          <w:color w:val="435155"/>
+          <w:sz w:val="21"/>
+          <w:szCs w:val="21"/>
+        </w:rPr>
+        <w:t>等所有程序错误）都</w:t>
+      </w:r>
+      <w:r>
+        <w:rPr>
+          <w:rFonts w:ascii="Arial" w:hAnsi="Arial" w:cs="Arial"/>
+          <w:color w:val="435155"/>
+          <w:sz w:val="21"/>
+          <w:szCs w:val="21"/>
+        </w:rPr>
+        <w:t> </w:t>
+      </w:r>
+      <w:r>
+        <w:rPr>
+          <w:rFonts w:ascii="Microsoft YaHei" w:eastAsia="Microsoft YaHei" w:hAnsi="Microsoft YaHei" w:cs="Microsoft YaHei" w:hint="eastAsia"/>
+          <w:b/>
+          <w:bCs/>
+          <w:color w:val="435155"/>
+          <w:sz w:val="21"/>
+          <w:szCs w:val="21"/>
+        </w:rPr>
+        <w:t>从生效之日起算</w:t>
+      </w:r>
+      <w:r>
+        <w:rPr>
+          <w:rFonts w:ascii="Arial" w:hAnsi="Arial" w:cs="Arial"/>
+          <w:b/>
+          <w:bCs/>
+          <w:color w:val="435155"/>
+          <w:sz w:val="21"/>
+          <w:szCs w:val="21"/>
+        </w:rPr>
+        <w:t>6</w:t>
+      </w:r>
+      <w:r>
+        <w:rPr>
+          <w:rFonts w:ascii="Microsoft YaHei" w:eastAsia="Microsoft YaHei" w:hAnsi="Microsoft YaHei" w:cs="Microsoft YaHei" w:hint="eastAsia"/>
+          <w:b/>
+          <w:bCs/>
+          <w:color w:val="435155"/>
+          <w:sz w:val="21"/>
+          <w:szCs w:val="21"/>
+        </w:rPr>
+        <w:t>个月</w:t>
+      </w:r>
+      <w:r>
+        <w:rPr>
+          <w:rFonts w:ascii="Microsoft YaHei" w:eastAsia="Microsoft YaHei" w:hAnsi="Microsoft YaHei" w:cs="Microsoft YaHei" w:hint="eastAsia"/>
+          <w:color w:val="435155"/>
+          <w:sz w:val="21"/>
+          <w:szCs w:val="21"/>
+        </w:rPr>
+        <w:t>，</w:t>
+      </w:r>
+      <w:bookmarkStart w:id="2" w:name="OLE_LINK11"/>
+      <w:r>
+        <w:rPr>
+          <w:rFonts w:ascii="Microsoft YaHei" w:eastAsia="Microsoft YaHei" w:hAnsi="Microsoft YaHei" w:cs="Microsoft YaHei" w:hint="eastAsia"/>
+          <w:color w:val="435155"/>
+          <w:sz w:val="21"/>
+          <w:szCs w:val="21"/>
+        </w:rPr>
+        <w:t>一旦超时法院</w:t>
+      </w:r>
+      <w:r>
+        <w:rPr>
+          <w:rFonts w:ascii="Arial" w:hAnsi="Arial" w:cs="Arial"/>
+          <w:color w:val="435155"/>
+          <w:sz w:val="21"/>
+          <w:szCs w:val="21"/>
+        </w:rPr>
+        <w:t> </w:t>
+      </w:r>
+      <w:r>
+        <w:rPr>
+          <w:rFonts w:ascii="Microsoft YaHei" w:eastAsia="Microsoft YaHei" w:hAnsi="Microsoft YaHei" w:cs="Microsoft YaHei" w:hint="eastAsia"/>
+          <w:b/>
+          <w:bCs/>
+          <w:color w:val="435155"/>
+          <w:sz w:val="21"/>
+          <w:szCs w:val="21"/>
+        </w:rPr>
+        <w:t>直接裁定驳回</w:t>
+      </w:r>
+      <w:r>
+        <w:rPr>
+          <w:rFonts w:ascii="Arial" w:hAnsi="Arial" w:cs="Arial"/>
+          <w:color w:val="435155"/>
+          <w:sz w:val="21"/>
+          <w:szCs w:val="21"/>
+        </w:rPr>
+        <w:t> </w:t>
+      </w:r>
+      <w:r>
+        <w:rPr>
+          <w:rFonts w:ascii="Microsoft YaHei" w:eastAsia="Microsoft YaHei" w:hAnsi="Microsoft YaHei" w:cs="Microsoft YaHei" w:hint="eastAsia"/>
+          <w:color w:val="435155"/>
+          <w:sz w:val="21"/>
+          <w:szCs w:val="21"/>
+        </w:rPr>
+        <w:t>连事由都不看；只有涉及</w:t>
+      </w:r>
+      <w:r>
+        <w:rPr>
+          <w:rFonts w:ascii="Arial" w:hAnsi="Arial" w:cs="Arial"/>
+          <w:color w:val="435155"/>
+          <w:sz w:val="21"/>
+          <w:szCs w:val="21"/>
+        </w:rPr>
+        <w:t> </w:t>
+      </w:r>
+      <w:r>
+        <w:rPr>
+          <w:rFonts w:ascii="Microsoft YaHei" w:eastAsia="Microsoft YaHei" w:hAnsi="Microsoft YaHei" w:cs="Microsoft YaHei" w:hint="eastAsia"/>
+          <w:b/>
+          <w:bCs/>
+          <w:color w:val="435155"/>
+          <w:sz w:val="21"/>
+          <w:szCs w:val="21"/>
+        </w:rPr>
+        <w:t>新证据</w:t>
+      </w:r>
+      <w:r>
+        <w:rPr>
+          <w:rFonts w:ascii="Microsoft YaHei" w:eastAsia="Microsoft YaHei" w:hAnsi="Microsoft YaHei" w:cs="Microsoft YaHei" w:hint="eastAsia"/>
+          <w:color w:val="435155"/>
+          <w:sz w:val="21"/>
+          <w:szCs w:val="21"/>
+        </w:rPr>
+        <w:t>、</w:t>
+      </w:r>
+      <w:r>
+        <w:rPr>
+          <w:rFonts w:ascii="Microsoft YaHei" w:eastAsia="Microsoft YaHei" w:hAnsi="Microsoft YaHei" w:cs="Microsoft YaHei" w:hint="eastAsia"/>
+          <w:b/>
+          <w:bCs/>
+          <w:color w:val="435155"/>
+          <w:sz w:val="21"/>
+          <w:szCs w:val="21"/>
+        </w:rPr>
+        <w:t>主要证据伪造</w:t>
+      </w:r>
+      <w:r>
+        <w:rPr>
+          <w:rFonts w:ascii="Microsoft YaHei" w:eastAsia="Microsoft YaHei" w:hAnsi="Microsoft YaHei" w:cs="Microsoft YaHei" w:hint="eastAsia"/>
+          <w:color w:val="435155"/>
+          <w:sz w:val="21"/>
+          <w:szCs w:val="21"/>
+        </w:rPr>
+        <w:t>、</w:t>
+      </w:r>
+      <w:r>
+        <w:rPr>
+          <w:rFonts w:ascii="Microsoft YaHei" w:eastAsia="Microsoft YaHei" w:hAnsi="Microsoft YaHei" w:cs="Microsoft YaHei" w:hint="eastAsia"/>
+          <w:b/>
+          <w:bCs/>
+          <w:color w:val="435155"/>
+          <w:sz w:val="21"/>
+          <w:szCs w:val="21"/>
+        </w:rPr>
+        <w:t>据以裁判的文书被撤销</w:t>
+      </w:r>
+      <w:r>
+        <w:rPr>
+          <w:rFonts w:ascii="Microsoft YaHei" w:eastAsia="Microsoft YaHei" w:hAnsi="Microsoft YaHei" w:cs="Microsoft YaHei" w:hint="eastAsia"/>
+          <w:color w:val="435155"/>
+          <w:sz w:val="21"/>
+          <w:szCs w:val="21"/>
+        </w:rPr>
+        <w:t>、</w:t>
+      </w:r>
+      <w:r>
+        <w:rPr>
+          <w:rFonts w:ascii="Microsoft YaHei" w:eastAsia="Microsoft YaHei" w:hAnsi="Microsoft YaHei" w:cs="Microsoft YaHei" w:hint="eastAsia"/>
+          <w:b/>
+          <w:bCs/>
+          <w:color w:val="435155"/>
+          <w:sz w:val="21"/>
+          <w:szCs w:val="21"/>
+        </w:rPr>
+        <w:t>审判人员枉法裁判</w:t>
+      </w:r>
+      <w:r>
+        <w:rPr>
+          <w:rFonts w:ascii="Arial" w:hAnsi="Arial" w:cs="Arial"/>
+          <w:color w:val="435155"/>
+          <w:sz w:val="21"/>
+          <w:szCs w:val="21"/>
+        </w:rPr>
+        <w:t> </w:t>
+      </w:r>
+      <w:r>
+        <w:rPr>
+          <w:rFonts w:ascii="Microsoft YaHei" w:eastAsia="Microsoft YaHei" w:hAnsi="Microsoft YaHei" w:cs="Microsoft YaHei" w:hint="eastAsia"/>
+          <w:color w:val="435155"/>
+          <w:sz w:val="21"/>
+          <w:szCs w:val="21"/>
+        </w:rPr>
+        <w:t>这四种特殊硬伤，因</w:t>
+      </w:r>
+    </w:p>
+    <w:p>
+      <w:pPr>
+        <w:rPr>
+          <w:rFonts w:ascii="Microsoft YaHei" w:eastAsia="Microsoft YaHei" w:hAnsi="Microsoft YaHei" w:cs="Microsoft YaHei"/>
+          <w:color w:val="435155"/>
+          <w:sz w:val="21"/>
+          <w:szCs w:val="21"/>
+        </w:rPr>
+      </w:pPr>
+      <w:r>
+        <w:rPr>
+          <w:rFonts w:ascii="Microsoft YaHei" w:eastAsia="Microsoft YaHei" w:hAnsi="Microsoft YaHei" w:cs="Microsoft YaHei" w:hint="eastAsia"/>
+          <w:color w:val="435155"/>
+          <w:sz w:val="21"/>
+          <w:szCs w:val="21"/>
+        </w:rPr>
+        <w:t>为事先难查明，才给特殊优待从</w:t>
+      </w:r>
+      <w:r>
+        <w:rPr>
+          <w:rFonts w:ascii="Arial" w:hAnsi="Arial" w:cs="Arial"/>
+          <w:color w:val="435155"/>
+          <w:sz w:val="21"/>
+          <w:szCs w:val="21"/>
+        </w:rPr>
+        <w:t> </w:t>
+      </w:r>
+      <w:r>
+        <w:rPr>
+          <w:rFonts w:ascii="Microsoft YaHei" w:eastAsia="Microsoft YaHei" w:hAnsi="Microsoft YaHei" w:cs="Microsoft YaHei" w:hint="eastAsia"/>
+          <w:b/>
+          <w:bCs/>
+          <w:color w:val="435155"/>
+          <w:sz w:val="21"/>
+          <w:szCs w:val="21"/>
+        </w:rPr>
+        <w:t>知道或应当知道之日起算</w:t>
+      </w:r>
+      <w:r>
+        <w:rPr>
+          <w:rFonts w:ascii="Arial" w:hAnsi="Arial" w:cs="Arial"/>
+          <w:b/>
+          <w:bCs/>
+          <w:color w:val="435155"/>
+          <w:sz w:val="21"/>
+          <w:szCs w:val="21"/>
+        </w:rPr>
+        <w:t>6</w:t>
+      </w:r>
+      <w:r>
+        <w:rPr>
+          <w:rFonts w:ascii="Microsoft YaHei" w:eastAsia="Microsoft YaHei" w:hAnsi="Microsoft YaHei" w:cs="Microsoft YaHei" w:hint="eastAsia"/>
+          <w:b/>
+          <w:bCs/>
+          <w:color w:val="435155"/>
+          <w:sz w:val="21"/>
+          <w:szCs w:val="21"/>
+        </w:rPr>
+        <w:t>个月</w:t>
+      </w:r>
+      <w:r>
+        <w:rPr>
+          <w:rFonts w:ascii="Microsoft YaHei" w:eastAsia="Microsoft YaHei" w:hAnsi="Microsoft YaHei" w:cs="Microsoft YaHei"/>
+          <w:color w:val="435155"/>
+          <w:sz w:val="21"/>
+          <w:szCs w:val="21"/>
+        </w:rPr>
+        <w:t>！</w:t>
+      </w:r>
+      <w:bookmarkEnd w:id="2"/>
+      <w:r>
+        <w:rPr>
+          <w:rFonts w:ascii="Microsoft YaHei" w:eastAsia="Microsoft YaHei" w:hAnsi="Microsoft YaHei" w:cs="Microsoft YaHei"/>
+          <w:color w:val="435155"/>
+          <w:sz w:val="21"/>
+          <w:szCs w:val="21"/>
+        </w:rPr>
+        <w:t>解未处理的新损害不受原调解书既判力约束，可另行起诉；</w:t>
+      </w:r>
+      <w:r>
+        <w:rPr>
+          <w:rFonts w:ascii="Microsoft YaHei" w:eastAsia="Microsoft YaHei" w:hAnsi="Microsoft YaHei" w:cs="Microsoft YaHei"/>
+          <w:color w:val="435155"/>
+          <w:sz w:val="21"/>
+          <w:szCs w:val="21"/>
+        </w:rPr>
+        <w:t>按照审判监督程序决定再审的案件，裁定中止原判决、裁定、调解书的执行，但追索赡养费、扶养费、抚养费、抚恤金、医疗费用、劳动报酬等案件，可以不中止执行。</w:t>
+      </w:r>
+    </w:p>
+    <w:p>
+      <w:pPr>
+        <w:rPr>
+          <w:rFonts w:ascii="Microsoft YaHei" w:eastAsia="Microsoft YaHei" w:hAnsi="Microsoft YaHei" w:cs="Microsoft YaHei"/>
+          <w:color w:val="435155"/>
+          <w:sz w:val="21"/>
+          <w:szCs w:val="21"/>
+        </w:rPr>
+      </w:pPr>
+    </w:p>
+    <w:p>
+      <w:pPr>
+        <w:pStyle w:val="Heading2"/>
+      </w:pPr>
+      <w:r>
+        <w:rPr>
+          <w:rFonts w:hint="eastAsia"/>
+        </w:rPr>
+        <w:t>再审事由体系</w:t>
+      </w:r>
+    </w:p>
+    <w:p>
+      <w:pPr>
+        <w:rPr>
+          <w:rFonts w:ascii="Microsoft YaHei" w:eastAsia="Microsoft YaHei" w:hAnsi="Microsoft YaHei" w:cs="Microsoft YaHei"/>
+          <w:color w:val="435155"/>
+          <w:sz w:val="21"/>
+          <w:szCs w:val="21"/>
+        </w:rPr>
+      </w:pPr>
+      <w:r>
+        <w:rPr>
+          <w:rFonts w:ascii="Microsoft YaHei" w:eastAsia="Microsoft YaHei" w:hAnsi="Microsoft YaHei" w:cs="Microsoft YaHei" w:hint="eastAsia"/>
+          <w:color w:val="435155"/>
+          <w:sz w:val="21"/>
+          <w:szCs w:val="21"/>
+        </w:rPr>
+        <w:t>法院判决生效后想翻案，事由必须精准对号这十三项法定清单：如果是证据出了毛病，必须是出现了</w:t>
+      </w:r>
+      <w:r>
+        <w:rPr>
+          <w:rFonts w:ascii="Arial" w:hAnsi="Arial" w:cs="Arial"/>
+          <w:color w:val="435155"/>
+          <w:sz w:val="21"/>
+          <w:szCs w:val="21"/>
+        </w:rPr>
+        <w:t> </w:t>
+      </w:r>
+      <w:r>
+        <w:rPr>
+          <w:rFonts w:ascii="Microsoft YaHei" w:eastAsia="Microsoft YaHei" w:hAnsi="Microsoft YaHei" w:cs="Microsoft YaHei" w:hint="eastAsia"/>
+          <w:b/>
+          <w:bCs/>
+          <w:color w:val="435155"/>
+          <w:sz w:val="21"/>
+          <w:szCs w:val="21"/>
+        </w:rPr>
+        <w:t>足以推翻原判的新证据</w:t>
+      </w:r>
+      <w:r>
+        <w:rPr>
+          <w:rFonts w:ascii="Microsoft YaHei" w:eastAsia="Microsoft YaHei" w:hAnsi="Microsoft YaHei" w:cs="Microsoft YaHei" w:hint="eastAsia"/>
+          <w:color w:val="435155"/>
+          <w:sz w:val="21"/>
+          <w:szCs w:val="21"/>
+        </w:rPr>
+        <w:t>、</w:t>
+      </w:r>
+      <w:r>
+        <w:rPr>
+          <w:rFonts w:ascii="Microsoft YaHei" w:eastAsia="Microsoft YaHei" w:hAnsi="Microsoft YaHei" w:cs="Microsoft YaHei" w:hint="eastAsia"/>
+          <w:b/>
+          <w:bCs/>
+          <w:color w:val="435155"/>
+          <w:sz w:val="21"/>
+          <w:szCs w:val="21"/>
+        </w:rPr>
+        <w:t>主要证据伪造</w:t>
+      </w:r>
+      <w:r>
+        <w:rPr>
+          <w:rFonts w:ascii="Microsoft YaHei" w:eastAsia="Microsoft YaHei" w:hAnsi="Microsoft YaHei" w:cs="Microsoft YaHei" w:hint="eastAsia"/>
+          <w:color w:val="435155"/>
+          <w:sz w:val="21"/>
+          <w:szCs w:val="21"/>
+        </w:rPr>
+        <w:t>、</w:t>
+      </w:r>
+      <w:r>
+        <w:rPr>
+          <w:rFonts w:ascii="Microsoft YaHei" w:eastAsia="Microsoft YaHei" w:hAnsi="Microsoft YaHei" w:cs="Microsoft YaHei" w:hint="eastAsia"/>
+          <w:b/>
+          <w:bCs/>
+          <w:color w:val="435155"/>
+          <w:sz w:val="21"/>
+          <w:szCs w:val="21"/>
+        </w:rPr>
+        <w:t>主要证据未经过质证</w:t>
+      </w:r>
+      <w:r>
+        <w:rPr>
+          <w:rFonts w:ascii="Microsoft YaHei" w:eastAsia="Microsoft YaHei" w:hAnsi="Microsoft YaHei" w:cs="Microsoft YaHei" w:hint="eastAsia"/>
+          <w:color w:val="435155"/>
+          <w:sz w:val="21"/>
+          <w:szCs w:val="21"/>
+        </w:rPr>
+        <w:t>、或者书面申请了</w:t>
+      </w:r>
+      <w:r>
+        <w:rPr>
+          <w:rFonts w:ascii="Arial" w:hAnsi="Arial" w:cs="Arial"/>
+          <w:color w:val="435155"/>
+          <w:sz w:val="21"/>
+          <w:szCs w:val="21"/>
+        </w:rPr>
+        <w:t> </w:t>
+      </w:r>
+      <w:r>
+        <w:rPr>
+          <w:rFonts w:ascii="Microsoft YaHei" w:eastAsia="Microsoft YaHei" w:hAnsi="Microsoft YaHei" w:cs="Microsoft YaHei" w:hint="eastAsia"/>
+          <w:b/>
+          <w:bCs/>
+          <w:color w:val="435155"/>
+          <w:sz w:val="21"/>
+          <w:szCs w:val="21"/>
+        </w:rPr>
+        <w:t>法院未调查收集</w:t>
+      </w:r>
+      <w:r>
+        <w:rPr>
+          <w:rFonts w:ascii="Microsoft YaHei" w:eastAsia="Microsoft YaHei" w:hAnsi="Microsoft YaHei" w:cs="Microsoft YaHei" w:hint="eastAsia"/>
+          <w:color w:val="435155"/>
+          <w:sz w:val="21"/>
+          <w:szCs w:val="21"/>
+        </w:rPr>
+        <w:t>，但你自己故意隐匿藏起来的证据绝对不属于新证据；如果是实体判错，必须是</w:t>
+      </w:r>
+      <w:r>
+        <w:rPr>
+          <w:rFonts w:ascii="Arial" w:hAnsi="Arial" w:cs="Arial"/>
+          <w:color w:val="435155"/>
+          <w:sz w:val="21"/>
+          <w:szCs w:val="21"/>
+        </w:rPr>
+        <w:t> </w:t>
+      </w:r>
+      <w:r>
+        <w:rPr>
+          <w:rFonts w:ascii="Microsoft YaHei" w:eastAsia="Microsoft YaHei" w:hAnsi="Microsoft YaHei" w:cs="Microsoft YaHei" w:hint="eastAsia"/>
+          <w:b/>
+          <w:bCs/>
+          <w:color w:val="435155"/>
+          <w:sz w:val="21"/>
+          <w:szCs w:val="21"/>
+        </w:rPr>
+        <w:t>适用法律确有错误</w:t>
+      </w:r>
+      <w:r>
+        <w:rPr>
+          <w:rFonts w:ascii="Microsoft YaHei" w:eastAsia="Microsoft YaHei" w:hAnsi="Microsoft YaHei" w:cs="Microsoft YaHei" w:hint="eastAsia"/>
+          <w:color w:val="435155"/>
+          <w:sz w:val="21"/>
+          <w:szCs w:val="21"/>
+        </w:rPr>
+        <w:t>、判决</w:t>
+      </w:r>
+      <w:r>
+        <w:rPr>
+          <w:rFonts w:ascii="Arial" w:hAnsi="Arial" w:cs="Arial"/>
+          <w:color w:val="435155"/>
+          <w:sz w:val="21"/>
+          <w:szCs w:val="21"/>
+        </w:rPr>
+        <w:t> </w:t>
+      </w:r>
+      <w:r>
+        <w:rPr>
+          <w:rFonts w:ascii="Microsoft YaHei" w:eastAsia="Microsoft YaHei" w:hAnsi="Microsoft YaHei" w:cs="Microsoft YaHei" w:hint="eastAsia"/>
+          <w:b/>
+          <w:bCs/>
+          <w:color w:val="435155"/>
+          <w:sz w:val="21"/>
+          <w:szCs w:val="21"/>
+        </w:rPr>
+        <w:t>遗漏或者超出诉讼请求</w:t>
+      </w:r>
+      <w:r>
+        <w:rPr>
+          <w:rFonts w:ascii="Microsoft YaHei" w:eastAsia="Microsoft YaHei" w:hAnsi="Microsoft YaHei" w:cs="Microsoft YaHei" w:hint="eastAsia"/>
+          <w:color w:val="435155"/>
+          <w:sz w:val="21"/>
+          <w:szCs w:val="21"/>
+        </w:rPr>
+        <w:t>，或者是</w:t>
+      </w:r>
+      <w:r>
+        <w:rPr>
+          <w:rFonts w:ascii="Arial" w:hAnsi="Arial" w:cs="Arial"/>
+          <w:color w:val="435155"/>
+          <w:sz w:val="21"/>
+          <w:szCs w:val="21"/>
+        </w:rPr>
+        <w:t> </w:t>
+      </w:r>
+      <w:r>
+        <w:rPr>
+          <w:rFonts w:ascii="Microsoft YaHei" w:eastAsia="Microsoft YaHei" w:hAnsi="Microsoft YaHei" w:cs="Microsoft YaHei" w:hint="eastAsia"/>
+          <w:b/>
+          <w:bCs/>
+          <w:color w:val="435155"/>
+          <w:sz w:val="21"/>
+          <w:szCs w:val="21"/>
+        </w:rPr>
+        <w:t>据以裁判的文书被撤销</w:t>
+      </w:r>
+      <w:r>
+        <w:rPr>
+          <w:rFonts w:ascii="Microsoft YaHei" w:eastAsia="Microsoft YaHei" w:hAnsi="Microsoft YaHei" w:cs="Microsoft YaHei" w:hint="eastAsia"/>
+          <w:color w:val="435155"/>
+          <w:sz w:val="21"/>
+          <w:szCs w:val="21"/>
+        </w:rPr>
+        <w:t>；如果是程序严重违规，必须是</w:t>
+      </w:r>
+      <w:r>
+        <w:rPr>
+          <w:rFonts w:ascii="Arial" w:hAnsi="Arial" w:cs="Arial"/>
+          <w:color w:val="435155"/>
+          <w:sz w:val="21"/>
+          <w:szCs w:val="21"/>
+        </w:rPr>
+        <w:t> </w:t>
+      </w:r>
+      <w:r>
+        <w:rPr>
+          <w:rFonts w:ascii="Microsoft YaHei" w:eastAsia="Microsoft YaHei" w:hAnsi="Microsoft YaHei" w:cs="Microsoft YaHei" w:hint="eastAsia"/>
+          <w:b/>
+          <w:bCs/>
+          <w:color w:val="435155"/>
+          <w:sz w:val="21"/>
+          <w:szCs w:val="21"/>
+        </w:rPr>
+        <w:t>审判组织不合法</w:t>
+      </w:r>
+      <w:r>
+        <w:rPr>
+          <w:rFonts w:ascii="Microsoft YaHei" w:eastAsia="Microsoft YaHei" w:hAnsi="Microsoft YaHei" w:cs="Microsoft YaHei" w:hint="eastAsia"/>
+          <w:color w:val="435155"/>
+          <w:sz w:val="21"/>
+          <w:szCs w:val="21"/>
+        </w:rPr>
+        <w:t>、</w:t>
+      </w:r>
+      <w:r>
+        <w:rPr>
+          <w:rFonts w:ascii="Microsoft YaHei" w:eastAsia="Microsoft YaHei" w:hAnsi="Microsoft YaHei" w:cs="Microsoft YaHei" w:hint="eastAsia"/>
+          <w:b/>
+          <w:bCs/>
+          <w:color w:val="435155"/>
+          <w:sz w:val="21"/>
+          <w:szCs w:val="21"/>
+        </w:rPr>
+        <w:t>应当参加的当事人未参加</w:t>
+      </w:r>
+      <w:r>
+        <w:rPr>
+          <w:rFonts w:ascii="Microsoft YaHei" w:eastAsia="Microsoft YaHei" w:hAnsi="Microsoft YaHei" w:cs="Microsoft YaHei" w:hint="eastAsia"/>
+          <w:color w:val="435155"/>
+          <w:sz w:val="21"/>
+          <w:szCs w:val="21"/>
+        </w:rPr>
+        <w:t>、</w:t>
+      </w:r>
+      <w:r>
+        <w:rPr>
+          <w:rFonts w:ascii="Microsoft YaHei" w:eastAsia="Microsoft YaHei" w:hAnsi="Microsoft YaHei" w:cs="Microsoft YaHei" w:hint="eastAsia"/>
+          <w:b/>
+          <w:bCs/>
+          <w:color w:val="435155"/>
+          <w:sz w:val="21"/>
+          <w:szCs w:val="21"/>
+        </w:rPr>
+        <w:t>剥夺辩论权利</w:t>
+      </w:r>
+      <w:r>
+        <w:rPr>
+          <w:rFonts w:ascii="Microsoft YaHei" w:eastAsia="Microsoft YaHei" w:hAnsi="Microsoft YaHei" w:cs="Microsoft YaHei" w:hint="eastAsia"/>
+          <w:color w:val="435155"/>
+          <w:sz w:val="21"/>
+          <w:szCs w:val="21"/>
+        </w:rPr>
+        <w:t>，或者</w:t>
+      </w:r>
+      <w:r>
+        <w:rPr>
+          <w:rFonts w:ascii="Arial" w:hAnsi="Arial" w:cs="Arial"/>
+          <w:color w:val="435155"/>
+          <w:sz w:val="21"/>
+          <w:szCs w:val="21"/>
+        </w:rPr>
+        <w:t> </w:t>
+      </w:r>
+      <w:r>
+        <w:rPr>
+          <w:rFonts w:ascii="Microsoft YaHei" w:eastAsia="Microsoft YaHei" w:hAnsi="Microsoft YaHei" w:cs="Microsoft YaHei" w:hint="eastAsia"/>
+          <w:b/>
+          <w:bCs/>
+          <w:color w:val="435155"/>
+          <w:sz w:val="21"/>
+          <w:szCs w:val="21"/>
+        </w:rPr>
+        <w:t>未经传票传唤就缺席判决</w:t>
+      </w:r>
+      <w:r>
+        <w:rPr>
+          <w:rFonts w:ascii="Microsoft YaHei" w:eastAsia="Microsoft YaHei" w:hAnsi="Microsoft YaHei" w:cs="Microsoft YaHei" w:hint="eastAsia"/>
+          <w:b/>
+          <w:bCs/>
+          <w:color w:val="435155"/>
+          <w:sz w:val="21"/>
+          <w:szCs w:val="21"/>
+        </w:rPr>
+        <w:t>(</w:t>
+      </w:r>
+      <w:r>
+        <w:rPr>
+          <w:rFonts w:ascii="Microsoft YaHei" w:eastAsia="Microsoft YaHei" w:hAnsi="Microsoft YaHei" w:cs="Microsoft YaHei"/>
+          <w:b/>
+          <w:bCs/>
+          <w:color w:val="435155"/>
+          <w:sz w:val="21"/>
+          <w:szCs w:val="21"/>
+        </w:rPr>
+        <w:t>公告送达合法</w:t>
+      </w:r>
+      <w:r>
+        <w:rPr>
+          <w:rFonts w:ascii="Microsoft YaHei" w:eastAsia="Microsoft YaHei" w:hAnsi="Microsoft YaHei" w:cs="Microsoft YaHei" w:hint="eastAsia"/>
+          <w:b/>
+          <w:bCs/>
+          <w:color w:val="435155"/>
+          <w:sz w:val="21"/>
+          <w:szCs w:val="21"/>
+        </w:rPr>
+        <w:t xml:space="preserve">, </w:t>
+      </w:r>
+      <w:r>
+        <w:rPr>
+          <w:rFonts w:ascii="Microsoft YaHei" w:eastAsia="Microsoft YaHei" w:hAnsi="Microsoft YaHei" w:cs="Microsoft YaHei"/>
+          <w:b/>
+          <w:bCs/>
+          <w:color w:val="435155"/>
+          <w:sz w:val="21"/>
+          <w:szCs w:val="21"/>
+        </w:rPr>
+        <w:t>不构成"未经传票传唤"）</w:t>
+      </w:r>
+      <w:r>
+        <w:rPr>
+          <w:rFonts w:ascii="Microsoft YaHei" w:eastAsia="Microsoft YaHei" w:hAnsi="Microsoft YaHei" w:cs="Microsoft YaHei" w:hint="eastAsia"/>
+          <w:color w:val="435155"/>
+          <w:sz w:val="21"/>
+          <w:szCs w:val="21"/>
+        </w:rPr>
+        <w:t>，记住简易程序电话通知开庭虽合法，但要缺席判决</w:t>
+      </w:r>
+      <w:r>
+        <w:rPr>
+          <w:rFonts w:ascii="Arial" w:hAnsi="Arial" w:cs="Arial"/>
+          <w:color w:val="435155"/>
+          <w:sz w:val="21"/>
+          <w:szCs w:val="21"/>
+        </w:rPr>
+        <w:t> </w:t>
+      </w:r>
+      <w:r>
+        <w:rPr>
+          <w:rFonts w:ascii="Microsoft YaHei" w:eastAsia="Microsoft YaHei" w:hAnsi="Microsoft YaHei" w:cs="Microsoft YaHei" w:hint="eastAsia"/>
+          <w:b/>
+          <w:bCs/>
+          <w:color w:val="435155"/>
+          <w:sz w:val="21"/>
+          <w:szCs w:val="21"/>
+        </w:rPr>
+        <w:t>必须用传票传唤</w:t>
+      </w:r>
+      <w:r>
+        <w:rPr>
+          <w:rFonts w:ascii="Microsoft YaHei" w:eastAsia="Microsoft YaHei" w:hAnsi="Microsoft YaHei" w:cs="Microsoft YaHei" w:hint="eastAsia"/>
+          <w:color w:val="435155"/>
+          <w:sz w:val="21"/>
+          <w:szCs w:val="21"/>
+        </w:rPr>
+        <w:t>；最后如果是</w:t>
+      </w:r>
+      <w:r>
+        <w:rPr>
+          <w:rFonts w:ascii="Arial" w:hAnsi="Arial" w:cs="Arial"/>
+          <w:color w:val="435155"/>
+          <w:sz w:val="21"/>
+          <w:szCs w:val="21"/>
+        </w:rPr>
+        <w:t> </w:t>
+      </w:r>
+      <w:r>
+        <w:rPr>
+          <w:rFonts w:ascii="Microsoft YaHei" w:eastAsia="Microsoft YaHei" w:hAnsi="Microsoft YaHei" w:cs="Microsoft YaHei" w:hint="eastAsia"/>
+          <w:b/>
+          <w:bCs/>
+          <w:color w:val="435155"/>
+          <w:sz w:val="21"/>
+          <w:szCs w:val="21"/>
+        </w:rPr>
+        <w:t>法官贪污受贿、枉法裁判</w:t>
+      </w:r>
+      <w:r>
+        <w:rPr>
+          <w:rFonts w:ascii="Microsoft YaHei" w:eastAsia="Microsoft YaHei" w:hAnsi="Microsoft YaHei" w:cs="Microsoft YaHei" w:hint="eastAsia"/>
+          <w:color w:val="435155"/>
+          <w:sz w:val="21"/>
+          <w:szCs w:val="21"/>
+        </w:rPr>
+        <w:t>，同样属于法定事由</w:t>
+      </w:r>
+      <w:r>
+        <w:rPr>
+          <w:rFonts w:ascii="Microsoft YaHei" w:eastAsia="Microsoft YaHei" w:hAnsi="Microsoft YaHei" w:cs="Microsoft YaHei"/>
+          <w:color w:val="435155"/>
+          <w:sz w:val="21"/>
+          <w:szCs w:val="21"/>
+        </w:rPr>
+        <w:t>！</w:t>
+      </w:r>
+      <w:r>
+        <w:rPr>
+          <w:rFonts w:ascii="Microsoft YaHei" w:eastAsia="Microsoft YaHei" w:hAnsi="Microsoft YaHei" w:cs="Microsoft YaHei" w:hint="eastAsia"/>
+          <w:color w:val="435155"/>
+          <w:sz w:val="21"/>
+          <w:szCs w:val="21"/>
+        </w:rPr>
+        <w:t xml:space="preserve"> </w:t>
+      </w:r>
+    </w:p>
+    <w:p>
+      <w:pPr>
+        <w:rPr>
+          <w:rFonts w:ascii="Microsoft YaHei" w:eastAsia="Microsoft YaHei" w:hAnsi="Microsoft YaHei" w:cs="Microsoft YaHei"/>
+          <w:color w:val="435155"/>
+          <w:sz w:val="21"/>
+          <w:szCs w:val="21"/>
+        </w:rPr>
+      </w:pPr>
+      <w:r>
+        <w:rPr>
+          <w:rFonts w:ascii="Microsoft YaHei" w:eastAsia="Microsoft YaHei" w:hAnsi="Microsoft YaHei" w:cs="Microsoft YaHei" w:hint="eastAsia"/>
+          <w:color w:val="435155"/>
+          <w:sz w:val="21"/>
+          <w:szCs w:val="21"/>
+        </w:rPr>
+        <w:lastRenderedPageBreak/>
+        <w:t>命题人最爱挖的陷阱千万别踩：</w:t>
+      </w:r>
+      <w:r>
+        <w:rPr>
+          <w:rFonts w:ascii="Microsoft YaHei" w:eastAsia="Microsoft YaHei" w:hAnsi="Microsoft YaHei" w:cs="Microsoft YaHei" w:hint="eastAsia"/>
+          <w:b/>
+          <w:bCs/>
+          <w:color w:val="435155"/>
+          <w:sz w:val="21"/>
+          <w:szCs w:val="21"/>
+        </w:rPr>
+        <w:t>管辖错误绝对不在十三项事由清单里</w:t>
+      </w:r>
+      <w:r>
+        <w:rPr>
+          <w:rFonts w:ascii="Microsoft YaHei" w:eastAsia="Microsoft YaHei" w:hAnsi="Microsoft YaHei" w:cs="Microsoft YaHei" w:hint="eastAsia"/>
+          <w:color w:val="435155"/>
+          <w:sz w:val="21"/>
+          <w:szCs w:val="21"/>
+        </w:rPr>
+        <w:t>，当年不提管辖异议事后不能拿来申请再审；而且诉讼要讲诚信，自己躲避送达又喊没送达、自己藏证据又喊新证据的，法院直接以</w:t>
+      </w:r>
+      <w:r>
+        <w:rPr>
+          <w:rFonts w:ascii="Arial" w:hAnsi="Arial" w:cs="Arial"/>
+          <w:color w:val="435155"/>
+          <w:sz w:val="21"/>
+          <w:szCs w:val="21"/>
+        </w:rPr>
+        <w:t> </w:t>
+      </w:r>
+      <w:r>
+        <w:rPr>
+          <w:rFonts w:ascii="Microsoft YaHei" w:eastAsia="Microsoft YaHei" w:hAnsi="Microsoft YaHei" w:cs="Microsoft YaHei" w:hint="eastAsia"/>
+          <w:b/>
+          <w:bCs/>
+          <w:color w:val="435155"/>
+          <w:sz w:val="21"/>
+          <w:szCs w:val="21"/>
+        </w:rPr>
+        <w:t>违反诚信原则</w:t>
+      </w:r>
+      <w:r>
+        <w:rPr>
+          <w:rFonts w:ascii="Arial" w:hAnsi="Arial" w:cs="Arial"/>
+          <w:color w:val="435155"/>
+          <w:sz w:val="21"/>
+          <w:szCs w:val="21"/>
+        </w:rPr>
+        <w:t> </w:t>
+      </w:r>
+      <w:r>
+        <w:rPr>
+          <w:rFonts w:ascii="Microsoft YaHei" w:eastAsia="Microsoft YaHei" w:hAnsi="Microsoft YaHei" w:cs="Microsoft YaHei" w:hint="eastAsia"/>
+          <w:color w:val="435155"/>
+          <w:sz w:val="21"/>
+          <w:szCs w:val="21"/>
+        </w:rPr>
+        <w:t>决定</w:t>
+      </w:r>
+      <w:r>
+        <w:rPr>
+          <w:rFonts w:ascii="Arial" w:hAnsi="Arial" w:cs="Arial"/>
+          <w:color w:val="435155"/>
+          <w:sz w:val="21"/>
+          <w:szCs w:val="21"/>
+        </w:rPr>
+        <w:t> </w:t>
+      </w:r>
+      <w:r>
+        <w:rPr>
+          <w:rFonts w:ascii="Microsoft YaHei" w:eastAsia="Microsoft YaHei" w:hAnsi="Microsoft YaHei" w:cs="Microsoft YaHei" w:hint="eastAsia"/>
+          <w:b/>
+          <w:bCs/>
+          <w:color w:val="435155"/>
+          <w:sz w:val="21"/>
+          <w:szCs w:val="21"/>
+        </w:rPr>
+        <w:t>不予受理</w:t>
+      </w:r>
+      <w:r>
+        <w:rPr>
+          <w:rFonts w:ascii="Microsoft YaHei" w:eastAsia="Microsoft YaHei" w:hAnsi="Microsoft YaHei" w:cs="Microsoft YaHei"/>
+          <w:color w:val="435155"/>
+          <w:sz w:val="21"/>
+          <w:szCs w:val="21"/>
+        </w:rPr>
+        <w:t>！</w:t>
+      </w:r>
+      <w:r>
+        <w:rPr>
+          <w:rFonts w:ascii="Microsoft YaHei" w:eastAsia="Microsoft YaHei" w:hAnsi="Microsoft YaHei" w:cs="Microsoft YaHei"/>
+          <w:color w:val="435155"/>
+          <w:sz w:val="21"/>
+          <w:szCs w:val="21"/>
+        </w:rPr>
+        <w:t>小额诉讼再审分两条路径、上诉结果不同：</w:t>
+      </w:r>
+    </w:p>
+    <w:p>
+      <w:pPr>
+        <w:pStyle w:val="ListParagraph"/>
+        <w:numPr>
+          <w:ilvl w:val="0"/>
+          <w:numId w:val="4"/>
+        </w:numPr>
+        <w:rPr>
+          <w:rFonts w:ascii="Arial" w:hAnsi="Arial" w:cs="Arial"/>
+          <w:color w:val="435155"/>
+          <w:sz w:val="21"/>
+          <w:szCs w:val="21"/>
+        </w:rPr>
+      </w:pPr>
+      <w:r>
+        <w:rPr>
+          <w:rFonts w:ascii="Microsoft YaHei" w:eastAsia="Microsoft YaHei" w:hAnsi="Microsoft YaHei" w:cs="Microsoft YaHei"/>
+          <w:color w:val="435155"/>
+          <w:sz w:val="21"/>
+          <w:szCs w:val="21"/>
+        </w:rPr>
+        <w:t>以</w:t>
+      </w:r>
+      <w:r>
+        <w:rPr>
+          <w:rFonts w:ascii="Microsoft YaHei" w:eastAsia="Microsoft YaHei" w:hAnsi="Microsoft YaHei" w:cs="Microsoft YaHei" w:hint="eastAsia"/>
+          <w:color w:val="435155"/>
+          <w:sz w:val="21"/>
+          <w:szCs w:val="21"/>
+        </w:rPr>
+        <w:t xml:space="preserve"> </w:t>
+      </w:r>
+      <w:r>
+        <w:rPr>
+          <w:rFonts w:ascii="Microsoft YaHei" w:eastAsia="Microsoft YaHei" w:hAnsi="Microsoft YaHei" w:cs="Microsoft YaHei"/>
+          <w:color w:val="435155"/>
+          <w:sz w:val="21"/>
+          <w:szCs w:val="21"/>
+        </w:rPr>
+        <w:t>再审事由（原判决有错误）申请再审的，再审判决不得上诉；</w:t>
+      </w:r>
+    </w:p>
+    <w:p>
+      <w:pPr>
+        <w:pStyle w:val="ListParagraph"/>
+        <w:numPr>
+          <w:ilvl w:val="0"/>
+          <w:numId w:val="4"/>
+        </w:numPr>
+        <w:rPr>
+          <w:rFonts w:ascii="Arial" w:hAnsi="Arial" w:cs="Arial"/>
+          <w:color w:val="435155"/>
+          <w:sz w:val="21"/>
+          <w:szCs w:val="21"/>
+        </w:rPr>
+      </w:pPr>
+      <w:r>
+        <w:rPr>
+          <w:rFonts w:ascii="Microsoft YaHei" w:eastAsia="Microsoft YaHei" w:hAnsi="Microsoft YaHei" w:cs="Microsoft YaHei"/>
+          <w:color w:val="435155"/>
+          <w:sz w:val="21"/>
+          <w:szCs w:val="21"/>
+        </w:rPr>
+        <w:t>以</w:t>
+      </w:r>
+      <w:r>
+        <w:rPr>
+          <w:rFonts w:ascii="Microsoft YaHei" w:eastAsia="Microsoft YaHei" w:hAnsi="Microsoft YaHei" w:cs="Microsoft YaHei"/>
+          <w:b/>
+          <w:bCs/>
+          <w:color w:val="435155"/>
+          <w:sz w:val="21"/>
+          <w:szCs w:val="21"/>
+        </w:rPr>
+        <w:t>不应按小额诉讼案件审理</w:t>
+      </w:r>
+      <w:r>
+        <w:rPr>
+          <w:rFonts w:ascii="Microsoft YaHei" w:eastAsia="Microsoft YaHei" w:hAnsi="Microsoft YaHei" w:cs="Microsoft YaHei" w:hint="eastAsia"/>
+          <w:color w:val="435155"/>
+          <w:sz w:val="21"/>
+          <w:szCs w:val="21"/>
+        </w:rPr>
+        <w:t xml:space="preserve"> </w:t>
+      </w:r>
+      <w:r>
+        <w:rPr>
+          <w:rFonts w:ascii="Microsoft YaHei" w:eastAsia="Microsoft YaHei" w:hAnsi="Microsoft YaHei" w:cs="Microsoft YaHei"/>
+          <w:color w:val="435155"/>
+          <w:sz w:val="21"/>
+          <w:szCs w:val="21"/>
+        </w:rPr>
+        <w:t>为由申请再审的，再审判决当事人可以上诉</w:t>
+      </w:r>
+    </w:p>
+    <w:p>
+      <w:pPr>
+        <w:rPr>
+          <w:rFonts w:ascii="Arial" w:hAnsi="Arial" w:cs="Arial"/>
+          <w:color w:val="435155"/>
+          <w:sz w:val="21"/>
+          <w:szCs w:val="21"/>
+        </w:rPr>
+      </w:pPr>
+    </w:p>
+    <w:p>
+      <w:pPr>
+        <w:pStyle w:val="NormalWeb"/>
+        <w:rPr>
+          <w:rFonts w:ascii="Microsoft YaHei" w:eastAsia="Microsoft YaHei" w:hAnsi="Microsoft YaHei" w:cs="Microsoft YaHei"/>
+          <w:color w:val="435155"/>
+          <w:sz w:val="21"/>
+          <w:szCs w:val="21"/>
+        </w:rPr>
+      </w:pPr>
+    </w:p>
+    <w:p>
+      <w:pPr>
+        <w:pStyle w:val="Heading2"/>
+      </w:pPr>
+      <w:r>
+        <w:rPr>
+          <w:rFonts w:hint="eastAsia"/>
+        </w:rPr>
+        <w:t>再审的审理</w:t>
+      </w:r>
+    </w:p>
+    <w:p>
+      <w:pPr>
+        <w:rPr>
+          <w:rFonts w:ascii="Microsoft YaHei" w:eastAsia="Microsoft YaHei" w:hAnsi="Microsoft YaHei" w:cs="Microsoft YaHei"/>
+          <w:color w:val="435155"/>
+          <w:sz w:val="21"/>
+          <w:szCs w:val="21"/>
+        </w:rPr>
+      </w:pPr>
+      <w:r>
+        <w:rPr>
+          <w:rFonts w:ascii="Microsoft YaHei" w:eastAsia="Microsoft YaHei" w:hAnsi="Microsoft YaHei" w:cs="Microsoft YaHei" w:hint="eastAsia"/>
+          <w:color w:val="435155"/>
+          <w:sz w:val="21"/>
+          <w:szCs w:val="21"/>
+        </w:rPr>
+        <w:t>法院决定再审后，案子进入审理环节：一旦裁定再审，原判决</w:t>
+      </w:r>
+      <w:r>
+        <w:rPr>
+          <w:rFonts w:ascii="Arial" w:hAnsi="Arial" w:cs="Arial"/>
+          <w:color w:val="435155"/>
+          <w:sz w:val="21"/>
+          <w:szCs w:val="21"/>
+        </w:rPr>
+        <w:t> </w:t>
+      </w:r>
+      <w:r>
+        <w:rPr>
+          <w:rStyle w:val="Strong"/>
+          <w:rFonts w:ascii="Microsoft YaHei" w:eastAsia="Microsoft YaHei" w:hAnsi="Microsoft YaHei" w:cs="Microsoft YaHei" w:hint="eastAsia"/>
+          <w:color w:val="435155"/>
+          <w:sz w:val="21"/>
+          <w:szCs w:val="21"/>
+        </w:rPr>
+        <w:t>立刻中止执行</w:t>
+      </w:r>
+      <w:r>
+        <w:rPr>
+          <w:rFonts w:ascii="Microsoft YaHei" w:eastAsia="Microsoft YaHei" w:hAnsi="Microsoft YaHei" w:cs="Microsoft YaHei" w:hint="eastAsia"/>
+          <w:color w:val="435155"/>
+          <w:sz w:val="21"/>
+          <w:szCs w:val="21"/>
+        </w:rPr>
+        <w:t>，但</w:t>
+      </w:r>
+      <w:r>
+        <w:rPr>
+          <w:rFonts w:ascii="Arial" w:hAnsi="Arial" w:cs="Arial"/>
+          <w:color w:val="435155"/>
+          <w:sz w:val="21"/>
+          <w:szCs w:val="21"/>
+        </w:rPr>
+        <w:t> </w:t>
+      </w:r>
+      <w:r>
+        <w:rPr>
+          <w:rStyle w:val="Strong"/>
+          <w:rFonts w:ascii="Microsoft YaHei" w:eastAsia="Microsoft YaHei" w:hAnsi="Microsoft YaHei" w:cs="Microsoft YaHei" w:hint="eastAsia"/>
+          <w:color w:val="435155"/>
+          <w:sz w:val="21"/>
+          <w:szCs w:val="21"/>
+        </w:rPr>
+        <w:t>绝对不能直接撤销原判</w:t>
+      </w:r>
+      <w:r>
+        <w:rPr>
+          <w:rFonts w:ascii="Microsoft YaHei" w:eastAsia="Microsoft YaHei" w:hAnsi="Microsoft YaHei" w:cs="Microsoft YaHei" w:hint="eastAsia"/>
+          <w:color w:val="435155"/>
+          <w:sz w:val="21"/>
+          <w:szCs w:val="21"/>
+        </w:rPr>
+        <w:t>；不过为了救急保障生活，追索</w:t>
+      </w:r>
+      <w:r>
+        <w:rPr>
+          <w:rFonts w:ascii="Arial" w:hAnsi="Arial" w:cs="Arial"/>
+          <w:color w:val="435155"/>
+          <w:sz w:val="21"/>
+          <w:szCs w:val="21"/>
+        </w:rPr>
+        <w:t> </w:t>
+      </w:r>
+      <w:r>
+        <w:rPr>
+          <w:rStyle w:val="Strong"/>
+          <w:rFonts w:ascii="Microsoft YaHei" w:eastAsia="Microsoft YaHei" w:hAnsi="Microsoft YaHei" w:cs="Microsoft YaHei" w:hint="eastAsia"/>
+          <w:color w:val="435155"/>
+          <w:sz w:val="21"/>
+          <w:szCs w:val="21"/>
+        </w:rPr>
+        <w:t>赡养费、抚养费、扶养费、抚恤金、医疗费用、劳动报酬</w:t>
+      </w:r>
+      <w:r>
+        <w:rPr>
+          <w:rFonts w:ascii="Arial" w:hAnsi="Arial" w:cs="Arial"/>
+          <w:color w:val="435155"/>
+          <w:sz w:val="21"/>
+          <w:szCs w:val="21"/>
+        </w:rPr>
+        <w:t> </w:t>
+      </w:r>
+      <w:r>
+        <w:rPr>
+          <w:rFonts w:ascii="Microsoft YaHei" w:eastAsia="Microsoft YaHei" w:hAnsi="Microsoft YaHei" w:cs="Microsoft YaHei" w:hint="eastAsia"/>
+          <w:color w:val="435155"/>
+          <w:sz w:val="21"/>
+          <w:szCs w:val="21"/>
+        </w:rPr>
+        <w:t>这六类紧急案件</w:t>
+      </w:r>
+      <w:r>
+        <w:rPr>
+          <w:rFonts w:ascii="Arial" w:hAnsi="Arial" w:cs="Arial"/>
+          <w:color w:val="435155"/>
+          <w:sz w:val="21"/>
+          <w:szCs w:val="21"/>
+        </w:rPr>
+        <w:t> </w:t>
+      </w:r>
+      <w:r>
+        <w:rPr>
+          <w:rStyle w:val="Strong"/>
+          <w:rFonts w:ascii="Microsoft YaHei" w:eastAsia="Microsoft YaHei" w:hAnsi="Microsoft YaHei" w:cs="Microsoft YaHei" w:hint="eastAsia"/>
+          <w:color w:val="435155"/>
+          <w:sz w:val="21"/>
+          <w:szCs w:val="21"/>
+        </w:rPr>
+        <w:t>可以不中止执行</w:t>
+      </w:r>
+      <w:r>
+        <w:rPr>
+          <w:rFonts w:ascii="Microsoft YaHei" w:eastAsia="Microsoft YaHei" w:hAnsi="Microsoft YaHei" w:cs="Microsoft YaHei" w:hint="eastAsia"/>
+          <w:color w:val="435155"/>
+          <w:sz w:val="21"/>
+          <w:szCs w:val="21"/>
+        </w:rPr>
+        <w:t>！接下来案子怎么审看级别：原一审法院自己审</w:t>
+      </w:r>
+      <w:r>
+        <w:rPr>
+          <w:rFonts w:ascii="Arial" w:hAnsi="Arial" w:cs="Arial"/>
+          <w:color w:val="435155"/>
+          <w:sz w:val="21"/>
+          <w:szCs w:val="21"/>
+        </w:rPr>
+        <w:t> </w:t>
+      </w:r>
+      <w:r>
+        <w:rPr>
+          <w:rStyle w:val="Strong"/>
+          <w:rFonts w:ascii="Microsoft YaHei" w:eastAsia="Microsoft YaHei" w:hAnsi="Microsoft YaHei" w:cs="Microsoft YaHei" w:hint="eastAsia"/>
+          <w:color w:val="435155"/>
+          <w:sz w:val="21"/>
+          <w:szCs w:val="21"/>
+        </w:rPr>
+        <w:t>按一审程序审理</w:t>
+      </w:r>
+      <w:r>
+        <w:rPr>
+          <w:rFonts w:ascii="Microsoft YaHei" w:eastAsia="Microsoft YaHei" w:hAnsi="Microsoft YaHei" w:cs="Microsoft YaHei" w:hint="eastAsia"/>
+          <w:color w:val="435155"/>
+          <w:sz w:val="21"/>
+          <w:szCs w:val="21"/>
+        </w:rPr>
+        <w:t>，判完</w:t>
+      </w:r>
+      <w:r>
+        <w:rPr>
+          <w:rFonts w:ascii="Arial" w:hAnsi="Arial" w:cs="Arial"/>
+          <w:color w:val="435155"/>
+          <w:sz w:val="21"/>
+          <w:szCs w:val="21"/>
+        </w:rPr>
+        <w:t> </w:t>
+      </w:r>
+      <w:r>
+        <w:rPr>
+          <w:rStyle w:val="Strong"/>
+          <w:rFonts w:ascii="Microsoft YaHei" w:eastAsia="Microsoft YaHei" w:hAnsi="Microsoft YaHei" w:cs="Microsoft YaHei" w:hint="eastAsia"/>
+          <w:color w:val="435155"/>
+          <w:sz w:val="21"/>
+          <w:szCs w:val="21"/>
+        </w:rPr>
+        <w:t>可以上诉</w:t>
+      </w:r>
+      <w:r>
+        <w:rPr>
+          <w:rFonts w:ascii="Microsoft YaHei" w:eastAsia="Microsoft YaHei" w:hAnsi="Microsoft YaHei" w:cs="Microsoft YaHei" w:hint="eastAsia"/>
+          <w:color w:val="435155"/>
+          <w:sz w:val="21"/>
+          <w:szCs w:val="21"/>
+        </w:rPr>
+        <w:t>；如果是二审生效裁判再审或者</w:t>
+      </w:r>
+      <w:r>
+        <w:rPr>
+          <w:rFonts w:ascii="Arial" w:hAnsi="Arial" w:cs="Arial"/>
+          <w:color w:val="435155"/>
+          <w:sz w:val="21"/>
+          <w:szCs w:val="21"/>
+        </w:rPr>
+        <w:t> </w:t>
+      </w:r>
+      <w:r>
+        <w:rPr>
+          <w:rStyle w:val="Strong"/>
+          <w:rFonts w:ascii="Microsoft YaHei" w:eastAsia="Microsoft YaHei" w:hAnsi="Microsoft YaHei" w:cs="Microsoft YaHei" w:hint="eastAsia"/>
+          <w:color w:val="435155"/>
+          <w:sz w:val="21"/>
+          <w:szCs w:val="21"/>
+        </w:rPr>
+        <w:t>上级法院提审</w:t>
+      </w:r>
+      <w:r>
+        <w:rPr>
+          <w:rFonts w:ascii="Microsoft YaHei" w:eastAsia="Microsoft YaHei" w:hAnsi="Microsoft YaHei" w:cs="Microsoft YaHei" w:hint="eastAsia"/>
+          <w:color w:val="435155"/>
+          <w:sz w:val="21"/>
+          <w:szCs w:val="21"/>
+        </w:rPr>
+        <w:t>，属于终局裁决，</w:t>
+      </w:r>
+      <w:r>
+        <w:rPr>
+          <w:rStyle w:val="Strong"/>
+          <w:rFonts w:ascii="Microsoft YaHei" w:eastAsia="Microsoft YaHei" w:hAnsi="Microsoft YaHei" w:cs="Microsoft YaHei" w:hint="eastAsia"/>
+          <w:color w:val="435155"/>
+          <w:sz w:val="21"/>
+          <w:szCs w:val="21"/>
+        </w:rPr>
+        <w:t>按二审程序审理</w:t>
+      </w:r>
+      <w:r>
+        <w:rPr>
+          <w:rFonts w:ascii="Microsoft YaHei" w:eastAsia="Microsoft YaHei" w:hAnsi="Microsoft YaHei" w:cs="Microsoft YaHei" w:hint="eastAsia"/>
+          <w:color w:val="435155"/>
+          <w:sz w:val="21"/>
+          <w:szCs w:val="21"/>
+        </w:rPr>
+        <w:t>，判完</w:t>
+      </w:r>
+      <w:r>
+        <w:rPr>
+          <w:rFonts w:ascii="Arial" w:hAnsi="Arial" w:cs="Arial"/>
+          <w:color w:val="435155"/>
+          <w:sz w:val="21"/>
+          <w:szCs w:val="21"/>
+        </w:rPr>
+        <w:t> </w:t>
+      </w:r>
+      <w:r>
+        <w:rPr>
+          <w:rStyle w:val="Strong"/>
+          <w:rFonts w:ascii="Microsoft YaHei" w:eastAsia="Microsoft YaHei" w:hAnsi="Microsoft YaHei" w:cs="Microsoft YaHei" w:hint="eastAsia"/>
+          <w:color w:val="435155"/>
+          <w:sz w:val="21"/>
+          <w:szCs w:val="21"/>
+        </w:rPr>
+        <w:t>直接生效</w:t>
+      </w:r>
+      <w:r>
+        <w:rPr>
+          <w:rFonts w:ascii="Microsoft YaHei" w:eastAsia="Microsoft YaHei" w:hAnsi="Microsoft YaHei" w:cs="Microsoft YaHei" w:hint="eastAsia"/>
+          <w:color w:val="435155"/>
+          <w:sz w:val="21"/>
+          <w:szCs w:val="21"/>
+        </w:rPr>
+        <w:t>，而且</w:t>
+      </w:r>
+      <w:r>
+        <w:rPr>
+          <w:rFonts w:ascii="Arial" w:hAnsi="Arial" w:cs="Arial"/>
+          <w:color w:val="435155"/>
+          <w:sz w:val="21"/>
+          <w:szCs w:val="21"/>
+        </w:rPr>
+        <w:t> </w:t>
+      </w:r>
+      <w:r>
+        <w:rPr>
+          <w:rStyle w:val="Strong"/>
+          <w:rFonts w:ascii="Microsoft YaHei" w:eastAsia="Microsoft YaHei" w:hAnsi="Microsoft YaHei" w:cs="Microsoft YaHei" w:hint="eastAsia"/>
+          <w:color w:val="435155"/>
+          <w:sz w:val="21"/>
+          <w:szCs w:val="21"/>
+        </w:rPr>
+        <w:t>一律另行组成合议庭</w:t>
+      </w:r>
+      <w:r>
+        <w:rPr>
+          <w:rFonts w:ascii="Microsoft YaHei" w:eastAsia="Microsoft YaHei" w:hAnsi="Microsoft YaHei" w:cs="Microsoft YaHei" w:hint="eastAsia"/>
+          <w:color w:val="435155"/>
+          <w:sz w:val="21"/>
+          <w:szCs w:val="21"/>
+        </w:rPr>
+        <w:t>！</w:t>
+      </w:r>
+    </w:p>
+    <w:p>
+      <w:pPr>
+        <w:rPr>
+          <w:rFonts w:ascii="Arial" w:hAnsi="Arial" w:cs="Arial" w:hint="eastAsia"/>
+          <w:color w:val="435155"/>
+          <w:sz w:val="21"/>
+          <w:szCs w:val="21"/>
+        </w:rPr>
+      </w:pPr>
+    </w:p>
+    <w:p>
+      <w:pPr>
+        <w:rPr>
+          <w:rFonts w:ascii="Arial" w:hAnsi="Arial" w:cs="Arial"/>
+          <w:color w:val="435155"/>
+          <w:sz w:val="21"/>
+          <w:szCs w:val="21"/>
+        </w:rPr>
+      </w:pPr>
+      <w:r>
+        <w:rPr>
+          <w:rFonts w:ascii="Microsoft YaHei" w:eastAsia="Microsoft YaHei" w:hAnsi="Microsoft YaHei" w:cs="Microsoft YaHei" w:hint="eastAsia"/>
+          <w:color w:val="435155"/>
+          <w:sz w:val="21"/>
+          <w:szCs w:val="21"/>
+        </w:rPr>
+        <w:t>如果第三人之前提起了撤销之诉，原判裁定再审后必须</w:t>
+      </w:r>
+      <w:r>
+        <w:rPr>
+          <w:rFonts w:ascii="Arial" w:hAnsi="Arial" w:cs="Arial"/>
+          <w:color w:val="435155"/>
+          <w:sz w:val="21"/>
+          <w:szCs w:val="21"/>
+        </w:rPr>
+        <w:t> </w:t>
+      </w:r>
+      <w:r>
+        <w:rPr>
+          <w:rStyle w:val="Strong"/>
+          <w:rFonts w:ascii="Microsoft YaHei" w:eastAsia="Microsoft YaHei" w:hAnsi="Microsoft YaHei" w:cs="Microsoft YaHei" w:hint="eastAsia"/>
+          <w:color w:val="435155"/>
+          <w:sz w:val="21"/>
+          <w:szCs w:val="21"/>
+        </w:rPr>
+        <w:t>裁定中止撤销之诉</w:t>
+      </w:r>
+      <w:r>
+        <w:rPr>
+          <w:rFonts w:ascii="Arial" w:hAnsi="Arial" w:cs="Arial"/>
+          <w:color w:val="435155"/>
+          <w:sz w:val="21"/>
+          <w:szCs w:val="21"/>
+        </w:rPr>
+        <w:t> </w:t>
+      </w:r>
+      <w:r>
+        <w:rPr>
+          <w:rFonts w:ascii="Microsoft YaHei" w:eastAsia="Microsoft YaHei" w:hAnsi="Microsoft YaHei" w:cs="Microsoft YaHei" w:hint="eastAsia"/>
+          <w:color w:val="435155"/>
+          <w:sz w:val="21"/>
+          <w:szCs w:val="21"/>
+        </w:rPr>
+        <w:t>并</w:t>
+      </w:r>
+      <w:r>
+        <w:rPr>
+          <w:rFonts w:ascii="Arial" w:hAnsi="Arial" w:cs="Arial"/>
+          <w:color w:val="435155"/>
+          <w:sz w:val="21"/>
+          <w:szCs w:val="21"/>
+        </w:rPr>
+        <w:t> </w:t>
+      </w:r>
+      <w:r>
+        <w:rPr>
+          <w:rStyle w:val="Strong"/>
+          <w:rFonts w:ascii="Microsoft YaHei" w:eastAsia="Microsoft YaHei" w:hAnsi="Microsoft YaHei" w:cs="Microsoft YaHei" w:hint="eastAsia"/>
+          <w:color w:val="435155"/>
+          <w:sz w:val="21"/>
+          <w:szCs w:val="21"/>
+        </w:rPr>
+        <w:t>合并到再审一并审理</w:t>
+      </w:r>
+      <w:r>
+        <w:rPr>
+          <w:rFonts w:ascii="Microsoft YaHei" w:eastAsia="Microsoft YaHei" w:hAnsi="Microsoft YaHei" w:cs="Microsoft YaHei" w:hint="eastAsia"/>
+          <w:color w:val="435155"/>
+          <w:sz w:val="21"/>
+          <w:szCs w:val="21"/>
+        </w:rPr>
+        <w:t>，此时就看这个再审是按第几审程序：若并入的是</w:t>
+      </w:r>
+      <w:r>
+        <w:rPr>
+          <w:rFonts w:ascii="Arial" w:hAnsi="Arial" w:cs="Arial"/>
+          <w:color w:val="435155"/>
+          <w:sz w:val="21"/>
+          <w:szCs w:val="21"/>
+        </w:rPr>
+        <w:t> </w:t>
+      </w:r>
+      <w:r>
+        <w:rPr>
+          <w:rStyle w:val="Strong"/>
+          <w:rFonts w:ascii="Microsoft YaHei" w:eastAsia="Microsoft YaHei" w:hAnsi="Microsoft YaHei" w:cs="Microsoft YaHei" w:hint="eastAsia"/>
+          <w:color w:val="435155"/>
+          <w:sz w:val="21"/>
+          <w:szCs w:val="21"/>
+        </w:rPr>
+        <w:t>按一审程序再审</w:t>
+      </w:r>
+      <w:r>
+        <w:rPr>
+          <w:rFonts w:ascii="Microsoft YaHei" w:eastAsia="Microsoft YaHei" w:hAnsi="Microsoft YaHei" w:cs="Microsoft YaHei" w:hint="eastAsia"/>
+          <w:color w:val="435155"/>
+          <w:sz w:val="21"/>
+          <w:szCs w:val="21"/>
+        </w:rPr>
+        <w:t>，把第三人列为当事人，判完</w:t>
+      </w:r>
+      <w:r>
+        <w:rPr>
+          <w:rFonts w:ascii="Arial" w:hAnsi="Arial" w:cs="Arial"/>
+          <w:color w:val="435155"/>
+          <w:sz w:val="21"/>
+          <w:szCs w:val="21"/>
+        </w:rPr>
+        <w:t> </w:t>
+      </w:r>
+      <w:r>
+        <w:rPr>
+          <w:rStyle w:val="Strong"/>
+          <w:rFonts w:ascii="Microsoft YaHei" w:eastAsia="Microsoft YaHei" w:hAnsi="Microsoft YaHei" w:cs="Microsoft YaHei" w:hint="eastAsia"/>
+          <w:color w:val="435155"/>
+          <w:sz w:val="21"/>
+          <w:szCs w:val="21"/>
+        </w:rPr>
+        <w:t>可以上诉</w:t>
+      </w:r>
+      <w:r>
+        <w:rPr>
+          <w:rFonts w:ascii="Microsoft YaHei" w:eastAsia="Microsoft YaHei" w:hAnsi="Microsoft YaHei" w:cs="Microsoft YaHei" w:hint="eastAsia"/>
+          <w:color w:val="435155"/>
+          <w:sz w:val="21"/>
+          <w:szCs w:val="21"/>
+        </w:rPr>
+        <w:t>；若并入的是</w:t>
+      </w:r>
+      <w:r>
+        <w:rPr>
+          <w:rFonts w:ascii="Arial" w:hAnsi="Arial" w:cs="Arial"/>
+          <w:color w:val="435155"/>
+          <w:sz w:val="21"/>
+          <w:szCs w:val="21"/>
+        </w:rPr>
+        <w:t> </w:t>
+      </w:r>
+      <w:r>
+        <w:rPr>
+          <w:rStyle w:val="Strong"/>
+          <w:rFonts w:ascii="Microsoft YaHei" w:eastAsia="Microsoft YaHei" w:hAnsi="Microsoft YaHei" w:cs="Microsoft YaHei" w:hint="eastAsia"/>
+          <w:color w:val="435155"/>
+          <w:sz w:val="21"/>
+          <w:szCs w:val="21"/>
+        </w:rPr>
+        <w:t>按二审程序再审</w:t>
+      </w:r>
+      <w:r>
+        <w:rPr>
+          <w:rFonts w:ascii="Microsoft YaHei" w:eastAsia="Microsoft YaHei" w:hAnsi="Microsoft YaHei" w:cs="Microsoft YaHei" w:hint="eastAsia"/>
+          <w:color w:val="435155"/>
+          <w:sz w:val="21"/>
+          <w:szCs w:val="21"/>
+        </w:rPr>
+        <w:t>，为了不剥夺第三人的上诉权，调解不成的必须</w:t>
+      </w:r>
+      <w:r>
+        <w:rPr>
+          <w:rFonts w:ascii="Arial" w:hAnsi="Arial" w:cs="Arial"/>
+          <w:color w:val="435155"/>
+          <w:sz w:val="21"/>
+          <w:szCs w:val="21"/>
+        </w:rPr>
+        <w:t> </w:t>
+      </w:r>
+      <w:r>
+        <w:rPr>
+          <w:rStyle w:val="Strong"/>
+          <w:rFonts w:ascii="Microsoft YaHei" w:eastAsia="Microsoft YaHei" w:hAnsi="Microsoft YaHei" w:cs="Microsoft YaHei" w:hint="eastAsia"/>
+          <w:color w:val="435155"/>
+          <w:sz w:val="21"/>
+          <w:szCs w:val="21"/>
+        </w:rPr>
+        <w:t>撤销原判、发回一审重审</w:t>
+      </w:r>
+      <w:r>
+        <w:rPr>
+          <w:rFonts w:ascii="Microsoft YaHei" w:eastAsia="Microsoft YaHei" w:hAnsi="Microsoft YaHei" w:cs="Microsoft YaHei" w:hint="eastAsia"/>
+          <w:color w:val="435155"/>
+          <w:sz w:val="21"/>
+          <w:szCs w:val="21"/>
+        </w:rPr>
+        <w:t>！审理范围只围绕</w:t>
+      </w:r>
+      <w:r>
+        <w:rPr>
+          <w:rFonts w:ascii="Arial" w:hAnsi="Arial" w:cs="Arial"/>
+          <w:color w:val="435155"/>
+          <w:sz w:val="21"/>
+          <w:szCs w:val="21"/>
+        </w:rPr>
+        <w:t> </w:t>
+      </w:r>
+      <w:r>
+        <w:rPr>
+          <w:rStyle w:val="Strong"/>
+          <w:rFonts w:ascii="Microsoft YaHei" w:eastAsia="Microsoft YaHei" w:hAnsi="Microsoft YaHei" w:cs="Microsoft YaHei" w:hint="eastAsia"/>
+          <w:color w:val="435155"/>
+          <w:sz w:val="21"/>
+          <w:szCs w:val="21"/>
+        </w:rPr>
+        <w:t>再审请求</w:t>
+      </w:r>
+      <w:r>
+        <w:rPr>
+          <w:rFonts w:ascii="Microsoft YaHei" w:eastAsia="Microsoft YaHei" w:hAnsi="Microsoft YaHei" w:cs="Microsoft YaHei" w:hint="eastAsia"/>
+          <w:color w:val="435155"/>
+          <w:sz w:val="21"/>
+          <w:szCs w:val="21"/>
+        </w:rPr>
+        <w:t>，当事人若提出</w:t>
+      </w:r>
+      <w:r>
+        <w:rPr>
+          <w:rFonts w:ascii="Arial" w:hAnsi="Arial" w:cs="Arial"/>
+          <w:color w:val="435155"/>
+          <w:sz w:val="21"/>
+          <w:szCs w:val="21"/>
+        </w:rPr>
+        <w:t> </w:t>
+      </w:r>
+      <w:r>
+        <w:rPr>
+          <w:rStyle w:val="Strong"/>
+          <w:rFonts w:ascii="Microsoft YaHei" w:eastAsia="Microsoft YaHei" w:hAnsi="Microsoft YaHei" w:cs="Microsoft YaHei" w:hint="eastAsia"/>
+          <w:color w:val="435155"/>
+          <w:sz w:val="21"/>
+          <w:szCs w:val="21"/>
+        </w:rPr>
+        <w:t>超出原审的新诉讼请求</w:t>
+      </w:r>
+      <w:r>
+        <w:rPr>
+          <w:rFonts w:ascii="Microsoft YaHei" w:eastAsia="Microsoft YaHei" w:hAnsi="Microsoft YaHei" w:cs="Microsoft YaHei" w:hint="eastAsia"/>
+          <w:color w:val="435155"/>
+          <w:sz w:val="21"/>
+          <w:szCs w:val="21"/>
+        </w:rPr>
+        <w:t>，先</w:t>
+      </w:r>
+      <w:r>
+        <w:rPr>
+          <w:rFonts w:ascii="Arial" w:hAnsi="Arial" w:cs="Arial"/>
+          <w:color w:val="435155"/>
+          <w:sz w:val="21"/>
+          <w:szCs w:val="21"/>
+        </w:rPr>
+        <w:t> </w:t>
+      </w:r>
+      <w:r>
+        <w:rPr>
+          <w:rStyle w:val="Strong"/>
+          <w:rFonts w:ascii="Microsoft YaHei" w:eastAsia="Microsoft YaHei" w:hAnsi="Microsoft YaHei" w:cs="Microsoft YaHei" w:hint="eastAsia"/>
+          <w:color w:val="435155"/>
+          <w:sz w:val="21"/>
+          <w:szCs w:val="21"/>
+        </w:rPr>
+        <w:t>调解</w:t>
+      </w:r>
+      <w:r>
+        <w:rPr>
+          <w:rFonts w:ascii="Microsoft YaHei" w:eastAsia="Microsoft YaHei" w:hAnsi="Microsoft YaHei" w:cs="Microsoft YaHei" w:hint="eastAsia"/>
+          <w:color w:val="435155"/>
+          <w:sz w:val="21"/>
+          <w:szCs w:val="21"/>
+        </w:rPr>
+        <w:t>，调解不成</w:t>
+      </w:r>
+      <w:r>
+        <w:rPr>
+          <w:rFonts w:ascii="Arial" w:hAnsi="Arial" w:cs="Arial"/>
+          <w:color w:val="435155"/>
+          <w:sz w:val="21"/>
+          <w:szCs w:val="21"/>
+        </w:rPr>
+        <w:t> </w:t>
+      </w:r>
+      <w:r>
+        <w:rPr>
+          <w:rStyle w:val="Strong"/>
+          <w:rFonts w:ascii="Microsoft YaHei" w:eastAsia="Microsoft YaHei" w:hAnsi="Microsoft YaHei" w:cs="Microsoft YaHei" w:hint="eastAsia"/>
+          <w:color w:val="435155"/>
+          <w:sz w:val="21"/>
+          <w:szCs w:val="21"/>
+        </w:rPr>
+        <w:t>告知另行起诉</w:t>
+      </w:r>
+      <w:r>
+        <w:rPr>
+          <w:rFonts w:ascii="Microsoft YaHei" w:eastAsia="Microsoft YaHei" w:hAnsi="Microsoft YaHei" w:cs="Microsoft YaHei" w:hint="eastAsia"/>
+          <w:color w:val="435155"/>
+          <w:sz w:val="21"/>
+          <w:szCs w:val="21"/>
+        </w:rPr>
+        <w:t>；另外再审达成</w:t>
+      </w:r>
+      <w:r>
+        <w:rPr>
+          <w:rFonts w:ascii="Arial" w:hAnsi="Arial" w:cs="Arial"/>
+          <w:color w:val="435155"/>
+          <w:sz w:val="21"/>
+          <w:szCs w:val="21"/>
+        </w:rPr>
+        <w:t> </w:t>
+      </w:r>
+      <w:r>
+        <w:rPr>
+          <w:rStyle w:val="Strong"/>
+          <w:rFonts w:ascii="Microsoft YaHei" w:eastAsia="Microsoft YaHei" w:hAnsi="Microsoft YaHei" w:cs="Microsoft YaHei" w:hint="eastAsia"/>
+          <w:color w:val="435155"/>
+          <w:sz w:val="21"/>
+          <w:szCs w:val="21"/>
+        </w:rPr>
+        <w:t>调解书</w:t>
+      </w:r>
+      <w:r>
+        <w:rPr>
+          <w:rFonts w:ascii="Arial" w:hAnsi="Arial" w:cs="Arial"/>
+          <w:color w:val="435155"/>
+          <w:sz w:val="21"/>
+          <w:szCs w:val="21"/>
+        </w:rPr>
+        <w:t> </w:t>
+      </w:r>
+      <w:r>
+        <w:rPr>
+          <w:rFonts w:ascii="Microsoft YaHei" w:eastAsia="Microsoft YaHei" w:hAnsi="Microsoft YaHei" w:cs="Microsoft YaHei" w:hint="eastAsia"/>
+          <w:color w:val="435155"/>
+          <w:sz w:val="21"/>
+          <w:szCs w:val="21"/>
+        </w:rPr>
+        <w:t>送达时</w:t>
+      </w:r>
+      <w:r>
+        <w:rPr>
+          <w:rFonts w:ascii="Arial" w:hAnsi="Arial" w:cs="Arial"/>
+          <w:color w:val="435155"/>
+          <w:sz w:val="21"/>
+          <w:szCs w:val="21"/>
+        </w:rPr>
+        <w:t> </w:t>
+      </w:r>
+      <w:r>
+        <w:rPr>
+          <w:rStyle w:val="Strong"/>
+          <w:rFonts w:ascii="Microsoft YaHei" w:eastAsia="Microsoft YaHei" w:hAnsi="Microsoft YaHei" w:cs="Microsoft YaHei" w:hint="eastAsia"/>
+          <w:color w:val="435155"/>
+          <w:sz w:val="21"/>
+          <w:szCs w:val="21"/>
+        </w:rPr>
+        <w:t>原判决自动撤销</w:t>
+      </w:r>
+      <w:r>
+        <w:rPr>
+          <w:rFonts w:ascii="Microsoft YaHei" w:eastAsia="Microsoft YaHei" w:hAnsi="Microsoft YaHei" w:cs="Microsoft YaHei" w:hint="eastAsia"/>
+          <w:color w:val="435155"/>
+          <w:sz w:val="21"/>
+          <w:szCs w:val="21"/>
+        </w:rPr>
+        <w:t>，事后只能</w:t>
+      </w:r>
+      <w:r>
+        <w:rPr>
+          <w:rFonts w:ascii="Arial" w:hAnsi="Arial" w:cs="Arial"/>
+          <w:color w:val="435155"/>
+          <w:sz w:val="21"/>
+          <w:szCs w:val="21"/>
+        </w:rPr>
+        <w:t> </w:t>
+      </w:r>
+      <w:r>
+        <w:rPr>
+          <w:rStyle w:val="Strong"/>
+          <w:rFonts w:ascii="Microsoft YaHei" w:eastAsia="Microsoft YaHei" w:hAnsi="Microsoft YaHei" w:cs="Microsoft YaHei" w:hint="eastAsia"/>
+          <w:color w:val="435155"/>
+          <w:sz w:val="21"/>
+          <w:szCs w:val="21"/>
+        </w:rPr>
+        <w:t>申请执行调解书</w:t>
+      </w:r>
+      <w:r>
+        <w:rPr>
+          <w:rFonts w:ascii="Microsoft YaHei" w:eastAsia="Microsoft YaHei" w:hAnsi="Microsoft YaHei" w:cs="Microsoft YaHei" w:hint="eastAsia"/>
+          <w:color w:val="435155"/>
+          <w:sz w:val="21"/>
+          <w:szCs w:val="21"/>
+        </w:rPr>
+        <w:t>；若双方在审查或审理期间</w:t>
+      </w:r>
+      <w:r>
+        <w:rPr>
+          <w:rFonts w:ascii="Arial" w:hAnsi="Arial" w:cs="Arial"/>
+          <w:color w:val="435155"/>
+          <w:sz w:val="21"/>
+          <w:szCs w:val="21"/>
+        </w:rPr>
+        <w:t> </w:t>
+      </w:r>
+      <w:r>
+        <w:rPr>
+          <w:rStyle w:val="Strong"/>
+          <w:rFonts w:ascii="Microsoft YaHei" w:eastAsia="Microsoft YaHei" w:hAnsi="Microsoft YaHei" w:cs="Microsoft YaHei" w:hint="eastAsia"/>
+          <w:color w:val="435155"/>
+          <w:sz w:val="21"/>
+          <w:szCs w:val="21"/>
+        </w:rPr>
+        <w:t>执行和解且履行完毕</w:t>
+      </w:r>
+      <w:r>
+        <w:rPr>
+          <w:rFonts w:ascii="Microsoft YaHei" w:eastAsia="Microsoft YaHei" w:hAnsi="Microsoft YaHei" w:cs="Microsoft YaHei" w:hint="eastAsia"/>
+          <w:color w:val="435155"/>
+          <w:sz w:val="21"/>
+          <w:szCs w:val="21"/>
+        </w:rPr>
+        <w:t>，法院直接</w:t>
+      </w:r>
+      <w:r>
+        <w:rPr>
+          <w:rFonts w:ascii="Arial" w:hAnsi="Arial" w:cs="Arial"/>
+          <w:color w:val="435155"/>
+          <w:sz w:val="21"/>
+          <w:szCs w:val="21"/>
+        </w:rPr>
+        <w:t> </w:t>
+      </w:r>
+      <w:r>
+        <w:rPr>
+          <w:rStyle w:val="Strong"/>
+          <w:rFonts w:ascii="Microsoft YaHei" w:eastAsia="Microsoft YaHei" w:hAnsi="Microsoft YaHei" w:cs="Microsoft YaHei" w:hint="eastAsia"/>
+          <w:color w:val="435155"/>
+          <w:sz w:val="21"/>
+          <w:szCs w:val="21"/>
+        </w:rPr>
+        <w:t>裁定终结审查或审理</w:t>
+      </w:r>
+      <w:r>
+        <w:rPr>
+          <w:rFonts w:ascii="Microsoft YaHei" w:eastAsia="Microsoft YaHei" w:hAnsi="Microsoft YaHei" w:cs="Microsoft YaHei" w:hint="eastAsia"/>
+          <w:color w:val="435155"/>
+          <w:sz w:val="21"/>
+          <w:szCs w:val="21"/>
+        </w:rPr>
+        <w:t>！</w:t>
+      </w:r>
+    </w:p>
+    <w:p>
+      <w:pPr>
+        <w:rPr>
+          <w:rFonts w:ascii="Microsoft YaHei" w:eastAsia="Microsoft YaHei" w:hAnsi="Microsoft YaHei" w:cs="Microsoft YaHei"/>
+          <w:color w:val="435155"/>
+          <w:sz w:val="21"/>
+          <w:szCs w:val="21"/>
+        </w:rPr>
+      </w:pPr>
+    </w:p>
+    <w:p>
+      <w:pPr>
+        <w:rPr>
+          <w:rFonts w:ascii="Microsoft YaHei UI" w:eastAsia="Microsoft YaHei UI" w:hAnsi="Microsoft YaHei UI"/>
+          <w:sz w:val="21"/>
+          <w:szCs w:val="21"/>
+        </w:rPr>
+      </w:pPr>
+      <w:r>
+        <w:rPr>
+          <w:rFonts w:ascii="Microsoft YaHei" w:eastAsia="Microsoft YaHei" w:hAnsi="Microsoft YaHei" w:cs="Microsoft YaHei" w:hint="eastAsia"/>
+          <w:b/>
+          <w:bCs/>
+          <w:color w:val="435155"/>
+          <w:sz w:val="21"/>
+          <w:szCs w:val="21"/>
+        </w:rPr>
+        <w:t>再审审理阶段法律允许当事人自行和解</w:t>
+      </w:r>
+      <w:r>
+        <w:rPr>
+          <w:rFonts w:ascii="Microsoft YaHei" w:eastAsia="Microsoft YaHei" w:hAnsi="Microsoft YaHei" w:cs="Microsoft YaHei" w:hint="eastAsia"/>
+          <w:color w:val="435155"/>
+          <w:sz w:val="21"/>
+          <w:szCs w:val="21"/>
+        </w:rPr>
+        <w:t>，</w:t>
+      </w:r>
+      <w:r>
+        <w:rPr>
+          <w:rFonts w:ascii="Microsoft YaHei UI" w:eastAsia="Microsoft YaHei UI" w:hAnsi="Microsoft YaHei UI" w:cs="Microsoft YaHei" w:hint="eastAsia"/>
+          <w:color w:val="435155"/>
+          <w:sz w:val="21"/>
+          <w:szCs w:val="21"/>
+        </w:rPr>
+        <w:t>同时法院也可以主持调解。</w:t>
+      </w:r>
+      <w:r>
+        <w:rPr>
+          <w:rFonts w:ascii="Microsoft YaHei UI" w:eastAsia="Microsoft YaHei UI" w:hAnsi="Microsoft YaHei UI" w:cs="Microsoft YaHei" w:hint="eastAsia"/>
+          <w:color w:val="435155"/>
+          <w:sz w:val="21"/>
+          <w:szCs w:val="21"/>
+        </w:rPr>
+        <w:t xml:space="preserve"> </w:t>
+      </w:r>
+      <w:r>
+        <w:rPr>
+          <w:rFonts w:ascii="Microsoft YaHei UI" w:eastAsia="Microsoft YaHei UI" w:hAnsi="Microsoft YaHei UI" w:cs="Microsoft YaHei" w:hint="eastAsia"/>
+          <w:color w:val="435155"/>
+          <w:sz w:val="21"/>
+          <w:szCs w:val="21"/>
+        </w:rPr>
+        <w:t>和解是当事人私下协商；调解是法院介入、出具正式文书，二者不要混同。</w:t>
+      </w:r>
+      <w:r>
+        <w:rPr>
+          <w:rFonts w:ascii="Microsoft YaHei UI" w:eastAsia="Microsoft YaHei UI" w:hAnsi="Microsoft YaHei UI" w:cs="SimSun" w:hint="eastAsia"/>
+          <w:sz w:val="21"/>
+          <w:szCs w:val="21"/>
+        </w:rPr>
+        <w:t>再审审理中和解之后，两条合法路径</w:t>
+      </w:r>
+      <w:r>
+        <w:rPr>
+          <w:rFonts w:ascii="Microsoft YaHei UI" w:eastAsia="Microsoft YaHei UI" w:hAnsi="Microsoft YaHei UI" w:cs="SimSun" w:hint="eastAsia"/>
+          <w:sz w:val="21"/>
+          <w:szCs w:val="21"/>
+        </w:rPr>
+        <w:t>:</w:t>
+      </w:r>
+      <w:r>
         <w:rPr>
           <w:rFonts w:ascii="Microsoft YaHei UI" w:eastAsia="Microsoft YaHei UI" w:hAnsi="Microsoft YaHei UI" w:hint="eastAsia"/>
+          <w:sz w:val="21"/>
+          <w:szCs w:val="21"/>
+        </w:rPr>
+        <w:t xml:space="preserve"> </w:t>
+      </w:r>
+    </w:p>
+    <w:p>
+      <w:pPr>
+        <w:pStyle w:val="ListParagraph"/>
+        <w:numPr>
+          <w:ilvl w:val="0"/>
+          <w:numId w:val="5"/>
+        </w:numPr>
+        <w:rPr>
+          <w:rFonts w:ascii="Microsoft YaHei" w:eastAsia="Microsoft YaHei" w:hAnsi="Microsoft YaHei" w:cs="Microsoft YaHei"/>
+          <w:color w:val="435155"/>
+          <w:sz w:val="21"/>
+          <w:szCs w:val="21"/>
+        </w:rPr>
+      </w:pPr>
+      <w:bookmarkStart w:id="3" w:name="OLE_LINK1"/>
+      <w:r>
+        <w:rPr>
+          <w:rFonts w:ascii="Microsoft YaHei" w:eastAsia="Microsoft YaHei" w:hAnsi="Microsoft YaHei" w:cs="Microsoft YaHei"/>
+          <w:color w:val="435155"/>
+          <w:sz w:val="21"/>
+          <w:szCs w:val="21"/>
+        </w:rPr>
+        <w:t>路径 1：</w:t>
+      </w:r>
+      <w:bookmarkEnd w:id="3"/>
+      <w:r>
+        <w:rPr>
+          <w:rFonts w:ascii="Microsoft YaHei" w:eastAsia="Microsoft YaHei" w:hAnsi="Microsoft YaHei" w:cs="Microsoft YaHei"/>
+          <w:color w:val="435155"/>
+          <w:sz w:val="21"/>
+          <w:szCs w:val="21"/>
+        </w:rPr>
+        <w:t>和解后，共同申请法院出具再审调解书</w:t>
+      </w:r>
+      <w:r>
+        <w:rPr>
+          <w:rFonts w:ascii="Microsoft YaHei" w:eastAsia="Microsoft YaHei" w:hAnsi="Microsoft YaHei" w:cs="Microsoft YaHei" w:hint="eastAsia"/>
+          <w:color w:val="435155"/>
+          <w:sz w:val="21"/>
+          <w:szCs w:val="21"/>
+        </w:rPr>
+        <w:t xml:space="preserve"> </w:t>
+      </w:r>
+      <w:r>
+        <w:rPr>
+          <w:rFonts w:ascii="Microsoft YaHei" w:eastAsia="Microsoft YaHei" w:hAnsi="Microsoft YaHei" w:cs="Microsoft YaHei" w:hint="eastAsia"/>
+          <w:color w:val="435155"/>
+          <w:sz w:val="21"/>
+          <w:szCs w:val="21"/>
+        </w:rPr>
+        <w:t>调解书双方签收生效</w:t>
+      </w:r>
+      <w:r>
+        <w:rPr>
+          <w:rFonts w:ascii="Microsoft YaHei" w:eastAsia="Microsoft YaHei" w:hAnsi="Microsoft YaHei" w:cs="Microsoft YaHei"/>
+          <w:color w:val="435155"/>
+          <w:sz w:val="21"/>
+          <w:szCs w:val="21"/>
+        </w:rPr>
+        <w:t xml:space="preserve"> → </w:t>
+      </w:r>
+      <w:r>
+        <w:rPr>
+          <w:rFonts w:ascii="Microsoft YaHei" w:eastAsia="Microsoft YaHei" w:hAnsi="Microsoft YaHei" w:hint="eastAsia"/>
+          <w:b/>
+          <w:bCs/>
+          <w:color w:val="435155"/>
+        </w:rPr>
+        <w:t>原审判决视为撤销，永久失效</w:t>
+      </w:r>
+      <w:r>
+        <w:rPr>
+          <w:rFonts w:ascii="Microsoft YaHei" w:eastAsia="Microsoft YaHei" w:hAnsi="Microsoft YaHei" w:cs="Microsoft YaHei" w:hint="eastAsia"/>
+          <w:color w:val="435155"/>
+          <w:sz w:val="21"/>
+          <w:szCs w:val="21"/>
+        </w:rPr>
+        <w:t>。日后违约，只能执行再审调解书。</w:t>
+      </w:r>
+    </w:p>
+    <w:p>
+      <w:pPr>
+        <w:pStyle w:val="ListParagraph"/>
+        <w:numPr>
+          <w:ilvl w:val="0"/>
+          <w:numId w:val="5"/>
+        </w:numPr>
+        <w:rPr>
+          <w:rFonts w:ascii="Microsoft YaHei UI" w:eastAsia="Microsoft YaHei UI" w:hAnsi="Microsoft YaHei UI" w:cs="Microsoft YaHei"/>
+          <w:color w:val="435155"/>
+          <w:sz w:val="21"/>
+          <w:szCs w:val="21"/>
+        </w:rPr>
+      </w:pPr>
+      <w:r>
+        <w:rPr>
+          <w:rFonts w:ascii="Microsoft YaHei" w:eastAsia="Microsoft YaHei" w:hAnsi="Microsoft YaHei" w:cs="Microsoft YaHei"/>
+          <w:color w:val="435155"/>
+          <w:sz w:val="21"/>
+          <w:szCs w:val="21"/>
+        </w:rPr>
+        <w:t xml:space="preserve">路径 </w:t>
+      </w:r>
+      <w:r>
+        <w:rPr>
+          <w:rFonts w:ascii="Microsoft YaHei" w:eastAsia="Microsoft YaHei" w:hAnsi="Microsoft YaHei" w:cs="Microsoft YaHei" w:hint="eastAsia"/>
+          <w:color w:val="435155"/>
+          <w:sz w:val="21"/>
+          <w:szCs w:val="21"/>
+        </w:rPr>
+        <w:t>2</w:t>
+      </w:r>
+      <w:r>
+        <w:rPr>
+          <w:rFonts w:ascii="Microsoft YaHei" w:eastAsia="Microsoft YaHei" w:hAnsi="Microsoft YaHei" w:cs="Microsoft YaHei"/>
+          <w:color w:val="435155"/>
+          <w:sz w:val="21"/>
+          <w:szCs w:val="21"/>
+        </w:rPr>
+        <w:t>：</w:t>
+      </w:r>
+      <w:r>
+        <w:rPr>
+          <w:rFonts w:ascii="Microsoft YaHei UI" w:eastAsia="Microsoft YaHei UI" w:hAnsi="Microsoft YaHei UI" w:cs="Microsoft YaHei" w:hint="eastAsia"/>
+          <w:color w:val="000000"/>
+          <w:sz w:val="21"/>
+          <w:szCs w:val="21"/>
+        </w:rPr>
+        <w:t>和解达成，</w:t>
+      </w:r>
+      <w:r>
+        <w:rPr>
+          <w:rStyle w:val="Strong"/>
+          <w:rFonts w:ascii="Microsoft YaHei UI" w:eastAsia="Microsoft YaHei UI" w:hAnsi="Microsoft YaHei UI" w:cs="Microsoft YaHei" w:hint="eastAsia"/>
+          <w:color w:val="000000"/>
+          <w:sz w:val="21"/>
+          <w:szCs w:val="21"/>
+        </w:rPr>
+        <w:t>再审申请人申请撤回再审申请，法院准许</w:t>
+      </w:r>
+      <w:r>
+        <w:rPr>
+          <w:rStyle w:val="Strong"/>
+          <w:rFonts w:ascii="Microsoft YaHei UI" w:eastAsia="Microsoft YaHei UI" w:hAnsi="Microsoft YaHei UI" w:cs="Microsoft YaHei" w:hint="eastAsia"/>
+          <w:color w:val="000000"/>
+          <w:sz w:val="21"/>
+          <w:szCs w:val="21"/>
+        </w:rPr>
+        <w:t xml:space="preserve"> </w:t>
+      </w:r>
+      <w:r>
+        <w:rPr>
+          <w:rFonts w:ascii="Microsoft YaHei UI" w:eastAsia="Microsoft YaHei UI" w:hAnsi="Microsoft YaHei UI" w:cs="Microsoft YaHei"/>
+          <w:color w:val="435155"/>
+          <w:sz w:val="21"/>
+          <w:szCs w:val="21"/>
+        </w:rPr>
+        <w:t>→</w:t>
+      </w:r>
+      <w:r>
+        <w:rPr>
+          <w:rFonts w:ascii="Microsoft YaHei UI" w:eastAsia="Microsoft YaHei UI" w:hAnsi="Microsoft YaHei UI" w:cs="SimSun" w:hint="eastAsia"/>
+          <w:color w:val="435155"/>
+          <w:sz w:val="21"/>
+          <w:szCs w:val="21"/>
+        </w:rPr>
+        <w:t>终结再审程序，原生效判决恢复效力</w:t>
+      </w:r>
+      <w:r>
+        <w:rPr>
+          <w:rFonts w:ascii="Microsoft YaHei UI" w:eastAsia="Microsoft YaHei UI" w:hAnsi="Microsoft YaHei UI" w:cs="Microsoft YaHei" w:hint="eastAsia"/>
+          <w:color w:val="435155"/>
+          <w:sz w:val="21"/>
+          <w:szCs w:val="21"/>
+        </w:rPr>
+        <w:t>。私下和解协议无强制执行力，对方反悔，权利人只能拿原审判决强制执行。</w:t>
+      </w:r>
+    </w:p>
+    <w:p>
+      <w:pPr>
+        <w:rPr>
+          <w:rFonts w:ascii="Microsoft YaHei" w:eastAsia="Microsoft YaHei" w:hAnsi="Microsoft YaHei" w:cs="Microsoft YaHei" w:hint="eastAsia"/>
+          <w:color w:val="435155"/>
+          <w:sz w:val="21"/>
+          <w:szCs w:val="21"/>
+        </w:rPr>
+      </w:pPr>
+    </w:p>
+    <w:p>
+      <w:pPr>
+        <w:rPr>
+          <w:rFonts w:ascii="Microsoft YaHei" w:eastAsia="Microsoft YaHei" w:hAnsi="Microsoft YaHei" w:cs="Microsoft YaHei"/>
+          <w:color w:val="435155"/>
+          <w:sz w:val="21"/>
+          <w:szCs w:val="21"/>
+        </w:rPr>
+      </w:pPr>
+      <w:r>
+        <w:rPr>
+          <w:rFonts w:ascii="Microsoft YaHei" w:eastAsia="Microsoft YaHei" w:hAnsi="Microsoft YaHei" w:cs="Microsoft YaHei" w:hint="eastAsia"/>
+          <w:color w:val="435155"/>
+          <w:sz w:val="21"/>
+          <w:szCs w:val="21"/>
+        </w:rPr>
+        <w:t>再审能不能上诉，不看</w:t>
+      </w:r>
+      <w:r>
+        <w:rPr>
+          <w:rFonts w:ascii="Microsoft YaHei" w:eastAsia="Microsoft YaHei" w:hAnsi="Microsoft YaHei" w:cs="Microsoft YaHei"/>
+          <w:color w:val="435155"/>
+          <w:sz w:val="21"/>
+          <w:szCs w:val="21"/>
+        </w:rPr>
+        <w:t xml:space="preserve"> “</w:t>
+      </w:r>
+      <w:r>
+        <w:rPr>
+          <w:rFonts w:ascii="Microsoft YaHei" w:eastAsia="Microsoft YaHei" w:hAnsi="Microsoft YaHei" w:cs="Microsoft YaHei" w:hint="eastAsia"/>
+          <w:color w:val="435155"/>
+          <w:sz w:val="21"/>
+          <w:szCs w:val="21"/>
+        </w:rPr>
+        <w:t>是不是再审</w:t>
+      </w:r>
+      <w:r>
+        <w:rPr>
+          <w:rFonts w:ascii="Microsoft YaHei" w:eastAsia="Microsoft YaHei" w:hAnsi="Microsoft YaHei" w:cs="Microsoft YaHei"/>
+          <w:color w:val="435155"/>
+          <w:sz w:val="21"/>
+          <w:szCs w:val="21"/>
+        </w:rPr>
+        <w:t>”</w:t>
+      </w:r>
+      <w:r>
+        <w:rPr>
+          <w:rFonts w:ascii="Microsoft YaHei" w:eastAsia="Microsoft YaHei" w:hAnsi="Microsoft YaHei" w:cs="Microsoft YaHei" w:hint="eastAsia"/>
+          <w:color w:val="435155"/>
+          <w:sz w:val="21"/>
+          <w:szCs w:val="21"/>
+        </w:rPr>
+        <w:t>，看再审用哪套程序审</w:t>
+      </w:r>
+      <w:r>
+        <w:rPr>
+          <w:rFonts w:ascii="Microsoft YaHei" w:eastAsia="Microsoft YaHei" w:hAnsi="Microsoft YaHei" w:cs="Microsoft YaHei"/>
+          <w:color w:val="435155"/>
+          <w:sz w:val="21"/>
+          <w:szCs w:val="21"/>
+        </w:rPr>
+        <w:t>。</w:t>
+      </w:r>
+    </w:p>
+    <w:p>
+      <w:pPr>
+        <w:pStyle w:val="ListParagraph"/>
+        <w:numPr>
+          <w:ilvl w:val="0"/>
+          <w:numId w:val="5"/>
+        </w:numPr>
+        <w:rPr>
+          <w:rFonts w:ascii="Microsoft YaHei" w:eastAsia="Microsoft YaHei" w:hAnsi="Microsoft YaHei" w:cs="Microsoft YaHei"/>
+          <w:color w:val="435155"/>
+          <w:sz w:val="21"/>
+          <w:szCs w:val="21"/>
+        </w:rPr>
+      </w:pPr>
+      <w:r>
+        <w:rPr>
+          <w:rFonts w:ascii="Microsoft YaHei" w:eastAsia="Microsoft YaHei" w:hAnsi="Microsoft YaHei" w:cs="Microsoft YaHei" w:hint="eastAsia"/>
+          <w:color w:val="435155"/>
+          <w:sz w:val="21"/>
+          <w:szCs w:val="21"/>
+        </w:rPr>
+        <w:t>重回一审模式审理，相当于案子重新从头再来，不服当然可以往上上诉</w:t>
+      </w:r>
+      <w:r>
+        <w:rPr>
+          <w:rFonts w:ascii="Microsoft YaHei" w:eastAsia="Microsoft YaHei" w:hAnsi="Microsoft YaHei" w:cs="Microsoft YaHei"/>
+          <w:color w:val="435155"/>
+          <w:sz w:val="21"/>
+          <w:szCs w:val="21"/>
+        </w:rPr>
+        <w:t>；</w:t>
+      </w:r>
+    </w:p>
+    <w:p>
+      <w:pPr>
+        <w:pStyle w:val="ListParagraph"/>
+        <w:numPr>
+          <w:ilvl w:val="0"/>
+          <w:numId w:val="5"/>
+        </w:numPr>
+        <w:rPr>
+          <w:rFonts w:ascii="Microsoft YaHei" w:eastAsia="Microsoft YaHei" w:hAnsi="Microsoft YaHei" w:cs="Microsoft YaHei"/>
+          <w:color w:val="435155"/>
+          <w:sz w:val="21"/>
+          <w:szCs w:val="21"/>
+        </w:rPr>
+      </w:pPr>
+      <w:r>
+        <w:rPr>
+          <w:rFonts w:ascii="Microsoft YaHei" w:eastAsia="Microsoft YaHei" w:hAnsi="Microsoft YaHei" w:cs="Microsoft YaHei" w:hint="eastAsia"/>
+          <w:color w:val="435155"/>
+          <w:sz w:val="21"/>
+          <w:szCs w:val="21"/>
+        </w:rPr>
+        <w:t>用二审模式审理（包括上级提审），出来就是最终结果，没有上诉机</w:t>
+      </w:r>
+      <w:r>
+        <w:rPr>
+          <w:rFonts w:ascii="Microsoft YaHei" w:eastAsia="Microsoft YaHei" w:hAnsi="Microsoft YaHei" w:cs="Microsoft YaHei"/>
+          <w:color w:val="435155"/>
+          <w:sz w:val="21"/>
+          <w:szCs w:val="21"/>
+        </w:rPr>
+        <w:t>会</w:t>
+      </w:r>
+    </w:p>
+    <w:p>
+      <w:pPr>
+        <w:pStyle w:val="ListParagraph"/>
+        <w:numPr>
+          <w:ilvl w:val="0"/>
+          <w:numId w:val="5"/>
+        </w:numPr>
+        <w:rPr>
+          <w:rFonts w:ascii="Microsoft YaHei" w:eastAsia="Microsoft YaHei" w:hAnsi="Microsoft YaHei" w:cs="Microsoft YaHei"/>
+          <w:color w:val="435155"/>
+          <w:sz w:val="21"/>
+          <w:szCs w:val="21"/>
+        </w:rPr>
+      </w:pPr>
+      <w:r>
+        <w:rPr>
+          <w:rFonts w:ascii="Microsoft YaHei" w:eastAsia="Microsoft YaHei" w:hAnsi="Microsoft YaHei" w:cs="Microsoft YaHei"/>
+          <w:color w:val="435155"/>
+          <w:sz w:val="21"/>
+          <w:szCs w:val="21"/>
+        </w:rPr>
+        <w:t>小额诉讼属于特殊例外：单纯不服事实证据再审→不能上诉；以 “不该适用小额程序” 为由再审→恢复上诉权，是独立特殊规则，不和本条通用规则冲突。</w:t>
+      </w:r>
+    </w:p>
+    <w:p>
+      <w:pPr>
+        <w:pStyle w:val="NormalWeb"/>
+        <w:rPr>
+          <w:rFonts w:ascii="Microsoft YaHei" w:eastAsia="Microsoft YaHei" w:hAnsi="Microsoft YaHei" w:cs="Microsoft YaHei"/>
+          <w:color w:val="435155"/>
+          <w:sz w:val="21"/>
+          <w:szCs w:val="21"/>
+        </w:rPr>
+      </w:pPr>
+      <w:r>
+        <w:rPr>
+          <w:rFonts w:ascii="Microsoft YaHei" w:eastAsia="Microsoft YaHei" w:hAnsi="Microsoft YaHei" w:cs="Microsoft YaHei" w:hint="eastAsia"/>
+          <w:color w:val="435155"/>
+          <w:sz w:val="21"/>
+          <w:szCs w:val="21"/>
+        </w:rPr>
+        <w:lastRenderedPageBreak/>
+        <w:t>再审审查可以询问当事人、进行听证</w:t>
+      </w:r>
+    </w:p>
+    <w:p>
+      <w:pPr>
+        <w:rPr>
+          <w:rFonts w:ascii="Arial" w:hAnsi="Arial" w:cs="Arial"/>
+          <w:color w:val="435155"/>
+          <w:sz w:val="21"/>
+          <w:szCs w:val="21"/>
+        </w:rPr>
+      </w:pPr>
+    </w:p>
+    <w:p>
+      <w:pPr>
+        <w:pStyle w:val="NormalWeb"/>
+        <w:rPr>
+          <w:rFonts w:ascii="Microsoft YaHei" w:eastAsia="Microsoft YaHei" w:hAnsi="Microsoft YaHei" w:cs="Microsoft YaHei"/>
+          <w:color w:val="435155"/>
+          <w:sz w:val="21"/>
+          <w:szCs w:val="21"/>
+        </w:rPr>
+      </w:pPr>
+    </w:p>
+    <w:p>
+      <w:pPr>
+        <w:rPr>
+          <w:rFonts w:ascii="Microsoft YaHei" w:eastAsia="Microsoft YaHei" w:hAnsi="Microsoft YaHei" w:cs="Microsoft YaHei"/>
+          <w:color w:val="435155"/>
+          <w:sz w:val="21"/>
+          <w:szCs w:val="21"/>
+        </w:rPr>
+      </w:pPr>
+    </w:p>
+    <w:p>
+      <w:pPr>
+        <w:rPr>
+          <w:rFonts w:ascii="Arial" w:hAnsi="Arial" w:cs="Arial"/>
+          <w:color w:val="435155"/>
+          <w:sz w:val="21"/>
+          <w:szCs w:val="21"/>
+        </w:rPr>
+      </w:pPr>
+    </w:p>
+    <w:p>
+      <w:pPr>
+        <w:rPr>
+          <w:rFonts w:ascii="Arial" w:hAnsi="Arial" w:cs="Arial"/>
+          <w:color w:val="435155"/>
+          <w:sz w:val="21"/>
+          <w:szCs w:val="21"/>
+        </w:rPr>
+      </w:pPr>
+    </w:p>
+    <w:p>
+      <w:pPr>
+        <w:pStyle w:val="Heading2"/>
+        <w:rPr>
+          <w:rFonts w:hint="eastAsia"/>
+        </w:rPr>
+      </w:pPr>
+      <w:r>
+        <w:rPr>
+          <w:rFonts w:hint="eastAsia"/>
+        </w:rPr>
+        <w:t>案外人救济三条道路衔接</w:t>
+      </w:r>
+    </w:p>
+    <w:p>
+      <w:pPr>
+        <w:rPr>
+          <w:rFonts w:ascii="Microsoft YaHei UI" w:eastAsia="Microsoft YaHei UI" w:hAnsi="Microsoft YaHei UI" w:cs="Arial"/>
+          <w:sz w:val="21"/>
+          <w:szCs w:val="21"/>
+        </w:rPr>
+      </w:pPr>
+      <w:r>
+        <w:rPr>
+          <w:rFonts w:ascii="Microsoft YaHei UI" w:eastAsia="Microsoft YaHei UI" w:hAnsi="Microsoft YaHei UI" w:hint="eastAsia"/>
+          <w:sz w:val="21"/>
+          <w:szCs w:val="21"/>
+        </w:rPr>
+        <w:t>别人的官司判错了砸中你，案外人救济有三条路，但怎么走取决于</w:t>
+      </w:r>
+      <w:r>
+        <w:rPr>
+          <w:rFonts w:ascii="Microsoft YaHei UI" w:eastAsia="Microsoft YaHei UI" w:hAnsi="Microsoft YaHei UI" w:cs="Arial"/>
+          <w:sz w:val="21"/>
+          <w:szCs w:val="21"/>
+        </w:rPr>
+        <w:t> </w:t>
+      </w:r>
+      <w:r>
+        <w:rPr>
+          <w:rStyle w:val="Strong"/>
+          <w:rFonts w:ascii="Microsoft YaHei UI" w:eastAsia="Microsoft YaHei UI" w:hAnsi="Microsoft YaHei UI" w:cs="Microsoft YaHei" w:hint="eastAsia"/>
+          <w:color w:val="435155"/>
+          <w:sz w:val="21"/>
+          <w:szCs w:val="21"/>
+        </w:rPr>
+        <w:t>有没有进入执行程序</w:t>
+      </w:r>
+      <w:r>
+        <w:rPr>
+          <w:rFonts w:ascii="Microsoft YaHei UI" w:eastAsia="Microsoft YaHei UI" w:hAnsi="Microsoft YaHei UI" w:hint="eastAsia"/>
+          <w:sz w:val="21"/>
+          <w:szCs w:val="21"/>
+        </w:rPr>
+        <w:t>：如果</w:t>
+      </w:r>
+      <w:r>
+        <w:rPr>
+          <w:rFonts w:ascii="Microsoft YaHei UI" w:eastAsia="Microsoft YaHei UI" w:hAnsi="Microsoft YaHei UI" w:cs="Arial"/>
+          <w:sz w:val="21"/>
+          <w:szCs w:val="21"/>
+        </w:rPr>
+        <w:t> </w:t>
+      </w:r>
+      <w:r>
+        <w:rPr>
+          <w:rStyle w:val="Strong"/>
+          <w:rFonts w:ascii="Microsoft YaHei UI" w:eastAsia="Microsoft YaHei UI" w:hAnsi="Microsoft YaHei UI" w:cs="Microsoft YaHei" w:hint="eastAsia"/>
+          <w:color w:val="435155"/>
+          <w:sz w:val="21"/>
+          <w:szCs w:val="21"/>
+        </w:rPr>
+        <w:t>还没进入执行程序</w:t>
+      </w:r>
+      <w:r>
+        <w:rPr>
+          <w:rFonts w:ascii="Microsoft YaHei UI" w:eastAsia="Microsoft YaHei UI" w:hAnsi="Microsoft YaHei UI" w:hint="eastAsia"/>
+          <w:sz w:val="21"/>
+          <w:szCs w:val="21"/>
+        </w:rPr>
+        <w:t>，你有证据证明判决损害了你，可以在</w:t>
+      </w:r>
+      <w:r>
+        <w:rPr>
+          <w:rFonts w:ascii="Microsoft YaHei UI" w:eastAsia="Microsoft YaHei UI" w:hAnsi="Microsoft YaHei UI" w:cs="Arial"/>
+          <w:sz w:val="21"/>
+          <w:szCs w:val="21"/>
+        </w:rPr>
+        <w:t> </w:t>
+      </w:r>
+      <w:r>
+        <w:rPr>
+          <w:rStyle w:val="Strong"/>
+          <w:rFonts w:ascii="Microsoft YaHei UI" w:eastAsia="Microsoft YaHei UI" w:hAnsi="Microsoft YaHei UI" w:cs="Microsoft YaHei" w:hint="eastAsia"/>
+          <w:color w:val="435155"/>
+          <w:sz w:val="21"/>
+          <w:szCs w:val="21"/>
+        </w:rPr>
+        <w:t>知道或应当知道之日起</w:t>
+      </w:r>
+      <w:r>
+        <w:rPr>
+          <w:rStyle w:val="Strong"/>
+          <w:rFonts w:ascii="Microsoft YaHei UI" w:eastAsia="Microsoft YaHei UI" w:hAnsi="Microsoft YaHei UI" w:cs="Arial"/>
+          <w:color w:val="435155"/>
+          <w:sz w:val="21"/>
+          <w:szCs w:val="21"/>
+        </w:rPr>
+        <w:t>6</w:t>
+      </w:r>
+      <w:r>
+        <w:rPr>
+          <w:rStyle w:val="Strong"/>
+          <w:rFonts w:ascii="Microsoft YaHei UI" w:eastAsia="Microsoft YaHei UI" w:hAnsi="Microsoft YaHei UI" w:cs="Microsoft YaHei" w:hint="eastAsia"/>
+          <w:color w:val="435155"/>
+          <w:sz w:val="21"/>
+          <w:szCs w:val="21"/>
+        </w:rPr>
+        <w:t>个月内</w:t>
+      </w:r>
+      <w:r>
+        <w:rPr>
+          <w:rFonts w:ascii="Microsoft YaHei UI" w:eastAsia="Microsoft YaHei UI" w:hAnsi="Microsoft YaHei UI" w:cs="Arial"/>
+          <w:sz w:val="21"/>
+          <w:szCs w:val="21"/>
+        </w:rPr>
+        <w:t> </w:t>
+      </w:r>
+      <w:r>
+        <w:rPr>
+          <w:rFonts w:ascii="Microsoft YaHei UI" w:eastAsia="Microsoft YaHei UI" w:hAnsi="Microsoft YaHei UI" w:hint="eastAsia"/>
+          <w:sz w:val="21"/>
+          <w:szCs w:val="21"/>
+        </w:rPr>
+        <w:t>向</w:t>
+      </w:r>
+      <w:r>
+        <w:rPr>
+          <w:rFonts w:ascii="Microsoft YaHei UI" w:eastAsia="Microsoft YaHei UI" w:hAnsi="Microsoft YaHei UI" w:cs="Arial"/>
+          <w:sz w:val="21"/>
+          <w:szCs w:val="21"/>
+        </w:rPr>
+        <w:t> </w:t>
+      </w:r>
+      <w:r>
+        <w:rPr>
+          <w:rStyle w:val="Strong"/>
+          <w:rFonts w:ascii="Microsoft YaHei UI" w:eastAsia="Microsoft YaHei UI" w:hAnsi="Microsoft YaHei UI" w:cs="Microsoft YaHei" w:hint="eastAsia"/>
+          <w:color w:val="435155"/>
+          <w:sz w:val="21"/>
+          <w:szCs w:val="21"/>
+        </w:rPr>
+        <w:t>作出生效裁判的法院</w:t>
+      </w:r>
+      <w:r>
+        <w:rPr>
+          <w:rFonts w:ascii="Microsoft YaHei UI" w:eastAsia="Microsoft YaHei UI" w:hAnsi="Microsoft YaHei UI" w:cs="Arial"/>
+          <w:sz w:val="21"/>
+          <w:szCs w:val="21"/>
+        </w:rPr>
+        <w:t> </w:t>
+      </w:r>
+      <w:r>
+        <w:rPr>
+          <w:rFonts w:ascii="Microsoft YaHei UI" w:eastAsia="Microsoft YaHei UI" w:hAnsi="Microsoft YaHei UI" w:hint="eastAsia"/>
+          <w:sz w:val="21"/>
+          <w:szCs w:val="21"/>
+        </w:rPr>
+        <w:t>提起</w:t>
+      </w:r>
+      <w:r>
+        <w:rPr>
+          <w:rFonts w:ascii="Microsoft YaHei UI" w:eastAsia="Microsoft YaHei UI" w:hAnsi="Microsoft YaHei UI" w:cs="Arial"/>
+          <w:sz w:val="21"/>
+          <w:szCs w:val="21"/>
+        </w:rPr>
+        <w:t> </w:t>
+      </w:r>
+      <w:r>
+        <w:rPr>
+          <w:rStyle w:val="Strong"/>
+          <w:rFonts w:ascii="Microsoft YaHei UI" w:eastAsia="Microsoft YaHei UI" w:hAnsi="Microsoft YaHei UI" w:cs="Microsoft YaHei" w:hint="eastAsia"/>
+          <w:color w:val="435155"/>
+          <w:sz w:val="21"/>
+          <w:szCs w:val="21"/>
+        </w:rPr>
+        <w:t>第三人撤销之诉</w:t>
+      </w:r>
+      <w:r>
+        <w:rPr>
+          <w:rFonts w:ascii="Microsoft YaHei UI" w:eastAsia="Microsoft YaHei UI" w:hAnsi="Microsoft YaHei UI" w:hint="eastAsia"/>
+          <w:sz w:val="21"/>
+          <w:szCs w:val="21"/>
+        </w:rPr>
+        <w:t>；可一旦</w:t>
+      </w:r>
+      <w:r>
+        <w:rPr>
+          <w:rFonts w:ascii="Microsoft YaHei UI" w:eastAsia="Microsoft YaHei UI" w:hAnsi="Microsoft YaHei UI" w:cs="Arial"/>
+          <w:sz w:val="21"/>
+          <w:szCs w:val="21"/>
+        </w:rPr>
+        <w:t> </w:t>
+      </w:r>
+      <w:r>
+        <w:rPr>
+          <w:rStyle w:val="Strong"/>
+          <w:rFonts w:ascii="Microsoft YaHei UI" w:eastAsia="Microsoft YaHei UI" w:hAnsi="Microsoft YaHei UI" w:cs="Microsoft YaHei" w:hint="eastAsia"/>
+          <w:color w:val="435155"/>
+          <w:sz w:val="21"/>
+          <w:szCs w:val="21"/>
+        </w:rPr>
+        <w:t>已经进入执行程序</w:t>
+      </w:r>
+      <w:r>
+        <w:rPr>
+          <w:rFonts w:ascii="Microsoft YaHei UI" w:eastAsia="Microsoft YaHei UI" w:hAnsi="Microsoft YaHei UI" w:hint="eastAsia"/>
+          <w:sz w:val="21"/>
+          <w:szCs w:val="21"/>
+        </w:rPr>
+        <w:t>，这条路立刻封死，你必须</w:t>
+      </w:r>
+      <w:r>
+        <w:rPr>
+          <w:rFonts w:ascii="Microsoft YaHei UI" w:eastAsia="Microsoft YaHei UI" w:hAnsi="Microsoft YaHei UI" w:cs="Arial"/>
+          <w:sz w:val="21"/>
+          <w:szCs w:val="21"/>
+        </w:rPr>
+        <w:t> </w:t>
+      </w:r>
+      <w:r>
+        <w:rPr>
+          <w:rStyle w:val="Strong"/>
+          <w:rFonts w:ascii="Microsoft YaHei UI" w:eastAsia="Microsoft YaHei UI" w:hAnsi="Microsoft YaHei UI" w:cs="Microsoft YaHei" w:hint="eastAsia"/>
+          <w:color w:val="435155"/>
+          <w:sz w:val="21"/>
+          <w:szCs w:val="21"/>
+        </w:rPr>
+        <w:t>先提执行异议</w:t>
+      </w:r>
+      <w:r>
+        <w:rPr>
+          <w:rFonts w:ascii="Microsoft YaHei UI" w:eastAsia="Microsoft YaHei UI" w:hAnsi="Microsoft YaHei UI" w:hint="eastAsia"/>
+          <w:sz w:val="21"/>
+          <w:szCs w:val="21"/>
+        </w:rPr>
+        <w:t>！异议被驳回后分两条路：如果你认为</w:t>
+      </w:r>
+      <w:r>
+        <w:rPr>
+          <w:rFonts w:ascii="Microsoft YaHei UI" w:eastAsia="Microsoft YaHei UI" w:hAnsi="Microsoft YaHei UI" w:cs="Arial"/>
+          <w:sz w:val="21"/>
+          <w:szCs w:val="21"/>
+        </w:rPr>
+        <w:t> </w:t>
+      </w:r>
+      <w:r>
+        <w:rPr>
+          <w:rStyle w:val="Strong"/>
+          <w:rFonts w:ascii="Microsoft YaHei UI" w:eastAsia="Microsoft YaHei UI" w:hAnsi="Microsoft YaHei UI" w:cs="Microsoft YaHei" w:hint="eastAsia"/>
+          <w:color w:val="435155"/>
+          <w:sz w:val="21"/>
+          <w:szCs w:val="21"/>
+        </w:rPr>
+        <w:t>原判决判错了</w:t>
+      </w:r>
+      <w:r>
+        <w:rPr>
+          <w:rFonts w:ascii="Microsoft YaHei UI" w:eastAsia="Microsoft YaHei UI" w:hAnsi="Microsoft YaHei UI" w:hint="eastAsia"/>
+          <w:sz w:val="21"/>
+          <w:szCs w:val="21"/>
+        </w:rPr>
+        <w:t>，在</w:t>
+      </w:r>
+      <w:r>
+        <w:rPr>
+          <w:rFonts w:ascii="Microsoft YaHei UI" w:eastAsia="Microsoft YaHei UI" w:hAnsi="Microsoft YaHei UI" w:cs="Arial"/>
+          <w:sz w:val="21"/>
+          <w:szCs w:val="21"/>
+        </w:rPr>
+        <w:t> </w:t>
+      </w:r>
+      <w:r>
+        <w:rPr>
+          <w:rStyle w:val="Strong"/>
+          <w:rFonts w:ascii="Microsoft YaHei UI" w:eastAsia="Microsoft YaHei UI" w:hAnsi="Microsoft YaHei UI" w:cs="Microsoft YaHei" w:hint="eastAsia"/>
+          <w:color w:val="435155"/>
+          <w:sz w:val="21"/>
+          <w:szCs w:val="21"/>
+        </w:rPr>
+        <w:t>裁定送达</w:t>
+      </w:r>
+      <w:r>
+        <w:rPr>
+          <w:rStyle w:val="Strong"/>
+          <w:rFonts w:ascii="Microsoft YaHei UI" w:eastAsia="Microsoft YaHei UI" w:hAnsi="Microsoft YaHei UI" w:cs="Arial"/>
+          <w:color w:val="435155"/>
+          <w:sz w:val="21"/>
+          <w:szCs w:val="21"/>
+        </w:rPr>
+        <w:t>15</w:t>
+      </w:r>
+      <w:r>
+        <w:rPr>
+          <w:rStyle w:val="Strong"/>
+          <w:rFonts w:ascii="Microsoft YaHei UI" w:eastAsia="Microsoft YaHei UI" w:hAnsi="Microsoft YaHei UI" w:cs="Microsoft YaHei" w:hint="eastAsia"/>
+          <w:color w:val="435155"/>
+          <w:sz w:val="21"/>
+          <w:szCs w:val="21"/>
+        </w:rPr>
+        <w:t>日内</w:t>
+      </w:r>
+      <w:r>
+        <w:rPr>
+          <w:rFonts w:ascii="Microsoft YaHei UI" w:eastAsia="Microsoft YaHei UI" w:hAnsi="Microsoft YaHei UI" w:cs="Arial"/>
+          <w:sz w:val="21"/>
+          <w:szCs w:val="21"/>
+        </w:rPr>
+        <w:t> </w:t>
+      </w:r>
+      <w:r>
+        <w:rPr>
+          <w:rFonts w:ascii="Microsoft YaHei UI" w:eastAsia="Microsoft YaHei UI" w:hAnsi="Microsoft YaHei UI" w:hint="eastAsia"/>
+          <w:sz w:val="21"/>
+          <w:szCs w:val="21"/>
+        </w:rPr>
+        <w:t>走</w:t>
+      </w:r>
+      <w:r>
+        <w:rPr>
+          <w:rFonts w:ascii="Microsoft YaHei UI" w:eastAsia="Microsoft YaHei UI" w:hAnsi="Microsoft YaHei UI" w:cs="Arial"/>
+          <w:sz w:val="21"/>
+          <w:szCs w:val="21"/>
+        </w:rPr>
+        <w:t> </w:t>
+      </w:r>
+      <w:r>
+        <w:rPr>
+          <w:rStyle w:val="Strong"/>
+          <w:rFonts w:ascii="Microsoft YaHei UI" w:eastAsia="Microsoft YaHei UI" w:hAnsi="Microsoft YaHei UI" w:cs="Microsoft YaHei" w:hint="eastAsia"/>
+          <w:color w:val="435155"/>
+          <w:sz w:val="21"/>
+          <w:szCs w:val="21"/>
+        </w:rPr>
+        <w:t>案外人申请再审</w:t>
+      </w:r>
+      <w:r>
+        <w:rPr>
+          <w:rFonts w:ascii="Microsoft YaHei UI" w:eastAsia="Microsoft YaHei UI" w:hAnsi="Microsoft YaHei UI" w:hint="eastAsia"/>
+          <w:sz w:val="21"/>
+          <w:szCs w:val="21"/>
+        </w:rPr>
+        <w:t>；如果你承认</w:t>
+      </w:r>
+      <w:r>
+        <w:rPr>
+          <w:rFonts w:ascii="Microsoft YaHei UI" w:eastAsia="Microsoft YaHei UI" w:hAnsi="Microsoft YaHei UI" w:cs="Arial"/>
+          <w:sz w:val="21"/>
+          <w:szCs w:val="21"/>
+        </w:rPr>
+        <w:t> </w:t>
+      </w:r>
+      <w:r>
+        <w:rPr>
+          <w:rStyle w:val="Strong"/>
+          <w:rFonts w:ascii="Microsoft YaHei UI" w:eastAsia="Microsoft YaHei UI" w:hAnsi="Microsoft YaHei UI" w:cs="Microsoft YaHei" w:hint="eastAsia"/>
+          <w:color w:val="435155"/>
+          <w:sz w:val="21"/>
+          <w:szCs w:val="21"/>
+        </w:rPr>
+        <w:t>原判决没错但财产归自己</w:t>
+      </w:r>
+      <w:r>
+        <w:rPr>
+          <w:rFonts w:ascii="Microsoft YaHei UI" w:eastAsia="Microsoft YaHei UI" w:hAnsi="Microsoft YaHei UI" w:hint="eastAsia"/>
+          <w:sz w:val="21"/>
+          <w:szCs w:val="21"/>
+        </w:rPr>
+        <w:t>，在</w:t>
+      </w:r>
+      <w:r>
+        <w:rPr>
+          <w:rFonts w:ascii="Microsoft YaHei UI" w:eastAsia="Microsoft YaHei UI" w:hAnsi="Microsoft YaHei UI" w:cs="Arial"/>
+          <w:sz w:val="21"/>
+          <w:szCs w:val="21"/>
+        </w:rPr>
+        <w:t> </w:t>
+      </w:r>
+      <w:r>
+        <w:rPr>
+          <w:rStyle w:val="Strong"/>
+          <w:rFonts w:ascii="Microsoft YaHei UI" w:eastAsia="Microsoft YaHei UI" w:hAnsi="Microsoft YaHei UI" w:cs="Arial"/>
+          <w:color w:val="435155"/>
+          <w:sz w:val="21"/>
+          <w:szCs w:val="21"/>
+        </w:rPr>
+        <w:t>15</w:t>
+      </w:r>
+      <w:r>
+        <w:rPr>
+          <w:rStyle w:val="Strong"/>
+          <w:rFonts w:ascii="Microsoft YaHei UI" w:eastAsia="Microsoft YaHei UI" w:hAnsi="Microsoft YaHei UI" w:cs="Microsoft YaHei" w:hint="eastAsia"/>
+          <w:color w:val="435155"/>
+          <w:sz w:val="21"/>
+          <w:szCs w:val="21"/>
+        </w:rPr>
+        <w:t>日内</w:t>
+      </w:r>
+      <w:r>
+        <w:rPr>
+          <w:rFonts w:ascii="Microsoft YaHei UI" w:eastAsia="Microsoft YaHei UI" w:hAnsi="Microsoft YaHei UI" w:cs="Arial"/>
+          <w:sz w:val="21"/>
+          <w:szCs w:val="21"/>
+        </w:rPr>
+        <w:t> </w:t>
+      </w:r>
+      <w:r>
+        <w:rPr>
+          <w:rFonts w:ascii="Microsoft YaHei UI" w:eastAsia="Microsoft YaHei UI" w:hAnsi="Microsoft YaHei UI" w:hint="eastAsia"/>
+          <w:sz w:val="21"/>
+          <w:szCs w:val="21"/>
+        </w:rPr>
+        <w:t>提起</w:t>
+      </w:r>
+      <w:r>
+        <w:rPr>
+          <w:rFonts w:ascii="Microsoft YaHei UI" w:eastAsia="Microsoft YaHei UI" w:hAnsi="Microsoft YaHei UI" w:cs="Arial"/>
+          <w:sz w:val="21"/>
+          <w:szCs w:val="21"/>
+        </w:rPr>
+        <w:t> </w:t>
+      </w:r>
+      <w:r>
+        <w:rPr>
+          <w:rStyle w:val="Strong"/>
+          <w:rFonts w:ascii="Microsoft YaHei UI" w:eastAsia="Microsoft YaHei UI" w:hAnsi="Microsoft YaHei UI" w:cs="Microsoft YaHei" w:hint="eastAsia"/>
+          <w:color w:val="435155"/>
+          <w:sz w:val="21"/>
+          <w:szCs w:val="21"/>
+        </w:rPr>
+        <w:t>案外人执行异议之诉</w:t>
+      </w:r>
+      <w:r>
+        <w:rPr>
+          <w:rFonts w:ascii="Microsoft YaHei UI" w:eastAsia="Microsoft YaHei UI" w:hAnsi="Microsoft YaHei UI" w:hint="eastAsia"/>
+          <w:sz w:val="21"/>
+          <w:szCs w:val="21"/>
+        </w:rPr>
+        <w:t>。</w:t>
+      </w:r>
+    </w:p>
+    <w:p>
+      <w:pPr>
+        <w:rPr>
+          <w:rFonts w:ascii="Microsoft YaHei UI" w:eastAsia="Microsoft YaHei UI" w:hAnsi="Microsoft YaHei UI" w:cs="Arial"/>
+          <w:sz w:val="21"/>
+          <w:szCs w:val="21"/>
+        </w:rPr>
+      </w:pPr>
+      <w:r>
+        <w:rPr>
+          <w:rFonts w:ascii="Microsoft YaHei UI" w:eastAsia="Microsoft YaHei UI" w:hAnsi="Microsoft YaHei UI" w:hint="eastAsia"/>
+          <w:sz w:val="21"/>
+          <w:szCs w:val="21"/>
+        </w:rPr>
+        <w:t>这里有三大铁律绝对不能踩坑：第一，</w:t>
+      </w:r>
+      <w:r>
+        <w:rPr>
+          <w:rStyle w:val="Strong"/>
+          <w:rFonts w:ascii="Microsoft YaHei UI" w:eastAsia="Microsoft YaHei UI" w:hAnsi="Microsoft YaHei UI" w:cs="Microsoft YaHei" w:hint="eastAsia"/>
+          <w:color w:val="435155"/>
+          <w:sz w:val="21"/>
+          <w:szCs w:val="21"/>
+        </w:rPr>
+        <w:t>案外人申请再审和第三人撤销之诉只能择一</w:t>
+      </w:r>
+      <w:r>
+        <w:rPr>
+          <w:rFonts w:ascii="Microsoft YaHei UI" w:eastAsia="Microsoft YaHei UI" w:hAnsi="Microsoft YaHei UI" w:hint="eastAsia"/>
+          <w:sz w:val="21"/>
+          <w:szCs w:val="21"/>
+        </w:rPr>
+        <w:t>，绝不能双管齐下；第二，只要</w:t>
+      </w:r>
+      <w:r>
+        <w:rPr>
+          <w:rFonts w:ascii="Microsoft YaHei UI" w:eastAsia="Microsoft YaHei UI" w:hAnsi="Microsoft YaHei UI" w:cs="Arial"/>
+          <w:sz w:val="21"/>
+          <w:szCs w:val="21"/>
+        </w:rPr>
+        <w:t> </w:t>
+      </w:r>
+      <w:r>
+        <w:rPr>
+          <w:rStyle w:val="Strong"/>
+          <w:rFonts w:ascii="Microsoft YaHei UI" w:eastAsia="Microsoft YaHei UI" w:hAnsi="Microsoft YaHei UI" w:cs="Microsoft YaHei" w:hint="eastAsia"/>
+          <w:color w:val="435155"/>
+          <w:sz w:val="21"/>
+          <w:szCs w:val="21"/>
+        </w:rPr>
+        <w:t>进入执行程序就绝对不能直接提第三人撤销之诉</w:t>
+      </w:r>
+      <w:r>
+        <w:rPr>
+          <w:rFonts w:ascii="Microsoft YaHei UI" w:eastAsia="Microsoft YaHei UI" w:hAnsi="Microsoft YaHei UI" w:hint="eastAsia"/>
+          <w:sz w:val="21"/>
+          <w:szCs w:val="21"/>
+        </w:rPr>
+        <w:t>；第三，如果你刚提了第三人撤销之诉，原判决就被</w:t>
+      </w:r>
+      <w:r>
+        <w:rPr>
+          <w:rFonts w:ascii="Microsoft YaHei UI" w:eastAsia="Microsoft YaHei UI" w:hAnsi="Microsoft YaHei UI" w:cs="Arial"/>
+          <w:sz w:val="21"/>
+          <w:szCs w:val="21"/>
+        </w:rPr>
+        <w:t> </w:t>
+      </w:r>
+      <w:r>
+        <w:rPr>
+          <w:rStyle w:val="Strong"/>
+          <w:rFonts w:ascii="Microsoft YaHei UI" w:eastAsia="Microsoft YaHei UI" w:hAnsi="Microsoft YaHei UI" w:cs="Microsoft YaHei" w:hint="eastAsia"/>
+          <w:color w:val="435155"/>
+          <w:sz w:val="21"/>
+          <w:szCs w:val="21"/>
+        </w:rPr>
+        <w:t>裁定再审</w:t>
+      </w:r>
+      <w:r>
+        <w:rPr>
+          <w:rFonts w:ascii="Microsoft YaHei UI" w:eastAsia="Microsoft YaHei UI" w:hAnsi="Microsoft YaHei UI" w:cs="Arial"/>
+          <w:sz w:val="21"/>
+          <w:szCs w:val="21"/>
+        </w:rPr>
+        <w:t> </w:t>
+      </w:r>
+      <w:r>
+        <w:rPr>
+          <w:rFonts w:ascii="Microsoft YaHei UI" w:eastAsia="Microsoft YaHei UI" w:hAnsi="Microsoft YaHei UI" w:hint="eastAsia"/>
+          <w:sz w:val="21"/>
+          <w:szCs w:val="21"/>
+        </w:rPr>
+        <w:t>了，法院会直接</w:t>
+      </w:r>
+      <w:r>
+        <w:rPr>
+          <w:rFonts w:ascii="Microsoft YaHei UI" w:eastAsia="Microsoft YaHei UI" w:hAnsi="Microsoft YaHei UI" w:cs="Arial"/>
+          <w:sz w:val="21"/>
+          <w:szCs w:val="21"/>
+        </w:rPr>
+        <w:t> </w:t>
+      </w:r>
+      <w:r>
+        <w:rPr>
+          <w:rStyle w:val="Strong"/>
+          <w:rFonts w:ascii="Microsoft YaHei UI" w:eastAsia="Microsoft YaHei UI" w:hAnsi="Microsoft YaHei UI" w:cs="Microsoft YaHei" w:hint="eastAsia"/>
+          <w:color w:val="435155"/>
+          <w:sz w:val="21"/>
+          <w:szCs w:val="21"/>
+        </w:rPr>
+        <w:t>裁定中止第三人撤销之诉</w:t>
+      </w:r>
+      <w:r>
+        <w:rPr>
+          <w:rFonts w:ascii="Microsoft YaHei UI" w:eastAsia="Microsoft YaHei UI" w:hAnsi="Microsoft YaHei UI" w:hint="eastAsia"/>
+          <w:sz w:val="21"/>
+          <w:szCs w:val="21"/>
+        </w:rPr>
+        <w:t>，并把你的请求</w:t>
+      </w:r>
+      <w:r>
+        <w:rPr>
+          <w:rFonts w:ascii="Microsoft YaHei UI" w:eastAsia="Microsoft YaHei UI" w:hAnsi="Microsoft YaHei UI" w:cs="Arial"/>
+          <w:sz w:val="21"/>
+          <w:szCs w:val="21"/>
+        </w:rPr>
+        <w:t> </w:t>
+      </w:r>
+      <w:r>
+        <w:rPr>
+          <w:rStyle w:val="Strong"/>
+          <w:rFonts w:ascii="Microsoft YaHei UI" w:eastAsia="Microsoft YaHei UI" w:hAnsi="Microsoft YaHei UI" w:cs="Microsoft YaHei" w:hint="eastAsia"/>
+          <w:color w:val="435155"/>
+          <w:sz w:val="21"/>
+          <w:szCs w:val="21"/>
+        </w:rPr>
+        <w:t>直接并入再审程序一同审理</w:t>
+      </w:r>
+      <w:r>
+        <w:rPr>
+          <w:rFonts w:ascii="Microsoft YaHei UI" w:eastAsia="Microsoft YaHei UI" w:hAnsi="Microsoft YaHei UI" w:hint="eastAsia"/>
+          <w:sz w:val="21"/>
+          <w:szCs w:val="21"/>
+        </w:rPr>
+        <w:t>！</w:t>
+      </w:r>
+    </w:p>
+    <w:p>
+      <w:pPr>
+        <w:rPr>
+          <w:rFonts w:ascii="Microsoft YaHei UI" w:eastAsia="Microsoft YaHei UI" w:hAnsi="Microsoft YaHei UI"/>
+        </w:rPr>
+      </w:pPr>
+    </w:p>
+    <w:p>
+      <w:pPr>
+        <w:pStyle w:val="Heading1"/>
+      </w:pPr>
+      <w:r>
+        <w:rPr>
+          <w:rFonts w:hint="eastAsia"/>
+        </w:rPr>
+        <w:t>执行程序</w:t>
+      </w:r>
+    </w:p>
+    <w:p>
+      <w:pPr>
+        <w:pStyle w:val="Heading2"/>
+        <w:rPr>
+          <w:rFonts w:hint="eastAsia"/>
+        </w:rPr>
+      </w:pPr>
+      <w:r>
+        <w:rPr>
+          <w:rFonts w:hint="eastAsia"/>
+        </w:rPr>
+        <w:t>执行依据与执行管辖</w:t>
+      </w:r>
+    </w:p>
+    <w:p/>
+    <w:p>
+      <w:pPr>
+        <w:rPr>
+          <w:rFonts w:ascii="Microsoft YaHei UI" w:eastAsia="Microsoft YaHei UI" w:hAnsi="Microsoft YaHei UI"/>
+          <w:sz w:val="21"/>
+          <w:szCs w:val="21"/>
+        </w:rPr>
+      </w:pPr>
+      <w:r>
+        <w:rPr>
+          <w:rFonts w:ascii="Microsoft YaHei UI" w:eastAsia="Microsoft YaHei UI" w:hAnsi="Microsoft YaHei UI" w:hint="eastAsia"/>
+          <w:sz w:val="21"/>
+          <w:szCs w:val="21"/>
+        </w:rPr>
+        <w:t>因为法院不能凭空帮你抢钱，强制执行的前提是手里必须有一份写明了</w:t>
+      </w:r>
+      <w:r>
+        <w:rPr>
+          <w:rFonts w:ascii="Microsoft YaHei UI" w:eastAsia="Microsoft YaHei UI" w:hAnsi="Microsoft YaHei UI"/>
+          <w:sz w:val="21"/>
+          <w:szCs w:val="21"/>
+        </w:rPr>
+        <w:t>“</w:t>
+      </w:r>
+      <w:r>
+        <w:rPr>
+          <w:rFonts w:ascii="Microsoft YaHei UI" w:eastAsia="Microsoft YaHei UI" w:hAnsi="Microsoft YaHei UI" w:hint="eastAsia"/>
+          <w:sz w:val="21"/>
+          <w:szCs w:val="21"/>
+        </w:rPr>
+        <w:t>谁给谁多少钱或东西</w:t>
+      </w:r>
+      <w:r>
+        <w:rPr>
+          <w:rFonts w:ascii="Microsoft YaHei UI" w:eastAsia="Microsoft YaHei UI" w:hAnsi="Microsoft YaHei UI"/>
+          <w:sz w:val="21"/>
+          <w:szCs w:val="21"/>
+        </w:rPr>
+        <w:t>”</w:t>
+      </w:r>
+      <w:r>
+        <w:rPr>
+          <w:rFonts w:ascii="Microsoft YaHei UI" w:eastAsia="Microsoft YaHei UI" w:hAnsi="Microsoft YaHei UI" w:hint="eastAsia"/>
+          <w:sz w:val="21"/>
+          <w:szCs w:val="21"/>
+        </w:rPr>
+        <w:t>的生效文书。如果判决只是</w:t>
+      </w:r>
+      <w:r>
+        <w:rPr>
+          <w:rFonts w:ascii="Microsoft YaHei UI" w:eastAsia="Microsoft YaHei UI" w:hAnsi="Microsoft YaHei UI"/>
+          <w:sz w:val="21"/>
+          <w:szCs w:val="21"/>
+        </w:rPr>
+        <w:t>“</w:t>
+      </w:r>
+      <w:r>
+        <w:rPr>
+          <w:rFonts w:ascii="Microsoft YaHei UI" w:eastAsia="Microsoft YaHei UI" w:hAnsi="Microsoft YaHei UI" w:hint="eastAsia"/>
+          <w:sz w:val="21"/>
+          <w:szCs w:val="21"/>
+        </w:rPr>
+        <w:t>确认合同有效</w:t>
+      </w:r>
+      <w:r>
+        <w:rPr>
+          <w:rFonts w:ascii="Microsoft YaHei UI" w:eastAsia="Microsoft YaHei UI" w:hAnsi="Microsoft YaHei UI"/>
+          <w:sz w:val="21"/>
+          <w:szCs w:val="21"/>
+        </w:rPr>
+        <w:t>”</w:t>
+      </w:r>
+      <w:r>
+        <w:rPr>
+          <w:rFonts w:ascii="Microsoft YaHei UI" w:eastAsia="Microsoft YaHei UI" w:hAnsi="Microsoft YaHei UI" w:hint="eastAsia"/>
+          <w:sz w:val="21"/>
+          <w:szCs w:val="21"/>
+        </w:rPr>
+        <w:t>或</w:t>
+      </w:r>
+      <w:r>
+        <w:rPr>
+          <w:rFonts w:ascii="Microsoft YaHei UI" w:eastAsia="Microsoft YaHei UI" w:hAnsi="Microsoft YaHei UI"/>
+          <w:sz w:val="21"/>
+          <w:szCs w:val="21"/>
+        </w:rPr>
+        <w:t>“</w:t>
+      </w:r>
+      <w:r>
+        <w:rPr>
+          <w:rFonts w:ascii="Microsoft YaHei UI" w:eastAsia="Microsoft YaHei UI" w:hAnsi="Microsoft YaHei UI" w:hint="eastAsia"/>
+          <w:sz w:val="21"/>
+          <w:szCs w:val="21"/>
+        </w:rPr>
+        <w:t>判决双方离婚</w:t>
+      </w:r>
+      <w:r>
+        <w:rPr>
+          <w:rFonts w:ascii="Microsoft YaHei UI" w:eastAsia="Microsoft YaHei UI" w:hAnsi="Microsoft YaHei UI"/>
+          <w:sz w:val="21"/>
+          <w:szCs w:val="21"/>
+        </w:rPr>
+        <w:t>”</w:t>
+      </w:r>
+      <w:r>
+        <w:rPr>
+          <w:rFonts w:ascii="Microsoft YaHei UI" w:eastAsia="Microsoft YaHei UI" w:hAnsi="Microsoft YaHei UI" w:hint="eastAsia"/>
+          <w:sz w:val="21"/>
+          <w:szCs w:val="21"/>
+        </w:rPr>
+        <w:t>，因为</w:t>
+      </w:r>
+      <w:r>
+        <w:rPr>
+          <w:rStyle w:val="Strong"/>
+          <w:rFonts w:ascii="Microsoft YaHei UI" w:eastAsia="Microsoft YaHei UI" w:hAnsi="Microsoft YaHei UI" w:cs="SimSun" w:hint="eastAsia"/>
+          <w:sz w:val="21"/>
+          <w:szCs w:val="21"/>
+        </w:rPr>
+        <w:t>没有给付内容</w:t>
+      </w:r>
+      <w:r>
+        <w:rPr>
+          <w:rFonts w:ascii="Microsoft YaHei UI" w:eastAsia="Microsoft YaHei UI" w:hAnsi="Microsoft YaHei UI" w:hint="eastAsia"/>
+          <w:sz w:val="21"/>
+          <w:szCs w:val="21"/>
+        </w:rPr>
+        <w:t>，法院</w:t>
+      </w:r>
+      <w:r>
+        <w:rPr>
+          <w:rStyle w:val="Strong"/>
+          <w:rFonts w:ascii="Microsoft YaHei UI" w:eastAsia="Microsoft YaHei UI" w:hAnsi="Microsoft YaHei UI" w:cs="SimSun" w:hint="eastAsia"/>
+          <w:sz w:val="21"/>
+          <w:szCs w:val="21"/>
+        </w:rPr>
+        <w:t>绝对不能直接强制执行</w:t>
+      </w:r>
+      <w:r>
+        <w:rPr>
+          <w:rFonts w:ascii="Microsoft YaHei UI" w:eastAsia="Microsoft YaHei UI" w:hAnsi="Microsoft YaHei UI" w:hint="eastAsia"/>
+          <w:sz w:val="21"/>
+          <w:szCs w:val="21"/>
+        </w:rPr>
+        <w:t>；</w:t>
+      </w:r>
+      <w:r>
+        <w:rPr>
+          <w:rFonts w:ascii="Microsoft YaHei UI" w:eastAsia="Microsoft YaHei UI" w:hAnsi="Microsoft YaHei UI" w:hint="eastAsia"/>
+          <w:sz w:val="21"/>
+          <w:szCs w:val="21"/>
+        </w:rPr>
+        <w:t xml:space="preserve">有几个特殊情况: 在二审中, </w:t>
+      </w:r>
+      <w:r>
+        <w:rPr>
+          <w:rFonts w:ascii="Microsoft YaHei UI" w:eastAsia="Microsoft YaHei UI" w:hAnsi="Microsoft YaHei UI" w:hint="eastAsia"/>
+          <w:sz w:val="21"/>
+          <w:szCs w:val="21"/>
+        </w:rPr>
+        <w:t>如果是判决</w:t>
+      </w:r>
+      <w:r>
+        <w:rPr>
+          <w:rFonts w:ascii="Microsoft YaHei UI" w:eastAsia="Microsoft YaHei UI" w:hAnsi="Microsoft YaHei UI"/>
+          <w:sz w:val="21"/>
+          <w:szCs w:val="21"/>
+        </w:rPr>
+        <w:t>“</w:t>
+      </w:r>
+      <w:r>
+        <w:rPr>
+          <w:rFonts w:ascii="Microsoft YaHei UI" w:eastAsia="Microsoft YaHei UI" w:hAnsi="Microsoft YaHei UI" w:hint="eastAsia"/>
+          <w:sz w:val="21"/>
+          <w:szCs w:val="21"/>
+        </w:rPr>
+        <w:t>还钱</w:t>
+      </w:r>
+      <w:r>
+        <w:rPr>
+          <w:rFonts w:ascii="Microsoft YaHei UI" w:eastAsia="Microsoft YaHei UI" w:hAnsi="Microsoft YaHei UI"/>
+          <w:sz w:val="21"/>
+          <w:szCs w:val="21"/>
+        </w:rPr>
+        <w:t>”</w:t>
+      </w:r>
+      <w:r>
+        <w:rPr>
+          <w:rFonts w:ascii="Microsoft YaHei UI" w:eastAsia="Microsoft YaHei UI" w:hAnsi="Microsoft YaHei UI" w:hint="eastAsia"/>
+          <w:sz w:val="21"/>
+          <w:szCs w:val="21"/>
+        </w:rPr>
+        <w:t>或</w:t>
+      </w:r>
+      <w:r>
+        <w:rPr>
+          <w:rFonts w:ascii="Microsoft YaHei UI" w:eastAsia="Microsoft YaHei UI" w:hAnsi="Microsoft YaHei UI"/>
+          <w:sz w:val="21"/>
+          <w:szCs w:val="21"/>
+        </w:rPr>
+        <w:t>“</w:t>
+      </w:r>
+      <w:r>
+        <w:rPr>
+          <w:rFonts w:ascii="Microsoft YaHei UI" w:eastAsia="Microsoft YaHei UI" w:hAnsi="Microsoft YaHei UI" w:hint="eastAsia"/>
+          <w:sz w:val="21"/>
+          <w:szCs w:val="21"/>
+        </w:rPr>
+        <w:t>迁出房屋</w:t>
+      </w:r>
+      <w:r>
+        <w:rPr>
+          <w:rFonts w:ascii="Microsoft YaHei UI" w:eastAsia="Microsoft YaHei UI" w:hAnsi="Microsoft YaHei UI"/>
+          <w:sz w:val="21"/>
+          <w:szCs w:val="21"/>
+        </w:rPr>
+        <w:t>”</w:t>
+      </w:r>
+      <w:r>
+        <w:rPr>
+          <w:rFonts w:ascii="Microsoft YaHei UI" w:eastAsia="Microsoft YaHei UI" w:hAnsi="Microsoft YaHei UI" w:hint="eastAsia"/>
+          <w:sz w:val="21"/>
+          <w:szCs w:val="21"/>
+        </w:rPr>
+        <w:t>，或者双方私下和解后撤回了上诉使</w:t>
+      </w:r>
+      <w:r>
+        <w:rPr>
+          <w:rFonts w:ascii="Microsoft YaHei UI" w:eastAsia="Microsoft YaHei UI" w:hAnsi="Microsoft YaHei UI" w:hint="eastAsia"/>
+          <w:sz w:val="21"/>
+          <w:szCs w:val="21"/>
+        </w:rPr>
+        <w:t xml:space="preserve">, </w:t>
+      </w:r>
+      <w:r>
+        <w:rPr>
+          <w:rStyle w:val="Strong"/>
+          <w:rFonts w:ascii="Microsoft YaHei UI" w:eastAsia="Microsoft YaHei UI" w:hAnsi="Microsoft YaHei UI" w:cs="SimSun" w:hint="eastAsia"/>
+          <w:sz w:val="21"/>
+          <w:szCs w:val="21"/>
+        </w:rPr>
+        <w:t>一审生效判决</w:t>
+      </w:r>
+      <w:r>
+        <w:rPr>
+          <w:rFonts w:ascii="Microsoft YaHei UI" w:eastAsia="Microsoft YaHei UI" w:hAnsi="Microsoft YaHei UI" w:hint="eastAsia"/>
+          <w:sz w:val="21"/>
+          <w:szCs w:val="21"/>
+        </w:rPr>
+        <w:t>恢复效力，</w:t>
+      </w:r>
+      <w:r>
+        <w:rPr>
+          <w:rFonts w:ascii="Microsoft YaHei UI" w:eastAsia="Microsoft YaHei UI" w:hAnsi="Microsoft YaHei UI" w:hint="eastAsia"/>
+          <w:sz w:val="21"/>
+          <w:szCs w:val="21"/>
+        </w:rPr>
+        <w:t>那么一审的判决就是</w:t>
+      </w:r>
+      <w:r>
+        <w:rPr>
+          <w:rFonts w:ascii="Microsoft YaHei UI" w:eastAsia="Microsoft YaHei UI" w:hAnsi="Microsoft YaHei UI" w:hint="eastAsia"/>
+          <w:sz w:val="21"/>
+          <w:szCs w:val="21"/>
+        </w:rPr>
+        <w:t>合格的执行依据。再审审理阶段法院主持调解，双方签收再审调解书那一刻：原审判决</w:t>
+      </w:r>
+      <w:r>
+        <w:rPr>
+          <w:rStyle w:val="Strong"/>
+          <w:rFonts w:ascii="Microsoft YaHei UI" w:eastAsia="Microsoft YaHei UI" w:hAnsi="Microsoft YaHei UI" w:cs="SimSun" w:hint="eastAsia"/>
+          <w:sz w:val="21"/>
+          <w:szCs w:val="21"/>
+        </w:rPr>
+        <w:t>法律上视为撤销，丧失执行依据资格</w:t>
+      </w:r>
+      <w:r>
+        <w:rPr>
+          <w:rFonts w:ascii="Microsoft YaHei UI" w:eastAsia="Microsoft YaHei UI" w:hAnsi="Microsoft YaHei UI" w:hint="eastAsia"/>
+          <w:sz w:val="21"/>
+          <w:szCs w:val="21"/>
+        </w:rPr>
+        <w:t>。未来一方拒不履行义务，</w:t>
+      </w:r>
+      <w:r>
+        <w:rPr>
+          <w:rStyle w:val="Strong"/>
+          <w:rFonts w:ascii="Microsoft YaHei UI" w:eastAsia="Microsoft YaHei UI" w:hAnsi="Microsoft YaHei UI" w:cs="SimSun" w:hint="eastAsia"/>
+          <w:sz w:val="21"/>
+          <w:szCs w:val="21"/>
+        </w:rPr>
+        <w:t>只能拿着再审调解书申请强制执行，禁止再依据原来的原审判决申请执行</w:t>
+      </w:r>
+      <w:r>
+        <w:rPr>
+          <w:rFonts w:ascii="Microsoft YaHei UI" w:eastAsia="Microsoft YaHei UI" w:hAnsi="Microsoft YaHei UI" w:hint="eastAsia"/>
+          <w:sz w:val="21"/>
+          <w:szCs w:val="21"/>
+        </w:rPr>
+        <w:t>。</w:t>
+      </w:r>
+    </w:p>
+    <w:p>
+      <w:pPr>
+        <w:rPr>
+          <w:rFonts w:ascii="Microsoft YaHei UI" w:eastAsia="Microsoft YaHei UI" w:hAnsi="Microsoft YaHei UI" w:hint="eastAsia"/>
+          <w:sz w:val="21"/>
+          <w:szCs w:val="21"/>
+        </w:rPr>
+      </w:pPr>
+    </w:p>
+    <w:p>
+      <w:pPr>
+        <w:rPr>
+          <w:rFonts w:ascii="Microsoft YaHei UI" w:eastAsia="Microsoft YaHei UI" w:hAnsi="Microsoft YaHei UI"/>
+          <w:sz w:val="21"/>
+          <w:szCs w:val="21"/>
+        </w:rPr>
+      </w:pPr>
+      <w:r>
+        <w:rPr>
+          <w:rFonts w:ascii="Microsoft YaHei UI" w:eastAsia="Microsoft YaHei UI" w:hAnsi="Microsoft YaHei UI" w:hint="eastAsia"/>
+          <w:sz w:val="21"/>
+          <w:szCs w:val="21"/>
+        </w:rPr>
+        <w:t>有了依据要找哪个法院？记住</w:t>
+      </w:r>
+      <w:r>
+        <w:rPr>
+          <w:rStyle w:val="Strong"/>
+          <w:rFonts w:ascii="Microsoft YaHei UI" w:eastAsia="Microsoft YaHei UI" w:hAnsi="Microsoft YaHei UI" w:cs="SimSun" w:hint="eastAsia"/>
+          <w:sz w:val="21"/>
+          <w:szCs w:val="21"/>
+        </w:rPr>
+        <w:t>执行不找二审法院</w:t>
+      </w:r>
+      <w:r>
+        <w:rPr>
+          <w:rFonts w:ascii="Microsoft YaHei UI" w:eastAsia="Microsoft YaHei UI" w:hAnsi="Microsoft YaHei UI" w:hint="eastAsia"/>
+          <w:sz w:val="21"/>
+          <w:szCs w:val="21"/>
+        </w:rPr>
+        <w:t>！二审中院只负责把官司打完，拿着市中院的二审判决，你必须向</w:t>
+      </w:r>
+      <w:r>
+        <w:rPr>
+          <w:rStyle w:val="Strong"/>
+          <w:rFonts w:ascii="Microsoft YaHei UI" w:eastAsia="Microsoft YaHei UI" w:hAnsi="Microsoft YaHei UI" w:cs="SimSun" w:hint="eastAsia"/>
+          <w:sz w:val="21"/>
+          <w:szCs w:val="21"/>
+        </w:rPr>
+        <w:t>第一审人民法院</w:t>
+      </w:r>
+      <w:r>
+        <w:rPr>
+          <w:rFonts w:ascii="Microsoft YaHei UI" w:eastAsia="Microsoft YaHei UI" w:hAnsi="Microsoft YaHei UI" w:hint="eastAsia"/>
+          <w:sz w:val="21"/>
+          <w:szCs w:val="21"/>
+        </w:rPr>
+        <w:t>或者</w:t>
+      </w:r>
+      <w:r>
+        <w:rPr>
+          <w:rStyle w:val="Strong"/>
+          <w:rFonts w:ascii="Microsoft YaHei UI" w:eastAsia="Microsoft YaHei UI" w:hAnsi="Microsoft YaHei UI" w:cs="SimSun" w:hint="eastAsia"/>
+          <w:sz w:val="21"/>
+          <w:szCs w:val="21"/>
+        </w:rPr>
+        <w:t>与第一审同级的被执行财产所在地人民法院</w:t>
+      </w:r>
+      <w:r>
+        <w:rPr>
+          <w:rFonts w:ascii="Microsoft YaHei UI" w:eastAsia="Microsoft YaHei UI" w:hAnsi="Microsoft YaHei UI" w:hint="eastAsia"/>
+          <w:sz w:val="21"/>
+          <w:szCs w:val="21"/>
+        </w:rPr>
+        <w:t>申请执行，这是法定的</w:t>
+      </w:r>
+      <w:r>
+        <w:rPr>
+          <w:rStyle w:val="Strong"/>
+          <w:rFonts w:ascii="Microsoft YaHei UI" w:eastAsia="Microsoft YaHei UI" w:hAnsi="Microsoft YaHei UI" w:cs="SimSun" w:hint="eastAsia"/>
+          <w:sz w:val="21"/>
+          <w:szCs w:val="21"/>
+        </w:rPr>
+        <w:t>二选一</w:t>
+      </w:r>
+      <w:r>
+        <w:rPr>
+          <w:rFonts w:ascii="Microsoft YaHei UI" w:eastAsia="Microsoft YaHei UI" w:hAnsi="Microsoft YaHei UI" w:hint="eastAsia"/>
+          <w:sz w:val="21"/>
+          <w:szCs w:val="21"/>
+        </w:rPr>
+        <w:t>，谁说</w:t>
+      </w:r>
+      <w:r>
+        <w:rPr>
+          <w:rFonts w:ascii="Microsoft YaHei UI" w:eastAsia="Microsoft YaHei UI" w:hAnsi="Microsoft YaHei UI"/>
+          <w:sz w:val="21"/>
+          <w:szCs w:val="21"/>
+        </w:rPr>
+        <w:t>“</w:t>
+      </w:r>
+      <w:r>
+        <w:rPr>
+          <w:rFonts w:ascii="Microsoft YaHei UI" w:eastAsia="Microsoft YaHei UI" w:hAnsi="Microsoft YaHei UI" w:hint="eastAsia"/>
+          <w:sz w:val="21"/>
+          <w:szCs w:val="21"/>
+        </w:rPr>
+        <w:t>一律归一审法院</w:t>
+      </w:r>
+      <w:r>
+        <w:rPr>
+          <w:rFonts w:ascii="Microsoft YaHei UI" w:eastAsia="Microsoft YaHei UI" w:hAnsi="Microsoft YaHei UI"/>
+          <w:sz w:val="21"/>
+          <w:szCs w:val="21"/>
+        </w:rPr>
+        <w:t>”</w:t>
+      </w:r>
+      <w:r>
+        <w:rPr>
+          <w:rFonts w:ascii="Microsoft YaHei UI" w:eastAsia="Microsoft YaHei UI" w:hAnsi="Microsoft YaHei UI" w:hint="eastAsia"/>
+          <w:sz w:val="21"/>
+          <w:szCs w:val="21"/>
+        </w:rPr>
+        <w:t>谁就错。</w:t>
+      </w:r>
+    </w:p>
+    <w:p>
+      <w:pPr>
+        <w:rPr>
+          <w:rFonts w:ascii="Microsoft YaHei UI" w:eastAsia="Microsoft YaHei UI" w:hAnsi="Microsoft YaHei UI"/>
+          <w:sz w:val="21"/>
+          <w:szCs w:val="21"/>
+        </w:rPr>
+      </w:pPr>
+      <w:r>
+        <w:rPr>
+          <w:rFonts w:ascii="Microsoft YaHei UI" w:eastAsia="Microsoft YaHei UI" w:hAnsi="Microsoft YaHei UI" w:hint="eastAsia"/>
+          <w:sz w:val="21"/>
+          <w:szCs w:val="21"/>
+        </w:rPr>
+        <w:t>如果是</w:t>
+      </w:r>
+      <w:r>
+        <w:rPr>
+          <w:rFonts w:ascii="Microsoft YaHei UI" w:eastAsia="Microsoft YaHei UI" w:hAnsi="Microsoft YaHei UI"/>
+          <w:sz w:val="21"/>
+          <w:szCs w:val="21"/>
+        </w:rPr>
+        <w:t>“</w:t>
+      </w:r>
+      <w:r>
+        <w:rPr>
+          <w:rFonts w:ascii="Microsoft YaHei UI" w:eastAsia="Microsoft YaHei UI" w:hAnsi="Microsoft YaHei UI" w:hint="eastAsia"/>
+          <w:sz w:val="21"/>
+          <w:szCs w:val="21"/>
+        </w:rPr>
+        <w:t>非法院出的文书</w:t>
+      </w:r>
+      <w:r>
+        <w:rPr>
+          <w:rFonts w:ascii="Microsoft YaHei UI" w:eastAsia="Microsoft YaHei UI" w:hAnsi="Microsoft YaHei UI"/>
+          <w:sz w:val="21"/>
+          <w:szCs w:val="21"/>
+        </w:rPr>
+        <w:t>”</w:t>
+      </w:r>
+      <w:r>
+        <w:rPr>
+          <w:rFonts w:ascii="Microsoft YaHei UI" w:eastAsia="Microsoft YaHei UI" w:hAnsi="Microsoft YaHei UI" w:hint="eastAsia"/>
+          <w:sz w:val="21"/>
+          <w:szCs w:val="21"/>
+        </w:rPr>
+        <w:t>，要分清级别与地域：如果是</w:t>
+      </w:r>
+      <w:r>
+        <w:rPr>
+          <w:rStyle w:val="Strong"/>
+          <w:rFonts w:ascii="Microsoft YaHei UI" w:eastAsia="Microsoft YaHei UI" w:hAnsi="Microsoft YaHei UI" w:cs="SimSun" w:hint="eastAsia"/>
+          <w:sz w:val="21"/>
+          <w:szCs w:val="21"/>
+        </w:rPr>
+        <w:t>仲裁裁决</w:t>
+      </w:r>
+      <w:r>
+        <w:rPr>
+          <w:rFonts w:ascii="Microsoft YaHei UI" w:eastAsia="Microsoft YaHei UI" w:hAnsi="Microsoft YaHei UI" w:hint="eastAsia"/>
+          <w:sz w:val="21"/>
+          <w:szCs w:val="21"/>
+        </w:rPr>
+        <w:t>，级别找</w:t>
+      </w:r>
+      <w:r>
+        <w:rPr>
+          <w:rStyle w:val="Strong"/>
+          <w:rFonts w:ascii="Microsoft YaHei UI" w:eastAsia="Microsoft YaHei UI" w:hAnsi="Microsoft YaHei UI" w:cs="SimSun" w:hint="eastAsia"/>
+          <w:sz w:val="21"/>
+          <w:szCs w:val="21"/>
+        </w:rPr>
+        <w:t>中级人民法院</w:t>
+      </w:r>
+      <w:r>
+        <w:rPr>
+          <w:rFonts w:ascii="Microsoft YaHei UI" w:eastAsia="Microsoft YaHei UI" w:hAnsi="Microsoft YaHei UI" w:hint="eastAsia"/>
+          <w:sz w:val="21"/>
+          <w:szCs w:val="21"/>
+        </w:rPr>
+        <w:t>，地域找</w:t>
+      </w:r>
+      <w:r>
+        <w:rPr>
+          <w:rStyle w:val="Strong"/>
+          <w:rFonts w:ascii="Microsoft YaHei UI" w:eastAsia="Microsoft YaHei UI" w:hAnsi="Microsoft YaHei UI" w:cs="SimSun" w:hint="eastAsia"/>
+          <w:sz w:val="21"/>
+          <w:szCs w:val="21"/>
+        </w:rPr>
+        <w:t>被执行人住所地中院</w:t>
+      </w:r>
+      <w:r>
+        <w:rPr>
+          <w:rFonts w:ascii="Microsoft YaHei UI" w:eastAsia="Microsoft YaHei UI" w:hAnsi="Microsoft YaHei UI" w:hint="eastAsia"/>
+          <w:sz w:val="21"/>
+          <w:szCs w:val="21"/>
+        </w:rPr>
+        <w:t>或</w:t>
+      </w:r>
+      <w:r>
+        <w:rPr>
+          <w:rStyle w:val="Strong"/>
+          <w:rFonts w:ascii="Microsoft YaHei UI" w:eastAsia="Microsoft YaHei UI" w:hAnsi="Microsoft YaHei UI" w:cs="SimSun" w:hint="eastAsia"/>
+          <w:sz w:val="21"/>
+          <w:szCs w:val="21"/>
+        </w:rPr>
+        <w:t>被执行财产所在地中院</w:t>
+      </w:r>
+      <w:r>
+        <w:rPr>
+          <w:rFonts w:ascii="Microsoft YaHei UI" w:eastAsia="Microsoft YaHei UI" w:hAnsi="Microsoft YaHei UI" w:hint="eastAsia"/>
+          <w:sz w:val="21"/>
+          <w:szCs w:val="21"/>
+        </w:rPr>
+        <w:t>（</w:t>
+      </w:r>
+      <w:r>
+        <w:rPr>
+          <w:rStyle w:val="Strong"/>
+          <w:rFonts w:ascii="Microsoft YaHei UI" w:eastAsia="Microsoft YaHei UI" w:hAnsi="Microsoft YaHei UI" w:cs="SimSun" w:hint="eastAsia"/>
+          <w:sz w:val="21"/>
+          <w:szCs w:val="21"/>
+        </w:rPr>
+        <w:t>二选一</w:t>
+      </w:r>
+      <w:r>
+        <w:rPr>
+          <w:rFonts w:ascii="Microsoft YaHei UI" w:eastAsia="Microsoft YaHei UI" w:hAnsi="Microsoft YaHei UI" w:hint="eastAsia"/>
+          <w:sz w:val="21"/>
+          <w:szCs w:val="21"/>
+        </w:rPr>
+        <w:t>，只说住所地中院而漏掉财产所在地中院就错）；</w:t>
+      </w:r>
+      <w:r>
+        <w:rPr>
+          <w:rFonts w:ascii="Microsoft YaHei UI" w:eastAsia="Microsoft YaHei UI" w:hAnsi="Microsoft YaHei UI" w:hint="eastAsia"/>
+          <w:sz w:val="21"/>
+          <w:szCs w:val="21"/>
+        </w:rPr>
+        <w:lastRenderedPageBreak/>
+        <w:t>如果是</w:t>
+      </w:r>
+      <w:r>
+        <w:rPr>
+          <w:rStyle w:val="Strong"/>
+          <w:rFonts w:ascii="Microsoft YaHei UI" w:eastAsia="Microsoft YaHei UI" w:hAnsi="Microsoft YaHei UI" w:cs="SimSun" w:hint="eastAsia"/>
+          <w:sz w:val="21"/>
+          <w:szCs w:val="21"/>
+        </w:rPr>
+        <w:t>公证债权文书</w:t>
+      </w:r>
+      <w:r>
+        <w:rPr>
+          <w:rFonts w:ascii="Microsoft YaHei UI" w:eastAsia="Microsoft YaHei UI" w:hAnsi="Microsoft YaHei UI" w:hint="eastAsia"/>
+          <w:sz w:val="21"/>
+          <w:szCs w:val="21"/>
+        </w:rPr>
+        <w:t>，级别找</w:t>
+      </w:r>
+      <w:r>
+        <w:rPr>
+          <w:rStyle w:val="Strong"/>
+          <w:rFonts w:ascii="Microsoft YaHei UI" w:eastAsia="Microsoft YaHei UI" w:hAnsi="Microsoft YaHei UI" w:cs="SimSun" w:hint="eastAsia"/>
+          <w:sz w:val="21"/>
+          <w:szCs w:val="21"/>
+        </w:rPr>
+        <w:t>基层人民法院</w:t>
+      </w:r>
+      <w:r>
+        <w:rPr>
+          <w:rFonts w:ascii="Microsoft YaHei UI" w:eastAsia="Microsoft YaHei UI" w:hAnsi="Microsoft YaHei UI" w:hint="eastAsia"/>
+          <w:sz w:val="21"/>
+          <w:szCs w:val="21"/>
+        </w:rPr>
+        <w:t>，地域同样找</w:t>
+      </w:r>
+      <w:r>
+        <w:rPr>
+          <w:rStyle w:val="Strong"/>
+          <w:rFonts w:ascii="Microsoft YaHei UI" w:eastAsia="Microsoft YaHei UI" w:hAnsi="Microsoft YaHei UI" w:cs="SimSun" w:hint="eastAsia"/>
+          <w:sz w:val="21"/>
+          <w:szCs w:val="21"/>
+        </w:rPr>
+        <w:t>被执行人住所地基层法院</w:t>
+      </w:r>
+      <w:r>
+        <w:rPr>
+          <w:rFonts w:ascii="Microsoft YaHei UI" w:eastAsia="Microsoft YaHei UI" w:hAnsi="Microsoft YaHei UI" w:hint="eastAsia"/>
+          <w:sz w:val="21"/>
+          <w:szCs w:val="21"/>
+        </w:rPr>
+        <w:t>或</w:t>
+      </w:r>
+      <w:r>
+        <w:rPr>
+          <w:rStyle w:val="Strong"/>
+          <w:rFonts w:ascii="Microsoft YaHei UI" w:eastAsia="Microsoft YaHei UI" w:hAnsi="Microsoft YaHei UI" w:cs="SimSun" w:hint="eastAsia"/>
+          <w:sz w:val="21"/>
+          <w:szCs w:val="21"/>
+        </w:rPr>
+        <w:t>被执行财产所在地基层法院</w:t>
+      </w:r>
+      <w:r>
+        <w:rPr>
+          <w:rFonts w:ascii="Microsoft YaHei UI" w:eastAsia="Microsoft YaHei UI" w:hAnsi="Microsoft YaHei UI" w:hint="eastAsia"/>
+          <w:sz w:val="21"/>
+          <w:szCs w:val="21"/>
+        </w:rPr>
+        <w:t>（</w:t>
+      </w:r>
+      <w:r>
+        <w:rPr>
+          <w:rStyle w:val="Strong"/>
+          <w:rFonts w:ascii="Microsoft YaHei UI" w:eastAsia="Microsoft YaHei UI" w:hAnsi="Microsoft YaHei UI" w:cs="SimSun" w:hint="eastAsia"/>
+          <w:sz w:val="21"/>
+          <w:szCs w:val="21"/>
+        </w:rPr>
+        <w:t>二选一</w:t>
+      </w:r>
+      <w:r>
+        <w:rPr>
+          <w:rFonts w:ascii="Microsoft YaHei UI" w:eastAsia="Microsoft YaHei UI" w:hAnsi="Microsoft YaHei UI" w:hint="eastAsia"/>
+          <w:sz w:val="21"/>
+          <w:szCs w:val="21"/>
+        </w:rPr>
+        <w:t>）。</w:t>
+      </w:r>
+    </w:p>
+    <w:p>
+      <w:pPr>
+        <w:rPr>
+          <w:rFonts w:eastAsia="Microsoft YaHei UI"/>
+        </w:rPr>
+      </w:pPr>
+      <w:r>
+        <w:rPr>
+          <w:rFonts w:ascii="Microsoft YaHei UI" w:eastAsia="Microsoft YaHei UI" w:hAnsi="Microsoft YaHei UI" w:hint="eastAsia"/>
+          <w:sz w:val="21"/>
+          <w:szCs w:val="21"/>
+        </w:rPr>
+        <w:t>拿到文书后必须在</w:t>
+      </w:r>
+      <w:r>
+        <w:rPr>
+          <w:rStyle w:val="Strong"/>
+          <w:rFonts w:ascii="Microsoft YaHei UI" w:eastAsia="Microsoft YaHei UI" w:hAnsi="Microsoft YaHei UI"/>
+          <w:sz w:val="21"/>
+          <w:szCs w:val="21"/>
+        </w:rPr>
+        <w:t>2</w:t>
+      </w:r>
+      <w:r>
+        <w:rPr>
+          <w:rStyle w:val="Strong"/>
+          <w:rFonts w:ascii="Microsoft YaHei UI" w:eastAsia="Microsoft YaHei UI" w:hAnsi="Microsoft YaHei UI" w:cs="SimSun" w:hint="eastAsia"/>
+          <w:sz w:val="21"/>
+          <w:szCs w:val="21"/>
+        </w:rPr>
+        <w:t>年</w:t>
+      </w:r>
+      <w:r>
+        <w:rPr>
+          <w:rFonts w:ascii="Microsoft YaHei UI" w:eastAsia="Microsoft YaHei UI" w:hAnsi="Microsoft YaHei UI" w:hint="eastAsia"/>
+          <w:sz w:val="21"/>
+          <w:szCs w:val="21"/>
+        </w:rPr>
+        <w:t>内申请执行，但别慌，这</w:t>
+      </w:r>
+      <w:r>
+        <w:rPr>
+          <w:rStyle w:val="Strong"/>
+          <w:rFonts w:ascii="Microsoft YaHei UI" w:eastAsia="Microsoft YaHei UI" w:hAnsi="Microsoft YaHei UI"/>
+          <w:sz w:val="21"/>
+          <w:szCs w:val="21"/>
+        </w:rPr>
+        <w:t>2</w:t>
+      </w:r>
+      <w:r>
+        <w:rPr>
+          <w:rStyle w:val="Strong"/>
+          <w:rFonts w:ascii="Microsoft YaHei UI" w:eastAsia="Microsoft YaHei UI" w:hAnsi="Microsoft YaHei UI" w:cs="SimSun" w:hint="eastAsia"/>
+          <w:sz w:val="21"/>
+          <w:szCs w:val="21"/>
+        </w:rPr>
+        <w:t>年</w:t>
+      </w:r>
+      <w:r>
+        <w:rPr>
+          <w:rFonts w:ascii="Microsoft YaHei UI" w:eastAsia="Microsoft YaHei UI" w:hAnsi="Microsoft YaHei UI" w:hint="eastAsia"/>
+          <w:sz w:val="21"/>
+          <w:szCs w:val="21"/>
+        </w:rPr>
+        <w:t>是</w:t>
+      </w:r>
+      <w:r>
+        <w:rPr>
+          <w:rStyle w:val="Strong"/>
+          <w:rFonts w:ascii="Microsoft YaHei UI" w:eastAsia="Microsoft YaHei UI" w:hAnsi="Microsoft YaHei UI" w:cs="SimSun" w:hint="eastAsia"/>
+          <w:sz w:val="21"/>
+          <w:szCs w:val="21"/>
+        </w:rPr>
+        <w:t>诉讼时效</w:t>
+      </w:r>
+      <w:r>
+        <w:rPr>
+          <w:rFonts w:ascii="Microsoft YaHei UI" w:eastAsia="Microsoft YaHei UI" w:hAnsi="Microsoft YaHei UI" w:hint="eastAsia"/>
+          <w:sz w:val="21"/>
+          <w:szCs w:val="21"/>
+        </w:rPr>
+        <w:t>，可以</w:t>
+      </w:r>
+      <w:r>
+        <w:rPr>
+          <w:rStyle w:val="Strong"/>
+          <w:rFonts w:ascii="Microsoft YaHei UI" w:eastAsia="Microsoft YaHei UI" w:hAnsi="Microsoft YaHei UI" w:cs="SimSun" w:hint="eastAsia"/>
+          <w:sz w:val="21"/>
+          <w:szCs w:val="21"/>
+        </w:rPr>
+        <w:t>中止、中断</w:t>
+      </w:r>
+      <w:r>
+        <w:rPr>
+          <w:rFonts w:ascii="Microsoft YaHei UI" w:eastAsia="Microsoft YaHei UI" w:hAnsi="Microsoft YaHei UI" w:hint="eastAsia"/>
+          <w:sz w:val="21"/>
+          <w:szCs w:val="21"/>
+        </w:rPr>
+        <w:t>，绝非死板的除斥期间。万一递交申请后法院拖拖拉拉超过</w:t>
+      </w:r>
+      <w:r>
+        <w:rPr>
+          <w:rStyle w:val="Strong"/>
+          <w:rFonts w:ascii="Microsoft YaHei UI" w:eastAsia="Microsoft YaHei UI" w:hAnsi="Microsoft YaHei UI"/>
+          <w:sz w:val="21"/>
+          <w:szCs w:val="21"/>
+        </w:rPr>
+        <w:t>6</w:t>
+      </w:r>
+      <w:r>
+        <w:rPr>
+          <w:rStyle w:val="Strong"/>
+          <w:rFonts w:ascii="Microsoft YaHei UI" w:eastAsia="Microsoft YaHei UI" w:hAnsi="Microsoft YaHei UI" w:cs="SimSun" w:hint="eastAsia"/>
+          <w:sz w:val="21"/>
+          <w:szCs w:val="21"/>
+        </w:rPr>
+        <w:t>个月</w:t>
+      </w:r>
+      <w:r>
+        <w:rPr>
+          <w:rFonts w:ascii="Microsoft YaHei UI" w:eastAsia="Microsoft YaHei UI" w:hAnsi="Microsoft YaHei UI" w:hint="eastAsia"/>
+          <w:sz w:val="21"/>
+          <w:szCs w:val="21"/>
+        </w:rPr>
+        <w:t>不动作，你可以直接向</w:t>
+      </w:r>
+      <w:r>
+        <w:rPr>
+          <w:rStyle w:val="Strong"/>
+          <w:rFonts w:ascii="Microsoft YaHei UI" w:eastAsia="Microsoft YaHei UI" w:hAnsi="Microsoft YaHei UI" w:cs="SimSun" w:hint="eastAsia"/>
+          <w:sz w:val="21"/>
+          <w:szCs w:val="21"/>
+        </w:rPr>
+        <w:t>上一级人民法院</w:t>
+      </w:r>
+      <w:r>
+        <w:rPr>
+          <w:rFonts w:ascii="Microsoft YaHei UI" w:eastAsia="Microsoft YaHei UI" w:hAnsi="Microsoft YaHei UI" w:hint="eastAsia"/>
+          <w:sz w:val="21"/>
+          <w:szCs w:val="21"/>
+        </w:rPr>
+        <w:t>告状申请执行，由上级法院出面催办或直接提级执行！</w:t>
+      </w:r>
+    </w:p>
+    <w:p/>
+    <w:p>
+      <w:pPr>
+        <w:pStyle w:val="Heading2"/>
+        <w:rPr>
+          <w:rFonts w:hint="eastAsia"/>
+        </w:rPr>
+      </w:pPr>
+      <w:r>
+        <w:rPr>
+          <w:rFonts w:hint="eastAsia"/>
+        </w:rPr>
+        <w:t>申请执行开始</w:t>
+      </w:r>
+    </w:p>
+    <w:p>
+      <w:pPr>
+        <w:rPr>
+          <w:rFonts w:ascii="Arial" w:hAnsi="Arial" w:cs="Arial"/>
+          <w:color w:val="435155"/>
+          <w:sz w:val="21"/>
+          <w:szCs w:val="21"/>
+        </w:rPr>
+      </w:pPr>
+      <w:r>
+        <w:rPr>
+          <w:rFonts w:ascii="Microsoft YaHei" w:eastAsia="Microsoft YaHei" w:hAnsi="Microsoft YaHei" w:cs="Microsoft YaHei" w:hint="eastAsia"/>
+          <w:color w:val="435155"/>
+          <w:sz w:val="21"/>
+          <w:szCs w:val="21"/>
+        </w:rPr>
+        <w:t>裁判生效后如果债务人耍赖不给，法院不会自动替你追债，因为民事程序讲究处分原则，</w:t>
+      </w:r>
+      <w:r>
+        <w:rPr>
+          <w:rStyle w:val="Strong"/>
+          <w:rFonts w:ascii="Microsoft YaHei" w:eastAsia="Microsoft YaHei" w:hAnsi="Microsoft YaHei" w:cs="Microsoft YaHei" w:hint="eastAsia"/>
+          <w:color w:val="435155"/>
+          <w:sz w:val="21"/>
+          <w:szCs w:val="21"/>
+        </w:rPr>
+        <w:t>常态必须由当事人主动申请执行</w:t>
+      </w:r>
+      <w:r>
+        <w:rPr>
+          <w:rFonts w:ascii="Microsoft YaHei" w:eastAsia="Microsoft YaHei" w:hAnsi="Microsoft YaHei" w:cs="Microsoft YaHei" w:hint="eastAsia"/>
+          <w:color w:val="435155"/>
+          <w:sz w:val="21"/>
+          <w:szCs w:val="21"/>
+        </w:rPr>
+        <w:t>。在代位权诉讼中，因为次债务人要直接把钱还给债权人，所以胜诉后只能由</w:t>
+      </w:r>
+      <w:r>
+        <w:rPr>
+          <w:rStyle w:val="Strong"/>
+          <w:rFonts w:ascii="Microsoft YaHei" w:eastAsia="Microsoft YaHei" w:hAnsi="Microsoft YaHei" w:cs="Microsoft YaHei" w:hint="eastAsia"/>
+          <w:color w:val="435155"/>
+          <w:sz w:val="21"/>
+          <w:szCs w:val="21"/>
+        </w:rPr>
+        <w:t>债权人</w:t>
+      </w:r>
+      <w:r>
+        <w:rPr>
+          <w:rFonts w:ascii="Microsoft YaHei" w:eastAsia="Microsoft YaHei" w:hAnsi="Microsoft YaHei" w:cs="Microsoft YaHei" w:hint="eastAsia"/>
+          <w:color w:val="435155"/>
+          <w:sz w:val="21"/>
+          <w:szCs w:val="21"/>
+        </w:rPr>
+        <w:t>申请执行，债务人没资格凑热闹；而在股东代表诉讼中，因为胜诉利益归公司，为了防止原告股东甩手不管或公司管理者不作为，</w:t>
+      </w:r>
+      <w:r>
+        <w:rPr>
+          <w:rStyle w:val="Strong"/>
+          <w:rFonts w:ascii="Microsoft YaHei" w:eastAsia="Microsoft YaHei" w:hAnsi="Microsoft YaHei" w:cs="Microsoft YaHei" w:hint="eastAsia"/>
+          <w:color w:val="435155"/>
+          <w:sz w:val="21"/>
+          <w:szCs w:val="21"/>
+        </w:rPr>
+        <w:t>公司或提起诉讼的股东均可申请执行</w:t>
+      </w:r>
+      <w:r>
+        <w:rPr>
+          <w:rFonts w:ascii="Microsoft YaHei" w:eastAsia="Microsoft YaHei" w:hAnsi="Microsoft YaHei" w:cs="Microsoft YaHei" w:hint="eastAsia"/>
+          <w:color w:val="435155"/>
+          <w:sz w:val="21"/>
+          <w:szCs w:val="21"/>
+        </w:rPr>
+        <w:t>。</w:t>
+      </w:r>
+    </w:p>
+    <w:p>
+      <w:pPr>
+        <w:rPr>
+          <w:rFonts w:ascii="Arial" w:hAnsi="Arial" w:cs="Arial"/>
+          <w:color w:val="435155"/>
+          <w:sz w:val="21"/>
+          <w:szCs w:val="21"/>
+        </w:rPr>
+      </w:pPr>
+      <w:r>
+        <w:rPr>
+          <w:rFonts w:ascii="Microsoft YaHei" w:eastAsia="Microsoft YaHei" w:hAnsi="Microsoft YaHei" w:cs="Microsoft YaHei" w:hint="eastAsia"/>
+          <w:color w:val="435155"/>
+          <w:sz w:val="21"/>
+          <w:szCs w:val="21"/>
+        </w:rPr>
+        <w:t>那什么时候法院审判员才会主动帮老百姓移送执行？法律只给</w:t>
+      </w:r>
+      <w:r>
+        <w:rPr>
+          <w:rStyle w:val="Strong"/>
+          <w:rFonts w:ascii="Microsoft YaHei" w:eastAsia="Microsoft YaHei" w:hAnsi="Microsoft YaHei" w:cs="Microsoft YaHei" w:hint="eastAsia"/>
+          <w:color w:val="435155"/>
+          <w:sz w:val="21"/>
+          <w:szCs w:val="21"/>
+        </w:rPr>
+        <w:t>弱势生存与刑事惩罚</w:t>
+      </w:r>
+      <w:r>
+        <w:rPr>
+          <w:rFonts w:ascii="Microsoft YaHei" w:eastAsia="Microsoft YaHei" w:hAnsi="Microsoft YaHei" w:cs="Microsoft YaHei" w:hint="eastAsia"/>
+          <w:color w:val="435155"/>
+          <w:sz w:val="21"/>
+          <w:szCs w:val="21"/>
+        </w:rPr>
+        <w:t>开了绿色通道：比如</w:t>
+      </w:r>
+      <w:r>
+        <w:rPr>
+          <w:rStyle w:val="Strong"/>
+          <w:rFonts w:ascii="Microsoft YaHei" w:eastAsia="Microsoft YaHei" w:hAnsi="Microsoft YaHei" w:cs="Microsoft YaHei" w:hint="eastAsia"/>
+          <w:color w:val="435155"/>
+          <w:sz w:val="21"/>
+          <w:szCs w:val="21"/>
+        </w:rPr>
+        <w:t>赡养费、抚养费、扶养费、劳动报酬、抚恤金</w:t>
+      </w:r>
+      <w:r>
+        <w:rPr>
+          <w:rFonts w:ascii="Microsoft YaHei" w:eastAsia="Microsoft YaHei" w:hAnsi="Microsoft YaHei" w:cs="Microsoft YaHei" w:hint="eastAsia"/>
+          <w:color w:val="435155"/>
+          <w:sz w:val="21"/>
+          <w:szCs w:val="21"/>
+        </w:rPr>
+        <w:t>，以及</w:t>
+      </w:r>
+      <w:r>
+        <w:rPr>
+          <w:rStyle w:val="Strong"/>
+          <w:rFonts w:ascii="Microsoft YaHei" w:eastAsia="Microsoft YaHei" w:hAnsi="Microsoft YaHei" w:cs="Microsoft YaHei" w:hint="eastAsia"/>
+          <w:color w:val="435155"/>
+          <w:sz w:val="21"/>
+          <w:szCs w:val="21"/>
+        </w:rPr>
+        <w:t>刑事附带民事诉讼</w:t>
+      </w:r>
+      <w:r>
+        <w:rPr>
+          <w:rFonts w:ascii="Microsoft YaHei" w:eastAsia="Microsoft YaHei" w:hAnsi="Microsoft YaHei" w:cs="Microsoft YaHei" w:hint="eastAsia"/>
+          <w:color w:val="435155"/>
+          <w:sz w:val="21"/>
+          <w:szCs w:val="21"/>
+        </w:rPr>
+        <w:t>中的财产部分，这些才允许审判员</w:t>
+      </w:r>
+      <w:r>
+        <w:rPr>
+          <w:rStyle w:val="Strong"/>
+          <w:rFonts w:ascii="Microsoft YaHei" w:eastAsia="Microsoft YaHei" w:hAnsi="Microsoft YaHei" w:cs="Microsoft YaHei" w:hint="eastAsia"/>
+          <w:color w:val="435155"/>
+          <w:sz w:val="21"/>
+          <w:szCs w:val="21"/>
+        </w:rPr>
+        <w:t>依职权移送执行</w:t>
+      </w:r>
+      <w:r>
+        <w:rPr>
+          <w:rFonts w:ascii="Microsoft YaHei" w:eastAsia="Microsoft YaHei" w:hAnsi="Microsoft YaHei" w:cs="Microsoft YaHei" w:hint="eastAsia"/>
+          <w:color w:val="435155"/>
+          <w:sz w:val="21"/>
+          <w:szCs w:val="21"/>
+        </w:rPr>
+        <w:t>。如果是普通的买卖合同、借款纠纷等商事案件，审判员</w:t>
+      </w:r>
+      <w:r>
+        <w:rPr>
+          <w:rStyle w:val="Strong"/>
+          <w:rFonts w:ascii="Microsoft YaHei" w:eastAsia="Microsoft YaHei" w:hAnsi="Microsoft YaHei" w:cs="Microsoft YaHei" w:hint="eastAsia"/>
+          <w:color w:val="435155"/>
+          <w:sz w:val="21"/>
+          <w:szCs w:val="21"/>
+        </w:rPr>
+        <w:t>绝对不能移送执行</w:t>
+      </w:r>
+      <w:r>
+        <w:rPr>
+          <w:rFonts w:ascii="Microsoft YaHei" w:eastAsia="Microsoft YaHei" w:hAnsi="Microsoft YaHei" w:cs="Microsoft YaHei" w:hint="eastAsia"/>
+          <w:color w:val="435155"/>
+          <w:sz w:val="21"/>
+          <w:szCs w:val="21"/>
+        </w:rPr>
+        <w:t>，必须由当事人自己去申请！</w:t>
+      </w:r>
+    </w:p>
+    <w:p>
+      <w:pPr>
+        <w:rPr>
+          <w:rFonts w:ascii="Microsoft YaHei" w:eastAsia="Microsoft YaHei" w:hAnsi="Microsoft YaHei" w:cs="Microsoft YaHei"/>
+          <w:color w:val="435155"/>
+          <w:sz w:val="21"/>
+          <w:szCs w:val="21"/>
+        </w:rPr>
+      </w:pPr>
+      <w:r>
+        <w:rPr>
+          <w:rFonts w:ascii="Microsoft YaHei" w:eastAsia="Microsoft YaHei" w:hAnsi="Microsoft YaHei" w:cs="Microsoft YaHei" w:hint="eastAsia"/>
+          <w:color w:val="435155"/>
+          <w:sz w:val="21"/>
+          <w:szCs w:val="21"/>
+        </w:rPr>
+        <w:t>当执行员接到申请后，会向被执行人发出执行通知书责令限期履行。但为了防止债务人在宽限期内玩猫腻突击转移财产，法律赋予了执行员一项杀手锏：发出执行通知的同时，</w:t>
+      </w:r>
+      <w:r>
+        <w:rPr>
+          <w:rStyle w:val="Strong"/>
+          <w:rFonts w:ascii="Microsoft YaHei" w:eastAsia="Microsoft YaHei" w:hAnsi="Microsoft YaHei" w:cs="Microsoft YaHei" w:hint="eastAsia"/>
+          <w:color w:val="435155"/>
+          <w:sz w:val="21"/>
+          <w:szCs w:val="21"/>
+        </w:rPr>
+        <w:t>可以立即采取强制执行措施</w:t>
+      </w:r>
+      <w:r>
+        <w:rPr>
+          <w:rFonts w:ascii="Microsoft YaHei" w:eastAsia="Microsoft YaHei" w:hAnsi="Microsoft YaHei" w:cs="Microsoft YaHei" w:hint="eastAsia"/>
+          <w:color w:val="435155"/>
+          <w:sz w:val="21"/>
+          <w:szCs w:val="21"/>
+        </w:rPr>
+        <w:t>，</w:t>
+      </w:r>
+      <w:r>
+        <w:rPr>
+          <w:rStyle w:val="Strong"/>
+          <w:rFonts w:ascii="Microsoft YaHei" w:eastAsia="Microsoft YaHei" w:hAnsi="Microsoft YaHei" w:cs="Microsoft YaHei" w:hint="eastAsia"/>
+          <w:color w:val="435155"/>
+          <w:sz w:val="21"/>
+          <w:szCs w:val="21"/>
+        </w:rPr>
+        <w:t>绝不需要等待执行通知期满</w:t>
+      </w:r>
+      <w:r>
+        <w:rPr>
+          <w:rFonts w:ascii="Microsoft YaHei" w:eastAsia="Microsoft YaHei" w:hAnsi="Microsoft YaHei" w:cs="Microsoft YaHei" w:hint="eastAsia"/>
+          <w:color w:val="435155"/>
+          <w:sz w:val="21"/>
+          <w:szCs w:val="21"/>
+        </w:rPr>
+        <w:t>才能查封冻结！</w:t>
+      </w:r>
+    </w:p>
+    <w:p>
+      <w:pPr>
+        <w:rPr>
+          <w:rFonts w:ascii="Microsoft YaHei" w:eastAsia="Microsoft YaHei" w:hAnsi="Microsoft YaHei" w:cs="Microsoft YaHei"/>
+          <w:color w:val="435155"/>
+          <w:sz w:val="21"/>
+          <w:szCs w:val="21"/>
+        </w:rPr>
+      </w:pPr>
+    </w:p>
+    <w:p>
+      <w:pPr>
+        <w:rPr>
+          <w:rFonts w:ascii="Arial" w:hAnsi="Arial" w:cs="Arial"/>
+          <w:color w:val="435155"/>
+          <w:sz w:val="21"/>
+          <w:szCs w:val="21"/>
+        </w:rPr>
+      </w:pPr>
+    </w:p>
+    <w:p>
+      <w:pPr>
+        <w:pStyle w:val="Heading2"/>
+        <w:rPr>
+          <w:rFonts w:hint="eastAsia"/>
         </w:rPr>
       </w:pPr>
     </w:p>
@@ -4969,9 +8899,122 @@
 <file path=word/numbering.xml><?xml version="1.0" encoding="utf-8"?>
 <w:numbering xmlns:wpc="http://schemas.microsoft.com/office/word/2010/wordprocessingCanvas" xmlns:cx="http://schemas.microsoft.com/office/drawing/2014/chartex" xmlns:cx1="http://schemas.microsoft.com/office/drawing/2015/9/8/chartex" xmlns:cx2="http://schemas.microsoft.com/office/drawing/2015/10/21/chartex" xmlns:cx3="http://schemas.microsoft.com/office/drawing/2016/5/9/chartex" xmlns:cx4="http://schemas.microsoft.com/office/drawing/2016/5/10/chartex" xmlns:cx5="http://schemas.microsoft.com/office/drawing/2016/5/11/chartex" xmlns:cx6="http://schemas.microsoft.com/office/drawing/2016/5/12/chartex" xmlns:cx7="http://schemas.microsoft.com/office/drawing/2016/5/13/chartex" xmlns:cx8="http://schemas.microsoft.com/office/drawing/2016/5/14/chartex" xmlns:mc="http://schemas.openxmlformats.org/markup-compatibility/2006" xmlns:m="http://schemas.openxmlformats.org/officeDocument/2006/math" xmlns:aink="http://schemas.microsoft.com/office/drawing/2016/ink" xmlns:am3d="http://schemas.microsoft.com/office/drawing/2017/model3d" xmlns:oel="http://schemas.microsoft.com/office/2019/extlst" xmlns:r="http://schemas.openxmlformats.org/officeDocument/2006/relationships" xmlns:wp14="http://schemas.microsoft.com/office/word/2010/wordprocessingDrawing" xmlns:wp="http://schemas.openxmlformats.org/drawingml/2006/wordprocessingDrawing" xmlns:wpg="http://schemas.microsoft.com/office/word/2010/wordprocessingGroup" xmlns:wpi="http://schemas.microsoft.com/office/word/2010/wordprocessingInk" xmlns:wps="http://schemas.microsoft.com/office/word/2010/wordprocessingShape" xmlns:o="urn:schemas-microsoft-com:office:office" xmlns:v="urn:schemas-microsoft-com:vml" xmlns:w10="urn:schemas-microsoft-com:office:word" xmlns:w="http://schemas.openxmlformats.org/wordprocessingml/2006/main" xmlns:w14="http://schemas.microsoft.com/office/word/2010/wordml" xmlns:w15="http://schemas.microsoft.com/office/word/2012/wordml" xmlns:w16cei="http://schemas.microsoft.com/office/word/2026/wordml/cei" xmlns:w16cex="http://schemas.microsoft.com/office/word/2018/wordml/cex" xmlns:w16cid="http://schemas.microsoft.com/office/word/2016/wordml/cid" xmlns:w16="http://schemas.microsoft.com/office/word/2018/wordml" xmlns:w16sdtdh="http://schemas.microsoft.com/office/word/2020/wordml/sdtdatahash" xmlns:w16sdtfl="http://schemas.microsoft.com/office/word/2024/wordml/sdtformatlock" xmlns:w16se="http://schemas.microsoft.com/office/word/2015/wordml/symex" xmlns:w16du="http://schemas.microsoft.com/office/word/2023/wordml/word16du" xmlns:wne="http://schemas.microsoft.com/office/word/2006/wordml" mc:Ignorable="w14 w15 w16se w16cid w16 w16cex w16sdtdh w16sdtfl w16du wp14">
   <w:abstractNum w:abstractNumId="0" w15:restartNumberingAfterBreak="0">
-    <w:nsid w:val="43D32AD7"/>
+    <w:nsid w:val="1D4632C2"/>
     <w:multiLevelType w:val="hybridMultilevel"/>
-    <w:tmpl w:val="0E60B448"/>
+    <w:tmpl w:val="290AEBCC"/>
+    <w:lvl w:ilvl="0" w:tplc="1FCC5D7E">
+      <w:numFmt w:val="bullet"/>
+      <w:lvlText w:val="-"/>
+      <w:lvlJc w:val="left"/>
+      <w:pPr>
+        <w:ind w:left="1080" w:hanging="360"/>
+      </w:pPr>
+      <w:rPr>
+        <w:rFonts w:ascii="Microsoft YaHei UI" w:eastAsia="Microsoft YaHei UI" w:hAnsi="Microsoft YaHei UI" w:cs="Times New Roman" w:hint="eastAsia"/>
+        <w:color w:val="auto"/>
+      </w:rPr>
+    </w:lvl>
+    <w:lvl w:ilvl="1" w:tplc="04090003" w:tentative="1">
+      <w:start w:val="1"/>
+      <w:numFmt w:val="bullet"/>
+      <w:lvlText w:val="o"/>
+      <w:lvlJc w:val="left"/>
+      <w:pPr>
+        <w:ind w:left="1800" w:hanging="360"/>
+      </w:pPr>
+      <w:rPr>
+        <w:rFonts w:ascii="Courier New" w:hAnsi="Courier New" w:cs="Courier New" w:hint="default"/>
+      </w:rPr>
+    </w:lvl>
+    <w:lvl w:ilvl="2" w:tplc="04090005" w:tentative="1">
+      <w:start w:val="1"/>
+      <w:numFmt w:val="bullet"/>
+      <w:lvlText w:val=""/>
+      <w:lvlJc w:val="left"/>
+      <w:pPr>
+        <w:ind w:left="2520" w:hanging="360"/>
+      </w:pPr>
+      <w:rPr>
+        <w:rFonts w:ascii="Wingdings" w:hAnsi="Wingdings" w:hint="default"/>
+      </w:rPr>
+    </w:lvl>
+    <w:lvl w:ilvl="3" w:tplc="04090001" w:tentative="1">
+      <w:start w:val="1"/>
+      <w:numFmt w:val="bullet"/>
+      <w:lvlText w:val=""/>
+      <w:lvlJc w:val="left"/>
+      <w:pPr>
+        <w:ind w:left="3240" w:hanging="360"/>
+      </w:pPr>
+      <w:rPr>
+        <w:rFonts w:ascii="Symbol" w:hAnsi="Symbol" w:hint="default"/>
+      </w:rPr>
+    </w:lvl>
+    <w:lvl w:ilvl="4" w:tplc="04090003" w:tentative="1">
+      <w:start w:val="1"/>
+      <w:numFmt w:val="bullet"/>
+      <w:lvlText w:val="o"/>
+      <w:lvlJc w:val="left"/>
+      <w:pPr>
+        <w:ind w:left="3960" w:hanging="360"/>
+      </w:pPr>
+      <w:rPr>
+        <w:rFonts w:ascii="Courier New" w:hAnsi="Courier New" w:cs="Courier New" w:hint="default"/>
+      </w:rPr>
+    </w:lvl>
+    <w:lvl w:ilvl="5" w:tplc="04090005" w:tentative="1">
+      <w:start w:val="1"/>
+      <w:numFmt w:val="bullet"/>
+      <w:lvlText w:val=""/>
+      <w:lvlJc w:val="left"/>
+      <w:pPr>
+        <w:ind w:left="4680" w:hanging="360"/>
+      </w:pPr>
+      <w:rPr>
+        <w:rFonts w:ascii="Wingdings" w:hAnsi="Wingdings" w:hint="default"/>
+      </w:rPr>
+    </w:lvl>
+    <w:lvl w:ilvl="6" w:tplc="04090001" w:tentative="1">
+      <w:start w:val="1"/>
+      <w:numFmt w:val="bullet"/>
+      <w:lvlText w:val=""/>
+      <w:lvlJc w:val="left"/>
+      <w:pPr>
+        <w:ind w:left="5400" w:hanging="360"/>
+      </w:pPr>
+      <w:rPr>
+        <w:rFonts w:ascii="Symbol" w:hAnsi="Symbol" w:hint="default"/>
+      </w:rPr>
+    </w:lvl>
+    <w:lvl w:ilvl="7" w:tplc="04090003" w:tentative="1">
+      <w:start w:val="1"/>
+      <w:numFmt w:val="bullet"/>
+      <w:lvlText w:val="o"/>
+      <w:lvlJc w:val="left"/>
+      <w:pPr>
+        <w:ind w:left="6120" w:hanging="360"/>
+      </w:pPr>
+      <w:rPr>
+        <w:rFonts w:ascii="Courier New" w:hAnsi="Courier New" w:cs="Courier New" w:hint="default"/>
+      </w:rPr>
+    </w:lvl>
+    <w:lvl w:ilvl="8" w:tplc="04090005" w:tentative="1">
+      <w:start w:val="1"/>
+      <w:numFmt w:val="bullet"/>
+      <w:lvlText w:val=""/>
+      <w:lvlJc w:val="left"/>
+      <w:pPr>
+        <w:ind w:left="6840" w:hanging="360"/>
+      </w:pPr>
+      <w:rPr>
+        <w:rFonts w:ascii="Wingdings" w:hAnsi="Wingdings" w:hint="default"/>
+      </w:rPr>
+    </w:lvl>
+  </w:abstractNum>
+  <w:abstractNum w:abstractNumId="1" w15:restartNumberingAfterBreak="0">
+    <w:nsid w:val="2952778D"/>
+    <w:multiLevelType w:val="hybridMultilevel"/>
+    <w:tmpl w:val="62F85E7E"/>
     <w:lvl w:ilvl="0" w:tplc="04090001">
       <w:start w:val="1"/>
       <w:numFmt w:val="bullet"/>
@@ -5081,7 +9124,347 @@
       </w:rPr>
     </w:lvl>
   </w:abstractNum>
-  <w:abstractNum w:abstractNumId="1" w15:restartNumberingAfterBreak="0">
+  <w:abstractNum w:abstractNumId="2" w15:restartNumberingAfterBreak="0">
+    <w:nsid w:val="2DA845DD"/>
+    <w:multiLevelType w:val="hybridMultilevel"/>
+    <w:tmpl w:val="96BAC690"/>
+    <w:lvl w:ilvl="0" w:tplc="04090001">
+      <w:start w:val="1"/>
+      <w:numFmt w:val="bullet"/>
+      <w:lvlText w:val=""/>
+      <w:lvlJc w:val="left"/>
+      <w:pPr>
+        <w:ind w:left="720" w:hanging="360"/>
+      </w:pPr>
+      <w:rPr>
+        <w:rFonts w:ascii="Symbol" w:hAnsi="Symbol" w:hint="default"/>
+      </w:rPr>
+    </w:lvl>
+    <w:lvl w:ilvl="1" w:tplc="04090003" w:tentative="1">
+      <w:start w:val="1"/>
+      <w:numFmt w:val="bullet"/>
+      <w:lvlText w:val="o"/>
+      <w:lvlJc w:val="left"/>
+      <w:pPr>
+        <w:ind w:left="1440" w:hanging="360"/>
+      </w:pPr>
+      <w:rPr>
+        <w:rFonts w:ascii="Courier New" w:hAnsi="Courier New" w:cs="Courier New" w:hint="default"/>
+      </w:rPr>
+    </w:lvl>
+    <w:lvl w:ilvl="2" w:tplc="04090005" w:tentative="1">
+      <w:start w:val="1"/>
+      <w:numFmt w:val="bullet"/>
+      <w:lvlText w:val=""/>
+      <w:lvlJc w:val="left"/>
+      <w:pPr>
+        <w:ind w:left="2160" w:hanging="360"/>
+      </w:pPr>
+      <w:rPr>
+        <w:rFonts w:ascii="Wingdings" w:hAnsi="Wingdings" w:hint="default"/>
+      </w:rPr>
+    </w:lvl>
+    <w:lvl w:ilvl="3" w:tplc="04090001" w:tentative="1">
+      <w:start w:val="1"/>
+      <w:numFmt w:val="bullet"/>
+      <w:lvlText w:val=""/>
+      <w:lvlJc w:val="left"/>
+      <w:pPr>
+        <w:ind w:left="2880" w:hanging="360"/>
+      </w:pPr>
+      <w:rPr>
+        <w:rFonts w:ascii="Symbol" w:hAnsi="Symbol" w:hint="default"/>
+      </w:rPr>
+    </w:lvl>
+    <w:lvl w:ilvl="4" w:tplc="04090003" w:tentative="1">
+      <w:start w:val="1"/>
+      <w:numFmt w:val="bullet"/>
+      <w:lvlText w:val="o"/>
+      <w:lvlJc w:val="left"/>
+      <w:pPr>
+        <w:ind w:left="3600" w:hanging="360"/>
+      </w:pPr>
+      <w:rPr>
+        <w:rFonts w:ascii="Courier New" w:hAnsi="Courier New" w:cs="Courier New" w:hint="default"/>
+      </w:rPr>
+    </w:lvl>
+    <w:lvl w:ilvl="5" w:tplc="04090005" w:tentative="1">
+      <w:start w:val="1"/>
+      <w:numFmt w:val="bullet"/>
+      <w:lvlText w:val=""/>
+      <w:lvlJc w:val="left"/>
+      <w:pPr>
+        <w:ind w:left="4320" w:hanging="360"/>
+      </w:pPr>
+      <w:rPr>
+        <w:rFonts w:ascii="Wingdings" w:hAnsi="Wingdings" w:hint="default"/>
+      </w:rPr>
+    </w:lvl>
+    <w:lvl w:ilvl="6" w:tplc="04090001" w:tentative="1">
+      <w:start w:val="1"/>
+      <w:numFmt w:val="bullet"/>
+      <w:lvlText w:val=""/>
+      <w:lvlJc w:val="left"/>
+      <w:pPr>
+        <w:ind w:left="5040" w:hanging="360"/>
+      </w:pPr>
+      <w:rPr>
+        <w:rFonts w:ascii="Symbol" w:hAnsi="Symbol" w:hint="default"/>
+      </w:rPr>
+    </w:lvl>
+    <w:lvl w:ilvl="7" w:tplc="04090003" w:tentative="1">
+      <w:start w:val="1"/>
+      <w:numFmt w:val="bullet"/>
+      <w:lvlText w:val="o"/>
+      <w:lvlJc w:val="left"/>
+      <w:pPr>
+        <w:ind w:left="5760" w:hanging="360"/>
+      </w:pPr>
+      <w:rPr>
+        <w:rFonts w:ascii="Courier New" w:hAnsi="Courier New" w:cs="Courier New" w:hint="default"/>
+      </w:rPr>
+    </w:lvl>
+    <w:lvl w:ilvl="8" w:tplc="04090005" w:tentative="1">
+      <w:start w:val="1"/>
+      <w:numFmt w:val="bullet"/>
+      <w:lvlText w:val=""/>
+      <w:lvlJc w:val="left"/>
+      <w:pPr>
+        <w:ind w:left="6480" w:hanging="360"/>
+      </w:pPr>
+      <w:rPr>
+        <w:rFonts w:ascii="Wingdings" w:hAnsi="Wingdings" w:hint="default"/>
+      </w:rPr>
+    </w:lvl>
+  </w:abstractNum>
+  <w:abstractNum w:abstractNumId="3" w15:restartNumberingAfterBreak="0">
+    <w:nsid w:val="406D490E"/>
+    <w:multiLevelType w:val="hybridMultilevel"/>
+    <w:tmpl w:val="A7923A1C"/>
+    <w:lvl w:ilvl="0" w:tplc="08090001">
+      <w:start w:val="1"/>
+      <w:numFmt w:val="bullet"/>
+      <w:lvlText w:val=""/>
+      <w:lvlJc w:val="left"/>
+      <w:pPr>
+        <w:ind w:left="360" w:hanging="360"/>
+      </w:pPr>
+      <w:rPr>
+        <w:rFonts w:ascii="Symbol" w:hAnsi="Symbol" w:hint="default"/>
+        <w:color w:val="auto"/>
+      </w:rPr>
+    </w:lvl>
+    <w:lvl w:ilvl="1" w:tplc="04090003" w:tentative="1">
+      <w:start w:val="1"/>
+      <w:numFmt w:val="bullet"/>
+      <w:lvlText w:val="o"/>
+      <w:lvlJc w:val="left"/>
+      <w:pPr>
+        <w:ind w:left="720" w:hanging="360"/>
+      </w:pPr>
+      <w:rPr>
+        <w:rFonts w:ascii="Courier New" w:hAnsi="Courier New" w:cs="Courier New" w:hint="default"/>
+      </w:rPr>
+    </w:lvl>
+    <w:lvl w:ilvl="2" w:tplc="04090005" w:tentative="1">
+      <w:start w:val="1"/>
+      <w:numFmt w:val="bullet"/>
+      <w:lvlText w:val=""/>
+      <w:lvlJc w:val="left"/>
+      <w:pPr>
+        <w:ind w:left="1440" w:hanging="360"/>
+      </w:pPr>
+      <w:rPr>
+        <w:rFonts w:ascii="Wingdings" w:hAnsi="Wingdings" w:hint="default"/>
+      </w:rPr>
+    </w:lvl>
+    <w:lvl w:ilvl="3" w:tplc="04090001" w:tentative="1">
+      <w:start w:val="1"/>
+      <w:numFmt w:val="bullet"/>
+      <w:lvlText w:val=""/>
+      <w:lvlJc w:val="left"/>
+      <w:pPr>
+        <w:ind w:left="2160" w:hanging="360"/>
+      </w:pPr>
+      <w:rPr>
+        <w:rFonts w:ascii="Symbol" w:hAnsi="Symbol" w:hint="default"/>
+      </w:rPr>
+    </w:lvl>
+    <w:lvl w:ilvl="4" w:tplc="04090003" w:tentative="1">
+      <w:start w:val="1"/>
+      <w:numFmt w:val="bullet"/>
+      <w:lvlText w:val="o"/>
+      <w:lvlJc w:val="left"/>
+      <w:pPr>
+        <w:ind w:left="2880" w:hanging="360"/>
+      </w:pPr>
+      <w:rPr>
+        <w:rFonts w:ascii="Courier New" w:hAnsi="Courier New" w:cs="Courier New" w:hint="default"/>
+      </w:rPr>
+    </w:lvl>
+    <w:lvl w:ilvl="5" w:tplc="04090005" w:tentative="1">
+      <w:start w:val="1"/>
+      <w:numFmt w:val="bullet"/>
+      <w:lvlText w:val=""/>
+      <w:lvlJc w:val="left"/>
+      <w:pPr>
+        <w:ind w:left="3600" w:hanging="360"/>
+      </w:pPr>
+      <w:rPr>
+        <w:rFonts w:ascii="Wingdings" w:hAnsi="Wingdings" w:hint="default"/>
+      </w:rPr>
+    </w:lvl>
+    <w:lvl w:ilvl="6" w:tplc="04090001" w:tentative="1">
+      <w:start w:val="1"/>
+      <w:numFmt w:val="bullet"/>
+      <w:lvlText w:val=""/>
+      <w:lvlJc w:val="left"/>
+      <w:pPr>
+        <w:ind w:left="4320" w:hanging="360"/>
+      </w:pPr>
+      <w:rPr>
+        <w:rFonts w:ascii="Symbol" w:hAnsi="Symbol" w:hint="default"/>
+      </w:rPr>
+    </w:lvl>
+    <w:lvl w:ilvl="7" w:tplc="04090003" w:tentative="1">
+      <w:start w:val="1"/>
+      <w:numFmt w:val="bullet"/>
+      <w:lvlText w:val="o"/>
+      <w:lvlJc w:val="left"/>
+      <w:pPr>
+        <w:ind w:left="5040" w:hanging="360"/>
+      </w:pPr>
+      <w:rPr>
+        <w:rFonts w:ascii="Courier New" w:hAnsi="Courier New" w:cs="Courier New" w:hint="default"/>
+      </w:rPr>
+    </w:lvl>
+    <w:lvl w:ilvl="8" w:tplc="04090005" w:tentative="1">
+      <w:start w:val="1"/>
+      <w:numFmt w:val="bullet"/>
+      <w:lvlText w:val=""/>
+      <w:lvlJc w:val="left"/>
+      <w:pPr>
+        <w:ind w:left="5760" w:hanging="360"/>
+      </w:pPr>
+      <w:rPr>
+        <w:rFonts w:ascii="Wingdings" w:hAnsi="Wingdings" w:hint="default"/>
+      </w:rPr>
+    </w:lvl>
+  </w:abstractNum>
+  <w:abstractNum w:abstractNumId="4" w15:restartNumberingAfterBreak="0">
+    <w:nsid w:val="43D32AD7"/>
+    <w:multiLevelType w:val="hybridMultilevel"/>
+    <w:tmpl w:val="0E60B448"/>
+    <w:lvl w:ilvl="0" w:tplc="04090001">
+      <w:start w:val="1"/>
+      <w:numFmt w:val="bullet"/>
+      <w:lvlText w:val=""/>
+      <w:lvlJc w:val="left"/>
+      <w:pPr>
+        <w:ind w:left="720" w:hanging="360"/>
+      </w:pPr>
+      <w:rPr>
+        <w:rFonts w:ascii="Symbol" w:hAnsi="Symbol" w:hint="default"/>
+      </w:rPr>
+    </w:lvl>
+    <w:lvl w:ilvl="1" w:tplc="04090003" w:tentative="1">
+      <w:start w:val="1"/>
+      <w:numFmt w:val="bullet"/>
+      <w:lvlText w:val="o"/>
+      <w:lvlJc w:val="left"/>
+      <w:pPr>
+        <w:ind w:left="1440" w:hanging="360"/>
+      </w:pPr>
+      <w:rPr>
+        <w:rFonts w:ascii="Courier New" w:hAnsi="Courier New" w:cs="Courier New" w:hint="default"/>
+      </w:rPr>
+    </w:lvl>
+    <w:lvl w:ilvl="2" w:tplc="04090005" w:tentative="1">
+      <w:start w:val="1"/>
+      <w:numFmt w:val="bullet"/>
+      <w:lvlText w:val=""/>
+      <w:lvlJc w:val="left"/>
+      <w:pPr>
+        <w:ind w:left="2160" w:hanging="360"/>
+      </w:pPr>
+      <w:rPr>
+        <w:rFonts w:ascii="Wingdings" w:hAnsi="Wingdings" w:hint="default"/>
+      </w:rPr>
+    </w:lvl>
+    <w:lvl w:ilvl="3" w:tplc="04090001" w:tentative="1">
+      <w:start w:val="1"/>
+      <w:numFmt w:val="bullet"/>
+      <w:lvlText w:val=""/>
+      <w:lvlJc w:val="left"/>
+      <w:pPr>
+        <w:ind w:left="2880" w:hanging="360"/>
+      </w:pPr>
+      <w:rPr>
+        <w:rFonts w:ascii="Symbol" w:hAnsi="Symbol" w:hint="default"/>
+      </w:rPr>
+    </w:lvl>
+    <w:lvl w:ilvl="4" w:tplc="04090003" w:tentative="1">
+      <w:start w:val="1"/>
+      <w:numFmt w:val="bullet"/>
+      <w:lvlText w:val="o"/>
+      <w:lvlJc w:val="left"/>
+      <w:pPr>
+        <w:ind w:left="3600" w:hanging="360"/>
+      </w:pPr>
+      <w:rPr>
+        <w:rFonts w:ascii="Courier New" w:hAnsi="Courier New" w:cs="Courier New" w:hint="default"/>
+      </w:rPr>
+    </w:lvl>
+    <w:lvl w:ilvl="5" w:tplc="04090005" w:tentative="1">
+      <w:start w:val="1"/>
+      <w:numFmt w:val="bullet"/>
+      <w:lvlText w:val=""/>
+      <w:lvlJc w:val="left"/>
+      <w:pPr>
+        <w:ind w:left="4320" w:hanging="360"/>
+      </w:pPr>
+      <w:rPr>
+        <w:rFonts w:ascii="Wingdings" w:hAnsi="Wingdings" w:hint="default"/>
+      </w:rPr>
+    </w:lvl>
+    <w:lvl w:ilvl="6" w:tplc="04090001" w:tentative="1">
+      <w:start w:val="1"/>
+      <w:numFmt w:val="bullet"/>
+      <w:lvlText w:val=""/>
+      <w:lvlJc w:val="left"/>
+      <w:pPr>
+        <w:ind w:left="5040" w:hanging="360"/>
+      </w:pPr>
+      <w:rPr>
+        <w:rFonts w:ascii="Symbol" w:hAnsi="Symbol" w:hint="default"/>
+      </w:rPr>
+    </w:lvl>
+    <w:lvl w:ilvl="7" w:tplc="04090003" w:tentative="1">
+      <w:start w:val="1"/>
+      <w:numFmt w:val="bullet"/>
+      <w:lvlText w:val="o"/>
+      <w:lvlJc w:val="left"/>
+      <w:pPr>
+        <w:ind w:left="5760" w:hanging="360"/>
+      </w:pPr>
+      <w:rPr>
+        <w:rFonts w:ascii="Courier New" w:hAnsi="Courier New" w:cs="Courier New" w:hint="default"/>
+      </w:rPr>
+    </w:lvl>
+    <w:lvl w:ilvl="8" w:tplc="04090005" w:tentative="1">
+      <w:start w:val="1"/>
+      <w:numFmt w:val="bullet"/>
+      <w:lvlText w:val=""/>
+      <w:lvlJc w:val="left"/>
+      <w:pPr>
+        <w:ind w:left="6480" w:hanging="360"/>
+      </w:pPr>
+      <w:rPr>
+        <w:rFonts w:ascii="Wingdings" w:hAnsi="Wingdings" w:hint="default"/>
+      </w:rPr>
+    </w:lvl>
+  </w:abstractNum>
+  <w:abstractNum w:abstractNumId="5" w15:restartNumberingAfterBreak="0">
     <w:nsid w:val="65B80CE7"/>
     <w:multiLevelType w:val="hybridMultilevel"/>
     <w:tmpl w:val="CE3E9C78"/>
@@ -5194,7 +9577,7 @@
       </w:rPr>
     </w:lvl>
   </w:abstractNum>
-  <w:abstractNum w:abstractNumId="2" w15:restartNumberingAfterBreak="0">
+  <w:abstractNum w:abstractNumId="6" w15:restartNumberingAfterBreak="0">
     <w:nsid w:val="6A237C24"/>
     <w:multiLevelType w:val="hybridMultilevel"/>
     <w:tmpl w:val="D55255C4"/>
@@ -5307,13 +9690,25 @@
     </w:lvl>
   </w:abstractNum>
   <w:num w:numId="1" w16cid:durableId="2126852127">
+    <w:abstractNumId w:val="4"/>
+  </w:num>
+  <w:num w:numId="2" w16cid:durableId="1175462162">
+    <w:abstractNumId w:val="6"/>
+  </w:num>
+  <w:num w:numId="3" w16cid:durableId="2067022924">
+    <w:abstractNumId w:val="5"/>
+  </w:num>
+  <w:num w:numId="4" w16cid:durableId="112411059">
+    <w:abstractNumId w:val="1"/>
+  </w:num>
+  <w:num w:numId="5" w16cid:durableId="2141455197">
+    <w:abstractNumId w:val="2"/>
+  </w:num>
+  <w:num w:numId="6" w16cid:durableId="1067805963">
     <w:abstractNumId w:val="0"/>
   </w:num>
-  <w:num w:numId="2" w16cid:durableId="1175462162">
-    <w:abstractNumId w:val="2"/>
-  </w:num>
-  <w:num w:numId="3" w16cid:durableId="2067022924">
-    <w:abstractNumId w:val="1"/>
+  <w:num w:numId="7" w16cid:durableId="1817454872">
+    <w:abstractNumId w:val="3"/>
   </w:num>
 </w:numbering>
 </file>
@@ -5718,6 +10113,15 @@
   <w:style w:type="paragraph" w:default="1" w:styleId="Normal">
     <w:name w:val="Normal"/>
     <w:qFormat/>
+    <w:rsid w:val="00F213D4"/>
+    <w:pPr>
+      <w:spacing w:after="0" w:line="240" w:lineRule="auto"/>
+    </w:pPr>
+    <w:rPr>
+      <w:rFonts w:ascii="Times New Roman" w:eastAsia="Times New Roman" w:hAnsi="Times New Roman" w:cs="Times New Roman"/>
+      <w:kern w:val="0"/>
+      <w14:ligatures w14:val="none"/>
+    </w:rPr>
   </w:style>
   <w:style w:type="paragraph" w:styleId="Heading1">
     <w:name w:val="heading 1"/>
@@ -5842,7 +10246,7 @@
     <w:pPr>
       <w:keepNext/>
       <w:keepLines/>
-      <w:spacing w:before="40" w:after="0"/>
+      <w:spacing w:before="40"/>
       <w:outlineLvl w:val="5"/>
     </w:pPr>
     <w:rPr>
@@ -5865,7 +10269,7 @@
     <w:pPr>
       <w:keepNext/>
       <w:keepLines/>
-      <w:spacing w:before="40" w:after="0"/>
+      <w:spacing w:before="40"/>
       <w:outlineLvl w:val="6"/>
     </w:pPr>
     <w:rPr>
@@ -5886,7 +10290,6 @@
     <w:pPr>
       <w:keepNext/>
       <w:keepLines/>
-      <w:spacing w:after="0"/>
       <w:outlineLvl w:val="7"/>
     </w:pPr>
     <w:rPr>
@@ -5909,7 +10312,6 @@
     <w:pPr>
       <w:keepNext/>
       <w:keepLines/>
-      <w:spacing w:after="0"/>
       <w:outlineLvl w:val="8"/>
     </w:pPr>
     <w:rPr>
@@ -6071,7 +10473,7 @@
     <w:qFormat/>
     <w:rsid w:val="00216404"/>
     <w:pPr>
-      <w:spacing w:after="80" w:line="240" w:lineRule="auto"/>
+      <w:spacing w:after="80"/>
       <w:contextualSpacing/>
     </w:pPr>
     <w:rPr>
@@ -6240,13 +10642,8 @@
     <w:unhideWhenUsed/>
     <w:rsid w:val="00F07BFC"/>
     <w:pPr>
-      <w:spacing w:before="100" w:beforeAutospacing="1" w:after="100" w:afterAutospacing="1" w:line="240" w:lineRule="auto"/>
+      <w:spacing w:before="100" w:beforeAutospacing="1" w:after="100" w:afterAutospacing="1"/>
     </w:pPr>
-    <w:rPr>
-      <w:rFonts w:ascii="Times New Roman" w:eastAsia="Times New Roman" w:hAnsi="Times New Roman" w:cs="Times New Roman"/>
-      <w:kern w:val="0"/>
-      <w14:ligatures w14:val="none"/>
-    </w:rPr>
   </w:style>
   <w:style w:type="character" w:styleId="Strong">
     <w:name w:val="Strong"/>
@@ -6851,4 +11248,16 @@
     </a:ext>
   </a:extLst>
 </a:theme>
+</file>
+
+<file path=customXml/item1.xml><?xml version="1.0" encoding="utf-8"?>
+<b:Sources xmlns:b="http://schemas.openxmlformats.org/officeDocument/2006/bibliography" xmlns="http://schemas.openxmlformats.org/officeDocument/2006/bibliography" SelectedStyle="/APASixthEditionOfficeOnline.xsl" StyleName="APA" Version="6"/>
+</file>
+
+<file path=customXml/itemProps1.xml><?xml version="1.0" encoding="utf-8"?>
+<ds:datastoreItem xmlns:ds="http://schemas.openxmlformats.org/officeDocument/2006/customXml" ds:itemID="{C4E2CF6B-1007-204B-84AA-16E9FE2697BC}">
+  <ds:schemaRefs>
+    <ds:schemaRef ds:uri="http://schemas.openxmlformats.org/officeDocument/2006/bibliography"/>
+  </ds:schemaRefs>
+</ds:datastoreItem>
 </file>
--- a/葵花宝典.docx
+++ b/葵花宝典.docx
@@ -8861,12 +8861,492 @@
     <w:p>
       <w:pPr>
         <w:rPr>
+          <w:rFonts w:eastAsia="Microsoft YaHei" w:hint="eastAsia"/>
+        </w:rPr>
+      </w:pPr>
+    </w:p>
+    <w:p>
+      <w:pPr>
+        <w:pStyle w:val="Heading2"/>
+        <w:rPr>
+          <w:rFonts w:hint="eastAsia"/>
+        </w:rPr>
+      </w:pPr>
+      <w:r>
+        <w:rPr>
+          <w:rFonts w:hint="eastAsia"/>
+        </w:rPr>
+        <w:t>执行措置体系</w:t>
+      </w:r>
+    </w:p>
+    <w:p>
+      <w:pPr>
+        <w:rPr>
           <w:rFonts w:ascii="Microsoft YaHei" w:eastAsia="Microsoft YaHei" w:hAnsi="Microsoft YaHei" w:cs="Microsoft YaHei"/>
           <w:color w:val="435155"/>
           <w:sz w:val="21"/>
           <w:szCs w:val="21"/>
         </w:rPr>
       </w:pPr>
+      <w:r>
+        <w:rPr>
+          <w:rFonts w:ascii="Microsoft YaHei" w:eastAsia="Microsoft YaHei" w:hAnsi="Microsoft YaHei" w:cs="Microsoft YaHei" w:hint="eastAsia"/>
+          <w:color w:val="435155"/>
+          <w:sz w:val="21"/>
+          <w:szCs w:val="21"/>
+        </w:rPr>
+        <w:t>拿到了生效判决追债，法院会根据你欠什么债来精准出招。如果是要</w:t>
+      </w:r>
+      <w:r>
+        <w:rPr>
+          <w:rFonts w:ascii="Microsoft YaHei" w:eastAsia="Microsoft YaHei" w:hAnsi="Microsoft YaHei" w:cs="Microsoft YaHei" w:hint="eastAsia"/>
+          <w:b/>
+          <w:bCs/>
+          <w:color w:val="435155"/>
+          <w:sz w:val="21"/>
+          <w:szCs w:val="21"/>
+        </w:rPr>
+        <w:t>金钱债权</w:t>
+      </w:r>
+      <w:r>
+        <w:rPr>
+          <w:rFonts w:ascii="Microsoft YaHei" w:eastAsia="Microsoft YaHei" w:hAnsi="Microsoft YaHei" w:cs="Microsoft YaHei" w:hint="eastAsia"/>
+          <w:color w:val="435155"/>
+          <w:sz w:val="21"/>
+          <w:szCs w:val="21"/>
+        </w:rPr>
+        <w:t>，存款直接查询冻结划拨；扣工资收入时必须给你和家人留出生活必需费用，</w:t>
+      </w:r>
+      <w:r>
+        <w:rPr>
+          <w:rFonts w:ascii="Microsoft YaHei" w:eastAsia="Microsoft YaHei" w:hAnsi="Microsoft YaHei" w:cs="Microsoft YaHei" w:hint="eastAsia"/>
+          <w:b/>
+          <w:bCs/>
+          <w:color w:val="435155"/>
+          <w:sz w:val="21"/>
+          <w:szCs w:val="21"/>
+        </w:rPr>
+        <w:t>查封扣押财产</w:t>
+      </w:r>
+      <w:r>
+        <w:rPr>
+          <w:rFonts w:ascii="Microsoft YaHei" w:eastAsia="Microsoft YaHei" w:hAnsi="Microsoft YaHei" w:cs="Microsoft YaHei" w:hint="eastAsia"/>
+          <w:color w:val="435155"/>
+          <w:sz w:val="21"/>
+          <w:szCs w:val="21"/>
+        </w:rPr>
+        <w:t>时必须留出生活必需品。记住执行房产时必须</w:t>
+      </w:r>
+      <w:r>
+        <w:rPr>
+          <w:rFonts w:ascii="Microsoft YaHei" w:eastAsia="Microsoft YaHei" w:hAnsi="Microsoft YaHei" w:cs="Microsoft YaHei" w:hint="eastAsia"/>
+          <w:b/>
+          <w:bCs/>
+          <w:color w:val="435155"/>
+          <w:sz w:val="21"/>
+          <w:szCs w:val="21"/>
+        </w:rPr>
+        <w:t>先查封后拍卖</w:t>
+      </w:r>
+      <w:r>
+        <w:rPr>
+          <w:rFonts w:ascii="Microsoft YaHei" w:eastAsia="Microsoft YaHei" w:hAnsi="Microsoft YaHei" w:cs="Microsoft YaHei" w:hint="eastAsia"/>
+          <w:color w:val="435155"/>
+          <w:sz w:val="21"/>
+          <w:szCs w:val="21"/>
+        </w:rPr>
+        <w:t>，查封的命门是</w:t>
+      </w:r>
+      <w:r>
+        <w:rPr>
+          <w:rFonts w:ascii="Microsoft YaHei" w:eastAsia="Microsoft YaHei" w:hAnsi="Microsoft YaHei" w:cs="Microsoft YaHei" w:hint="eastAsia"/>
+          <w:b/>
+          <w:bCs/>
+          <w:color w:val="435155"/>
+          <w:sz w:val="21"/>
+          <w:szCs w:val="21"/>
+        </w:rPr>
+        <w:t>锁死处分权</w:t>
+      </w:r>
+      <w:r>
+        <w:rPr>
+          <w:rFonts w:ascii="Microsoft YaHei" w:eastAsia="Microsoft YaHei" w:hAnsi="Microsoft YaHei" w:cs="Microsoft YaHei" w:hint="eastAsia"/>
+          <w:color w:val="435155"/>
+          <w:sz w:val="21"/>
+          <w:szCs w:val="21"/>
+        </w:rPr>
+        <w:t>，虽然交给</w:t>
+      </w:r>
+      <w:r>
+        <w:rPr>
+          <w:rFonts w:ascii="Microsoft YaHei" w:eastAsia="Microsoft YaHei" w:hAnsi="Microsoft YaHei" w:cs="Microsoft YaHei" w:hint="eastAsia"/>
+          <w:color w:val="435155"/>
+          <w:sz w:val="21"/>
+          <w:szCs w:val="21"/>
+        </w:rPr>
+        <w:t>被执行</w:t>
+      </w:r>
+      <w:r>
+        <w:rPr>
+          <w:rFonts w:ascii="Microsoft YaHei" w:eastAsia="Microsoft YaHei" w:hAnsi="Microsoft YaHei" w:cs="Microsoft YaHei" w:hint="eastAsia"/>
+          <w:color w:val="435155"/>
+          <w:sz w:val="21"/>
+          <w:szCs w:val="21"/>
+        </w:rPr>
+        <w:t>保管，但</w:t>
+      </w:r>
+      <w:r>
+        <w:rPr>
+          <w:rFonts w:ascii="Microsoft YaHei" w:eastAsia="Microsoft YaHei" w:hAnsi="Microsoft YaHei" w:cs="Microsoft YaHei" w:hint="eastAsia"/>
+          <w:color w:val="435155"/>
+          <w:sz w:val="21"/>
+          <w:szCs w:val="21"/>
+        </w:rPr>
+        <w:t>被执行人</w:t>
+      </w:r>
+      <w:r>
+        <w:rPr>
+          <w:rFonts w:ascii="Microsoft YaHei" w:eastAsia="Microsoft YaHei" w:hAnsi="Microsoft YaHei" w:cs="Microsoft YaHei" w:hint="eastAsia"/>
+          <w:color w:val="435155"/>
+          <w:sz w:val="21"/>
+          <w:szCs w:val="21"/>
+        </w:rPr>
+        <w:t>绝对不能擅自卖掉或抵押！万一房子或车子是两人共有且尚未</w:t>
+      </w:r>
+      <w:r>
+        <w:rPr>
+          <w:rFonts w:ascii="Microsoft YaHei" w:eastAsia="Microsoft YaHei" w:hAnsi="Microsoft YaHei" w:cs="Microsoft YaHei" w:hint="eastAsia"/>
+          <w:b/>
+          <w:bCs/>
+          <w:color w:val="435155"/>
+          <w:sz w:val="21"/>
+          <w:szCs w:val="21"/>
+        </w:rPr>
+        <w:t>析产</w:t>
+      </w:r>
+      <w:r>
+        <w:rPr>
+          <w:rFonts w:ascii="Microsoft YaHei" w:eastAsia="Microsoft YaHei" w:hAnsi="Microsoft YaHei" w:cs="Microsoft YaHei" w:hint="eastAsia"/>
+          <w:color w:val="435155"/>
+          <w:sz w:val="21"/>
+          <w:szCs w:val="21"/>
+        </w:rPr>
+        <w:t>，法院可以查封扣押，但在确定份额前绝对不能直接把整个共有财产拿去拍卖。</w:t>
+      </w:r>
+      <w:r>
+        <w:rPr>
+          <w:rFonts w:ascii="Microsoft YaHei" w:eastAsia="Microsoft YaHei" w:hAnsi="Microsoft YaHei" w:cs="Microsoft YaHei"/>
+          <w:color w:val="435155"/>
+          <w:sz w:val="21"/>
+          <w:szCs w:val="21"/>
+        </w:rPr>
+        <w:t>申请执行人可代位被执行人提起析产诉讼，析出被执行人的份额后就该份额执行。</w:t>
+      </w:r>
+    </w:p>
+    <w:p>
+      <w:pPr>
+        <w:rPr>
+          <w:rFonts w:ascii="Microsoft YaHei" w:eastAsia="Microsoft YaHei" w:hAnsi="Microsoft YaHei" w:cs="Microsoft YaHei" w:hint="eastAsia"/>
+          <w:color w:val="435155"/>
+          <w:sz w:val="21"/>
+          <w:szCs w:val="21"/>
+        </w:rPr>
+      </w:pPr>
+    </w:p>
+    <w:p>
+      <w:pPr>
+        <w:rPr>
+          <w:rFonts w:ascii="Microsoft YaHei" w:eastAsia="Microsoft YaHei" w:hAnsi="Microsoft YaHei" w:cs="Microsoft YaHei" w:hint="eastAsia"/>
+          <w:color w:val="435155"/>
+          <w:sz w:val="21"/>
+          <w:szCs w:val="21"/>
+        </w:rPr>
+      </w:pPr>
+      <w:r>
+        <w:rPr>
+          <w:rFonts w:ascii="Microsoft YaHei" w:eastAsia="Microsoft YaHei" w:hAnsi="Microsoft YaHei" w:cs="Microsoft YaHei"/>
+          <w:color w:val="435155"/>
+          <w:sz w:val="21"/>
+          <w:szCs w:val="21"/>
+        </w:rPr>
+        <w:t>查封不动产依法采取张贴封条/公告、向登记机关办理查封登记备案等公示方式，是查封不动产的规范做法。扣押动产后由法院妥善保管（或指定被执行人/第三人保管），系扣押的应有之义。冻结银行存款有法定期限限制（到期可续冻），防止无限期冻结损害被执行人权益，系查封扣押冻结规定的明文（存款冻结期限、续冻规则）。</w:t>
+      </w:r>
+    </w:p>
+    <w:p>
+      <w:pPr>
+        <w:rPr>
+          <w:rFonts w:ascii="Microsoft YaHei" w:eastAsia="Microsoft YaHei" w:hAnsi="Microsoft YaHei" w:cs="Microsoft YaHei"/>
+          <w:color w:val="435155"/>
+          <w:sz w:val="21"/>
+          <w:szCs w:val="21"/>
+        </w:rPr>
+      </w:pPr>
+    </w:p>
+    <w:p>
+      <w:pPr>
+        <w:rPr>
+          <w:rFonts w:ascii="Microsoft YaHei" w:eastAsia="Microsoft YaHei" w:hAnsi="Microsoft YaHei" w:cs="Microsoft YaHei"/>
+          <w:color w:val="435155"/>
+          <w:sz w:val="21"/>
+          <w:szCs w:val="21"/>
+        </w:rPr>
+      </w:pPr>
+      <w:r>
+        <w:rPr>
+          <w:rFonts w:ascii="Microsoft YaHei" w:eastAsia="Microsoft YaHei" w:hAnsi="Microsoft YaHei" w:cs="Microsoft YaHei" w:hint="eastAsia"/>
+          <w:color w:val="435155"/>
+          <w:sz w:val="21"/>
+          <w:szCs w:val="21"/>
+        </w:rPr>
+        <w:t>如果要的是</w:t>
+      </w:r>
+      <w:r>
+        <w:rPr>
+          <w:rFonts w:ascii="Microsoft YaHei" w:eastAsia="Microsoft YaHei" w:hAnsi="Microsoft YaHei" w:cs="Microsoft YaHei" w:hint="eastAsia"/>
+          <w:b/>
+          <w:bCs/>
+          <w:color w:val="435155"/>
+          <w:sz w:val="21"/>
+          <w:szCs w:val="21"/>
+        </w:rPr>
+        <w:t>搬走迁出房屋</w:t>
+      </w:r>
+      <w:r>
+        <w:rPr>
+          <w:rFonts w:ascii="Microsoft YaHei" w:eastAsia="Microsoft YaHei" w:hAnsi="Microsoft YaHei" w:cs="Microsoft YaHei" w:hint="eastAsia"/>
+          <w:color w:val="435155"/>
+          <w:sz w:val="21"/>
+          <w:szCs w:val="21"/>
+        </w:rPr>
+        <w:t>，院长签发公告后你还不搬，执行员直接上门</w:t>
+      </w:r>
+      <w:r>
+        <w:rPr>
+          <w:rFonts w:ascii="Microsoft YaHei" w:eastAsia="Microsoft YaHei" w:hAnsi="Microsoft YaHei" w:cs="Microsoft YaHei" w:hint="eastAsia"/>
+          <w:b/>
+          <w:bCs/>
+          <w:color w:val="435155"/>
+          <w:sz w:val="21"/>
+          <w:szCs w:val="21"/>
+        </w:rPr>
+        <w:t>强行迁出</w:t>
+      </w:r>
+      <w:r>
+        <w:rPr>
+          <w:rFonts w:ascii="Microsoft YaHei" w:eastAsia="Microsoft YaHei" w:hAnsi="Microsoft YaHei" w:cs="Microsoft YaHei" w:hint="eastAsia"/>
+          <w:color w:val="435155"/>
+          <w:sz w:val="21"/>
+          <w:szCs w:val="21"/>
+        </w:rPr>
+        <w:t>，哪怕</w:t>
+      </w:r>
+      <w:r>
+        <w:rPr>
+          <w:rFonts w:ascii="Microsoft YaHei" w:eastAsia="Microsoft YaHei" w:hAnsi="Microsoft YaHei" w:cs="Microsoft YaHei" w:hint="eastAsia"/>
+          <w:color w:val="435155"/>
+          <w:sz w:val="21"/>
+          <w:szCs w:val="21"/>
+        </w:rPr>
+        <w:t>被执行人</w:t>
+      </w:r>
+      <w:r>
+        <w:rPr>
+          <w:rFonts w:ascii="Microsoft YaHei" w:eastAsia="Microsoft YaHei" w:hAnsi="Microsoft YaHei" w:cs="Microsoft YaHei" w:hint="eastAsia"/>
+          <w:color w:val="435155"/>
+          <w:sz w:val="21"/>
+          <w:szCs w:val="21"/>
+        </w:rPr>
+        <w:t>耍赖故意不到场也不影响强制执行！如果要的是搬走这种非金钱义务，</w:t>
+      </w:r>
+      <w:r>
+        <w:rPr>
+          <w:rFonts w:ascii="Microsoft YaHei" w:eastAsia="Microsoft YaHei" w:hAnsi="Microsoft YaHei" w:cs="Microsoft YaHei" w:hint="eastAsia"/>
+          <w:b/>
+          <w:bCs/>
+          <w:color w:val="435155"/>
+          <w:sz w:val="21"/>
+          <w:szCs w:val="21"/>
+        </w:rPr>
+        <w:t>被执行人</w:t>
+      </w:r>
+      <w:r>
+        <w:rPr>
+          <w:rFonts w:ascii="Microsoft YaHei" w:eastAsia="Microsoft YaHei" w:hAnsi="Microsoft YaHei" w:cs="Microsoft YaHei" w:hint="eastAsia"/>
+          <w:b/>
+          <w:bCs/>
+          <w:color w:val="435155"/>
+          <w:sz w:val="21"/>
+          <w:szCs w:val="21"/>
+        </w:rPr>
+        <w:t>拖着不搬就要交迟延履行</w:t>
+      </w:r>
+      <w:r>
+        <w:rPr>
+          <w:rFonts w:ascii="Microsoft YaHei" w:eastAsia="Microsoft YaHei" w:hAnsi="Microsoft YaHei" w:cs="Microsoft YaHei" w:hint="eastAsia"/>
+          <w:b/>
+          <w:bCs/>
+          <w:color w:val="435155"/>
+          <w:sz w:val="21"/>
+          <w:szCs w:val="21"/>
+        </w:rPr>
+        <w:lastRenderedPageBreak/>
+        <w:t>金</w:t>
+      </w:r>
+      <w:r>
+        <w:rPr>
+          <w:rFonts w:ascii="Microsoft YaHei" w:eastAsia="Microsoft YaHei" w:hAnsi="Microsoft YaHei" w:cs="Microsoft YaHei" w:hint="eastAsia"/>
+          <w:b/>
+          <w:bCs/>
+          <w:color w:val="435155"/>
+          <w:sz w:val="21"/>
+          <w:szCs w:val="21"/>
+        </w:rPr>
+        <w:t>,</w:t>
+      </w:r>
+      <w:r>
+        <w:rPr>
+          <w:rFonts w:hint="eastAsia"/>
+        </w:rPr>
+        <w:t xml:space="preserve"> </w:t>
+      </w:r>
+      <w:r>
+        <w:rPr>
+          <w:rFonts w:ascii="Microsoft YaHei" w:eastAsia="Microsoft YaHei" w:hAnsi="Microsoft YaHei" w:cs="Microsoft YaHei"/>
+          <w:color w:val="435155"/>
+          <w:sz w:val="21"/>
+          <w:szCs w:val="21"/>
+        </w:rPr>
+        <w:t>迟延履行金由法院根据案件具体情况决定</w:t>
+      </w:r>
+      <w:r>
+        <w:rPr>
+          <w:rFonts w:ascii="Microsoft YaHei" w:eastAsia="Microsoft YaHei" w:hAnsi="Microsoft YaHei" w:cs="Microsoft YaHei" w:hint="eastAsia"/>
+          <w:color w:val="435155"/>
+          <w:sz w:val="21"/>
+          <w:szCs w:val="21"/>
+        </w:rPr>
+        <w:t>，绝对不能套用金钱债务的加倍利息！如果要的是做某项工作等</w:t>
+      </w:r>
+      <w:r>
+        <w:rPr>
+          <w:rFonts w:ascii="Microsoft YaHei" w:eastAsia="Microsoft YaHei" w:hAnsi="Microsoft YaHei" w:cs="Microsoft YaHei" w:hint="eastAsia"/>
+          <w:b/>
+          <w:bCs/>
+          <w:color w:val="435155"/>
+          <w:sz w:val="21"/>
+          <w:szCs w:val="21"/>
+        </w:rPr>
+        <w:t>可替代行为</w:t>
+      </w:r>
+      <w:r>
+        <w:rPr>
+          <w:rFonts w:ascii="Microsoft YaHei" w:eastAsia="Microsoft YaHei" w:hAnsi="Microsoft YaHei" w:cs="Microsoft YaHei" w:hint="eastAsia"/>
+          <w:color w:val="435155"/>
+          <w:sz w:val="21"/>
+          <w:szCs w:val="21"/>
+        </w:rPr>
+        <w:t>，法院可以找别人代履行，但费用必须由</w:t>
+      </w:r>
+      <w:r>
+        <w:rPr>
+          <w:rFonts w:ascii="Microsoft YaHei" w:eastAsia="Microsoft YaHei" w:hAnsi="Microsoft YaHei" w:cs="Microsoft YaHei" w:hint="eastAsia"/>
+          <w:color w:val="435155"/>
+          <w:sz w:val="21"/>
+          <w:szCs w:val="21"/>
+        </w:rPr>
+        <w:t>被执行人</w:t>
+      </w:r>
+      <w:r>
+        <w:rPr>
+          <w:rFonts w:ascii="Microsoft YaHei" w:eastAsia="Microsoft YaHei" w:hAnsi="Microsoft YaHei" w:cs="Microsoft YaHei" w:hint="eastAsia"/>
+          <w:color w:val="435155"/>
+          <w:sz w:val="21"/>
+          <w:szCs w:val="21"/>
+        </w:rPr>
+        <w:t>买单；但如果是</w:t>
+      </w:r>
+      <w:r>
+        <w:rPr>
+          <w:rFonts w:ascii="Microsoft YaHei" w:eastAsia="Microsoft YaHei" w:hAnsi="Microsoft YaHei" w:cs="Microsoft YaHei" w:hint="eastAsia"/>
+          <w:b/>
+          <w:bCs/>
+          <w:color w:val="435155"/>
+          <w:sz w:val="21"/>
+          <w:szCs w:val="21"/>
+        </w:rPr>
+        <w:t>探望权执行</w:t>
+      </w:r>
+      <w:r>
+        <w:rPr>
+          <w:rFonts w:ascii="Microsoft YaHei" w:eastAsia="Microsoft YaHei" w:hAnsi="Microsoft YaHei" w:cs="Microsoft YaHei" w:hint="eastAsia"/>
+          <w:color w:val="435155"/>
+          <w:sz w:val="21"/>
+          <w:szCs w:val="21"/>
+        </w:rPr>
+        <w:t>这种涉及孩子人身权的，法院绝对不能强行抱走孩子，只能对拒不协助的抚养方进行罚款或拘留！</w:t>
+      </w:r>
+    </w:p>
+    <w:p>
+      <w:pPr>
+        <w:rPr>
+          <w:rFonts w:ascii="Microsoft YaHei" w:eastAsia="Microsoft YaHei" w:hAnsi="Microsoft YaHei" w:cs="Microsoft YaHei"/>
+          <w:color w:val="435155"/>
+          <w:sz w:val="21"/>
+          <w:szCs w:val="21"/>
+        </w:rPr>
+      </w:pPr>
+    </w:p>
+    <w:p>
+      <w:pPr>
+        <w:rPr>
+          <w:rFonts w:ascii="Microsoft YaHei" w:eastAsia="Microsoft YaHei" w:hAnsi="Microsoft YaHei" w:cs="Microsoft YaHei"/>
+          <w:color w:val="435155"/>
+          <w:sz w:val="21"/>
+          <w:szCs w:val="21"/>
+        </w:rPr>
+      </w:pPr>
+      <w:r>
+        <w:rPr>
+          <w:rFonts w:ascii="Microsoft YaHei" w:eastAsia="Microsoft YaHei" w:hAnsi="Microsoft YaHei" w:cs="Microsoft YaHei" w:hint="eastAsia"/>
+          <w:color w:val="435155"/>
+          <w:sz w:val="21"/>
+          <w:szCs w:val="21"/>
+        </w:rPr>
+        <w:t>要是去找第三人追要到期债务，</w:t>
+      </w:r>
+      <w:r>
+        <w:rPr>
+          <w:rFonts w:ascii="Microsoft YaHei" w:eastAsia="Microsoft YaHei" w:hAnsi="Microsoft YaHei" w:cs="Microsoft YaHei" w:hint="eastAsia"/>
+          <w:color w:val="435155"/>
+          <w:sz w:val="21"/>
+          <w:szCs w:val="21"/>
+        </w:rPr>
+        <w:t>参见“代位执行”.</w:t>
+      </w:r>
+    </w:p>
+    <w:p>
+      <w:pPr>
+        <w:rPr>
+          <w:rFonts w:ascii="Microsoft YaHei" w:eastAsia="Microsoft YaHei" w:hAnsi="Microsoft YaHei" w:cs="Microsoft YaHei" w:hint="eastAsia"/>
+          <w:color w:val="435155"/>
+          <w:sz w:val="21"/>
+          <w:szCs w:val="21"/>
+        </w:rPr>
+      </w:pPr>
+    </w:p>
+    <w:p>
+      <w:pPr>
+        <w:pStyle w:val="Heading2"/>
+        <w:rPr>
+          <w:rFonts w:hint="eastAsia"/>
+        </w:rPr>
+      </w:pPr>
+      <w:r>
+        <w:rPr>
+          <w:rFonts w:hint="eastAsia"/>
+        </w:rPr>
+        <w:t>代位执行</w:t>
+      </w:r>
     </w:p>
     <w:p>
       <w:pPr>
@@ -8877,12 +9357,2527 @@
           <w:szCs w:val="21"/>
         </w:rPr>
       </w:pPr>
+      <w:r>
+        <w:rPr>
+          <w:rFonts w:ascii="Microsoft YaHei" w:eastAsia="Microsoft YaHei" w:hAnsi="Microsoft YaHei" w:cs="Microsoft YaHei" w:hint="eastAsia"/>
+          <w:color w:val="435155"/>
+          <w:sz w:val="21"/>
+          <w:szCs w:val="21"/>
+        </w:rPr>
+        <w:t>代位执行（被执行人对第三人享有到期金钱债权）</w:t>
+      </w:r>
+    </w:p>
+    <w:p>
+      <w:pPr>
+        <w:pStyle w:val="ListParagraph"/>
+        <w:numPr>
+          <w:ilvl w:val="0"/>
+          <w:numId w:val="8"/>
+        </w:numPr>
+        <w:rPr>
+          <w:rFonts w:ascii="Arial" w:hAnsi="Arial" w:cs="Arial"/>
+          <w:color w:val="435155"/>
+          <w:sz w:val="21"/>
+          <w:szCs w:val="21"/>
+        </w:rPr>
+      </w:pPr>
+      <w:r>
+        <w:rPr>
+          <w:rFonts w:ascii="Microsoft YaHei" w:eastAsia="Microsoft YaHei" w:hAnsi="Microsoft YaHei" w:cs="Microsoft YaHei" w:hint="eastAsia"/>
+          <w:color w:val="435155"/>
+          <w:sz w:val="21"/>
+          <w:szCs w:val="21"/>
+        </w:rPr>
+        <w:t>启动：被执行人财产不足以清偿债务；依申请执行人</w:t>
+      </w:r>
+      <w:r>
+        <w:rPr>
+          <w:rFonts w:ascii="Arial" w:hAnsi="Arial" w:cs="Arial"/>
+          <w:color w:val="435155"/>
+          <w:sz w:val="21"/>
+          <w:szCs w:val="21"/>
+        </w:rPr>
+        <w:t xml:space="preserve"> / </w:t>
+      </w:r>
+      <w:r>
+        <w:rPr>
+          <w:rFonts w:ascii="Microsoft YaHei" w:eastAsia="Microsoft YaHei" w:hAnsi="Microsoft YaHei" w:cs="Microsoft YaHei" w:hint="eastAsia"/>
+          <w:color w:val="435155"/>
+          <w:sz w:val="21"/>
+          <w:szCs w:val="21"/>
+        </w:rPr>
+        <w:t>被执行人申请启动，法院不得主动启动；</w:t>
+      </w:r>
+    </w:p>
+    <w:p>
+      <w:pPr>
+        <w:pStyle w:val="ListParagraph"/>
+        <w:numPr>
+          <w:ilvl w:val="0"/>
+          <w:numId w:val="8"/>
+        </w:numPr>
+        <w:rPr>
+          <w:rFonts w:ascii="Arial" w:hAnsi="Arial" w:cs="Arial"/>
+          <w:color w:val="435155"/>
+          <w:sz w:val="21"/>
+          <w:szCs w:val="21"/>
+        </w:rPr>
+      </w:pPr>
+      <w:r>
+        <w:rPr>
+          <w:rFonts w:ascii="Microsoft YaHei" w:eastAsia="Microsoft YaHei" w:hAnsi="Microsoft YaHei" w:cs="Microsoft YaHei" w:hint="eastAsia"/>
+          <w:color w:val="435155"/>
+          <w:sz w:val="21"/>
+          <w:szCs w:val="21"/>
+        </w:rPr>
+        <w:t>法院向第三人送达《履行到期债务通知书》：收到通知后，第三人不得擅自向被执行人清偿</w:t>
+      </w:r>
+    </w:p>
+    <w:p>
+      <w:pPr>
+        <w:pStyle w:val="ListParagraph"/>
+        <w:numPr>
+          <w:ilvl w:val="0"/>
+          <w:numId w:val="8"/>
+        </w:numPr>
+        <w:rPr>
+          <w:rFonts w:ascii="Arial" w:hAnsi="Arial" w:cs="Arial"/>
+          <w:color w:val="435155"/>
+          <w:sz w:val="21"/>
+          <w:szCs w:val="21"/>
+        </w:rPr>
+      </w:pPr>
+      <w:bookmarkStart w:id="4" w:name="OLE_LINK3"/>
+      <w:r>
+        <w:rPr>
+          <w:rFonts w:ascii="Microsoft YaHei" w:eastAsia="Microsoft YaHei" w:hAnsi="Microsoft YaHei" w:cs="Microsoft YaHei" w:hint="eastAsia"/>
+          <w:color w:val="435155"/>
+          <w:sz w:val="21"/>
+          <w:szCs w:val="21"/>
+        </w:rPr>
+        <w:t>收到通知起</w:t>
+      </w:r>
+      <w:r>
+        <w:rPr>
+          <w:rFonts w:ascii="Arial" w:hAnsi="Arial" w:cs="Arial"/>
+          <w:color w:val="435155"/>
+          <w:sz w:val="21"/>
+          <w:szCs w:val="21"/>
+        </w:rPr>
+        <w:t xml:space="preserve">15 </w:t>
+      </w:r>
+      <w:r>
+        <w:rPr>
+          <w:rFonts w:ascii="Microsoft YaHei" w:eastAsia="Microsoft YaHei" w:hAnsi="Microsoft YaHei" w:cs="Microsoft YaHei" w:hint="eastAsia"/>
+          <w:color w:val="435155"/>
+          <w:sz w:val="21"/>
+          <w:szCs w:val="21"/>
+        </w:rPr>
+        <w:t>日内可提出异议：</w:t>
+      </w:r>
+    </w:p>
+    <w:p>
+      <w:pPr>
+        <w:pStyle w:val="ListParagraph"/>
+        <w:numPr>
+          <w:ilvl w:val="1"/>
+          <w:numId w:val="8"/>
+        </w:numPr>
+        <w:rPr>
+          <w:rFonts w:ascii="Arial" w:hAnsi="Arial" w:cs="Arial"/>
+          <w:color w:val="435155"/>
+          <w:sz w:val="21"/>
+          <w:szCs w:val="21"/>
+        </w:rPr>
+      </w:pPr>
+      <w:r>
+        <w:rPr>
+          <w:rFonts w:ascii="Microsoft YaHei" w:eastAsia="Microsoft YaHei" w:hAnsi="Microsoft YaHei" w:cs="Microsoft YaHei" w:hint="eastAsia"/>
+          <w:color w:val="435155"/>
+          <w:sz w:val="21"/>
+          <w:szCs w:val="21"/>
+        </w:rPr>
+        <w:t>仅实体异议（债权不存在、未到期、已结清）产生阻却效力；只主张无履行能力、与申请人无关，不属于有效异议；</w:t>
+      </w:r>
+    </w:p>
+    <w:bookmarkEnd w:id="4"/>
+    <w:p>
+      <w:pPr>
+        <w:pStyle w:val="ListParagraph"/>
+        <w:numPr>
+          <w:ilvl w:val="1"/>
+          <w:numId w:val="8"/>
+        </w:numPr>
+        <w:rPr>
+          <w:rFonts w:ascii="Arial" w:hAnsi="Arial" w:cs="Arial"/>
+          <w:color w:val="435155"/>
+          <w:sz w:val="21"/>
+          <w:szCs w:val="21"/>
+        </w:rPr>
+      </w:pPr>
+      <w:r>
+        <w:rPr>
+          <w:rFonts w:ascii="Arial" w:hAnsi="Arial" w:cs="Arial"/>
+          <w:color w:val="435155"/>
+          <w:sz w:val="21"/>
+          <w:szCs w:val="21"/>
+        </w:rPr>
+        <w:t xml:space="preserve"> </w:t>
+      </w:r>
+      <w:r>
+        <w:rPr>
+          <w:rFonts w:ascii="Microsoft YaHei" w:eastAsia="Microsoft YaHei" w:hAnsi="Microsoft YaHei" w:cs="Microsoft YaHei" w:hint="eastAsia"/>
+          <w:color w:val="435155"/>
+          <w:sz w:val="21"/>
+          <w:szCs w:val="21"/>
+        </w:rPr>
+        <w:t>部分承认、部分异议：认可部分可执行，异议部分停止执行；</w:t>
+      </w:r>
+    </w:p>
+    <w:p>
+      <w:pPr>
+        <w:pStyle w:val="ListParagraph"/>
+        <w:numPr>
+          <w:ilvl w:val="1"/>
+          <w:numId w:val="8"/>
+        </w:numPr>
+        <w:rPr>
+          <w:rFonts w:ascii="Arial" w:hAnsi="Arial" w:cs="Arial"/>
+          <w:color w:val="435155"/>
+          <w:sz w:val="21"/>
+          <w:szCs w:val="21"/>
+        </w:rPr>
+      </w:pPr>
+      <w:r>
+        <w:rPr>
+          <w:rFonts w:ascii="Arial" w:hAnsi="Arial" w:cs="Arial"/>
+          <w:color w:val="435155"/>
+          <w:sz w:val="21"/>
+          <w:szCs w:val="21"/>
+        </w:rPr>
+        <w:t xml:space="preserve">15 </w:t>
+      </w:r>
+      <w:r>
+        <w:rPr>
+          <w:rFonts w:ascii="Microsoft YaHei" w:eastAsia="Microsoft YaHei" w:hAnsi="Microsoft YaHei" w:cs="Microsoft YaHei" w:hint="eastAsia"/>
+          <w:color w:val="435155"/>
+          <w:sz w:val="21"/>
+          <w:szCs w:val="21"/>
+        </w:rPr>
+        <w:t>日内有效异议</w:t>
+      </w:r>
+      <w:r>
+        <w:rPr>
+          <w:rFonts w:ascii="Arial" w:hAnsi="Arial" w:cs="Arial"/>
+          <w:color w:val="435155"/>
+          <w:sz w:val="21"/>
+          <w:szCs w:val="21"/>
+        </w:rPr>
+        <w:t>→</w:t>
+      </w:r>
+      <w:r>
+        <w:rPr>
+          <w:rFonts w:ascii="Microsoft YaHei" w:eastAsia="Microsoft YaHei" w:hAnsi="Microsoft YaHei" w:cs="Microsoft YaHei" w:hint="eastAsia"/>
+          <w:color w:val="435155"/>
+          <w:sz w:val="21"/>
+          <w:szCs w:val="21"/>
+        </w:rPr>
+        <w:t>法院不实质审查异议真伪，不得强制执行该第三人；</w:t>
+      </w:r>
+    </w:p>
+    <w:p>
+      <w:pPr>
+        <w:pStyle w:val="ListParagraph"/>
+        <w:numPr>
+          <w:ilvl w:val="0"/>
+          <w:numId w:val="8"/>
+        </w:numPr>
+        <w:rPr>
+          <w:rFonts w:ascii="Arial" w:hAnsi="Arial" w:cs="Arial"/>
+          <w:color w:val="435155"/>
+          <w:sz w:val="21"/>
+          <w:szCs w:val="21"/>
+        </w:rPr>
+      </w:pPr>
+      <w:r>
+        <w:rPr>
+          <w:rFonts w:ascii="Microsoft YaHei" w:eastAsia="Microsoft YaHei" w:hAnsi="Microsoft YaHei" w:cs="Microsoft YaHei" w:hint="eastAsia"/>
+          <w:color w:val="435155"/>
+          <w:sz w:val="21"/>
+          <w:szCs w:val="21"/>
+        </w:rPr>
+        <w:t>期满无异议又拒不履行，法院可裁定强制执行第三人；</w:t>
+      </w:r>
+    </w:p>
+    <w:p>
+      <w:pPr>
+        <w:pStyle w:val="ListParagraph"/>
+        <w:numPr>
+          <w:ilvl w:val="0"/>
+          <w:numId w:val="8"/>
+        </w:numPr>
+        <w:rPr>
+          <w:rFonts w:ascii="Arial" w:hAnsi="Arial" w:cs="Arial"/>
+          <w:color w:val="435155"/>
+          <w:sz w:val="21"/>
+          <w:szCs w:val="21"/>
+        </w:rPr>
+      </w:pPr>
+      <w:r>
+        <w:rPr>
+          <w:rFonts w:ascii="Microsoft YaHei" w:eastAsia="Microsoft YaHei" w:hAnsi="Microsoft YaHei" w:cs="Microsoft YaHei" w:hint="eastAsia"/>
+          <w:color w:val="435155"/>
+          <w:sz w:val="21"/>
+          <w:szCs w:val="21"/>
+        </w:rPr>
+        <w:t>第三人擅自向被执行人付款且款项无法追回：在清偿范围内承担连带责任；</w:t>
+      </w:r>
+    </w:p>
+    <w:p>
+      <w:pPr>
+        <w:pStyle w:val="ListParagraph"/>
+        <w:numPr>
+          <w:ilvl w:val="0"/>
+          <w:numId w:val="8"/>
+        </w:numPr>
+        <w:rPr>
+          <w:rFonts w:ascii="Arial" w:hAnsi="Arial" w:cs="Arial"/>
+          <w:color w:val="435155"/>
+          <w:sz w:val="21"/>
+          <w:szCs w:val="21"/>
+        </w:rPr>
+      </w:pPr>
+      <w:r>
+        <w:rPr>
+          <w:rFonts w:ascii="Microsoft YaHei" w:eastAsia="Microsoft YaHei" w:hAnsi="Microsoft YaHei" w:cs="Microsoft YaHei" w:hint="eastAsia"/>
+          <w:color w:val="435155"/>
+          <w:sz w:val="21"/>
+          <w:szCs w:val="21"/>
+        </w:rPr>
+        <w:t>限制：只能代位一次，不允许连环执行第三人的债务人；</w:t>
+      </w:r>
+    </w:p>
+    <w:p>
+      <w:pPr>
+        <w:pStyle w:val="ListParagraph"/>
+        <w:numPr>
+          <w:ilvl w:val="0"/>
+          <w:numId w:val="8"/>
+        </w:numPr>
+        <w:rPr>
+          <w:rFonts w:ascii="Arial" w:hAnsi="Arial" w:cs="Arial"/>
+          <w:color w:val="435155"/>
+          <w:sz w:val="21"/>
+          <w:szCs w:val="21"/>
+        </w:rPr>
+      </w:pPr>
+      <w:r>
+        <w:rPr>
+          <w:rFonts w:ascii="Microsoft YaHei" w:eastAsia="Microsoft YaHei" w:hAnsi="Microsoft YaHei" w:cs="Microsoft YaHei" w:hint="eastAsia"/>
+          <w:color w:val="435155"/>
+          <w:sz w:val="21"/>
+          <w:szCs w:val="21"/>
+        </w:rPr>
+        <w:t>例外规则：债权已被生效判决</w:t>
+      </w:r>
+      <w:r>
+        <w:rPr>
+          <w:rFonts w:ascii="Arial" w:hAnsi="Arial" w:cs="Arial"/>
+          <w:color w:val="435155"/>
+          <w:sz w:val="21"/>
+          <w:szCs w:val="21"/>
+        </w:rPr>
+        <w:t xml:space="preserve"> / </w:t>
+      </w:r>
+      <w:r>
+        <w:rPr>
+          <w:rFonts w:ascii="Microsoft YaHei" w:eastAsia="Microsoft YaHei" w:hAnsi="Microsoft YaHei" w:cs="Microsoft YaHei" w:hint="eastAsia"/>
+          <w:color w:val="435155"/>
+          <w:sz w:val="21"/>
+          <w:szCs w:val="21"/>
+        </w:rPr>
+        <w:t>生效仲裁裁决确定，第三人单纯否认债权存在的异议无效；但可主张文书生效后债务已经消灭；</w:t>
+      </w:r>
+    </w:p>
+    <w:p>
+      <w:pPr>
+        <w:pStyle w:val="ListParagraph"/>
+        <w:numPr>
+          <w:ilvl w:val="0"/>
+          <w:numId w:val="8"/>
+        </w:numPr>
+        <w:rPr>
+          <w:rFonts w:ascii="Arial" w:hAnsi="Arial" w:cs="Arial"/>
+          <w:color w:val="435155"/>
+          <w:sz w:val="21"/>
+          <w:szCs w:val="21"/>
+        </w:rPr>
+      </w:pPr>
+      <w:r>
+        <w:rPr>
+          <w:rFonts w:ascii="Microsoft YaHei" w:eastAsia="Microsoft YaHei" w:hAnsi="Microsoft YaHei" w:cs="Microsoft YaHei" w:hint="eastAsia"/>
+          <w:color w:val="435155"/>
+          <w:sz w:val="21"/>
+          <w:szCs w:val="21"/>
+        </w:rPr>
+        <w:t>救济路径：第三人有效异议阻却执行后，申请执行人不得提起执行异议之诉，只能另行提起债权人代位权诉讼。</w:t>
+      </w:r>
+    </w:p>
+    <w:p>
+      <w:pPr>
+        <w:rPr>
+          <w:rFonts w:ascii="Arial" w:hAnsi="Arial" w:cs="Arial"/>
+          <w:color w:val="435155"/>
+          <w:sz w:val="21"/>
+          <w:szCs w:val="21"/>
+        </w:rPr>
+      </w:pPr>
     </w:p>
     <w:p>
       <w:pPr>
         <w:pStyle w:val="Heading2"/>
         <w:rPr>
+          <w:rFonts w:ascii="Arial" w:hAnsi="Arial" w:cs="Arial"/>
+        </w:rPr>
+      </w:pPr>
+      <w:r>
+        <w:rPr>
           <w:rFonts w:hint="eastAsia"/>
+        </w:rPr>
+        <w:t>财产报告与信用惩戒</w:t>
+      </w:r>
+    </w:p>
+    <w:p>
+      <w:pPr>
+        <w:pStyle w:val="NormalWeb"/>
+        <w:rPr>
+          <w:rFonts w:ascii="Microsoft YaHei UI" w:eastAsia="Microsoft YaHei UI" w:hAnsi="Microsoft YaHei UI"/>
+          <w:sz w:val="21"/>
+          <w:szCs w:val="21"/>
+        </w:rPr>
+      </w:pPr>
+      <w:r>
+        <w:rPr>
+          <w:rFonts w:ascii="Microsoft YaHei UI" w:eastAsia="Microsoft YaHei UI" w:hAnsi="Microsoft YaHei UI" w:cs="SimSun" w:hint="eastAsia"/>
+          <w:sz w:val="21"/>
+          <w:szCs w:val="21"/>
+        </w:rPr>
+        <w:t>很多债务人被申请执行后就装聋作哑耍赖，为了撕开赖账者的防护罩，法院首先会发出</w:t>
+      </w:r>
+      <w:r>
+        <w:rPr>
+          <w:rFonts w:ascii="Microsoft YaHei UI" w:eastAsia="Microsoft YaHei UI" w:hAnsi="Microsoft YaHei UI" w:cs="SimSun" w:hint="eastAsia"/>
+          <w:b/>
+          <w:bCs/>
+          <w:sz w:val="21"/>
+          <w:szCs w:val="21"/>
+        </w:rPr>
+        <w:t>财产报告令</w:t>
+      </w:r>
+      <w:r>
+        <w:rPr>
+          <w:rFonts w:ascii="Microsoft YaHei UI" w:eastAsia="Microsoft YaHei UI" w:hAnsi="Microsoft YaHei UI" w:cs="SimSun" w:hint="eastAsia"/>
+          <w:sz w:val="21"/>
+          <w:szCs w:val="21"/>
+        </w:rPr>
+        <w:t>，强制要求债务人如实交底。注意这里交底的范围不仅是</w:t>
+      </w:r>
+      <w:r>
+        <w:rPr>
+          <w:rStyle w:val="Strong"/>
+          <w:rFonts w:ascii="Microsoft YaHei UI" w:eastAsia="Microsoft YaHei UI" w:hAnsi="Microsoft YaHei UI" w:cs="SimSun" w:hint="eastAsia"/>
+          <w:sz w:val="21"/>
+          <w:szCs w:val="21"/>
+        </w:rPr>
+        <w:t>现在的财产</w:t>
+      </w:r>
+      <w:r>
+        <w:rPr>
+          <w:rFonts w:ascii="Microsoft YaHei UI" w:eastAsia="Microsoft YaHei UI" w:hAnsi="Microsoft YaHei UI" w:cs="SimSun" w:hint="eastAsia"/>
+          <w:sz w:val="21"/>
+          <w:szCs w:val="21"/>
+        </w:rPr>
+        <w:t>，还必须向上追溯报告</w:t>
+      </w:r>
+      <w:r>
+        <w:rPr>
+          <w:rStyle w:val="Strong"/>
+          <w:rFonts w:ascii="Microsoft YaHei UI" w:eastAsia="Microsoft YaHei UI" w:hAnsi="Microsoft YaHei UI" w:cs="SimSun" w:hint="eastAsia"/>
+          <w:sz w:val="21"/>
+          <w:szCs w:val="21"/>
+        </w:rPr>
+        <w:t>收到执行通知日前一年的财产</w:t>
+      </w:r>
+      <w:r>
+        <w:rPr>
+          <w:rFonts w:ascii="Microsoft YaHei UI" w:eastAsia="Microsoft YaHei UI" w:hAnsi="Microsoft YaHei UI" w:cs="SimSun" w:hint="eastAsia"/>
+          <w:sz w:val="21"/>
+          <w:szCs w:val="21"/>
+        </w:rPr>
+        <w:t>！如果债务人胆敢耍滑头拒不报告，或者玩虚假报告隐瞒资产，法院根本不用客气，可以直接对其或者单位负责人采取</w:t>
+      </w:r>
+      <w:r>
+        <w:rPr>
+          <w:rStyle w:val="Strong"/>
+          <w:rFonts w:ascii="Microsoft YaHei UI" w:eastAsia="Microsoft YaHei UI" w:hAnsi="Microsoft YaHei UI" w:cs="SimSun" w:hint="eastAsia"/>
+          <w:sz w:val="21"/>
+          <w:szCs w:val="21"/>
+        </w:rPr>
+        <w:t>罚款、拘留</w:t>
+      </w:r>
+      <w:r>
+        <w:rPr>
+          <w:rFonts w:ascii="Microsoft YaHei UI" w:eastAsia="Microsoft YaHei UI" w:hAnsi="Microsoft YaHei UI" w:cs="SimSun" w:hint="eastAsia"/>
+          <w:sz w:val="21"/>
+          <w:szCs w:val="21"/>
+        </w:rPr>
+        <w:t>，严重者甚至追究</w:t>
+      </w:r>
+      <w:r>
+        <w:rPr>
+          <w:rStyle w:val="Strong"/>
+          <w:rFonts w:ascii="Microsoft YaHei UI" w:eastAsia="Microsoft YaHei UI" w:hAnsi="Microsoft YaHei UI" w:cs="SimSun" w:hint="eastAsia"/>
+          <w:sz w:val="21"/>
+          <w:szCs w:val="21"/>
+        </w:rPr>
+        <w:t>刑事责任</w:t>
+      </w:r>
+      <w:r>
+        <w:rPr>
+          <w:rFonts w:ascii="Microsoft YaHei UI" w:eastAsia="Microsoft YaHei UI" w:hAnsi="Microsoft YaHei UI" w:cs="SimSun" w:hint="eastAsia"/>
+          <w:sz w:val="21"/>
+          <w:szCs w:val="21"/>
+        </w:rPr>
+        <w:t>！</w:t>
+      </w:r>
+    </w:p>
+    <w:p>
+      <w:pPr>
+        <w:pStyle w:val="NormalWeb"/>
+        <w:rPr>
+          <w:rFonts w:ascii="Microsoft YaHei UI" w:eastAsia="Microsoft YaHei UI" w:hAnsi="Microsoft YaHei UI"/>
+          <w:sz w:val="21"/>
+          <w:szCs w:val="21"/>
+        </w:rPr>
+      </w:pPr>
+      <w:r>
+        <w:rPr>
+          <w:rFonts w:ascii="Microsoft YaHei UI" w:eastAsia="Microsoft YaHei UI" w:hAnsi="Microsoft YaHei UI" w:cs="SimSun" w:hint="eastAsia"/>
+          <w:sz w:val="21"/>
+          <w:szCs w:val="21"/>
+        </w:rPr>
+        <w:t>如果债务人依旧死猪不怕吃老虎，法律紧接着就会亮出高压信用惩戒三板斧：第一是</w:t>
+      </w:r>
+      <w:r>
+        <w:rPr>
+          <w:rStyle w:val="Strong"/>
+          <w:rFonts w:ascii="Microsoft YaHei UI" w:eastAsia="Microsoft YaHei UI" w:hAnsi="Microsoft YaHei UI" w:cs="SimSun" w:hint="eastAsia"/>
+          <w:sz w:val="21"/>
+          <w:szCs w:val="21"/>
+        </w:rPr>
+        <w:t>限制出境</w:t>
+      </w:r>
+      <w:r>
+        <w:rPr>
+          <w:rFonts w:ascii="Microsoft YaHei UI" w:eastAsia="Microsoft YaHei UI" w:hAnsi="Microsoft YaHei UI" w:cs="SimSun" w:hint="eastAsia"/>
+          <w:sz w:val="21"/>
+          <w:szCs w:val="21"/>
+        </w:rPr>
+        <w:t>关在国门之内不让跑路，第二是</w:t>
+      </w:r>
+      <w:r>
+        <w:rPr>
+          <w:rStyle w:val="Strong"/>
+          <w:rFonts w:ascii="Microsoft YaHei UI" w:eastAsia="Microsoft YaHei UI" w:hAnsi="Microsoft YaHei UI" w:cs="SimSun" w:hint="eastAsia"/>
+          <w:sz w:val="21"/>
+          <w:szCs w:val="21"/>
+        </w:rPr>
+        <w:t>记入征信系统</w:t>
+      </w:r>
+      <w:r>
+        <w:rPr>
+          <w:rFonts w:ascii="Microsoft YaHei UI" w:eastAsia="Microsoft YaHei UI" w:hAnsi="Microsoft YaHei UI" w:cs="SimSun" w:hint="eastAsia"/>
+          <w:sz w:val="21"/>
+          <w:szCs w:val="21"/>
+        </w:rPr>
+        <w:t>让他彻底寸步难行，第三是</w:t>
+      </w:r>
+      <w:r>
+        <w:rPr>
+          <w:rStyle w:val="Strong"/>
+          <w:rFonts w:ascii="Microsoft YaHei UI" w:eastAsia="Microsoft YaHei UI" w:hAnsi="Microsoft YaHei UI" w:cs="SimSun" w:hint="eastAsia"/>
+          <w:sz w:val="21"/>
+          <w:szCs w:val="21"/>
+        </w:rPr>
+        <w:t>通过媒体向全社会公布</w:t>
+      </w:r>
+      <w:r>
+        <w:rPr>
+          <w:rFonts w:ascii="Microsoft YaHei UI" w:eastAsia="Microsoft YaHei UI" w:hAnsi="Microsoft YaHei UI" w:cs="SimSun" w:hint="eastAsia"/>
+          <w:sz w:val="21"/>
+          <w:szCs w:val="21"/>
+        </w:rPr>
+        <w:t>曝光其丑行。</w:t>
+      </w:r>
+    </w:p>
+    <w:p>
+      <w:pPr>
+        <w:pStyle w:val="NormalWeb"/>
+        <w:rPr>
+          <w:rFonts w:ascii="Microsoft YaHei UI" w:eastAsia="Microsoft YaHei UI" w:hAnsi="Microsoft YaHei UI" w:cs="SimSun"/>
+          <w:sz w:val="21"/>
+          <w:szCs w:val="21"/>
+        </w:rPr>
+      </w:pPr>
+      <w:r>
+        <w:rPr>
+          <w:rFonts w:ascii="Microsoft YaHei UI" w:eastAsia="Microsoft YaHei UI" w:hAnsi="Microsoft YaHei UI" w:cs="SimSun" w:hint="eastAsia"/>
+          <w:sz w:val="21"/>
+          <w:szCs w:val="21"/>
+        </w:rPr>
+        <w:lastRenderedPageBreak/>
+        <w:t>除了这三大法定手段，法院还会施加配套的社会维度的全面封杀：下达</w:t>
+      </w:r>
+      <w:r>
+        <w:rPr>
+          <w:rStyle w:val="Strong"/>
+          <w:rFonts w:ascii="Microsoft YaHei UI" w:eastAsia="Microsoft YaHei UI" w:hAnsi="Microsoft YaHei UI" w:cs="SimSun" w:hint="eastAsia"/>
+          <w:sz w:val="21"/>
+          <w:szCs w:val="21"/>
+        </w:rPr>
+        <w:t>限制高消费令</w:t>
+      </w:r>
+      <w:r>
+        <w:rPr>
+          <w:rFonts w:ascii="Microsoft YaHei UI" w:eastAsia="Microsoft YaHei UI" w:hAnsi="Microsoft YaHei UI" w:cs="SimSun" w:hint="eastAsia"/>
+          <w:sz w:val="21"/>
+          <w:szCs w:val="21"/>
+        </w:rPr>
+        <w:t>禁止其坐飞机、坐高铁一等座、住星级高端酒店、买房买车乃至禁止子女就读高收费私立学校；同时将其直接列入</w:t>
+      </w:r>
+      <w:r>
+        <w:rPr>
+          <w:rStyle w:val="Strong"/>
+          <w:rFonts w:ascii="Microsoft YaHei UI" w:eastAsia="Microsoft YaHei UI" w:hAnsi="Microsoft YaHei UI" w:cs="SimSun" w:hint="eastAsia"/>
+          <w:sz w:val="21"/>
+          <w:szCs w:val="21"/>
+        </w:rPr>
+        <w:t>失信被执行人名单</w:t>
+      </w:r>
+      <w:r>
+        <w:rPr>
+          <w:rFonts w:ascii="Microsoft YaHei UI" w:eastAsia="Microsoft YaHei UI" w:hAnsi="Microsoft YaHei UI" w:cs="SimSun" w:hint="eastAsia"/>
+          <w:sz w:val="21"/>
+          <w:szCs w:val="21"/>
+        </w:rPr>
+        <w:t>进行全网联合惩戒。只要债务人一天不上交真金白银，全方位的信用与生活高压网就一天不会撤除！</w:t>
+      </w:r>
+    </w:p>
+    <w:p>
+      <w:pPr>
+        <w:pStyle w:val="Heading2"/>
+      </w:pPr>
+      <w:r>
+        <w:t>执行和解</w:t>
+      </w:r>
+    </w:p>
+    <w:p>
+      <w:pPr>
+        <w:rPr>
+          <w:rFonts w:ascii="Microsoft YaHei UI" w:eastAsia="Microsoft YaHei UI" w:hAnsi="Microsoft YaHei UI" w:hint="eastAsia"/>
+          <w:sz w:val="21"/>
+          <w:szCs w:val="21"/>
+        </w:rPr>
+      </w:pPr>
+      <w:r>
+        <w:rPr>
+          <w:rFonts w:ascii="Microsoft YaHei UI" w:eastAsia="Microsoft YaHei UI" w:hAnsi="Microsoft YaHei UI" w:hint="eastAsia"/>
+          <w:sz w:val="21"/>
+          <w:szCs w:val="21"/>
+        </w:rPr>
+        <w:t>打官司到了执行阶段，如果双方愿意坐下来协商达成执行和解协议，法院会把和解记入笔录，并</w:t>
+      </w:r>
+      <w:r>
+        <w:rPr>
+          <w:rStyle w:val="Strong"/>
+          <w:rFonts w:ascii="Microsoft YaHei UI" w:eastAsia="Microsoft YaHei UI" w:hAnsi="Microsoft YaHei UI" w:cs="SimSun" w:hint="eastAsia"/>
+          <w:sz w:val="21"/>
+          <w:szCs w:val="21"/>
+        </w:rPr>
+        <w:t>裁定中止执行</w:t>
+      </w:r>
+      <w:r>
+        <w:rPr>
+          <w:rFonts w:ascii="Microsoft YaHei UI" w:eastAsia="Microsoft YaHei UI" w:hAnsi="Microsoft YaHei UI" w:hint="eastAsia"/>
+          <w:sz w:val="21"/>
+          <w:szCs w:val="21"/>
+        </w:rPr>
+        <w:t>，绝对不能直接裁定终结执行！只有等债务人把和解协议</w:t>
+      </w:r>
+      <w:r>
+        <w:rPr>
+          <w:rStyle w:val="Strong"/>
+          <w:rFonts w:ascii="Microsoft YaHei UI" w:eastAsia="Microsoft YaHei UI" w:hAnsi="Microsoft YaHei UI" w:cs="SimSun" w:hint="eastAsia"/>
+          <w:sz w:val="21"/>
+          <w:szCs w:val="21"/>
+        </w:rPr>
+        <w:t>全部履行完毕</w:t>
+      </w:r>
+      <w:r>
+        <w:rPr>
+          <w:rFonts w:ascii="Microsoft YaHei UI" w:eastAsia="Microsoft YaHei UI" w:hAnsi="Microsoft YaHei UI" w:hint="eastAsia"/>
+          <w:sz w:val="21"/>
+          <w:szCs w:val="21"/>
+        </w:rPr>
+        <w:t>，法院才会</w:t>
+      </w:r>
+      <w:r>
+        <w:rPr>
+          <w:rStyle w:val="Strong"/>
+          <w:rFonts w:ascii="Microsoft YaHei UI" w:eastAsia="Microsoft YaHei UI" w:hAnsi="Microsoft YaHei UI" w:cs="SimSun" w:hint="eastAsia"/>
+          <w:sz w:val="21"/>
+          <w:szCs w:val="21"/>
+        </w:rPr>
+        <w:t>裁定执行终结</w:t>
+      </w:r>
+      <w:r>
+        <w:rPr>
+          <w:rFonts w:ascii="Microsoft YaHei UI" w:eastAsia="Microsoft YaHei UI" w:hAnsi="Microsoft YaHei UI" w:hint="eastAsia"/>
+          <w:sz w:val="21"/>
+          <w:szCs w:val="21"/>
+        </w:rPr>
+        <w:t>。</w:t>
+      </w:r>
+      <w:r>
+        <w:rPr>
+          <w:rFonts w:ascii="Microsoft YaHei UI" w:eastAsia="Microsoft YaHei UI" w:hAnsi="Microsoft YaHei UI"/>
+          <w:sz w:val="21"/>
+          <w:szCs w:val="21"/>
+        </w:rPr>
+        <w:t>申请执行人与被执行人达成和解协议后，申请执行人可基于处分权请求</w:t>
+      </w:r>
+      <w:r>
+        <w:rPr>
+          <w:rFonts w:ascii="Microsoft YaHei UI" w:eastAsia="Microsoft YaHei UI" w:hAnsi="Microsoft YaHei UI"/>
+          <w:b/>
+          <w:bCs/>
+          <w:sz w:val="21"/>
+          <w:szCs w:val="21"/>
+        </w:rPr>
+        <w:t>撤回执行申请</w:t>
+      </w:r>
+      <w:r>
+        <w:rPr>
+          <w:rFonts w:ascii="Microsoft YaHei UI" w:eastAsia="Microsoft YaHei UI" w:hAnsi="Microsoft YaHei UI" w:hint="eastAsia"/>
+          <w:b/>
+          <w:bCs/>
+          <w:sz w:val="21"/>
+          <w:szCs w:val="21"/>
+        </w:rPr>
+        <w:t>.</w:t>
+      </w:r>
+    </w:p>
+    <w:p>
+      <w:pPr>
+        <w:rPr>
+          <w:rFonts w:ascii="Microsoft YaHei UI" w:eastAsia="Microsoft YaHei UI" w:hAnsi="Microsoft YaHei UI" w:hint="eastAsia"/>
+          <w:sz w:val="21"/>
+          <w:szCs w:val="21"/>
+        </w:rPr>
+      </w:pPr>
+    </w:p>
+    <w:p>
+      <w:pPr>
+        <w:rPr>
+          <w:rFonts w:ascii="Microsoft YaHei UI" w:eastAsia="Microsoft YaHei UI" w:hAnsi="Microsoft YaHei UI"/>
+          <w:sz w:val="21"/>
+          <w:szCs w:val="21"/>
+        </w:rPr>
+      </w:pPr>
+      <w:r>
+        <w:rPr>
+          <w:rFonts w:ascii="Microsoft YaHei UI" w:eastAsia="Microsoft YaHei UI" w:hAnsi="Microsoft YaHei UI" w:hint="eastAsia"/>
+          <w:sz w:val="21"/>
+          <w:szCs w:val="21"/>
+        </w:rPr>
+        <w:t>万一债务人答应得好好的，事后却耍赖不履行和解协议，法律给债权人提供了</w:t>
+      </w:r>
+      <w:r>
+        <w:rPr>
+          <w:rStyle w:val="Strong"/>
+          <w:rFonts w:ascii="Microsoft YaHei UI" w:eastAsia="Microsoft YaHei UI" w:hAnsi="Microsoft YaHei UI" w:cs="SimSun" w:hint="eastAsia"/>
+          <w:sz w:val="21"/>
+          <w:szCs w:val="21"/>
+        </w:rPr>
+        <w:t>两条路择一的双轨救济</w:t>
+      </w:r>
+      <w:r>
+        <w:rPr>
+          <w:rFonts w:ascii="Microsoft YaHei UI" w:eastAsia="Microsoft YaHei UI" w:hAnsi="Microsoft YaHei UI" w:hint="eastAsia"/>
+          <w:sz w:val="21"/>
+          <w:szCs w:val="21"/>
+        </w:rPr>
+        <w:t>：第一条路是</w:t>
+      </w:r>
+      <w:r>
+        <w:rPr>
+          <w:rStyle w:val="Strong"/>
+          <w:rFonts w:ascii="Microsoft YaHei UI" w:eastAsia="Microsoft YaHei UI" w:hAnsi="Microsoft YaHei UI" w:cs="SimSun" w:hint="eastAsia"/>
+          <w:sz w:val="21"/>
+          <w:szCs w:val="21"/>
+        </w:rPr>
+        <w:t>申请恢复执行原生效文书</w:t>
+      </w:r>
+      <w:r>
+        <w:rPr>
+          <w:rFonts w:ascii="Microsoft YaHei UI" w:eastAsia="Microsoft YaHei UI" w:hAnsi="Microsoft YaHei UI" w:hint="eastAsia"/>
+          <w:sz w:val="21"/>
+          <w:szCs w:val="21"/>
+        </w:rPr>
+        <w:t>，原文书没履行的部分接着查冻扣划，而且</w:t>
+      </w:r>
+      <w:r>
+        <w:rPr>
+          <w:rStyle w:val="Strong"/>
+          <w:rFonts w:ascii="Microsoft YaHei UI" w:eastAsia="Microsoft YaHei UI" w:hAnsi="Microsoft YaHei UI" w:cs="SimSun" w:hint="eastAsia"/>
+          <w:sz w:val="21"/>
+          <w:szCs w:val="21"/>
+        </w:rPr>
+        <w:t>和解协议约定的履行期限不计入</w:t>
+      </w:r>
+      <w:r>
+        <w:rPr>
+          <w:rStyle w:val="Strong"/>
+          <w:rFonts w:ascii="Microsoft YaHei UI" w:eastAsia="Microsoft YaHei UI" w:hAnsi="Microsoft YaHei UI"/>
+          <w:sz w:val="21"/>
+          <w:szCs w:val="21"/>
+        </w:rPr>
+        <w:t>2</w:t>
+      </w:r>
+      <w:r>
+        <w:rPr>
+          <w:rStyle w:val="Strong"/>
+          <w:rFonts w:ascii="Microsoft YaHei UI" w:eastAsia="Microsoft YaHei UI" w:hAnsi="Microsoft YaHei UI" w:cs="SimSun" w:hint="eastAsia"/>
+          <w:sz w:val="21"/>
+          <w:szCs w:val="21"/>
+        </w:rPr>
+        <w:t>年的申请恢复执行期间</w:t>
+      </w:r>
+      <w:r>
+        <w:rPr>
+          <w:rFonts w:ascii="Microsoft YaHei UI" w:eastAsia="Microsoft YaHei UI" w:hAnsi="Microsoft YaHei UI" w:hint="eastAsia"/>
+          <w:sz w:val="21"/>
+          <w:szCs w:val="21"/>
+        </w:rPr>
+        <w:t>；第二条路是</w:t>
+      </w:r>
+      <w:r>
+        <w:rPr>
+          <w:rStyle w:val="Strong"/>
+          <w:rFonts w:ascii="Microsoft YaHei UI" w:eastAsia="Microsoft YaHei UI" w:hAnsi="Microsoft YaHei UI" w:cs="SimSun" w:hint="eastAsia"/>
+          <w:sz w:val="21"/>
+          <w:szCs w:val="21"/>
+        </w:rPr>
+        <w:t>直接就执行和解协议向法院起诉</w:t>
+      </w:r>
+      <w:r>
+        <w:rPr>
+          <w:rFonts w:ascii="Microsoft YaHei UI" w:eastAsia="Microsoft YaHei UI" w:hAnsi="Microsoft YaHei UI" w:hint="eastAsia"/>
+          <w:sz w:val="21"/>
+          <w:szCs w:val="21"/>
+        </w:rPr>
+        <w:t>，把和解协议当成新合同来告。</w:t>
+      </w:r>
+    </w:p>
+    <w:p>
+      <w:pPr>
+        <w:rPr>
+          <w:rFonts w:ascii="Microsoft YaHei UI" w:eastAsia="Microsoft YaHei UI" w:hAnsi="Microsoft YaHei UI"/>
+          <w:sz w:val="21"/>
+          <w:szCs w:val="21"/>
+        </w:rPr>
+      </w:pPr>
+      <w:bookmarkStart w:id="5" w:name="OLE_LINK4"/>
+      <w:r>
+        <w:rPr>
+          <w:rFonts w:ascii="Microsoft YaHei UI" w:eastAsia="Microsoft YaHei UI" w:hAnsi="Microsoft YaHei UI" w:hint="eastAsia"/>
+          <w:sz w:val="21"/>
+          <w:szCs w:val="21"/>
+        </w:rPr>
+        <w:t>但是这里藏着一个极毒的考场陷阱！如果原判决要返还的是</w:t>
+      </w:r>
+      <w:r>
+        <w:rPr>
+          <w:rStyle w:val="Strong"/>
+          <w:rFonts w:ascii="Microsoft YaHei UI" w:eastAsia="Microsoft YaHei UI" w:hAnsi="Microsoft YaHei UI" w:cs="SimSun" w:hint="eastAsia"/>
+          <w:sz w:val="21"/>
+          <w:szCs w:val="21"/>
+        </w:rPr>
+        <w:t>特定的画作、公章等特定物</w:t>
+      </w:r>
+      <w:r>
+        <w:rPr>
+          <w:rFonts w:ascii="Microsoft YaHei UI" w:eastAsia="Microsoft YaHei UI" w:hAnsi="Microsoft YaHei UI" w:hint="eastAsia"/>
+          <w:sz w:val="21"/>
+          <w:szCs w:val="21"/>
+        </w:rPr>
+        <w:t>，而这个特定物在执行中</w:t>
+      </w:r>
+      <w:r>
+        <w:rPr>
+          <w:rStyle w:val="Strong"/>
+          <w:rFonts w:ascii="Microsoft YaHei UI" w:eastAsia="Microsoft YaHei UI" w:hAnsi="Microsoft YaHei UI" w:cs="SimSun" w:hint="eastAsia"/>
+          <w:sz w:val="21"/>
+          <w:szCs w:val="21"/>
+        </w:rPr>
+        <w:t>已经彻底灭失、毁损或被第三方善意取得</w:t>
+      </w:r>
+      <w:r>
+        <w:rPr>
+          <w:rFonts w:ascii="Microsoft YaHei UI" w:eastAsia="Microsoft YaHei UI" w:hAnsi="Microsoft YaHei UI" w:hint="eastAsia"/>
+          <w:sz w:val="21"/>
+          <w:szCs w:val="21"/>
+        </w:rPr>
+        <w:t>，双方随后达成了折价赔偿的和解协议。这种情况下债务人若不履行和解协议，债权人</w:t>
+      </w:r>
+      <w:r>
+        <w:rPr>
+          <w:rStyle w:val="Strong"/>
+          <w:rFonts w:ascii="Microsoft YaHei UI" w:eastAsia="Microsoft YaHei UI" w:hAnsi="Microsoft YaHei UI" w:cs="SimSun" w:hint="eastAsia"/>
+          <w:sz w:val="21"/>
+          <w:szCs w:val="21"/>
+        </w:rPr>
+        <w:t>只能就和解协议起诉</w:t>
+      </w:r>
+      <w:r>
+        <w:rPr>
+          <w:rFonts w:ascii="Microsoft YaHei UI" w:eastAsia="Microsoft YaHei UI" w:hAnsi="Microsoft YaHei UI" w:hint="eastAsia"/>
+          <w:sz w:val="21"/>
+          <w:szCs w:val="21"/>
+        </w:rPr>
+        <w:t>，</w:t>
+      </w:r>
+      <w:r>
+        <w:rPr>
+          <w:rStyle w:val="Strong"/>
+          <w:rFonts w:ascii="Microsoft YaHei UI" w:eastAsia="Microsoft YaHei UI" w:hAnsi="Microsoft YaHei UI" w:cs="SimSun" w:hint="eastAsia"/>
+          <w:sz w:val="21"/>
+          <w:szCs w:val="21"/>
+        </w:rPr>
+        <w:t>绝对不能申请恢复执行原判决</w:t>
+      </w:r>
+      <w:bookmarkEnd w:id="5"/>
+      <w:r>
+        <w:rPr>
+          <w:rFonts w:ascii="Microsoft YaHei UI" w:eastAsia="Microsoft YaHei UI" w:hAnsi="Microsoft YaHei UI" w:hint="eastAsia"/>
+          <w:sz w:val="21"/>
+          <w:szCs w:val="21"/>
+        </w:rPr>
+        <w:t>！因为原物都丢了碎了，恢复原判决在客观上根本执行不了。另外，如果和解协议已经</w:t>
+      </w:r>
+      <w:r>
+        <w:rPr>
+          <w:rStyle w:val="Strong"/>
+          <w:rFonts w:ascii="Microsoft YaHei UI" w:eastAsia="Microsoft YaHei UI" w:hAnsi="Microsoft YaHei UI" w:cs="SimSun" w:hint="eastAsia"/>
+          <w:sz w:val="21"/>
+          <w:szCs w:val="21"/>
+        </w:rPr>
+        <w:t>全部履行完毕</w:t>
+      </w:r>
+      <w:r>
+        <w:rPr>
+          <w:rFonts w:ascii="Microsoft YaHei UI" w:eastAsia="Microsoft YaHei UI" w:hAnsi="Microsoft YaHei UI" w:hint="eastAsia"/>
+          <w:sz w:val="21"/>
+          <w:szCs w:val="21"/>
+        </w:rPr>
+        <w:t>，一方反悔再就原判决申请再审的，法院应当</w:t>
+      </w:r>
+      <w:r>
+        <w:rPr>
+          <w:rStyle w:val="Strong"/>
+          <w:rFonts w:ascii="Microsoft YaHei UI" w:eastAsia="Microsoft YaHei UI" w:hAnsi="Microsoft YaHei UI" w:cs="SimSun" w:hint="eastAsia"/>
+          <w:sz w:val="21"/>
+          <w:szCs w:val="21"/>
+        </w:rPr>
+        <w:t>裁定终结审查</w:t>
+      </w:r>
+      <w:r>
+        <w:rPr>
+          <w:rFonts w:ascii="Microsoft YaHei UI" w:eastAsia="Microsoft YaHei UI" w:hAnsi="Microsoft YaHei UI" w:hint="eastAsia"/>
+          <w:sz w:val="21"/>
+          <w:szCs w:val="21"/>
+        </w:rPr>
+        <w:t>！</w:t>
+      </w:r>
+    </w:p>
+    <w:p>
+      <w:pPr>
+        <w:rPr>
+          <w:rFonts w:ascii="Microsoft YaHei UI" w:eastAsia="Microsoft YaHei UI" w:hAnsi="Microsoft YaHei UI"/>
+          <w:sz w:val="21"/>
+          <w:szCs w:val="21"/>
+        </w:rPr>
+      </w:pPr>
+    </w:p>
+    <w:p>
+      <w:pPr>
+        <w:rPr>
+          <w:rStyle w:val="Strong"/>
+          <w:rFonts w:ascii="Microsoft YaHei UI" w:eastAsia="Microsoft YaHei UI" w:hAnsi="Microsoft YaHei UI" w:cs="SimSun"/>
+          <w:b w:val="0"/>
+          <w:bCs w:val="0"/>
+          <w:sz w:val="21"/>
+          <w:szCs w:val="21"/>
+        </w:rPr>
+      </w:pPr>
+      <w:r>
+        <w:rPr>
+          <w:rStyle w:val="Strong"/>
+          <w:rFonts w:ascii="Microsoft YaHei UI" w:eastAsia="Microsoft YaHei UI" w:hAnsi="Microsoft YaHei UI" w:cs="SimSun" w:hint="eastAsia"/>
+          <w:b w:val="0"/>
+          <w:bCs w:val="0"/>
+          <w:sz w:val="21"/>
+          <w:szCs w:val="21"/>
+        </w:rPr>
+        <w:t>以特定物抵债的执行和解协议，标的物存在权利瑕疵（已抵押、查封、无法过户）致和解目的落空的，申请执行人应申请恢复原判决执行（须当事人申请，非法院依职权）</w:t>
+      </w:r>
+      <w:r>
+        <w:rPr>
+          <w:rStyle w:val="Strong"/>
+          <w:rFonts w:ascii="Microsoft YaHei UI" w:eastAsia="Microsoft YaHei UI" w:hAnsi="Microsoft YaHei UI" w:cs="SimSun" w:hint="eastAsia"/>
+          <w:b w:val="0"/>
+          <w:bCs w:val="0"/>
+          <w:sz w:val="21"/>
+          <w:szCs w:val="21"/>
+        </w:rPr>
+        <w:t>;</w:t>
+      </w:r>
+    </w:p>
+    <w:p>
+      <w:pPr>
+        <w:rPr>
+          <w:rFonts w:ascii="Microsoft YaHei UI" w:eastAsia="Microsoft YaHei UI" w:hAnsi="Microsoft YaHei UI" w:hint="eastAsia"/>
+          <w:b/>
+          <w:bCs/>
+          <w:sz w:val="21"/>
+          <w:szCs w:val="21"/>
+        </w:rPr>
+      </w:pPr>
+    </w:p>
+    <w:p>
+      <w:pPr>
+        <w:rPr>
+          <w:rFonts w:ascii="Microsoft YaHei UI" w:eastAsia="Microsoft YaHei UI" w:hAnsi="Microsoft YaHei UI" w:hint="eastAsia"/>
+          <w:sz w:val="21"/>
+          <w:szCs w:val="21"/>
+        </w:rPr>
+      </w:pPr>
+      <w:r>
+        <w:rPr>
+          <w:rFonts w:ascii="Microsoft YaHei UI" w:eastAsia="Microsoft YaHei UI" w:hAnsi="Microsoft YaHei UI"/>
+          <w:sz w:val="21"/>
+          <w:szCs w:val="21"/>
+        </w:rPr>
+        <w:t>原判决返还的特定物已损毁、原判决无法恢复执行；双方以他物抵偿达成执行和解协议、一方不履行的，对方只能就和解协议另行起诉（不能恢复执行已灭失标的的原判决，法院也不能径行执行原物价值或强制执行无执行力的和解协议）</w:t>
+      </w:r>
+      <w:r>
+        <w:rPr>
+          <w:rFonts w:ascii="Microsoft YaHei UI" w:eastAsia="Microsoft YaHei UI" w:hAnsi="Microsoft YaHei UI" w:hint="eastAsia"/>
+          <w:sz w:val="21"/>
+          <w:szCs w:val="21"/>
+        </w:rPr>
+        <w:t>;</w:t>
+      </w:r>
+    </w:p>
+    <w:p>
+      <w:pPr>
+        <w:rPr>
+          <w:rFonts w:ascii="Microsoft YaHei UI" w:eastAsia="Microsoft YaHei UI" w:hAnsi="Microsoft YaHei UI" w:hint="eastAsia"/>
+          <w:sz w:val="21"/>
+          <w:szCs w:val="21"/>
+        </w:rPr>
+      </w:pPr>
+    </w:p>
+    <w:p>
+      <w:pPr>
+        <w:rPr>
+          <w:rFonts w:ascii="Microsoft YaHei UI" w:eastAsia="Microsoft YaHei UI" w:hAnsi="Microsoft YaHei UI"/>
+          <w:b/>
+          <w:bCs/>
+          <w:sz w:val="21"/>
+          <w:szCs w:val="21"/>
+        </w:rPr>
+      </w:pPr>
+      <w:r>
+        <w:rPr>
+          <w:rStyle w:val="Strong"/>
+          <w:rFonts w:ascii="Microsoft YaHei UI" w:eastAsia="Microsoft YaHei UI" w:hAnsi="Microsoft YaHei UI" w:cs="SimSun" w:hint="eastAsia"/>
+          <w:b w:val="0"/>
+          <w:bCs w:val="0"/>
+          <w:sz w:val="21"/>
+          <w:szCs w:val="21"/>
+        </w:rPr>
+        <w:t>执行中当事人达成和解协议且已履行完毕的，一方申请再审的，人民法院</w:t>
+      </w:r>
+      <w:r>
+        <w:rPr>
+          <w:rStyle w:val="Strong"/>
+          <w:rFonts w:ascii="Microsoft YaHei UI" w:eastAsia="Microsoft YaHei UI" w:hAnsi="Microsoft YaHei UI" w:cs="SimSun" w:hint="eastAsia"/>
+          <w:sz w:val="21"/>
+          <w:szCs w:val="21"/>
+        </w:rPr>
+        <w:t>裁定终结对再审申请的审查</w:t>
+      </w:r>
+      <w:r>
+        <w:rPr>
+          <w:rFonts w:ascii="Microsoft YaHei UI" w:eastAsia="Microsoft YaHei UI" w:hAnsi="Microsoft YaHei UI" w:hint="eastAsia"/>
+          <w:b/>
+          <w:bCs/>
+          <w:sz w:val="21"/>
+          <w:szCs w:val="21"/>
+        </w:rPr>
+        <w:t>.</w:t>
+      </w:r>
+    </w:p>
+    <w:p>
+      <w:pPr>
+        <w:rPr>
+          <w:rFonts w:ascii="Microsoft YaHei UI" w:eastAsia="Microsoft YaHei UI" w:hAnsi="Microsoft YaHei UI"/>
+          <w:b/>
+          <w:bCs/>
+          <w:sz w:val="21"/>
+          <w:szCs w:val="21"/>
+        </w:rPr>
+      </w:pPr>
+    </w:p>
+    <w:p>
+      <w:pPr>
+        <w:rPr>
+          <w:rFonts w:ascii="Microsoft YaHei UI" w:eastAsia="Microsoft YaHei UI" w:hAnsi="Microsoft YaHei UI" w:hint="eastAsia"/>
+          <w:sz w:val="21"/>
+          <w:szCs w:val="21"/>
+        </w:rPr>
+      </w:pPr>
+      <w:r>
+        <w:rPr>
+          <w:rFonts w:ascii="Microsoft YaHei UI" w:eastAsia="Microsoft YaHei UI" w:hAnsi="Microsoft YaHei UI"/>
+          <w:b/>
+          <w:bCs/>
+          <w:sz w:val="21"/>
+          <w:szCs w:val="21"/>
+        </w:rPr>
+        <w:t>执行和解协议的效力：</w:t>
+      </w:r>
+      <w:r>
+        <w:rPr>
+          <w:rFonts w:ascii="Microsoft YaHei UI" w:eastAsia="Microsoft YaHei UI" w:hAnsi="Microsoft YaHei UI"/>
+          <w:sz w:val="21"/>
+          <w:szCs w:val="21"/>
+        </w:rPr>
+        <w:t>可以自愿达成、可以变更履行内容，但和解协议本身</w:t>
+      </w:r>
+      <w:r>
+        <w:rPr>
+          <w:rFonts w:ascii="Microsoft YaHei UI" w:eastAsia="Microsoft YaHei UI" w:hAnsi="Microsoft YaHei UI"/>
+          <w:b/>
+          <w:bCs/>
+          <w:sz w:val="21"/>
+          <w:szCs w:val="21"/>
+        </w:rPr>
+        <w:t>没有强制执行力</w:t>
+      </w:r>
+    </w:p>
+    <w:p>
+      <w:pPr>
+        <w:pStyle w:val="Heading2"/>
+        <w:rPr>
+          <w:rFonts w:hint="eastAsia"/>
+        </w:rPr>
+      </w:pPr>
+      <w:r>
+        <w:rPr>
+          <w:rFonts w:hint="eastAsia"/>
+        </w:rPr>
+        <w:t>执行担保</w:t>
+      </w:r>
+    </w:p>
+    <w:p>
+      <w:pPr>
+        <w:rPr>
+          <w:rFonts w:ascii="Microsoft YaHei UI" w:eastAsia="Microsoft YaHei UI" w:hAnsi="Microsoft YaHei UI"/>
+          <w:sz w:val="21"/>
+          <w:szCs w:val="21"/>
+        </w:rPr>
+      </w:pPr>
+      <w:r>
+        <w:rPr>
+          <w:rFonts w:ascii="Microsoft YaHei UI" w:eastAsia="Microsoft YaHei UI" w:hAnsi="Microsoft YaHei UI" w:hint="eastAsia"/>
+          <w:sz w:val="21"/>
+          <w:szCs w:val="21"/>
+        </w:rPr>
+        <w:t>债务人被法院强制执行时，如果一时掏不出真金白银，想要争取喘口气的时间，可以向法院申请暂缓执行。但暂缓执行绝对不是债务人单方面说了算的！必须同时满足两个硬要件：一是</w:t>
+      </w:r>
+      <w:r>
+        <w:rPr>
+          <w:rStyle w:val="Strong"/>
+          <w:rFonts w:ascii="Microsoft YaHei UI" w:eastAsia="Microsoft YaHei UI" w:hAnsi="Microsoft YaHei UI" w:cs="SimSun" w:hint="eastAsia"/>
+          <w:sz w:val="21"/>
+          <w:szCs w:val="21"/>
+        </w:rPr>
+        <w:t>被执行人提供合法担保</w:t>
+      </w:r>
+      <w:r>
+        <w:rPr>
+          <w:rFonts w:ascii="Microsoft YaHei UI" w:eastAsia="Microsoft YaHei UI" w:hAnsi="Microsoft YaHei UI" w:hint="eastAsia"/>
+          <w:sz w:val="21"/>
+          <w:szCs w:val="21"/>
+        </w:rPr>
+        <w:t>，二是</w:t>
+      </w:r>
+      <w:r>
+        <w:rPr>
+          <w:rStyle w:val="Strong"/>
+          <w:rFonts w:ascii="Microsoft YaHei UI" w:eastAsia="Microsoft YaHei UI" w:hAnsi="Microsoft YaHei UI" w:cs="SimSun" w:hint="eastAsia"/>
+          <w:sz w:val="21"/>
+          <w:szCs w:val="21"/>
+        </w:rPr>
+        <w:t>必须取得申请执行人的同意</w:t>
+      </w:r>
+      <w:r>
+        <w:rPr>
+          <w:rFonts w:ascii="Microsoft YaHei UI" w:eastAsia="Microsoft YaHei UI" w:hAnsi="Microsoft YaHei UI" w:hint="eastAsia"/>
+          <w:sz w:val="21"/>
+          <w:szCs w:val="21"/>
+        </w:rPr>
+        <w:t>。哪怕你把金山银山押给法院，只要债权人不同意，法院</w:t>
+      </w:r>
+      <w:r>
+        <w:rPr>
+          <w:rStyle w:val="Strong"/>
+          <w:rFonts w:ascii="Microsoft YaHei UI" w:eastAsia="Microsoft YaHei UI" w:hAnsi="Microsoft YaHei UI" w:cs="SimSun" w:hint="eastAsia"/>
+          <w:sz w:val="21"/>
+          <w:szCs w:val="21"/>
+        </w:rPr>
+        <w:t>绝对不能暂缓执行</w:t>
+      </w:r>
+      <w:r>
+        <w:rPr>
+          <w:rFonts w:ascii="Microsoft YaHei UI" w:eastAsia="Microsoft YaHei UI" w:hAnsi="Microsoft YaHei UI" w:hint="eastAsia"/>
+          <w:sz w:val="21"/>
+          <w:szCs w:val="21"/>
+        </w:rPr>
+        <w:t>！</w:t>
+      </w:r>
+    </w:p>
+    <w:p>
+      <w:pPr>
+        <w:rPr>
+          <w:rFonts w:ascii="Microsoft YaHei UI" w:eastAsia="Microsoft YaHei UI" w:hAnsi="Microsoft YaHei UI"/>
+          <w:sz w:val="21"/>
+          <w:szCs w:val="21"/>
+        </w:rPr>
+      </w:pPr>
+      <w:r>
+        <w:rPr>
+          <w:rFonts w:ascii="Microsoft YaHei UI" w:eastAsia="Microsoft YaHei UI" w:hAnsi="Microsoft YaHei UI" w:hint="eastAsia"/>
+          <w:sz w:val="21"/>
+          <w:szCs w:val="21"/>
+        </w:rPr>
+        <w:lastRenderedPageBreak/>
+        <w:t>一旦法院决定暂缓执行，就会给债务人一段缓冲期。缓冲期满后如果债务人仍然装傻充愣不还钱，法律给债权人和法院提供了极其高效的出口：法院</w:t>
+      </w:r>
+      <w:r>
+        <w:rPr>
+          <w:rStyle w:val="Strong"/>
+          <w:rFonts w:ascii="Microsoft YaHei UI" w:eastAsia="Microsoft YaHei UI" w:hAnsi="Microsoft YaHei UI" w:cs="SimSun" w:hint="eastAsia"/>
+          <w:sz w:val="21"/>
+          <w:szCs w:val="21"/>
+        </w:rPr>
+        <w:t>可以直接强制执行担保财产</w:t>
+      </w:r>
+      <w:r>
+        <w:rPr>
+          <w:rFonts w:ascii="Microsoft YaHei UI" w:eastAsia="Microsoft YaHei UI" w:hAnsi="Microsoft YaHei UI" w:hint="eastAsia"/>
+          <w:sz w:val="21"/>
+          <w:szCs w:val="21"/>
+        </w:rPr>
+        <w:t>，或者</w:t>
+      </w:r>
+      <w:r>
+        <w:rPr>
+          <w:rStyle w:val="Strong"/>
+          <w:rFonts w:ascii="Microsoft YaHei UI" w:eastAsia="Microsoft YaHei UI" w:hAnsi="Microsoft YaHei UI" w:cs="SimSun" w:hint="eastAsia"/>
+          <w:sz w:val="21"/>
+          <w:szCs w:val="21"/>
+        </w:rPr>
+        <w:t>直接裁定执行担保人的财产</w:t>
+      </w:r>
+      <w:r>
+        <w:rPr>
+          <w:rFonts w:ascii="Microsoft YaHei UI" w:eastAsia="Microsoft YaHei UI" w:hAnsi="Microsoft YaHei UI" w:hint="eastAsia"/>
+          <w:sz w:val="21"/>
+          <w:szCs w:val="21"/>
+        </w:rPr>
+        <w:t>！</w:t>
+      </w:r>
+    </w:p>
+    <w:p>
+      <w:pPr>
+        <w:rPr>
+          <w:rFonts w:ascii="Microsoft YaHei UI" w:eastAsia="Microsoft YaHei UI" w:hAnsi="Microsoft YaHei UI"/>
+          <w:sz w:val="21"/>
+          <w:szCs w:val="21"/>
+        </w:rPr>
+      </w:pPr>
+      <w:r>
+        <w:rPr>
+          <w:rFonts w:ascii="Microsoft YaHei UI" w:eastAsia="Microsoft YaHei UI" w:hAnsi="Microsoft YaHei UI" w:hint="eastAsia"/>
+          <w:sz w:val="21"/>
+          <w:szCs w:val="21"/>
+        </w:rPr>
+        <w:t>注意这里的极毒陷阱：当担保人不履行担保责任时，债权人</w:t>
+      </w:r>
+      <w:r>
+        <w:rPr>
+          <w:rStyle w:val="Strong"/>
+          <w:rFonts w:ascii="Microsoft YaHei UI" w:eastAsia="Microsoft YaHei UI" w:hAnsi="Microsoft YaHei UI" w:cs="SimSun" w:hint="eastAsia"/>
+          <w:sz w:val="21"/>
+          <w:szCs w:val="21"/>
+        </w:rPr>
+        <w:t>绝对不需要另行起诉担保人</w:t>
+      </w:r>
+      <w:r>
+        <w:rPr>
+          <w:rFonts w:ascii="Microsoft YaHei UI" w:eastAsia="Microsoft YaHei UI" w:hAnsi="Microsoft YaHei UI" w:hint="eastAsia"/>
+          <w:sz w:val="21"/>
+          <w:szCs w:val="21"/>
+        </w:rPr>
+        <w:t>，法院也</w:t>
+      </w:r>
+      <w:r>
+        <w:rPr>
+          <w:rStyle w:val="Strong"/>
+          <w:rFonts w:ascii="Microsoft YaHei UI" w:eastAsia="Microsoft YaHei UI" w:hAnsi="Microsoft YaHei UI" w:cs="SimSun" w:hint="eastAsia"/>
+          <w:sz w:val="21"/>
+          <w:szCs w:val="21"/>
+        </w:rPr>
+        <w:t>不需要通过漫长的审理程序</w:t>
+      </w:r>
+      <w:r>
+        <w:rPr>
+          <w:rFonts w:ascii="Microsoft YaHei UI" w:eastAsia="Microsoft YaHei UI" w:hAnsi="Microsoft YaHei UI" w:hint="eastAsia"/>
+          <w:sz w:val="21"/>
+          <w:szCs w:val="21"/>
+        </w:rPr>
+        <w:t>，直接凭原执行程序中的裁定就能拉走担保人的财产去还债，但以担保范围为限。这种直接执扣担保财产的机制，就是为了惩罚失信者并高效保障债权！</w:t>
+      </w:r>
+    </w:p>
+    <w:p>
+      <w:pPr>
+        <w:rPr>
+          <w:rFonts w:ascii="Microsoft YaHei UI" w:eastAsia="Microsoft YaHei UI" w:hAnsi="Microsoft YaHei UI"/>
+          <w:sz w:val="21"/>
+          <w:szCs w:val="21"/>
+        </w:rPr>
+      </w:pPr>
+    </w:p>
+    <w:p>
+      <w:pPr>
+        <w:pStyle w:val="Heading2"/>
+        <w:rPr>
+          <w:rFonts w:hint="eastAsia"/>
+        </w:rPr>
+      </w:pPr>
+      <w:r>
+        <w:rPr>
+          <w:rFonts w:hint="eastAsia"/>
+        </w:rPr>
+        <w:t>执行承担</w:t>
+      </w:r>
+      <w:r>
+        <w:rPr>
+          <w:rFonts w:hint="eastAsia"/>
+        </w:rPr>
+        <w:t xml:space="preserve"> </w:t>
+      </w:r>
+      <w:r>
+        <w:t>–</w:t>
+      </w:r>
+      <w:r>
+        <w:rPr>
+          <w:rFonts w:hint="eastAsia"/>
+        </w:rPr>
+        <w:t xml:space="preserve"> </w:t>
+      </w:r>
+      <w:r>
+        <w:rPr>
+          <w:rFonts w:hint="eastAsia"/>
+        </w:rPr>
+        <w:t>变更追加被执行人</w:t>
+      </w:r>
+    </w:p>
+    <w:p>
+      <w:pPr>
+        <w:rPr>
+          <w:rFonts w:ascii="Microsoft YaHei UI" w:eastAsia="Microsoft YaHei UI" w:hAnsi="Microsoft YaHei UI"/>
+          <w:sz w:val="21"/>
+          <w:szCs w:val="21"/>
+        </w:rPr>
+      </w:pPr>
+      <w:r>
+        <w:rPr>
+          <w:rFonts w:ascii="Microsoft YaHei UI" w:eastAsia="Microsoft YaHei UI" w:hAnsi="Microsoft YaHei UI" w:hint="eastAsia"/>
+          <w:sz w:val="21"/>
+          <w:szCs w:val="21"/>
+        </w:rPr>
+        <w:t>官司打赢到了执行阶段，如果原本的债务人突然没了或者财产被空壳化，法院绝不会让判决变成废纸，可以通过变更或追加被执行人直接找替补。</w:t>
+      </w:r>
+    </w:p>
+    <w:p>
+      <w:pPr>
+        <w:rPr>
+          <w:rFonts w:ascii="Microsoft YaHei UI" w:eastAsia="Microsoft YaHei UI" w:hAnsi="Microsoft YaHei UI"/>
+          <w:sz w:val="21"/>
+          <w:szCs w:val="21"/>
+        </w:rPr>
+      </w:pPr>
+      <w:bookmarkStart w:id="6" w:name="OLE_LINK5"/>
+      <w:r>
+        <w:rPr>
+          <w:rFonts w:ascii="Microsoft YaHei UI" w:eastAsia="Microsoft YaHei UI" w:hAnsi="Microsoft YaHei UI" w:hint="eastAsia"/>
+          <w:sz w:val="21"/>
+          <w:szCs w:val="21"/>
+        </w:rPr>
+        <w:t>如果自然人债务人死了，不用怕，可以直接</w:t>
+      </w:r>
+      <w:r>
+        <w:rPr>
+          <w:rStyle w:val="Strong"/>
+          <w:rFonts w:ascii="Microsoft YaHei UI" w:eastAsia="Microsoft YaHei UI" w:hAnsi="Microsoft YaHei UI" w:cs="SimSun" w:hint="eastAsia"/>
+          <w:sz w:val="21"/>
+          <w:szCs w:val="21"/>
+        </w:rPr>
+        <w:t>变更继承人</w:t>
+      </w:r>
+      <w:r>
+        <w:rPr>
+          <w:rFonts w:ascii="Microsoft YaHei UI" w:eastAsia="Microsoft YaHei UI" w:hAnsi="Microsoft YaHei UI" w:hint="eastAsia"/>
+          <w:sz w:val="21"/>
+          <w:szCs w:val="21"/>
+        </w:rPr>
+        <w:t>为被执行人，但继承人可不是无限背债，</w:t>
+      </w:r>
+      <w:r>
+        <w:rPr>
+          <w:rStyle w:val="Strong"/>
+          <w:rFonts w:ascii="Microsoft YaHei UI" w:eastAsia="Microsoft YaHei UI" w:hAnsi="Microsoft YaHei UI" w:cs="SimSun" w:hint="eastAsia"/>
+          <w:sz w:val="21"/>
+          <w:szCs w:val="21"/>
+        </w:rPr>
+        <w:t>仅仅以继承遗产的实际价值为限</w:t>
+      </w:r>
+      <w:r>
+        <w:rPr>
+          <w:rFonts w:ascii="Microsoft YaHei UI" w:eastAsia="Microsoft YaHei UI" w:hAnsi="Microsoft YaHei UI" w:hint="eastAsia"/>
+          <w:sz w:val="21"/>
+          <w:szCs w:val="21"/>
+        </w:rPr>
+        <w:t>替死者还钱；</w:t>
+      </w:r>
+      <w:bookmarkEnd w:id="6"/>
+      <w:r>
+        <w:rPr>
+          <w:rFonts w:ascii="Microsoft YaHei UI" w:eastAsia="Microsoft YaHei UI" w:hAnsi="Microsoft YaHei UI" w:hint="eastAsia"/>
+          <w:sz w:val="21"/>
+          <w:szCs w:val="21"/>
+        </w:rPr>
+        <w:t>如果继承人放弃继承，就不能追着继承人要钱，但可以</w:t>
+      </w:r>
+      <w:r>
+        <w:rPr>
+          <w:rStyle w:val="Strong"/>
+          <w:rFonts w:ascii="Microsoft YaHei UI" w:eastAsia="Microsoft YaHei UI" w:hAnsi="Microsoft YaHei UI" w:cs="SimSun" w:hint="eastAsia"/>
+          <w:sz w:val="21"/>
+          <w:szCs w:val="21"/>
+        </w:rPr>
+        <w:t>直接执行死者留下的遗产</w:t>
+      </w:r>
+      <w:r>
+        <w:rPr>
+          <w:rFonts w:ascii="Microsoft YaHei UI" w:eastAsia="Microsoft YaHei UI" w:hAnsi="Microsoft YaHei UI" w:hint="eastAsia"/>
+          <w:sz w:val="21"/>
+          <w:szCs w:val="21"/>
+        </w:rPr>
+        <w:t>。如果债务人是公司且搞拆分分立，哪怕分立协议私下约定债务只归其中某一家，这种</w:t>
+      </w:r>
+      <w:r>
+        <w:rPr>
+          <w:rStyle w:val="Strong"/>
+          <w:rFonts w:ascii="Microsoft YaHei UI" w:eastAsia="Microsoft YaHei UI" w:hAnsi="Microsoft YaHei UI" w:cs="SimSun" w:hint="eastAsia"/>
+          <w:sz w:val="21"/>
+          <w:szCs w:val="21"/>
+        </w:rPr>
+        <w:t>内部约定绝对不能对抗外部债权人</w:t>
+      </w:r>
+      <w:r>
+        <w:rPr>
+          <w:rFonts w:ascii="Microsoft YaHei UI" w:eastAsia="Microsoft YaHei UI" w:hAnsi="Microsoft YaHei UI" w:hint="eastAsia"/>
+          <w:sz w:val="21"/>
+          <w:szCs w:val="21"/>
+        </w:rPr>
+        <w:t>，债权人可以直接申请</w:t>
+      </w:r>
+      <w:r>
+        <w:rPr>
+          <w:rStyle w:val="Strong"/>
+          <w:rFonts w:ascii="Microsoft YaHei UI" w:eastAsia="Microsoft YaHei UI" w:hAnsi="Microsoft YaHei UI" w:cs="SimSun" w:hint="eastAsia"/>
+          <w:sz w:val="21"/>
+          <w:szCs w:val="21"/>
+        </w:rPr>
+        <w:t>追加分立后的所有公司为共同被执行人</w:t>
+      </w:r>
+      <w:r>
+        <w:rPr>
+          <w:rFonts w:ascii="Microsoft YaHei UI" w:eastAsia="Microsoft YaHei UI" w:hAnsi="Microsoft YaHei UI" w:hint="eastAsia"/>
+          <w:sz w:val="21"/>
+          <w:szCs w:val="21"/>
+        </w:rPr>
+        <w:t>承担连带责任。如果是合伙企业或个体户钱不够还，法院可以直接</w:t>
+      </w:r>
+      <w:r>
+        <w:rPr>
+          <w:rStyle w:val="Strong"/>
+          <w:rFonts w:ascii="Microsoft YaHei UI" w:eastAsia="Microsoft YaHei UI" w:hAnsi="Microsoft YaHei UI" w:cs="SimSun" w:hint="eastAsia"/>
+          <w:sz w:val="21"/>
+          <w:szCs w:val="21"/>
+        </w:rPr>
+        <w:t>追加合伙人或经营者</w:t>
+      </w:r>
+      <w:r>
+        <w:rPr>
+          <w:rFonts w:ascii="Microsoft YaHei UI" w:eastAsia="Microsoft YaHei UI" w:hAnsi="Microsoft YaHei UI" w:hint="eastAsia"/>
+          <w:sz w:val="21"/>
+          <w:szCs w:val="21"/>
+        </w:rPr>
+        <w:t>承担无限责任；如果是股东假出资、抽逃出资或一人公司财产混同，可以直接</w:t>
+      </w:r>
+      <w:r>
+        <w:rPr>
+          <w:rStyle w:val="Strong"/>
+          <w:rFonts w:ascii="Microsoft YaHei UI" w:eastAsia="Microsoft YaHei UI" w:hAnsi="Microsoft YaHei UI" w:cs="SimSun" w:hint="eastAsia"/>
+          <w:sz w:val="21"/>
+          <w:szCs w:val="21"/>
+        </w:rPr>
+        <w:t>追加股东为被执行人</w:t>
+      </w:r>
+      <w:r>
+        <w:rPr>
+          <w:rFonts w:ascii="Microsoft YaHei UI" w:eastAsia="Microsoft YaHei UI" w:hAnsi="Microsoft YaHei UI" w:hint="eastAsia"/>
+          <w:sz w:val="21"/>
+          <w:szCs w:val="21"/>
+        </w:rPr>
+        <w:t>！</w:t>
+      </w:r>
+    </w:p>
+    <w:p>
+      <w:pPr>
+        <w:rPr>
+          <w:rFonts w:ascii="Microsoft YaHei UI" w:eastAsia="Microsoft YaHei UI" w:hAnsi="Microsoft YaHei UI" w:hint="eastAsia"/>
+          <w:sz w:val="21"/>
+          <w:szCs w:val="21"/>
+        </w:rPr>
+      </w:pPr>
+      <w:r>
+        <w:rPr>
+          <w:rFonts w:ascii="Microsoft YaHei UI" w:eastAsia="Microsoft YaHei UI" w:hAnsi="Microsoft YaHei UI" w:hint="eastAsia"/>
+          <w:sz w:val="21"/>
+          <w:szCs w:val="21"/>
+        </w:rPr>
+        <w:t>万一法院裁定追加你为被执行人，你觉得冤枉该怎么救济？这里有个核心出口：如果是因为股东出资、一人公司混同等</w:t>
+      </w:r>
+      <w:r>
+        <w:rPr>
+          <w:rStyle w:val="Strong"/>
+          <w:rFonts w:ascii="Microsoft YaHei UI" w:eastAsia="Microsoft YaHei UI" w:hAnsi="Microsoft YaHei UI" w:cs="SimSun" w:hint="eastAsia"/>
+          <w:sz w:val="21"/>
+          <w:szCs w:val="21"/>
+        </w:rPr>
+        <w:t>实体争议被追加</w:t>
+      </w:r>
+      <w:r>
+        <w:rPr>
+          <w:rFonts w:ascii="Microsoft YaHei UI" w:eastAsia="Microsoft YaHei UI" w:hAnsi="Microsoft YaHei UI" w:hint="eastAsia"/>
+          <w:sz w:val="21"/>
+          <w:szCs w:val="21"/>
+        </w:rPr>
+        <w:t>的，不服裁定要在</w:t>
+      </w:r>
+      <w:r>
+        <w:rPr>
+          <w:rStyle w:val="Strong"/>
+          <w:rFonts w:ascii="Microsoft YaHei UI" w:eastAsia="Microsoft YaHei UI" w:hAnsi="Microsoft YaHei UI"/>
+          <w:sz w:val="21"/>
+          <w:szCs w:val="21"/>
+        </w:rPr>
+        <w:t>15</w:t>
+      </w:r>
+      <w:r>
+        <w:rPr>
+          <w:rStyle w:val="Strong"/>
+          <w:rFonts w:ascii="Microsoft YaHei UI" w:eastAsia="Microsoft YaHei UI" w:hAnsi="Microsoft YaHei UI" w:cs="SimSun" w:hint="eastAsia"/>
+          <w:sz w:val="21"/>
+          <w:szCs w:val="21"/>
+        </w:rPr>
+        <w:t>日内向执行法院提起诉讼</w:t>
+      </w:r>
+      <w:r>
+        <w:rPr>
+          <w:rFonts w:ascii="Microsoft YaHei UI" w:eastAsia="Microsoft YaHei UI" w:hAnsi="Microsoft YaHei UI" w:hint="eastAsia"/>
+          <w:sz w:val="21"/>
+          <w:szCs w:val="21"/>
+        </w:rPr>
+        <w:t>；如果是继承、合并等</w:t>
+      </w:r>
+      <w:r>
+        <w:rPr>
+          <w:rStyle w:val="Strong"/>
+          <w:rFonts w:ascii="Microsoft YaHei UI" w:eastAsia="Microsoft YaHei UI" w:hAnsi="Microsoft YaHei UI" w:cs="SimSun" w:hint="eastAsia"/>
+          <w:sz w:val="21"/>
+          <w:szCs w:val="21"/>
+        </w:rPr>
+        <w:t>法定承继被追加</w:t>
+      </w:r>
+      <w:r>
+        <w:rPr>
+          <w:rFonts w:ascii="Microsoft YaHei UI" w:eastAsia="Microsoft YaHei UI" w:hAnsi="Microsoft YaHei UI" w:hint="eastAsia"/>
+          <w:sz w:val="21"/>
+          <w:szCs w:val="21"/>
+        </w:rPr>
+        <w:t>的，不服裁定要在</w:t>
+      </w:r>
+      <w:r>
+        <w:rPr>
+          <w:rStyle w:val="Strong"/>
+          <w:rFonts w:ascii="Microsoft YaHei UI" w:eastAsia="Microsoft YaHei UI" w:hAnsi="Microsoft YaHei UI"/>
+          <w:sz w:val="21"/>
+          <w:szCs w:val="21"/>
+        </w:rPr>
+        <w:t>10</w:t>
+      </w:r>
+      <w:r>
+        <w:rPr>
+          <w:rStyle w:val="Strong"/>
+          <w:rFonts w:ascii="Microsoft YaHei UI" w:eastAsia="Microsoft YaHei UI" w:hAnsi="Microsoft YaHei UI" w:cs="SimSun" w:hint="eastAsia"/>
+          <w:sz w:val="21"/>
+          <w:szCs w:val="21"/>
+        </w:rPr>
+        <w:t>日内向上一级法院申请复议</w:t>
+      </w:r>
+      <w:r>
+        <w:rPr>
+          <w:rFonts w:ascii="Microsoft YaHei UI" w:eastAsia="Microsoft YaHei UI" w:hAnsi="Microsoft YaHei UI" w:hint="eastAsia"/>
+          <w:sz w:val="21"/>
+          <w:szCs w:val="21"/>
+        </w:rPr>
+        <w:t>！</w:t>
+      </w:r>
+    </w:p>
+    <w:p>
+      <w:pPr>
+        <w:pStyle w:val="Heading2"/>
+      </w:pPr>
+      <w:r>
+        <w:rPr>
+          <w:rFonts w:hint="eastAsia"/>
+        </w:rPr>
+        <w:t>参与分配</w:t>
+      </w:r>
+    </w:p>
+    <w:p>
+      <w:pPr>
+        <w:rPr>
+          <w:rFonts w:ascii="Microsoft YaHei UI" w:eastAsia="Microsoft YaHei UI" w:hAnsi="Microsoft YaHei UI" w:cs="Arial"/>
+          <w:sz w:val="21"/>
+          <w:szCs w:val="21"/>
+        </w:rPr>
+      </w:pPr>
+      <w:r>
+        <w:rPr>
+          <w:rFonts w:ascii="Microsoft YaHei UI" w:eastAsia="Microsoft YaHei UI" w:hAnsi="Microsoft YaHei UI" w:hint="eastAsia"/>
+          <w:sz w:val="21"/>
+          <w:szCs w:val="21"/>
+        </w:rPr>
+        <w:t>债务人欠了一屁股债，如果债务人是</w:t>
+      </w:r>
+      <w:r>
+        <w:rPr>
+          <w:rStyle w:val="Strong"/>
+          <w:rFonts w:ascii="Microsoft YaHei UI" w:eastAsia="Microsoft YaHei UI" w:hAnsi="Microsoft YaHei UI" w:cs="Microsoft YaHei" w:hint="eastAsia"/>
+          <w:color w:val="435155"/>
+          <w:sz w:val="21"/>
+          <w:szCs w:val="21"/>
+        </w:rPr>
+        <w:t>公民或者其他组织</w:t>
+      </w:r>
+      <w:r>
+        <w:rPr>
+          <w:rFonts w:ascii="Microsoft YaHei UI" w:eastAsia="Microsoft YaHei UI" w:hAnsi="Microsoft YaHei UI" w:hint="eastAsia"/>
+          <w:sz w:val="21"/>
+          <w:szCs w:val="21"/>
+        </w:rPr>
+        <w:t>且钱不够还，其他债权人不能看着先动手的债权人把钱吃干抹净，可以在</w:t>
+      </w:r>
+      <w:r>
+        <w:rPr>
+          <w:rStyle w:val="Strong"/>
+          <w:rFonts w:ascii="Microsoft YaHei UI" w:eastAsia="Microsoft YaHei UI" w:hAnsi="Microsoft YaHei UI" w:cs="Microsoft YaHei" w:hint="eastAsia"/>
+          <w:color w:val="435155"/>
+          <w:sz w:val="21"/>
+          <w:szCs w:val="21"/>
+        </w:rPr>
+        <w:t>财产执行完毕前</w:t>
+      </w:r>
+      <w:r>
+        <w:rPr>
+          <w:rFonts w:ascii="Microsoft YaHei UI" w:eastAsia="Microsoft YaHei UI" w:hAnsi="Microsoft YaHei UI" w:hint="eastAsia"/>
+          <w:sz w:val="21"/>
+          <w:szCs w:val="21"/>
+        </w:rPr>
+        <w:t>拿生效文书申请</w:t>
+      </w:r>
+      <w:r>
+        <w:rPr>
+          <w:rStyle w:val="Strong"/>
+          <w:rFonts w:ascii="Microsoft YaHei UI" w:eastAsia="Microsoft YaHei UI" w:hAnsi="Microsoft YaHei UI" w:cs="Microsoft YaHei" w:hint="eastAsia"/>
+          <w:color w:val="435155"/>
+          <w:sz w:val="21"/>
+          <w:szCs w:val="21"/>
+        </w:rPr>
+        <w:t>参与分配</w:t>
+      </w:r>
+      <w:r>
+        <w:rPr>
+          <w:rFonts w:ascii="Microsoft YaHei UI" w:eastAsia="Microsoft YaHei UI" w:hAnsi="Microsoft YaHei UI" w:hint="eastAsia"/>
+          <w:sz w:val="21"/>
+          <w:szCs w:val="21"/>
+        </w:rPr>
+        <w:t>。但注意极毒陷阱：如果债务人是</w:t>
+      </w:r>
+      <w:r>
+        <w:rPr>
+          <w:rStyle w:val="Strong"/>
+          <w:rFonts w:ascii="Microsoft YaHei UI" w:eastAsia="Microsoft YaHei UI" w:hAnsi="Microsoft YaHei UI" w:cs="Microsoft YaHei" w:hint="eastAsia"/>
+          <w:color w:val="435155"/>
+          <w:sz w:val="21"/>
+          <w:szCs w:val="21"/>
+        </w:rPr>
+        <w:t>企业法人</w:t>
+      </w:r>
+      <w:r>
+        <w:rPr>
+          <w:rFonts w:ascii="Microsoft YaHei UI" w:eastAsia="Microsoft YaHei UI" w:hAnsi="Microsoft YaHei UI" w:hint="eastAsia"/>
+          <w:sz w:val="21"/>
+          <w:szCs w:val="21"/>
+        </w:rPr>
+        <w:t>，钱不够还绝不能走参与分配，而必须走</w:t>
+      </w:r>
+      <w:r>
+        <w:rPr>
+          <w:rStyle w:val="Strong"/>
+          <w:rFonts w:ascii="Microsoft YaHei UI" w:eastAsia="Microsoft YaHei UI" w:hAnsi="Microsoft YaHei UI" w:cs="Microsoft YaHei" w:hint="eastAsia"/>
+          <w:color w:val="435155"/>
+          <w:sz w:val="21"/>
+          <w:szCs w:val="21"/>
+        </w:rPr>
+        <w:t>破产程序</w:t>
+      </w:r>
+      <w:r>
+        <w:rPr>
+          <w:rFonts w:ascii="Microsoft YaHei UI" w:eastAsia="Microsoft YaHei UI" w:hAnsi="Microsoft YaHei UI" w:hint="eastAsia"/>
+          <w:sz w:val="21"/>
+          <w:szCs w:val="21"/>
+        </w:rPr>
+        <w:t>！一旦破产申请被受理，执行法院必须</w:t>
+      </w:r>
+      <w:r>
+        <w:rPr>
+          <w:rStyle w:val="Strong"/>
+          <w:rFonts w:ascii="Microsoft YaHei UI" w:eastAsia="Microsoft YaHei UI" w:hAnsi="Microsoft YaHei UI" w:cs="Microsoft YaHei" w:hint="eastAsia"/>
+          <w:color w:val="435155"/>
+          <w:sz w:val="21"/>
+          <w:szCs w:val="21"/>
+        </w:rPr>
+        <w:t>裁定中止执行</w:t>
+      </w:r>
+      <w:r>
+        <w:rPr>
+          <w:rFonts w:ascii="Microsoft YaHei UI" w:eastAsia="Microsoft YaHei UI" w:hAnsi="Microsoft YaHei UI" w:hint="eastAsia"/>
+          <w:sz w:val="21"/>
+          <w:szCs w:val="21"/>
+        </w:rPr>
+        <w:t>把财产移交给破产管理人。</w:t>
+      </w:r>
+    </w:p>
+    <w:p>
+      <w:pPr>
+        <w:rPr>
+          <w:rFonts w:ascii="Microsoft YaHei UI" w:eastAsia="Microsoft YaHei UI" w:hAnsi="Microsoft YaHei UI" w:cs="Arial"/>
+          <w:sz w:val="21"/>
+          <w:szCs w:val="21"/>
+        </w:rPr>
+      </w:pPr>
+      <w:r>
+        <w:rPr>
+          <w:rFonts w:ascii="Microsoft YaHei UI" w:eastAsia="Microsoft YaHei UI" w:hAnsi="Microsoft YaHei UI" w:hint="eastAsia"/>
+          <w:sz w:val="21"/>
+          <w:szCs w:val="21"/>
+        </w:rPr>
+        <w:t>参与分配拿到了变价款该怎么分？钱分两批给：有抵押权等担保的优先债权人</w:t>
+      </w:r>
+      <w:r>
+        <w:rPr>
+          <w:rStyle w:val="Strong"/>
+          <w:rFonts w:ascii="Microsoft YaHei UI" w:eastAsia="Microsoft YaHei UI" w:hAnsi="Microsoft YaHei UI" w:cs="Microsoft YaHei" w:hint="eastAsia"/>
+          <w:color w:val="435155"/>
+          <w:sz w:val="21"/>
+          <w:szCs w:val="21"/>
+        </w:rPr>
+        <w:t>优先受偿</w:t>
+      </w:r>
+      <w:r>
+        <w:rPr>
+          <w:rFonts w:ascii="Microsoft YaHei UI" w:eastAsia="Microsoft YaHei UI" w:hAnsi="Microsoft YaHei UI" w:hint="eastAsia"/>
+          <w:sz w:val="21"/>
+          <w:szCs w:val="21"/>
+        </w:rPr>
+        <w:t>拿第一批；剩下的钱给普通债权人</w:t>
+      </w:r>
+      <w:r>
+        <w:rPr>
+          <w:rStyle w:val="Strong"/>
+          <w:rFonts w:ascii="Microsoft YaHei UI" w:eastAsia="Microsoft YaHei UI" w:hAnsi="Microsoft YaHei UI" w:cs="Microsoft YaHei" w:hint="eastAsia"/>
+          <w:color w:val="435155"/>
+          <w:sz w:val="21"/>
+          <w:szCs w:val="21"/>
+        </w:rPr>
+        <w:t>按债权比例受偿</w:t>
+      </w:r>
+      <w:r>
+        <w:rPr>
+          <w:rFonts w:ascii="Microsoft YaHei UI" w:eastAsia="Microsoft YaHei UI" w:hAnsi="Microsoft YaHei UI" w:hint="eastAsia"/>
+          <w:sz w:val="21"/>
+          <w:szCs w:val="21"/>
+        </w:rPr>
+        <w:t>，谁先查封谁后查封根本不影响比例！</w:t>
+      </w:r>
+    </w:p>
+    <w:p>
+      <w:pPr>
+        <w:rPr>
+          <w:rFonts w:ascii="Microsoft YaHei UI" w:eastAsia="Microsoft YaHei UI" w:hAnsi="Microsoft YaHei UI" w:cs="Arial"/>
+          <w:sz w:val="21"/>
+          <w:szCs w:val="21"/>
+        </w:rPr>
+      </w:pPr>
+      <w:r>
+        <w:rPr>
+          <w:rFonts w:ascii="Microsoft YaHei UI" w:eastAsia="Microsoft YaHei UI" w:hAnsi="Microsoft YaHei UI" w:hint="eastAsia"/>
+          <w:sz w:val="21"/>
+          <w:szCs w:val="21"/>
+        </w:rPr>
+        <w:t>法院算好钱做出一份分配方案后，如果你对方案不满意，必须在</w:t>
+      </w:r>
+      <w:r>
+        <w:rPr>
+          <w:rStyle w:val="Strong"/>
+          <w:rFonts w:ascii="Microsoft YaHei UI" w:eastAsia="Microsoft YaHei UI" w:hAnsi="Microsoft YaHei UI" w:cs="Arial"/>
+          <w:color w:val="435155"/>
+          <w:sz w:val="21"/>
+          <w:szCs w:val="21"/>
+        </w:rPr>
+        <w:t>15</w:t>
+      </w:r>
+      <w:r>
+        <w:rPr>
+          <w:rStyle w:val="Strong"/>
+          <w:rFonts w:ascii="Microsoft YaHei UI" w:eastAsia="Microsoft YaHei UI" w:hAnsi="Microsoft YaHei UI" w:cs="Microsoft YaHei" w:hint="eastAsia"/>
+          <w:color w:val="435155"/>
+          <w:sz w:val="21"/>
+          <w:szCs w:val="21"/>
+        </w:rPr>
+        <w:t>日内提出书面异议</w:t>
+      </w:r>
+      <w:r>
+        <w:rPr>
+          <w:rFonts w:ascii="Microsoft YaHei UI" w:eastAsia="Microsoft YaHei UI" w:hAnsi="Microsoft YaHei UI" w:hint="eastAsia"/>
+          <w:sz w:val="21"/>
+          <w:szCs w:val="21"/>
+        </w:rPr>
+        <w:t>。异议提交后看其他人的态度：如果所有人</w:t>
+      </w:r>
+      <w:r>
+        <w:rPr>
+          <w:rStyle w:val="Strong"/>
+          <w:rFonts w:ascii="Microsoft YaHei UI" w:eastAsia="Microsoft YaHei UI" w:hAnsi="Microsoft YaHei UI" w:cs="Microsoft YaHei" w:hint="eastAsia"/>
+          <w:color w:val="435155"/>
+          <w:sz w:val="21"/>
+          <w:szCs w:val="21"/>
+        </w:rPr>
+        <w:t>都无人反对</w:t>
+      </w:r>
+      <w:r>
+        <w:rPr>
+          <w:rFonts w:ascii="Microsoft YaHei UI" w:eastAsia="Microsoft YaHei UI" w:hAnsi="Microsoft YaHei UI" w:hint="eastAsia"/>
+          <w:sz w:val="21"/>
+          <w:szCs w:val="21"/>
+        </w:rPr>
+        <w:t>，法院就</w:t>
+      </w:r>
+      <w:r>
+        <w:rPr>
+          <w:rStyle w:val="Strong"/>
+          <w:rFonts w:ascii="Microsoft YaHei UI" w:eastAsia="Microsoft YaHei UI" w:hAnsi="Microsoft YaHei UI" w:cs="Microsoft YaHei" w:hint="eastAsia"/>
+          <w:color w:val="435155"/>
+          <w:sz w:val="21"/>
+          <w:szCs w:val="21"/>
+        </w:rPr>
+        <w:t>按你的异议修正方案</w:t>
+      </w:r>
+      <w:r>
+        <w:rPr>
+          <w:rFonts w:ascii="Microsoft YaHei UI" w:eastAsia="Microsoft YaHei UI" w:hAnsi="Microsoft YaHei UI" w:hint="eastAsia"/>
+          <w:sz w:val="21"/>
+          <w:szCs w:val="21"/>
+        </w:rPr>
+        <w:t>直接分钱；但凡</w:t>
+      </w:r>
+      <w:r>
+        <w:rPr>
+          <w:rStyle w:val="Strong"/>
+          <w:rFonts w:ascii="Microsoft YaHei UI" w:eastAsia="Microsoft YaHei UI" w:hAnsi="Microsoft YaHei UI" w:cs="Microsoft YaHei" w:hint="eastAsia"/>
+          <w:color w:val="435155"/>
+          <w:sz w:val="21"/>
+          <w:szCs w:val="21"/>
+        </w:rPr>
+        <w:t>有人提出反对</w:t>
+      </w:r>
+      <w:r>
+        <w:rPr>
+          <w:rFonts w:ascii="Microsoft YaHei UI" w:eastAsia="Microsoft YaHei UI" w:hAnsi="Microsoft YaHei UI" w:hint="eastAsia"/>
+          <w:sz w:val="21"/>
+          <w:szCs w:val="21"/>
+        </w:rPr>
+        <w:t>，你必须在收到反对通知</w:t>
+      </w:r>
+      <w:r>
+        <w:rPr>
+          <w:rStyle w:val="Strong"/>
+          <w:rFonts w:ascii="Microsoft YaHei UI" w:eastAsia="Microsoft YaHei UI" w:hAnsi="Microsoft YaHei UI" w:cs="Arial"/>
+          <w:color w:val="435155"/>
+          <w:sz w:val="21"/>
+          <w:szCs w:val="21"/>
+        </w:rPr>
+        <w:t>15</w:t>
+      </w:r>
+      <w:r>
+        <w:rPr>
+          <w:rStyle w:val="Strong"/>
+          <w:rFonts w:ascii="Microsoft YaHei UI" w:eastAsia="Microsoft YaHei UI" w:hAnsi="Microsoft YaHei UI" w:cs="Microsoft YaHei" w:hint="eastAsia"/>
+          <w:color w:val="435155"/>
+          <w:sz w:val="21"/>
+          <w:szCs w:val="21"/>
+        </w:rPr>
+        <w:t>日内向执行法院提起分配方案异议之诉</w:t>
+      </w:r>
+      <w:r>
+        <w:rPr>
+          <w:rFonts w:ascii="Microsoft YaHei UI" w:eastAsia="Microsoft YaHei UI" w:hAnsi="Microsoft YaHei UI" w:hint="eastAsia"/>
+          <w:sz w:val="21"/>
+          <w:szCs w:val="21"/>
+        </w:rPr>
+        <w:t>，用打官司的手段解决争端！</w:t>
+      </w:r>
+    </w:p>
+    <w:p>
+      <w:pPr>
+        <w:rPr>
+          <w:rFonts w:ascii="Microsoft YaHei UI" w:eastAsia="Microsoft YaHei UI" w:hAnsi="Microsoft YaHei UI"/>
+          <w:sz w:val="21"/>
+          <w:szCs w:val="21"/>
+        </w:rPr>
+      </w:pPr>
+    </w:p>
+    <w:p>
+      <w:pPr>
+        <w:pStyle w:val="Heading2"/>
+        <w:rPr>
+          <w:rFonts w:hint="eastAsia"/>
+        </w:rPr>
+      </w:pPr>
+      <w:r>
+        <w:rPr>
+          <w:rFonts w:hint="eastAsia"/>
+        </w:rPr>
+        <w:t>案外人异议与执行异议之诉</w:t>
+      </w:r>
+    </w:p>
+    <w:p>
+      <w:pPr>
+        <w:rPr>
+          <w:rFonts w:ascii="Microsoft YaHei UI" w:eastAsia="Microsoft YaHei UI" w:hAnsi="Microsoft YaHei UI"/>
+          <w:sz w:val="21"/>
+          <w:szCs w:val="21"/>
+        </w:rPr>
+      </w:pPr>
+      <w:r>
+        <w:rPr>
+          <w:rFonts w:ascii="Microsoft YaHei UI" w:eastAsia="Microsoft YaHei UI" w:hAnsi="Microsoft YaHei UI" w:hint="eastAsia"/>
+          <w:sz w:val="21"/>
+          <w:szCs w:val="21"/>
+        </w:rPr>
+        <w:t>法院如果误把别人的东西当成债务人的财产去查封扣押，案外人不能眼睁睁看着自己遭殃，必须挺身而出救济。第一步必须向执行法院提出书面</w:t>
+      </w:r>
+      <w:r>
+        <w:rPr>
+          <w:rFonts w:ascii="Microsoft YaHei UI" w:eastAsia="Microsoft YaHei UI" w:hAnsi="Microsoft YaHei UI" w:hint="eastAsia"/>
+          <w:sz w:val="21"/>
+          <w:szCs w:val="21"/>
+        </w:rPr>
+        <w:t xml:space="preserve"> </w:t>
+      </w:r>
+      <w:r>
+        <w:rPr>
+          <w:rFonts w:ascii="Microsoft YaHei UI" w:eastAsia="Microsoft YaHei UI" w:hAnsi="Microsoft YaHei UI" w:hint="eastAsia"/>
+          <w:b/>
+          <w:bCs/>
+          <w:sz w:val="21"/>
+          <w:szCs w:val="21"/>
+        </w:rPr>
+        <w:t>案外人异议</w:t>
+      </w:r>
+      <w:r>
+        <w:rPr>
+          <w:rFonts w:ascii="Microsoft YaHei UI" w:eastAsia="Microsoft YaHei UI" w:hAnsi="Microsoft YaHei UI" w:hint="eastAsia"/>
+          <w:sz w:val="21"/>
+          <w:szCs w:val="21"/>
+        </w:rPr>
+        <w:t>，法院在</w:t>
+      </w:r>
+      <w:r>
+        <w:rPr>
+          <w:rFonts w:ascii="Microsoft YaHei UI" w:eastAsia="Microsoft YaHei UI" w:hAnsi="Microsoft YaHei UI"/>
+          <w:sz w:val="21"/>
+          <w:szCs w:val="21"/>
+        </w:rPr>
+        <w:t>15</w:t>
+      </w:r>
+      <w:r>
+        <w:rPr>
+          <w:rFonts w:ascii="Microsoft YaHei UI" w:eastAsia="Microsoft YaHei UI" w:hAnsi="Microsoft YaHei UI" w:hint="eastAsia"/>
+          <w:sz w:val="21"/>
+          <w:szCs w:val="21"/>
+        </w:rPr>
+        <w:t>日内完成审查。如果异议成立，法院会裁定中止对该标的的执行，绝对不能直接裁定终结执行；如果异议不成立就裁定驳回。注意这</w:t>
+      </w:r>
+      <w:r>
+        <w:rPr>
+          <w:rFonts w:ascii="Microsoft YaHei UI" w:eastAsia="Microsoft YaHei UI" w:hAnsi="Microsoft YaHei UI" w:hint="eastAsia"/>
+          <w:sz w:val="21"/>
+          <w:szCs w:val="21"/>
+        </w:rPr>
+        <w:lastRenderedPageBreak/>
+        <w:t>里有一个时间死穴：如果财产已经被拍卖成交且买受人付清了全款</w:t>
+      </w:r>
+      <w:r>
+        <w:rPr>
+          <w:rFonts w:ascii="Microsoft YaHei UI" w:eastAsia="Microsoft YaHei UI" w:hAnsi="Microsoft YaHei UI" w:hint="eastAsia"/>
+          <w:sz w:val="21"/>
+          <w:szCs w:val="21"/>
+        </w:rPr>
+        <w:t>(</w:t>
+      </w:r>
+      <w:r>
+        <w:rPr>
+          <w:rFonts w:ascii="Microsoft YaHei UI" w:eastAsia="Microsoft YaHei UI" w:hAnsi="Microsoft YaHei UI"/>
+          <w:sz w:val="21"/>
+          <w:szCs w:val="21"/>
+        </w:rPr>
+        <w:t>拍卖成交、买受人付清全款后标的物所有权已依法转移</w:t>
+      </w:r>
+      <w:r>
+        <w:rPr>
+          <w:rFonts w:ascii="Microsoft YaHei UI" w:eastAsia="Microsoft YaHei UI" w:hAnsi="Microsoft YaHei UI" w:hint="eastAsia"/>
+          <w:sz w:val="21"/>
+          <w:szCs w:val="21"/>
+        </w:rPr>
+        <w:t>)</w:t>
+      </w:r>
+      <w:r>
+        <w:rPr>
+          <w:rFonts w:ascii="Microsoft YaHei UI" w:eastAsia="Microsoft YaHei UI" w:hAnsi="Microsoft YaHei UI" w:hint="eastAsia"/>
+          <w:sz w:val="21"/>
+          <w:szCs w:val="21"/>
+        </w:rPr>
+        <w:t>，案外人再跑来提异议，法院绝对不予受理！</w:t>
+      </w:r>
+    </w:p>
+    <w:p>
+      <w:pPr>
+        <w:rPr>
+          <w:rFonts w:ascii="Microsoft YaHei UI" w:eastAsia="Microsoft YaHei UI" w:hAnsi="Microsoft YaHei UI"/>
+          <w:sz w:val="21"/>
+          <w:szCs w:val="21"/>
+        </w:rPr>
+      </w:pPr>
+    </w:p>
+    <w:p>
+      <w:pPr>
+        <w:rPr>
+          <w:rFonts w:ascii="Microsoft YaHei UI" w:eastAsia="Microsoft YaHei UI" w:hAnsi="Microsoft YaHei UI"/>
+          <w:sz w:val="21"/>
+          <w:szCs w:val="21"/>
+        </w:rPr>
+      </w:pPr>
+      <w:r>
+        <w:rPr>
+          <w:rFonts w:ascii="Microsoft YaHei UI" w:eastAsia="Microsoft YaHei UI" w:hAnsi="Microsoft YaHei UI" w:hint="eastAsia"/>
+          <w:sz w:val="21"/>
+          <w:szCs w:val="21"/>
+        </w:rPr>
+        <w:t>对异议裁定不服怎么分流？这藏着法考最高阶的坑！你要看你的主张跟原生效判决有没有关系：如果你觉得“当初判债务人还钱的那份原判决本身就判错了”，这是与原判决有关，你必须在</w:t>
+      </w:r>
+      <w:r>
+        <w:rPr>
+          <w:rFonts w:ascii="Microsoft YaHei UI" w:eastAsia="Microsoft YaHei UI" w:hAnsi="Microsoft YaHei UI"/>
+          <w:sz w:val="21"/>
+          <w:szCs w:val="21"/>
+        </w:rPr>
+        <w:t>6</w:t>
+      </w:r>
+      <w:r>
+        <w:rPr>
+          <w:rFonts w:ascii="Microsoft YaHei UI" w:eastAsia="Microsoft YaHei UI" w:hAnsi="Microsoft YaHei UI" w:hint="eastAsia"/>
+          <w:sz w:val="21"/>
+          <w:szCs w:val="21"/>
+        </w:rPr>
+        <w:t>个月内向原判法院</w:t>
+      </w:r>
+      <w:r>
+        <w:rPr>
+          <w:rFonts w:ascii="Microsoft YaHei UI" w:eastAsia="Microsoft YaHei UI" w:hAnsi="Microsoft YaHei UI" w:hint="eastAsia"/>
+          <w:b/>
+          <w:bCs/>
+          <w:sz w:val="21"/>
+          <w:szCs w:val="21"/>
+        </w:rPr>
+        <w:t>申请再审</w:t>
+      </w:r>
+      <w:r>
+        <w:rPr>
+          <w:rFonts w:ascii="Microsoft YaHei UI" w:eastAsia="Microsoft YaHei UI" w:hAnsi="Microsoft YaHei UI" w:hint="eastAsia"/>
+          <w:sz w:val="21"/>
+          <w:szCs w:val="21"/>
+        </w:rPr>
+        <w:t>；如果你只是纯粹主张</w:t>
+      </w:r>
+      <w:r>
+        <w:rPr>
+          <w:rFonts w:ascii="Microsoft YaHei UI" w:eastAsia="Microsoft YaHei UI" w:hAnsi="Microsoft YaHei UI" w:hint="eastAsia"/>
+          <w:sz w:val="21"/>
+          <w:szCs w:val="21"/>
+        </w:rPr>
+        <w:t xml:space="preserve"> </w:t>
+      </w:r>
+      <w:r>
+        <w:rPr>
+          <w:rFonts w:ascii="Microsoft YaHei UI" w:eastAsia="Microsoft YaHei UI" w:hAnsi="Microsoft YaHei UI" w:hint="eastAsia"/>
+          <w:b/>
+          <w:bCs/>
+          <w:sz w:val="21"/>
+          <w:szCs w:val="21"/>
+        </w:rPr>
+        <w:t>原判决没问题，但被执行的这套房子物权归我</w:t>
+      </w:r>
+      <w:r>
+        <w:rPr>
+          <w:rFonts w:ascii="Microsoft YaHei UI" w:eastAsia="Microsoft YaHei UI" w:hAnsi="Microsoft YaHei UI" w:hint="eastAsia"/>
+          <w:sz w:val="21"/>
+          <w:szCs w:val="21"/>
+        </w:rPr>
+        <w:t xml:space="preserve"> </w:t>
+      </w:r>
+      <w:r>
+        <w:rPr>
+          <w:rFonts w:ascii="Microsoft YaHei UI" w:eastAsia="Microsoft YaHei UI" w:hAnsi="Microsoft YaHei UI" w:hint="eastAsia"/>
+          <w:sz w:val="21"/>
+          <w:szCs w:val="21"/>
+        </w:rPr>
+        <w:t>，这是与原判决无关，你必须在</w:t>
+      </w:r>
+      <w:r>
+        <w:rPr>
+          <w:rFonts w:ascii="Microsoft YaHei UI" w:eastAsia="Microsoft YaHei UI" w:hAnsi="Microsoft YaHei UI"/>
+          <w:sz w:val="21"/>
+          <w:szCs w:val="21"/>
+        </w:rPr>
+        <w:t>15</w:t>
+      </w:r>
+      <w:r>
+        <w:rPr>
+          <w:rFonts w:ascii="Microsoft YaHei UI" w:eastAsia="Microsoft YaHei UI" w:hAnsi="Microsoft YaHei UI" w:hint="eastAsia"/>
+          <w:sz w:val="21"/>
+          <w:szCs w:val="21"/>
+        </w:rPr>
+        <w:t>日内向执行法院提起</w:t>
+      </w:r>
+      <w:r>
+        <w:rPr>
+          <w:rFonts w:ascii="Microsoft YaHei UI" w:eastAsia="Microsoft YaHei UI" w:hAnsi="Microsoft YaHei UI" w:hint="eastAsia"/>
+          <w:b/>
+          <w:bCs/>
+          <w:sz w:val="21"/>
+          <w:szCs w:val="21"/>
+        </w:rPr>
+        <w:t>执行异议之诉</w:t>
+      </w:r>
+      <w:r>
+        <w:rPr>
+          <w:rFonts w:ascii="Microsoft YaHei UI" w:eastAsia="Microsoft YaHei UI" w:hAnsi="Microsoft YaHei UI" w:hint="eastAsia"/>
+          <w:sz w:val="21"/>
+          <w:szCs w:val="21"/>
+        </w:rPr>
+        <w:t>！</w:t>
+      </w:r>
+      <w:r>
+        <w:rPr>
+          <w:rFonts w:ascii="Microsoft YaHei UI" w:eastAsia="Microsoft YaHei UI" w:hAnsi="Microsoft YaHei UI" w:hint="eastAsia"/>
+          <w:sz w:val="21"/>
+          <w:szCs w:val="21"/>
+        </w:rPr>
+        <w:t xml:space="preserve"> 案外人</w:t>
+      </w:r>
+      <w:r>
+        <w:rPr>
+          <w:rFonts w:ascii="Microsoft YaHei UI" w:eastAsia="Microsoft YaHei UI" w:hAnsi="Microsoft YaHei UI"/>
+          <w:sz w:val="21"/>
+          <w:szCs w:val="21"/>
+        </w:rPr>
+        <w:t>属于原审有独立请求权第三人，不可归责自己原因没参加原审；原判决内容错误损害他所有权，执行程序当中，还没有提执行异议被驳回之前，可以直接提起</w:t>
+      </w:r>
+      <w:r>
+        <w:rPr>
+          <w:rFonts w:ascii="Microsoft YaHei UI" w:eastAsia="Microsoft YaHei UI" w:hAnsi="Microsoft YaHei UI"/>
+          <w:b/>
+          <w:bCs/>
+          <w:sz w:val="21"/>
+          <w:szCs w:val="21"/>
+        </w:rPr>
+        <w:t>第三人撤销之诉</w:t>
+      </w:r>
+      <w:r>
+        <w:rPr>
+          <w:rFonts w:ascii="Microsoft YaHei UI" w:eastAsia="Microsoft YaHei UI" w:hAnsi="Microsoft YaHei UI"/>
+          <w:sz w:val="21"/>
+          <w:szCs w:val="21"/>
+        </w:rPr>
+        <w:t>。</w:t>
+      </w:r>
+    </w:p>
+    <w:p>
+      <w:pPr>
+        <w:rPr>
+          <w:rFonts w:ascii="Microsoft YaHei UI" w:eastAsia="Microsoft YaHei UI" w:hAnsi="Microsoft YaHei UI"/>
+          <w:sz w:val="21"/>
+          <w:szCs w:val="21"/>
+        </w:rPr>
+      </w:pPr>
+    </w:p>
+    <w:p>
+      <w:pPr>
+        <w:rPr>
+          <w:rFonts w:ascii="Microsoft YaHei UI" w:eastAsia="Microsoft YaHei UI" w:hAnsi="Microsoft YaHei UI"/>
+          <w:sz w:val="21"/>
+          <w:szCs w:val="21"/>
+        </w:rPr>
+      </w:pPr>
+      <w:r>
+        <w:rPr>
+          <w:rFonts w:ascii="Microsoft YaHei UI" w:eastAsia="Microsoft YaHei UI" w:hAnsi="Microsoft YaHei UI" w:hint="eastAsia"/>
+          <w:sz w:val="21"/>
+          <w:szCs w:val="21"/>
+        </w:rPr>
+        <w:t>打执行异议之诉时，当事人怎么排？记住</w:t>
+      </w:r>
+      <w:r>
+        <w:rPr>
+          <w:rFonts w:ascii="Microsoft YaHei UI" w:eastAsia="Microsoft YaHei UI" w:hAnsi="Microsoft YaHei UI" w:hint="eastAsia"/>
+          <w:b/>
+          <w:bCs/>
+          <w:sz w:val="21"/>
+          <w:szCs w:val="21"/>
+        </w:rPr>
+        <w:t>被告永远是对面那个人</w:t>
+      </w:r>
+      <w:r>
+        <w:rPr>
+          <w:rFonts w:ascii="Microsoft YaHei UI" w:eastAsia="Microsoft YaHei UI" w:hAnsi="Microsoft YaHei UI" w:hint="eastAsia"/>
+          <w:sz w:val="21"/>
+          <w:szCs w:val="21"/>
+        </w:rPr>
+        <w:t>：案外人起诉就把申请执行人当被告，申请执行人起诉就把案外人当被告！至于被执行人，只要他反对异议方的主张就升格为共同被告，不反对就降格为第三人。最关键的是</w:t>
+      </w:r>
+      <w:r>
+        <w:rPr>
+          <w:rFonts w:ascii="Microsoft YaHei UI" w:eastAsia="Microsoft YaHei UI" w:hAnsi="Microsoft YaHei UI" w:hint="eastAsia"/>
+          <w:b/>
+          <w:bCs/>
+          <w:sz w:val="21"/>
+          <w:szCs w:val="21"/>
+        </w:rPr>
+        <w:t>举证责任永远压在案外人身上</w:t>
+      </w:r>
+      <w:r>
+        <w:rPr>
+          <w:rFonts w:ascii="Microsoft YaHei UI" w:eastAsia="Microsoft YaHei UI" w:hAnsi="Microsoft YaHei UI" w:hint="eastAsia"/>
+          <w:sz w:val="21"/>
+          <w:szCs w:val="21"/>
+        </w:rPr>
+        <w:t>，无论谁当原告，都必须由案外人举证证明自己享有足以排除强制执行的实体权益，且案件由执行法院管辖、适用</w:t>
+      </w:r>
+      <w:r>
+        <w:rPr>
+          <w:rFonts w:ascii="Microsoft YaHei UI" w:eastAsia="Microsoft YaHei UI" w:hAnsi="Microsoft YaHei UI" w:hint="eastAsia"/>
+          <w:b/>
+          <w:bCs/>
+          <w:sz w:val="21"/>
+          <w:szCs w:val="21"/>
+        </w:rPr>
+        <w:t>普通程序</w:t>
+      </w:r>
+      <w:r>
+        <w:rPr>
+          <w:rFonts w:ascii="Microsoft YaHei UI" w:eastAsia="Microsoft YaHei UI" w:hAnsi="Microsoft YaHei UI" w:hint="eastAsia"/>
+          <w:sz w:val="21"/>
+          <w:szCs w:val="21"/>
+        </w:rPr>
+        <w:t>！</w:t>
+      </w:r>
+    </w:p>
+    <w:p>
+      <w:pPr>
+        <w:rPr>
+          <w:rFonts w:ascii="Microsoft YaHei UI" w:eastAsia="Microsoft YaHei UI" w:hAnsi="Microsoft YaHei UI"/>
+          <w:sz w:val="21"/>
+          <w:szCs w:val="21"/>
+        </w:rPr>
+      </w:pPr>
+    </w:p>
+    <w:p>
+      <w:pPr>
+        <w:rPr>
+          <w:rFonts w:ascii="Microsoft YaHei UI" w:eastAsia="Microsoft YaHei UI" w:hAnsi="Microsoft YaHei UI"/>
+          <w:sz w:val="21"/>
+          <w:szCs w:val="21"/>
+        </w:rPr>
+      </w:pPr>
+      <w:r>
+        <w:rPr>
+          <w:rFonts w:ascii="Microsoft YaHei UI" w:eastAsia="Microsoft YaHei UI" w:hAnsi="Microsoft YaHei UI"/>
+          <w:sz w:val="21"/>
+          <w:szCs w:val="21"/>
+        </w:rPr>
+        <w:t>法考真题规则：被执行人下落不明、态度不明、没有表明不反对，直接推定是反对，应当列为共同被告。</w:t>
+      </w:r>
+    </w:p>
+    <w:p>
+      <w:pPr>
+        <w:rPr>
+          <w:rFonts w:ascii="Microsoft YaHei UI" w:eastAsia="Microsoft YaHei UI" w:hAnsi="Microsoft YaHei UI"/>
+          <w:sz w:val="21"/>
+          <w:szCs w:val="21"/>
+        </w:rPr>
+      </w:pPr>
+    </w:p>
+    <w:p>
+      <w:pPr>
+        <w:rPr>
+          <w:rFonts w:ascii="Microsoft YaHei UI" w:eastAsia="Microsoft YaHei UI" w:hAnsi="Microsoft YaHei UI" w:hint="eastAsia"/>
+          <w:sz w:val="21"/>
+          <w:szCs w:val="21"/>
+        </w:rPr>
+      </w:pPr>
+      <w:r>
+        <w:rPr>
+          <w:rFonts w:ascii="Microsoft YaHei UI" w:eastAsia="Microsoft YaHei UI" w:hAnsi="Microsoft YaHei UI"/>
+          <w:sz w:val="21"/>
+          <w:szCs w:val="21"/>
+        </w:rPr>
+        <w:t>被执行人站在原告对立面（</w:t>
+      </w:r>
+      <w:r>
+        <w:rPr>
+          <w:rFonts w:ascii="Microsoft YaHei UI" w:eastAsia="Microsoft YaHei UI" w:hAnsi="Microsoft YaHei UI"/>
+          <w:b/>
+          <w:bCs/>
+          <w:sz w:val="21"/>
+          <w:szCs w:val="21"/>
+        </w:rPr>
+        <w:t>反对原告）就是共同被告</w:t>
+      </w:r>
+      <w:r>
+        <w:rPr>
+          <w:rFonts w:ascii="Microsoft YaHei UI" w:eastAsia="Microsoft YaHei UI" w:hAnsi="Microsoft YaHei UI"/>
+          <w:sz w:val="21"/>
+          <w:szCs w:val="21"/>
+        </w:rPr>
+        <w:t>，</w:t>
+      </w:r>
+      <w:r>
+        <w:rPr>
+          <w:rFonts w:ascii="Microsoft YaHei UI" w:eastAsia="Microsoft YaHei UI" w:hAnsi="Microsoft YaHei UI"/>
+          <w:b/>
+          <w:bCs/>
+          <w:sz w:val="21"/>
+          <w:szCs w:val="21"/>
+        </w:rPr>
+        <w:t>顺从原告或不反对原告就是第三人</w:t>
+      </w:r>
+    </w:p>
+    <w:p>
+      <w:pPr>
+        <w:rPr>
+          <w:rFonts w:ascii="Microsoft YaHei UI" w:eastAsia="Microsoft YaHei UI" w:hAnsi="Microsoft YaHei UI"/>
+          <w:sz w:val="21"/>
+          <w:szCs w:val="21"/>
+        </w:rPr>
+      </w:pPr>
+    </w:p>
+    <w:p>
+      <w:pPr>
+        <w:rPr>
+          <w:rFonts w:ascii="Microsoft YaHei UI" w:eastAsia="Microsoft YaHei UI" w:hAnsi="Microsoft YaHei UI"/>
+          <w:sz w:val="21"/>
+          <w:szCs w:val="21"/>
+        </w:rPr>
+      </w:pPr>
+      <w:r>
+        <w:rPr>
+          <w:rFonts w:ascii="Microsoft YaHei UI" w:eastAsia="Microsoft YaHei UI" w:hAnsi="Microsoft YaHei UI"/>
+          <w:b/>
+          <w:bCs/>
+          <w:sz w:val="21"/>
+          <w:szCs w:val="21"/>
+        </w:rPr>
+        <w:t>所有权保留买卖中</w:t>
+      </w:r>
+      <w:r>
+        <w:rPr>
+          <w:rFonts w:ascii="Microsoft YaHei UI" w:eastAsia="Microsoft YaHei UI" w:hAnsi="Microsoft YaHei UI"/>
+          <w:sz w:val="21"/>
+          <w:szCs w:val="21"/>
+        </w:rPr>
+        <w:t>，标的物所有权在买受人付清价款前仍归出卖人——出卖人被执行/保全的，该标的物属出卖人财产可被扣押；买受人可通过向法院交付（</w:t>
+      </w:r>
+      <w:r>
+        <w:rPr>
+          <w:rFonts w:ascii="Microsoft YaHei UI" w:eastAsia="Microsoft YaHei UI" w:hAnsi="Microsoft YaHei UI"/>
+          <w:b/>
+          <w:bCs/>
+          <w:sz w:val="21"/>
+          <w:szCs w:val="21"/>
+        </w:rPr>
+        <w:t>提存</w:t>
+      </w:r>
+      <w:r>
+        <w:rPr>
+          <w:rFonts w:ascii="Microsoft YaHei UI" w:eastAsia="Microsoft YaHei UI" w:hAnsi="Microsoft YaHei UI"/>
+          <w:sz w:val="21"/>
+          <w:szCs w:val="21"/>
+        </w:rPr>
+        <w:t>）剩余价款取得所有权，从而请求解除扣押</w:t>
+      </w:r>
+    </w:p>
+    <w:p>
+      <w:pPr>
+        <w:rPr>
+          <w:rFonts w:ascii="Microsoft YaHei UI" w:eastAsia="Microsoft YaHei UI" w:hAnsi="Microsoft YaHei UI"/>
+          <w:sz w:val="21"/>
+          <w:szCs w:val="21"/>
+        </w:rPr>
+      </w:pPr>
+    </w:p>
+    <w:p>
+      <w:pPr>
+        <w:rPr>
+          <w:rFonts w:ascii="Microsoft YaHei UI" w:eastAsia="Microsoft YaHei UI" w:hAnsi="Microsoft YaHei UI" w:hint="eastAsia"/>
+          <w:sz w:val="21"/>
+          <w:szCs w:val="21"/>
+        </w:rPr>
+      </w:pPr>
+      <w:r>
+        <w:rPr>
+          <w:rFonts w:ascii="Microsoft YaHei UI" w:eastAsia="Microsoft YaHei UI" w:hAnsi="Microsoft YaHei UI"/>
+          <w:sz w:val="21"/>
+          <w:szCs w:val="21"/>
+        </w:rPr>
+        <w:t>《民诉法解释》第 309 条：案外人提起执行异议之诉的，案外人应当就其对执行标的享有足以排除强制执行的民事权益承担举证证明责任</w:t>
+      </w:r>
+      <w:r>
+        <w:rPr>
+          <w:rFonts w:ascii="Microsoft YaHei UI" w:eastAsia="Microsoft YaHei UI" w:hAnsi="Microsoft YaHei UI" w:hint="eastAsia"/>
+          <w:sz w:val="21"/>
+          <w:szCs w:val="21"/>
+        </w:rPr>
+        <w:t>.</w:t>
+      </w:r>
+    </w:p>
+    <w:p>
+      <w:pPr>
+        <w:rPr>
+          <w:rFonts w:ascii="Microsoft YaHei UI" w:eastAsia="Microsoft YaHei UI" w:hAnsi="Microsoft YaHei UI"/>
+          <w:sz w:val="21"/>
+          <w:szCs w:val="21"/>
+        </w:rPr>
+      </w:pPr>
+    </w:p>
+    <w:p>
+      <w:pPr>
+        <w:rPr>
+          <w:rFonts w:ascii="Microsoft YaHei UI" w:eastAsia="Microsoft YaHei UI" w:hAnsi="Microsoft YaHei UI" w:hint="eastAsia"/>
+          <w:sz w:val="21"/>
+          <w:szCs w:val="21"/>
+        </w:rPr>
+      </w:pPr>
+      <w:r>
+        <w:rPr>
+          <w:rFonts w:ascii="Microsoft YaHei UI" w:eastAsia="Microsoft YaHei UI" w:hAnsi="Microsoft YaHei UI"/>
+          <w:sz w:val="21"/>
+          <w:szCs w:val="21"/>
+        </w:rPr>
+        <w:t>本应参加原审却因不可归责事由未参诉的第三人，可直接提第三人撤销之诉；案外人在执行中标的异议被驳回，且认为原生效裁判本身错误损害权益的，走案外人申请再审，二者程序互斥，不得并行</w:t>
+      </w:r>
+      <w:r>
+        <w:rPr>
+          <w:rFonts w:ascii="Microsoft YaHei UI" w:eastAsia="Microsoft YaHei UI" w:hAnsi="Microsoft YaHei UI" w:hint="eastAsia"/>
+          <w:sz w:val="21"/>
+          <w:szCs w:val="21"/>
+        </w:rPr>
+        <w:t>.</w:t>
+      </w:r>
+    </w:p>
+    <w:p>
+      <w:pPr>
+        <w:rPr>
+          <w:rFonts w:ascii="Microsoft YaHei UI" w:eastAsia="Microsoft YaHei UI" w:hAnsi="Microsoft YaHei UI" w:hint="eastAsia"/>
+          <w:sz w:val="21"/>
+          <w:szCs w:val="21"/>
+        </w:rPr>
+      </w:pPr>
+    </w:p>
+    <w:p>
+      <w:pPr>
+        <w:rPr>
+          <w:rFonts w:eastAsia="Microsoft YaHei UI" w:hint="eastAsia"/>
         </w:rPr>
       </w:pPr>
     </w:p>
@@ -9012,6 +12007,241 @@
     </w:lvl>
   </w:abstractNum>
   <w:abstractNum w:abstractNumId="1" w15:restartNumberingAfterBreak="0">
+    <w:nsid w:val="1F720476"/>
+    <w:multiLevelType w:val="multilevel"/>
+    <w:tmpl w:val="9CC8494E"/>
+    <w:lvl w:ilvl="0">
+      <w:start w:val="1"/>
+      <w:numFmt w:val="bullet"/>
+      <w:lvlText w:val=""/>
+      <w:lvlJc w:val="left"/>
+      <w:pPr>
+        <w:tabs>
+          <w:tab w:val="num" w:pos="720"/>
+        </w:tabs>
+        <w:ind w:left="720" w:hanging="360"/>
+      </w:pPr>
+      <w:rPr>
+        <w:rFonts w:ascii="Symbol" w:hAnsi="Symbol" w:hint="default"/>
+        <w:sz w:val="20"/>
+      </w:rPr>
+    </w:lvl>
+    <w:lvl w:ilvl="1" w:tentative="1">
+      <w:start w:val="1"/>
+      <w:numFmt w:val="bullet"/>
+      <w:lvlText w:val="o"/>
+      <w:lvlJc w:val="left"/>
+      <w:pPr>
+        <w:tabs>
+          <w:tab w:val="num" w:pos="1440"/>
+        </w:tabs>
+        <w:ind w:left="1440" w:hanging="360"/>
+      </w:pPr>
+      <w:rPr>
+        <w:rFonts w:ascii="Courier New" w:hAnsi="Courier New" w:hint="default"/>
+        <w:sz w:val="20"/>
+      </w:rPr>
+    </w:lvl>
+    <w:lvl w:ilvl="2" w:tentative="1">
+      <w:start w:val="1"/>
+      <w:numFmt w:val="bullet"/>
+      <w:lvlText w:val=""/>
+      <w:lvlJc w:val="left"/>
+      <w:pPr>
+        <w:tabs>
+          <w:tab w:val="num" w:pos="2160"/>
+        </w:tabs>
+        <w:ind w:left="2160" w:hanging="360"/>
+      </w:pPr>
+      <w:rPr>
+        <w:rFonts w:ascii="Wingdings" w:hAnsi="Wingdings" w:hint="default"/>
+        <w:sz w:val="20"/>
+      </w:rPr>
+    </w:lvl>
+    <w:lvl w:ilvl="3" w:tentative="1">
+      <w:start w:val="1"/>
+      <w:numFmt w:val="bullet"/>
+      <w:lvlText w:val=""/>
+      <w:lvlJc w:val="left"/>
+      <w:pPr>
+        <w:tabs>
+          <w:tab w:val="num" w:pos="2880"/>
+        </w:tabs>
+        <w:ind w:left="2880" w:hanging="360"/>
+      </w:pPr>
+      <w:rPr>
+        <w:rFonts w:ascii="Wingdings" w:hAnsi="Wingdings" w:hint="default"/>
+        <w:sz w:val="20"/>
+      </w:rPr>
+    </w:lvl>
+    <w:lvl w:ilvl="4" w:tentative="1">
+      <w:start w:val="1"/>
+      <w:numFmt w:val="bullet"/>
+      <w:lvlText w:val=""/>
+      <w:lvlJc w:val="left"/>
+      <w:pPr>
+        <w:tabs>
+          <w:tab w:val="num" w:pos="3600"/>
+        </w:tabs>
+        <w:ind w:left="3600" w:hanging="360"/>
+      </w:pPr>
+      <w:rPr>
+        <w:rFonts w:ascii="Wingdings" w:hAnsi="Wingdings" w:hint="default"/>
+        <w:sz w:val="20"/>
+      </w:rPr>
+    </w:lvl>
+    <w:lvl w:ilvl="5" w:tentative="1">
+      <w:start w:val="1"/>
+      <w:numFmt w:val="bullet"/>
+      <w:lvlText w:val=""/>
+      <w:lvlJc w:val="left"/>
+      <w:pPr>
+        <w:tabs>
+          <w:tab w:val="num" w:pos="4320"/>
+        </w:tabs>
+        <w:ind w:left="4320" w:hanging="360"/>
+      </w:pPr>
+      <w:rPr>
+        <w:rFonts w:ascii="Wingdings" w:hAnsi="Wingdings" w:hint="default"/>
+        <w:sz w:val="20"/>
+      </w:rPr>
+    </w:lvl>
+    <w:lvl w:ilvl="6" w:tentative="1">
+      <w:start w:val="1"/>
+      <w:numFmt w:val="bullet"/>
+      <w:lvlText w:val=""/>
+      <w:lvlJc w:val="left"/>
+      <w:pPr>
+        <w:tabs>
+          <w:tab w:val="num" w:pos="5040"/>
+        </w:tabs>
+        <w:ind w:left="5040" w:hanging="360"/>
+      </w:pPr>
+      <w:rPr>
+        <w:rFonts w:ascii="Wingdings" w:hAnsi="Wingdings" w:hint="default"/>
+        <w:sz w:val="20"/>
+      </w:rPr>
+    </w:lvl>
+    <w:lvl w:ilvl="7" w:tentative="1">
+      <w:start w:val="1"/>
+      <w:numFmt w:val="bullet"/>
+      <w:lvlText w:val=""/>
+      <w:lvlJc w:val="left"/>
+      <w:pPr>
+        <w:tabs>
+          <w:tab w:val="num" w:pos="5760"/>
+        </w:tabs>
+        <w:ind w:left="5760" w:hanging="360"/>
+      </w:pPr>
+      <w:rPr>
+        <w:rFonts w:ascii="Wingdings" w:hAnsi="Wingdings" w:hint="default"/>
+        <w:sz w:val="20"/>
+      </w:rPr>
+    </w:lvl>
+    <w:lvl w:ilvl="8" w:tentative="1">
+      <w:start w:val="1"/>
+      <w:numFmt w:val="bullet"/>
+      <w:lvlText w:val=""/>
+      <w:lvlJc w:val="left"/>
+      <w:pPr>
+        <w:tabs>
+          <w:tab w:val="num" w:pos="6480"/>
+        </w:tabs>
+        <w:ind w:left="6480" w:hanging="360"/>
+      </w:pPr>
+      <w:rPr>
+        <w:rFonts w:ascii="Wingdings" w:hAnsi="Wingdings" w:hint="default"/>
+        <w:sz w:val="20"/>
+      </w:rPr>
+    </w:lvl>
+  </w:abstractNum>
+  <w:abstractNum w:abstractNumId="2" w15:restartNumberingAfterBreak="0">
+    <w:nsid w:val="21543C20"/>
+    <w:multiLevelType w:val="hybridMultilevel"/>
+    <w:tmpl w:val="81982226"/>
+    <w:lvl w:ilvl="0" w:tplc="0409000F">
+      <w:start w:val="1"/>
+      <w:numFmt w:val="decimal"/>
+      <w:lvlText w:val="%1."/>
+      <w:lvlJc w:val="left"/>
+      <w:pPr>
+        <w:ind w:left="720" w:hanging="360"/>
+      </w:pPr>
+    </w:lvl>
+    <w:lvl w:ilvl="1" w:tplc="04090019">
+      <w:start w:val="1"/>
+      <w:numFmt w:val="lowerLetter"/>
+      <w:lvlText w:val="%2."/>
+      <w:lvlJc w:val="left"/>
+      <w:pPr>
+        <w:ind w:left="1440" w:hanging="360"/>
+      </w:pPr>
+    </w:lvl>
+    <w:lvl w:ilvl="2" w:tplc="0409001B" w:tentative="1">
+      <w:start w:val="1"/>
+      <w:numFmt w:val="lowerRoman"/>
+      <w:lvlText w:val="%3."/>
+      <w:lvlJc w:val="right"/>
+      <w:pPr>
+        <w:ind w:left="2160" w:hanging="180"/>
+      </w:pPr>
+    </w:lvl>
+    <w:lvl w:ilvl="3" w:tplc="0409000F" w:tentative="1">
+      <w:start w:val="1"/>
+      <w:numFmt w:val="decimal"/>
+      <w:lvlText w:val="%4."/>
+      <w:lvlJc w:val="left"/>
+      <w:pPr>
+        <w:ind w:left="2880" w:hanging="360"/>
+      </w:pPr>
+    </w:lvl>
+    <w:lvl w:ilvl="4" w:tplc="04090019" w:tentative="1">
+      <w:start w:val="1"/>
+      <w:numFmt w:val="lowerLetter"/>
+      <w:lvlText w:val="%5."/>
+      <w:lvlJc w:val="left"/>
+      <w:pPr>
+        <w:ind w:left="3600" w:hanging="360"/>
+      </w:pPr>
+    </w:lvl>
+    <w:lvl w:ilvl="5" w:tplc="0409001B" w:tentative="1">
+      <w:start w:val="1"/>
+      <w:numFmt w:val="lowerRoman"/>
+      <w:lvlText w:val="%6."/>
+      <w:lvlJc w:val="right"/>
+      <w:pPr>
+        <w:ind w:left="4320" w:hanging="180"/>
+      </w:pPr>
+    </w:lvl>
+    <w:lvl w:ilvl="6" w:tplc="0409000F" w:tentative="1">
+      <w:start w:val="1"/>
+      <w:numFmt w:val="decimal"/>
+      <w:lvlText w:val="%7."/>
+      <w:lvlJc w:val="left"/>
+      <w:pPr>
+        <w:ind w:left="5040" w:hanging="360"/>
+      </w:pPr>
+    </w:lvl>
+    <w:lvl w:ilvl="7" w:tplc="04090019" w:tentative="1">
+      <w:start w:val="1"/>
+      <w:numFmt w:val="lowerLetter"/>
+      <w:lvlText w:val="%8."/>
+      <w:lvlJc w:val="left"/>
+      <w:pPr>
+        <w:ind w:left="5760" w:hanging="360"/>
+      </w:pPr>
+    </w:lvl>
+    <w:lvl w:ilvl="8" w:tplc="0409001B" w:tentative="1">
+      <w:start w:val="1"/>
+      <w:numFmt w:val="lowerRoman"/>
+      <w:lvlText w:val="%9."/>
+      <w:lvlJc w:val="right"/>
+      <w:pPr>
+        <w:ind w:left="6480" w:hanging="180"/>
+      </w:pPr>
+    </w:lvl>
+  </w:abstractNum>
+  <w:abstractNum w:abstractNumId="3" w15:restartNumberingAfterBreak="0">
     <w:nsid w:val="2952778D"/>
     <w:multiLevelType w:val="hybridMultilevel"/>
     <w:tmpl w:val="62F85E7E"/>
@@ -9124,7 +12354,7 @@
       </w:rPr>
     </w:lvl>
   </w:abstractNum>
-  <w:abstractNum w:abstractNumId="2" w15:restartNumberingAfterBreak="0">
+  <w:abstractNum w:abstractNumId="4" w15:restartNumberingAfterBreak="0">
     <w:nsid w:val="2DA845DD"/>
     <w:multiLevelType w:val="hybridMultilevel"/>
     <w:tmpl w:val="96BAC690"/>
@@ -9237,7 +12467,7 @@
       </w:rPr>
     </w:lvl>
   </w:abstractNum>
-  <w:abstractNum w:abstractNumId="3" w15:restartNumberingAfterBreak="0">
+  <w:abstractNum w:abstractNumId="5" w15:restartNumberingAfterBreak="0">
     <w:nsid w:val="406D490E"/>
     <w:multiLevelType w:val="hybridMultilevel"/>
     <w:tmpl w:val="A7923A1C"/>
@@ -9351,7 +12581,7 @@
       </w:rPr>
     </w:lvl>
   </w:abstractNum>
-  <w:abstractNum w:abstractNumId="4" w15:restartNumberingAfterBreak="0">
+  <w:abstractNum w:abstractNumId="6" w15:restartNumberingAfterBreak="0">
     <w:nsid w:val="43D32AD7"/>
     <w:multiLevelType w:val="hybridMultilevel"/>
     <w:tmpl w:val="0E60B448"/>
@@ -9464,7 +12694,7 @@
       </w:rPr>
     </w:lvl>
   </w:abstractNum>
-  <w:abstractNum w:abstractNumId="5" w15:restartNumberingAfterBreak="0">
+  <w:abstractNum w:abstractNumId="7" w15:restartNumberingAfterBreak="0">
     <w:nsid w:val="65B80CE7"/>
     <w:multiLevelType w:val="hybridMultilevel"/>
     <w:tmpl w:val="CE3E9C78"/>
@@ -9577,7 +12807,7 @@
       </w:rPr>
     </w:lvl>
   </w:abstractNum>
-  <w:abstractNum w:abstractNumId="6" w15:restartNumberingAfterBreak="0">
+  <w:abstractNum w:abstractNumId="8" w15:restartNumberingAfterBreak="0">
     <w:nsid w:val="6A237C24"/>
     <w:multiLevelType w:val="hybridMultilevel"/>
     <w:tmpl w:val="D55255C4"/>
@@ -9690,25 +12920,31 @@
     </w:lvl>
   </w:abstractNum>
   <w:num w:numId="1" w16cid:durableId="2126852127">
-    <w:abstractNumId w:val="4"/>
+    <w:abstractNumId w:val="6"/>
   </w:num>
   <w:num w:numId="2" w16cid:durableId="1175462162">
-    <w:abstractNumId w:val="6"/>
+    <w:abstractNumId w:val="8"/>
   </w:num>
   <w:num w:numId="3" w16cid:durableId="2067022924">
-    <w:abstractNumId w:val="5"/>
+    <w:abstractNumId w:val="7"/>
   </w:num>
   <w:num w:numId="4" w16cid:durableId="112411059">
-    <w:abstractNumId w:val="1"/>
+    <w:abstractNumId w:val="3"/>
   </w:num>
   <w:num w:numId="5" w16cid:durableId="2141455197">
-    <w:abstractNumId w:val="2"/>
+    <w:abstractNumId w:val="4"/>
   </w:num>
   <w:num w:numId="6" w16cid:durableId="1067805963">
     <w:abstractNumId w:val="0"/>
   </w:num>
   <w:num w:numId="7" w16cid:durableId="1817454872">
-    <w:abstractNumId w:val="3"/>
+    <w:abstractNumId w:val="5"/>
+  </w:num>
+  <w:num w:numId="8" w16cid:durableId="577860859">
+    <w:abstractNumId w:val="2"/>
+  </w:num>
+  <w:num w:numId="9" w16cid:durableId="1611545208">
+    <w:abstractNumId w:val="1"/>
   </w:num>
 </w:numbering>
 </file>
@@ -10113,7 +13349,7 @@
   <w:style w:type="paragraph" w:default="1" w:styleId="Normal">
     <w:name w:val="Normal"/>
     <w:qFormat/>
-    <w:rsid w:val="00F213D4"/>
+    <w:rsid w:val="00CE4F02"/>
     <w:pPr>
       <w:spacing w:after="0" w:line="240" w:lineRule="auto"/>
     </w:pPr>
@@ -11255,7 +14491,7 @@
 </file>
 
 <file path=customXml/itemProps1.xml><?xml version="1.0" encoding="utf-8"?>
-<ds:datastoreItem xmlns:ds="http://schemas.openxmlformats.org/officeDocument/2006/customXml" ds:itemID="{C4E2CF6B-1007-204B-84AA-16E9FE2697BC}">
+<ds:datastoreItem xmlns:ds="http://schemas.openxmlformats.org/officeDocument/2006/customXml" ds:itemID="{1D98B5D4-9396-854D-9F9E-E0F5D4C847BE}">
   <ds:schemaRefs>
     <ds:schemaRef ds:uri="http://schemas.openxmlformats.org/officeDocument/2006/bibliography"/>
   </ds:schemaRefs>

--- a/葵花宝典.docx
+++ b/葵花宝典.docx
@@ -11329,6 +11329,7 @@
           <w:szCs w:val="21"/>
         </w:rPr>
       </w:pPr>
+      <w:bookmarkStart w:id="7" w:name="OLE_LINK6"/>
       <w:r>
         <w:rPr>
           <w:rFonts w:ascii="Microsoft YaHei UI" w:eastAsia="Microsoft YaHei UI" w:hAnsi="Microsoft YaHei UI" w:hint="eastAsia"/>
@@ -11800,27 +11801,61 @@
     <w:p>
       <w:pPr>
         <w:rPr>
+          <w:rFonts w:ascii="Microsoft YaHei UI" w:eastAsia="Microsoft YaHei UI" w:hAnsi="Microsoft YaHei UI" w:hint="eastAsia"/>
+          <w:sz w:val="21"/>
+          <w:szCs w:val="21"/>
+        </w:rPr>
+      </w:pPr>
+    </w:p>
+    <w:p>
+      <w:pPr>
+        <w:rPr>
+          <w:rFonts w:ascii="Microsoft YaHei UI" w:eastAsia="Microsoft YaHei UI" w:hAnsi="Microsoft YaHei UI" w:hint="eastAsia"/>
+          <w:sz w:val="21"/>
+          <w:szCs w:val="21"/>
+        </w:rPr>
+      </w:pPr>
+      <w:r>
+        <w:rPr>
           <w:rFonts w:ascii="Microsoft YaHei UI" w:eastAsia="Microsoft YaHei UI" w:hAnsi="Microsoft YaHei UI"/>
           <w:sz w:val="21"/>
           <w:szCs w:val="21"/>
         </w:rPr>
-      </w:pPr>
-    </w:p>
-    <w:p>
-      <w:pPr>
-        <w:rPr>
-          <w:rFonts w:ascii="Microsoft YaHei UI" w:eastAsia="Microsoft YaHei UI" w:hAnsi="Microsoft YaHei UI" w:hint="eastAsia"/>
-          <w:sz w:val="21"/>
-          <w:szCs w:val="21"/>
-        </w:rPr>
-      </w:pPr>
-      <w:r>
+        <w:t>《民诉法解释》第 309 条：案外人提起执行异议之诉的，案外人应当就其对执行标的享有足以排除强制执行的民事权益承担举证证明责任</w:t>
+      </w:r>
+      <w:r>
+        <w:rPr>
+          <w:rFonts w:ascii="Microsoft YaHei UI" w:eastAsia="Microsoft YaHei UI" w:hAnsi="Microsoft YaHei UI" w:hint="eastAsia"/>
+          <w:sz w:val="21"/>
+          <w:szCs w:val="21"/>
+        </w:rPr>
+        <w:t>.</w:t>
+      </w:r>
+    </w:p>
+    <w:p>
+      <w:pPr>
         <w:rPr>
           <w:rFonts w:ascii="Microsoft YaHei UI" w:eastAsia="Microsoft YaHei UI" w:hAnsi="Microsoft YaHei UI"/>
           <w:sz w:val="21"/>
           <w:szCs w:val="21"/>
         </w:rPr>
-        <w:t>《民诉法解释》第 309 条：案外人提起执行异议之诉的，案外人应当就其对执行标的享有足以排除强制执行的民事权益承担举证证明责任</w:t>
+      </w:pPr>
+    </w:p>
+    <w:p>
+      <w:pPr>
+        <w:rPr>
+          <w:rFonts w:ascii="Microsoft YaHei UI" w:eastAsia="Microsoft YaHei UI" w:hAnsi="Microsoft YaHei UI" w:hint="eastAsia"/>
+          <w:sz w:val="21"/>
+          <w:szCs w:val="21"/>
+        </w:rPr>
+      </w:pPr>
+      <w:r>
+        <w:rPr>
+          <w:rFonts w:ascii="Microsoft YaHei UI" w:eastAsia="Microsoft YaHei UI" w:hAnsi="Microsoft YaHei UI"/>
+          <w:sz w:val="21"/>
+          <w:szCs w:val="21"/>
+        </w:rPr>
+        <w:t>本应参加原审却因不可归责事由未参诉的第三人，可直接提第三人撤销之诉；案外人在执行中标的异议被驳回，且认为原生效裁判本身错误损害权益的，走案外人申请再审，二者程序互斥，不得并行</w:t>
       </w:r>
       <w:r>
         <w:rPr>
@@ -11831,40 +11866,7 @@
         <w:t>.</w:t>
       </w:r>
     </w:p>
-    <w:p>
-      <w:pPr>
-        <w:rPr>
-          <w:rFonts w:ascii="Microsoft YaHei UI" w:eastAsia="Microsoft YaHei UI" w:hAnsi="Microsoft YaHei UI"/>
-          <w:sz w:val="21"/>
-          <w:szCs w:val="21"/>
-        </w:rPr>
-      </w:pPr>
-    </w:p>
-    <w:p>
-      <w:pPr>
-        <w:rPr>
-          <w:rFonts w:ascii="Microsoft YaHei UI" w:eastAsia="Microsoft YaHei UI" w:hAnsi="Microsoft YaHei UI" w:hint="eastAsia"/>
-          <w:sz w:val="21"/>
-          <w:szCs w:val="21"/>
-        </w:rPr>
-      </w:pPr>
-      <w:r>
-        <w:rPr>
-          <w:rFonts w:ascii="Microsoft YaHei UI" w:eastAsia="Microsoft YaHei UI" w:hAnsi="Microsoft YaHei UI"/>
-          <w:sz w:val="21"/>
-          <w:szCs w:val="21"/>
-        </w:rPr>
-        <w:t>本应参加原审却因不可归责事由未参诉的第三人，可直接提第三人撤销之诉；案外人在执行中标的异议被驳回，且认为原生效裁判本身错误损害权益的，走案外人申请再审，二者程序互斥，不得并行</w:t>
-      </w:r>
-      <w:r>
-        <w:rPr>
-          <w:rFonts w:ascii="Microsoft YaHei UI" w:eastAsia="Microsoft YaHei UI" w:hAnsi="Microsoft YaHei UI" w:hint="eastAsia"/>
-          <w:sz w:val="21"/>
-          <w:szCs w:val="21"/>
-        </w:rPr>
-        <w:t>.</w:t>
-      </w:r>
-    </w:p>
+    <w:bookmarkEnd w:id="7"/>
     <w:p>
       <w:pPr>
         <w:rPr>
@@ -14491,7 +14493,7 @@
 </file>
 
 <file path=customXml/itemProps1.xml><?xml version="1.0" encoding="utf-8"?>
-<ds:datastoreItem xmlns:ds="http://schemas.openxmlformats.org/officeDocument/2006/customXml" ds:itemID="{1D98B5D4-9396-854D-9F9E-E0F5D4C847BE}">
+<ds:datastoreItem xmlns:ds="http://schemas.openxmlformats.org/officeDocument/2006/customXml" ds:itemID="{C8BF9E40-F103-C341-A6CA-C70D5086F95C}">
   <ds:schemaRefs>
     <ds:schemaRef ds:uri="http://schemas.openxmlformats.org/officeDocument/2006/bibliography"/>
   </ds:schemaRefs>
